--- a/docx/v2.docx
+++ b/docx/v2.docx
@@ -3502,7 +3502,7 @@
             </w:rPr>
             <w:fldChar w:fldCharType="separate"/>
           </w:r>
-          <w:hyperlink w:anchor="_Toc233186598" w:history="1">
+          <w:hyperlink w:anchor="_Toc233189583" w:history="1">
             <w:r>
               <w:rPr>
                 <w:rStyle w:val="af0"/>
@@ -3542,7 +3542,7 @@
               <w:rPr>
                 <w:noProof/>
               </w:rPr>
-              <w:instrText>PAGEREF _Toc233186598 \h</w:instrText>
+              <w:instrText>PAGEREF _Toc233189583 \h</w:instrText>
             </w:r>
             <w:r>
               <w:rPr>
@@ -3593,7 +3593,7 @@
               <w14:ligatures w14:val="standardContextual"/>
             </w:rPr>
           </w:pPr>
-          <w:hyperlink w:anchor="_Toc233186599" w:history="1">
+          <w:hyperlink w:anchor="_Toc233189584" w:history="1">
             <w:r>
               <w:rPr>
                 <w:rStyle w:val="af0"/>
@@ -3633,7 +3633,7 @@
               <w:rPr>
                 <w:noProof/>
               </w:rPr>
-              <w:instrText>PAGEREF _Toc233186599 \h</w:instrText>
+              <w:instrText>PAGEREF _Toc233189584 \h</w:instrText>
             </w:r>
             <w:r>
               <w:rPr>
@@ -3684,7 +3684,7 @@
               <w14:ligatures w14:val="standardContextual"/>
             </w:rPr>
           </w:pPr>
-          <w:hyperlink w:anchor="_Toc233186600" w:history="1">
+          <w:hyperlink w:anchor="_Toc233189585" w:history="1">
             <w:r>
               <w:rPr>
                 <w:rStyle w:val="af0"/>
@@ -3724,7 +3724,7 @@
               <w:rPr>
                 <w:noProof/>
               </w:rPr>
-              <w:instrText>PAGEREF _Toc233186600 \h</w:instrText>
+              <w:instrText>PAGEREF _Toc233189585 \h</w:instrText>
             </w:r>
             <w:r>
               <w:rPr>
@@ -3775,7 +3775,7 @@
               <w14:ligatures w14:val="standardContextual"/>
             </w:rPr>
           </w:pPr>
-          <w:hyperlink w:anchor="_Toc233186601" w:history="1">
+          <w:hyperlink w:anchor="_Toc233189586" w:history="1">
             <w:r>
               <w:rPr>
                 <w:rStyle w:val="af0"/>
@@ -3815,7 +3815,7 @@
               <w:rPr>
                 <w:noProof/>
               </w:rPr>
-              <w:instrText>PAGEREF _Toc233186601 \h</w:instrText>
+              <w:instrText>PAGEREF _Toc233189586 \h</w:instrText>
             </w:r>
             <w:r>
               <w:rPr>
@@ -3842,96 +3842,6 @@
                 <w:noProof/>
               </w:rPr>
               <w:t>6</w:t>
-            </w:r>
-            <w:r>
-              <w:rPr>
-                <w:rFonts w:hint="eastAsia"/>
-                <w:noProof/>
-              </w:rPr>
-              <w:fldChar w:fldCharType="end"/>
-            </w:r>
-          </w:hyperlink>
-        </w:p>
-        <w:p>
-          <w:pPr>
-            <w:pStyle w:val="TOC1"/>
-            <w:rPr>
-              <w:rFonts w:asciiTheme="minorHAnsi" w:eastAsiaTheme="minorEastAsia" w:hAnsiTheme="minorHAnsi" w:cstheme="minorBidi" w:hint="eastAsia"/>
-              <w:noProof/>
-              <w:snapToGrid/>
-              <w:kern w:val="2"/>
-              <w:sz w:val="22"/>
-              <w:szCs w:val="24"/>
-              <w14:ligatures w14:val="standardContextual"/>
-            </w:rPr>
-          </w:pPr>
-          <w:hyperlink w:anchor="_Toc233186602" w:history="1">
-            <w:r>
-              <w:rPr>
-                <w:rStyle w:val="af0"/>
-                <w:noProof/>
-              </w:rPr>
-              <w:t xml:space="preserve">2. </w:t>
-            </w:r>
-            <w:r>
-              <w:rPr>
-                <w:rStyle w:val="af0"/>
-                <w:noProof/>
-              </w:rPr>
-              <w:t>相关技术</w:t>
-            </w:r>
-            <w:r>
-              <w:rPr>
-                <w:rFonts w:hint="eastAsia"/>
-                <w:noProof/>
-              </w:rPr>
-              <w:tab/>
-            </w:r>
-            <w:r>
-              <w:rPr>
-                <w:rFonts w:hint="eastAsia"/>
-                <w:noProof/>
-              </w:rPr>
-              <w:fldChar w:fldCharType="begin"/>
-            </w:r>
-            <w:r>
-              <w:rPr>
-                <w:rFonts w:hint="eastAsia"/>
-                <w:noProof/>
-              </w:rPr>
-              <w:instrText xml:space="preserve"> </w:instrText>
-            </w:r>
-            <w:r>
-              <w:rPr>
-                <w:noProof/>
-              </w:rPr>
-              <w:instrText>PAGEREF _Toc233186602 \h</w:instrText>
-            </w:r>
-            <w:r>
-              <w:rPr>
-                <w:rFonts w:hint="eastAsia"/>
-                <w:noProof/>
-              </w:rPr>
-              <w:instrText xml:space="preserve"> </w:instrText>
-            </w:r>
-            <w:r>
-              <w:rPr>
-                <w:rFonts w:hint="eastAsia"/>
-                <w:noProof/>
-              </w:rPr>
-            </w:r>
-            <w:r>
-              <w:rPr>
-                <w:rFonts w:hint="eastAsia"/>
-                <w:noProof/>
-              </w:rPr>
-              <w:fldChar w:fldCharType="separate"/>
-            </w:r>
-            <w:r>
-              <w:rPr>
-                <w:noProof/>
-              </w:rPr>
-              <w:t>8</w:t>
             </w:r>
             <w:r>
               <w:rPr>
@@ -3956,12 +3866,193 @@
               <w14:ligatures w14:val="standardContextual"/>
             </w:rPr>
           </w:pPr>
-          <w:hyperlink w:anchor="_Toc233186603" w:history="1">
+          <w:hyperlink w:anchor="_Toc233189587" w:history="1">
             <w:r>
               <w:rPr>
                 <w:rStyle w:val="af0"/>
                 <w:noProof/>
               </w:rPr>
+              <w:t xml:space="preserve">1.4 </w:t>
+            </w:r>
+            <w:r>
+              <w:rPr>
+                <w:rStyle w:val="af0"/>
+                <w:noProof/>
+              </w:rPr>
+              <w:t>本文结构</w:t>
+            </w:r>
+            <w:r>
+              <w:rPr>
+                <w:rFonts w:hint="eastAsia"/>
+                <w:noProof/>
+              </w:rPr>
+              <w:tab/>
+            </w:r>
+            <w:r>
+              <w:rPr>
+                <w:rFonts w:hint="eastAsia"/>
+                <w:noProof/>
+              </w:rPr>
+              <w:fldChar w:fldCharType="begin"/>
+            </w:r>
+            <w:r>
+              <w:rPr>
+                <w:rFonts w:hint="eastAsia"/>
+                <w:noProof/>
+              </w:rPr>
+              <w:instrText xml:space="preserve"> </w:instrText>
+            </w:r>
+            <w:r>
+              <w:rPr>
+                <w:noProof/>
+              </w:rPr>
+              <w:instrText>PAGEREF _Toc233189587 \h</w:instrText>
+            </w:r>
+            <w:r>
+              <w:rPr>
+                <w:rFonts w:hint="eastAsia"/>
+                <w:noProof/>
+              </w:rPr>
+              <w:instrText xml:space="preserve"> </w:instrText>
+            </w:r>
+            <w:r>
+              <w:rPr>
+                <w:rFonts w:hint="eastAsia"/>
+                <w:noProof/>
+              </w:rPr>
+            </w:r>
+            <w:r>
+              <w:rPr>
+                <w:rFonts w:hint="eastAsia"/>
+                <w:noProof/>
+              </w:rPr>
+              <w:fldChar w:fldCharType="separate"/>
+            </w:r>
+            <w:r>
+              <w:rPr>
+                <w:noProof/>
+              </w:rPr>
+              <w:t>7</w:t>
+            </w:r>
+            <w:r>
+              <w:rPr>
+                <w:rFonts w:hint="eastAsia"/>
+                <w:noProof/>
+              </w:rPr>
+              <w:fldChar w:fldCharType="end"/>
+            </w:r>
+          </w:hyperlink>
+        </w:p>
+        <w:p>
+          <w:pPr>
+            <w:pStyle w:val="TOC1"/>
+            <w:rPr>
+              <w:rFonts w:asciiTheme="minorHAnsi" w:eastAsiaTheme="minorEastAsia" w:hAnsiTheme="minorHAnsi" w:cstheme="minorBidi" w:hint="eastAsia"/>
+              <w:noProof/>
+              <w:snapToGrid/>
+              <w:kern w:val="2"/>
+              <w:sz w:val="22"/>
+              <w:szCs w:val="24"/>
+              <w14:ligatures w14:val="standardContextual"/>
+            </w:rPr>
+          </w:pPr>
+          <w:hyperlink w:anchor="_Toc233189588" w:history="1">
+            <w:r>
+              <w:rPr>
+                <w:rStyle w:val="af0"/>
+                <w:noProof/>
+              </w:rPr>
+              <w:t xml:space="preserve">2. </w:t>
+            </w:r>
+            <w:r>
+              <w:rPr>
+                <w:rStyle w:val="af0"/>
+                <w:noProof/>
+              </w:rPr>
+              <w:t>相关技术</w:t>
+            </w:r>
+            <w:r>
+              <w:rPr>
+                <w:rFonts w:hint="eastAsia"/>
+                <w:noProof/>
+              </w:rPr>
+              <w:tab/>
+            </w:r>
+            <w:r>
+              <w:rPr>
+                <w:rFonts w:hint="eastAsia"/>
+                <w:noProof/>
+              </w:rPr>
+              <w:fldChar w:fldCharType="begin"/>
+            </w:r>
+            <w:r>
+              <w:rPr>
+                <w:rFonts w:hint="eastAsia"/>
+                <w:noProof/>
+              </w:rPr>
+              <w:instrText xml:space="preserve"> </w:instrText>
+            </w:r>
+            <w:r>
+              <w:rPr>
+                <w:noProof/>
+              </w:rPr>
+              <w:instrText>PAGEREF _Toc233189588 \h</w:instrText>
+            </w:r>
+            <w:r>
+              <w:rPr>
+                <w:rFonts w:hint="eastAsia"/>
+                <w:noProof/>
+              </w:rPr>
+              <w:instrText xml:space="preserve"> </w:instrText>
+            </w:r>
+            <w:r>
+              <w:rPr>
+                <w:rFonts w:hint="eastAsia"/>
+                <w:noProof/>
+              </w:rPr>
+            </w:r>
+            <w:r>
+              <w:rPr>
+                <w:rFonts w:hint="eastAsia"/>
+                <w:noProof/>
+              </w:rPr>
+              <w:fldChar w:fldCharType="separate"/>
+            </w:r>
+            <w:r>
+              <w:rPr>
+                <w:noProof/>
+              </w:rPr>
+              <w:t>8</w:t>
+            </w:r>
+            <w:r>
+              <w:rPr>
+                <w:rFonts w:hint="eastAsia"/>
+                <w:noProof/>
+              </w:rPr>
+              <w:fldChar w:fldCharType="end"/>
+            </w:r>
+          </w:hyperlink>
+        </w:p>
+        <w:p>
+          <w:pPr>
+            <w:pStyle w:val="TOC2"/>
+            <w:ind w:left="480"/>
+            <w:rPr>
+              <w:rFonts w:asciiTheme="minorHAnsi" w:eastAsiaTheme="minorEastAsia" w:hAnsiTheme="minorHAnsi" w:cstheme="minorBidi" w:hint="eastAsia"/>
+              <w:noProof/>
+              <w:snapToGrid/>
+              <w:kern w:val="2"/>
+              <w:sz w:val="22"/>
+              <w:szCs w:val="24"/>
+              <w14:ligatures w14:val="standardContextual"/>
+            </w:rPr>
+          </w:pPr>
+          <w:hyperlink w:anchor="_Toc233189589" w:history="1">
+            <w:r>
+              <w:rPr>
+                <w:rStyle w:val="af0"/>
+                <w:noProof/>
+              </w:rPr>
               <w:t xml:space="preserve">2.1 </w:t>
             </w:r>
             <w:r>
@@ -4010,7 +4101,7 @@
               <w:rPr>
                 <w:noProof/>
               </w:rPr>
-              <w:instrText>PAGEREF _Toc233186603 \h</w:instrText>
+              <w:instrText>PAGEREF _Toc233189589 \h</w:instrText>
             </w:r>
             <w:r>
               <w:rPr>
@@ -4061,7 +4152,7 @@
               <w14:ligatures w14:val="standardContextual"/>
             </w:rPr>
           </w:pPr>
-          <w:hyperlink w:anchor="_Toc233186604" w:history="1">
+          <w:hyperlink w:anchor="_Toc233189590" w:history="1">
             <w:r>
               <w:rPr>
                 <w:rStyle w:val="af0"/>
@@ -4101,7 +4192,7 @@
               <w:rPr>
                 <w:noProof/>
               </w:rPr>
-              <w:instrText>PAGEREF _Toc233186604 \h</w:instrText>
+              <w:instrText>PAGEREF _Toc233189590 \h</w:instrText>
             </w:r>
             <w:r>
               <w:rPr>
@@ -4152,7 +4243,7 @@
               <w14:ligatures w14:val="standardContextual"/>
             </w:rPr>
           </w:pPr>
-          <w:hyperlink w:anchor="_Toc233186605" w:history="1">
+          <w:hyperlink w:anchor="_Toc233189591" w:history="1">
             <w:r>
               <w:rPr>
                 <w:rStyle w:val="af0"/>
@@ -4192,7 +4283,7 @@
               <w:rPr>
                 <w:noProof/>
               </w:rPr>
-              <w:instrText>PAGEREF _Toc233186605 \h</w:instrText>
+              <w:instrText>PAGEREF _Toc233189591 \h</w:instrText>
             </w:r>
             <w:r>
               <w:rPr>
@@ -4243,7 +4334,7 @@
               <w14:ligatures w14:val="standardContextual"/>
             </w:rPr>
           </w:pPr>
-          <w:hyperlink w:anchor="_Toc233186606" w:history="1">
+          <w:hyperlink w:anchor="_Toc233189592" w:history="1">
             <w:r>
               <w:rPr>
                 <w:rStyle w:val="af0"/>
@@ -4283,7 +4374,7 @@
               <w:rPr>
                 <w:noProof/>
               </w:rPr>
-              <w:instrText>PAGEREF _Toc233186606 \h</w:instrText>
+              <w:instrText>PAGEREF _Toc233189592 \h</w:instrText>
             </w:r>
             <w:r>
               <w:rPr>
@@ -4334,7 +4425,7 @@
               <w14:ligatures w14:val="standardContextual"/>
             </w:rPr>
           </w:pPr>
-          <w:hyperlink w:anchor="_Toc233186607" w:history="1">
+          <w:hyperlink w:anchor="_Toc233189593" w:history="1">
             <w:r>
               <w:rPr>
                 <w:rStyle w:val="af0"/>
@@ -4374,7 +4465,7 @@
               <w:rPr>
                 <w:noProof/>
               </w:rPr>
-              <w:instrText>PAGEREF _Toc233186607 \h</w:instrText>
+              <w:instrText>PAGEREF _Toc233189593 \h</w:instrText>
             </w:r>
             <w:r>
               <w:rPr>
@@ -4425,7 +4516,7 @@
               <w14:ligatures w14:val="standardContextual"/>
             </w:rPr>
           </w:pPr>
-          <w:hyperlink w:anchor="_Toc233186608" w:history="1">
+          <w:hyperlink w:anchor="_Toc233189594" w:history="1">
             <w:r>
               <w:rPr>
                 <w:rStyle w:val="af0"/>
@@ -4479,7 +4570,7 @@
               <w:rPr>
                 <w:noProof/>
               </w:rPr>
-              <w:instrText>PAGEREF _Toc233186608 \h</w:instrText>
+              <w:instrText>PAGEREF _Toc233189594 \h</w:instrText>
             </w:r>
             <w:r>
               <w:rPr>
@@ -4530,7 +4621,7 @@
               <w14:ligatures w14:val="standardContextual"/>
             </w:rPr>
           </w:pPr>
-          <w:hyperlink w:anchor="_Toc233186609" w:history="1">
+          <w:hyperlink w:anchor="_Toc233189595" w:history="1">
             <w:r>
               <w:rPr>
                 <w:rStyle w:val="af0"/>
@@ -4584,7 +4675,7 @@
               <w:rPr>
                 <w:noProof/>
               </w:rPr>
-              <w:instrText>PAGEREF _Toc233186609 \h</w:instrText>
+              <w:instrText>PAGEREF _Toc233189595 \h</w:instrText>
             </w:r>
             <w:r>
               <w:rPr>
@@ -4635,7 +4726,7 @@
               <w14:ligatures w14:val="standardContextual"/>
             </w:rPr>
           </w:pPr>
-          <w:hyperlink w:anchor="_Toc233186610" w:history="1">
+          <w:hyperlink w:anchor="_Toc233189596" w:history="1">
             <w:r>
               <w:rPr>
                 <w:rStyle w:val="af0"/>
@@ -4675,7 +4766,7 @@
               <w:rPr>
                 <w:noProof/>
               </w:rPr>
-              <w:instrText>PAGEREF _Toc233186610 \h</w:instrText>
+              <w:instrText>PAGEREF _Toc233189596 \h</w:instrText>
             </w:r>
             <w:r>
               <w:rPr>
@@ -4726,7 +4817,7 @@
               <w14:ligatures w14:val="standardContextual"/>
             </w:rPr>
           </w:pPr>
-          <w:hyperlink w:anchor="_Toc233186611" w:history="1">
+          <w:hyperlink w:anchor="_Toc233189597" w:history="1">
             <w:r>
               <w:rPr>
                 <w:rStyle w:val="af0"/>
@@ -4773,7 +4864,7 @@
               <w:rPr>
                 <w:noProof/>
               </w:rPr>
-              <w:instrText>PAGEREF _Toc233186611 \h</w:instrText>
+              <w:instrText>PAGEREF _Toc233189597 \h</w:instrText>
             </w:r>
             <w:r>
               <w:rPr>
@@ -4824,7 +4915,7 @@
               <w14:ligatures w14:val="standardContextual"/>
             </w:rPr>
           </w:pPr>
-          <w:hyperlink w:anchor="_Toc233186612" w:history="1">
+          <w:hyperlink w:anchor="_Toc233189598" w:history="1">
             <w:r>
               <w:rPr>
                 <w:rStyle w:val="af0"/>
@@ -4878,7 +4969,7 @@
               <w:rPr>
                 <w:noProof/>
               </w:rPr>
-              <w:instrText>PAGEREF _Toc233186612 \h</w:instrText>
+              <w:instrText>PAGEREF _Toc233189598 \h</w:instrText>
             </w:r>
             <w:r>
               <w:rPr>
@@ -4929,7 +5020,7 @@
               <w14:ligatures w14:val="standardContextual"/>
             </w:rPr>
           </w:pPr>
-          <w:hyperlink w:anchor="_Toc233186613" w:history="1">
+          <w:hyperlink w:anchor="_Toc233189599" w:history="1">
             <w:r>
               <w:rPr>
                 <w:rStyle w:val="af0"/>
@@ -4969,7 +5060,7 @@
               <w:rPr>
                 <w:noProof/>
               </w:rPr>
-              <w:instrText>PAGEREF _Toc233186613 \h</w:instrText>
+              <w:instrText>PAGEREF _Toc233189599 \h</w:instrText>
             </w:r>
             <w:r>
               <w:rPr>
@@ -5020,7 +5111,7 @@
               <w14:ligatures w14:val="standardContextual"/>
             </w:rPr>
           </w:pPr>
-          <w:hyperlink w:anchor="_Toc233186614" w:history="1">
+          <w:hyperlink w:anchor="_Toc233189600" w:history="1">
             <w:r>
               <w:rPr>
                 <w:rStyle w:val="af0"/>
@@ -5060,7 +5151,7 @@
               <w:rPr>
                 <w:noProof/>
               </w:rPr>
-              <w:instrText>PAGEREF _Toc233186614 \h</w:instrText>
+              <w:instrText>PAGEREF _Toc233189600 \h</w:instrText>
             </w:r>
             <w:r>
               <w:rPr>
@@ -5110,7 +5201,7 @@
               <w14:ligatures w14:val="standardContextual"/>
             </w:rPr>
           </w:pPr>
-          <w:hyperlink w:anchor="_Toc233186615" w:history="1">
+          <w:hyperlink w:anchor="_Toc233189601" w:history="1">
             <w:r>
               <w:rPr>
                 <w:rStyle w:val="af0"/>
@@ -5150,7 +5241,7 @@
               <w:rPr>
                 <w:noProof/>
               </w:rPr>
-              <w:instrText>PAGEREF _Toc233186615 \h</w:instrText>
+              <w:instrText>PAGEREF _Toc233189601 \h</w:instrText>
             </w:r>
             <w:r>
               <w:rPr>
@@ -5201,7 +5292,7 @@
               <w14:ligatures w14:val="standardContextual"/>
             </w:rPr>
           </w:pPr>
-          <w:hyperlink w:anchor="_Toc233186616" w:history="1">
+          <w:hyperlink w:anchor="_Toc233189602" w:history="1">
             <w:r>
               <w:rPr>
                 <w:rStyle w:val="af0"/>
@@ -5241,7 +5332,7 @@
               <w:rPr>
                 <w:noProof/>
               </w:rPr>
-              <w:instrText>PAGEREF _Toc233186616 \h</w:instrText>
+              <w:instrText>PAGEREF _Toc233189602 \h</w:instrText>
             </w:r>
             <w:r>
               <w:rPr>
@@ -5292,7 +5383,7 @@
               <w14:ligatures w14:val="standardContextual"/>
             </w:rPr>
           </w:pPr>
-          <w:hyperlink w:anchor="_Toc233186617" w:history="1">
+          <w:hyperlink w:anchor="_Toc233189603" w:history="1">
             <w:r>
               <w:rPr>
                 <w:rStyle w:val="af0"/>
@@ -5333,7 +5424,7 @@
               <w:rPr>
                 <w:noProof/>
               </w:rPr>
-              <w:instrText>PAGEREF _Toc233186617 \h</w:instrText>
+              <w:instrText>PAGEREF _Toc233189603 \h</w:instrText>
             </w:r>
             <w:r>
               <w:rPr>
@@ -5384,7 +5475,7 @@
               <w14:ligatures w14:val="standardContextual"/>
             </w:rPr>
           </w:pPr>
-          <w:hyperlink w:anchor="_Toc233186618" w:history="1">
+          <w:hyperlink w:anchor="_Toc233189604" w:history="1">
             <w:r>
               <w:rPr>
                 <w:rStyle w:val="af0"/>
@@ -5424,7 +5515,7 @@
               <w:rPr>
                 <w:noProof/>
               </w:rPr>
-              <w:instrText>PAGEREF _Toc233186618 \h</w:instrText>
+              <w:instrText>PAGEREF _Toc233189604 \h</w:instrText>
             </w:r>
             <w:r>
               <w:rPr>
@@ -5475,7 +5566,7 @@
               <w14:ligatures w14:val="standardContextual"/>
             </w:rPr>
           </w:pPr>
-          <w:hyperlink w:anchor="_Toc233186619" w:history="1">
+          <w:hyperlink w:anchor="_Toc233189605" w:history="1">
             <w:r>
               <w:rPr>
                 <w:rStyle w:val="af0"/>
@@ -5515,7 +5606,7 @@
               <w:rPr>
                 <w:noProof/>
               </w:rPr>
-              <w:instrText>PAGEREF _Toc233186619 \h</w:instrText>
+              <w:instrText>PAGEREF _Toc233189605 \h</w:instrText>
             </w:r>
             <w:r>
               <w:rPr>
@@ -5566,7 +5657,7 @@
               <w14:ligatures w14:val="standardContextual"/>
             </w:rPr>
           </w:pPr>
-          <w:hyperlink w:anchor="_Toc233186620" w:history="1">
+          <w:hyperlink w:anchor="_Toc233189606" w:history="1">
             <w:r>
               <w:rPr>
                 <w:rStyle w:val="af0"/>
@@ -5606,7 +5697,7 @@
               <w:rPr>
                 <w:noProof/>
               </w:rPr>
-              <w:instrText>PAGEREF _Toc233186620 \h</w:instrText>
+              <w:instrText>PAGEREF _Toc233189606 \h</w:instrText>
             </w:r>
             <w:r>
               <w:rPr>
@@ -5657,7 +5748,7 @@
               <w14:ligatures w14:val="standardContextual"/>
             </w:rPr>
           </w:pPr>
-          <w:hyperlink w:anchor="_Toc233186621" w:history="1">
+          <w:hyperlink w:anchor="_Toc233189607" w:history="1">
             <w:r>
               <w:rPr>
                 <w:rStyle w:val="af0"/>
@@ -5697,7 +5788,7 @@
               <w:rPr>
                 <w:noProof/>
               </w:rPr>
-              <w:instrText>PAGEREF _Toc233186621 \h</w:instrText>
+              <w:instrText>PAGEREF _Toc233189607 \h</w:instrText>
             </w:r>
             <w:r>
               <w:rPr>
@@ -5748,7 +5839,7 @@
               <w14:ligatures w14:val="standardContextual"/>
             </w:rPr>
           </w:pPr>
-          <w:hyperlink w:anchor="_Toc233186622" w:history="1">
+          <w:hyperlink w:anchor="_Toc233189608" w:history="1">
             <w:r>
               <w:rPr>
                 <w:rStyle w:val="af0"/>
@@ -5788,7 +5879,7 @@
               <w:rPr>
                 <w:noProof/>
               </w:rPr>
-              <w:instrText>PAGEREF _Toc233186622 \h</w:instrText>
+              <w:instrText>PAGEREF _Toc233189608 \h</w:instrText>
             </w:r>
             <w:r>
               <w:rPr>
@@ -5839,7 +5930,7 @@
               <w14:ligatures w14:val="standardContextual"/>
             </w:rPr>
           </w:pPr>
-          <w:hyperlink w:anchor="_Toc233186623" w:history="1">
+          <w:hyperlink w:anchor="_Toc233189609" w:history="1">
             <w:r>
               <w:rPr>
                 <w:rStyle w:val="af0"/>
@@ -5879,7 +5970,7 @@
               <w:rPr>
                 <w:noProof/>
               </w:rPr>
-              <w:instrText>PAGEREF _Toc233186623 \h</w:instrText>
+              <w:instrText>PAGEREF _Toc233189609 \h</w:instrText>
             </w:r>
             <w:r>
               <w:rPr>
@@ -5930,7 +6021,7 @@
               <w14:ligatures w14:val="standardContextual"/>
             </w:rPr>
           </w:pPr>
-          <w:hyperlink w:anchor="_Toc233186624" w:history="1">
+          <w:hyperlink w:anchor="_Toc233189610" w:history="1">
             <w:r>
               <w:rPr>
                 <w:rStyle w:val="af0"/>
@@ -5970,7 +6061,7 @@
               <w:rPr>
                 <w:noProof/>
               </w:rPr>
-              <w:instrText>PAGEREF _Toc233186624 \h</w:instrText>
+              <w:instrText>PAGEREF _Toc233189610 \h</w:instrText>
             </w:r>
             <w:r>
               <w:rPr>
@@ -5997,6 +6088,97 @@
                 <w:noProof/>
               </w:rPr>
               <w:t>21</w:t>
+            </w:r>
+            <w:r>
+              <w:rPr>
+                <w:rFonts w:hint="eastAsia"/>
+                <w:noProof/>
+              </w:rPr>
+              <w:fldChar w:fldCharType="end"/>
+            </w:r>
+          </w:hyperlink>
+        </w:p>
+        <w:p>
+          <w:pPr>
+            <w:pStyle w:val="TOC2"/>
+            <w:ind w:left="480"/>
+            <w:rPr>
+              <w:rFonts w:asciiTheme="minorHAnsi" w:eastAsiaTheme="minorEastAsia" w:hAnsiTheme="minorHAnsi" w:cstheme="minorBidi" w:hint="eastAsia"/>
+              <w:noProof/>
+              <w:snapToGrid/>
+              <w:kern w:val="2"/>
+              <w:sz w:val="22"/>
+              <w:szCs w:val="24"/>
+              <w14:ligatures w14:val="standardContextual"/>
+            </w:rPr>
+          </w:pPr>
+          <w:hyperlink w:anchor="_Toc233189611" w:history="1">
+            <w:r>
+              <w:rPr>
+                <w:rStyle w:val="af0"/>
+                <w:noProof/>
+              </w:rPr>
+              <w:t>3.3</w:t>
+            </w:r>
+            <w:r>
+              <w:rPr>
+                <w:rStyle w:val="af0"/>
+                <w:noProof/>
+              </w:rPr>
+              <w:t>系统功能模块分析</w:t>
+            </w:r>
+            <w:r>
+              <w:rPr>
+                <w:rFonts w:hint="eastAsia"/>
+                <w:noProof/>
+              </w:rPr>
+              <w:tab/>
+            </w:r>
+            <w:r>
+              <w:rPr>
+                <w:rFonts w:hint="eastAsia"/>
+                <w:noProof/>
+              </w:rPr>
+              <w:fldChar w:fldCharType="begin"/>
+            </w:r>
+            <w:r>
+              <w:rPr>
+                <w:rFonts w:hint="eastAsia"/>
+                <w:noProof/>
+              </w:rPr>
+              <w:instrText xml:space="preserve"> </w:instrText>
+            </w:r>
+            <w:r>
+              <w:rPr>
+                <w:noProof/>
+              </w:rPr>
+              <w:instrText>PAGEREF _Toc233189611 \h</w:instrText>
+            </w:r>
+            <w:r>
+              <w:rPr>
+                <w:rFonts w:hint="eastAsia"/>
+                <w:noProof/>
+              </w:rPr>
+              <w:instrText xml:space="preserve"> </w:instrText>
+            </w:r>
+            <w:r>
+              <w:rPr>
+                <w:rFonts w:hint="eastAsia"/>
+                <w:noProof/>
+              </w:rPr>
+            </w:r>
+            <w:r>
+              <w:rPr>
+                <w:rFonts w:hint="eastAsia"/>
+                <w:noProof/>
+              </w:rPr>
+              <w:fldChar w:fldCharType="separate"/>
+            </w:r>
+            <w:r>
+              <w:rPr>
+                <w:noProof/>
+              </w:rPr>
+              <w:t>22</w:t>
             </w:r>
             <w:r>
               <w:rPr>
@@ -6021,20 +6203,28 @@
               <w14:ligatures w14:val="standardContextual"/>
             </w:rPr>
           </w:pPr>
-          <w:hyperlink w:anchor="_Toc233186625" w:history="1">
+          <w:hyperlink w:anchor="_Toc233189612" w:history="1">
             <w:r>
               <w:rPr>
                 <w:rStyle w:val="af0"/>
                 <w:noProof/>
               </w:rPr>
-              <w:t xml:space="preserve">3.3.2 </w:t>
+              <w:t>3.3.1</w:t>
             </w:r>
             <w:r>
               <w:rPr>
                 <w:rStyle w:val="af0"/>
-                <w:noProof/>
-              </w:rPr>
-              <w:t>接收端功能模块</w:t>
+                <w:rFonts w:ascii="Calibri" w:hAnsi="Calibri" w:cs="Calibri"/>
+                <w:noProof/>
+              </w:rPr>
+              <w:t xml:space="preserve"> </w:t>
+            </w:r>
+            <w:r>
+              <w:rPr>
+                <w:rStyle w:val="af0"/>
+                <w:noProof/>
+              </w:rPr>
+              <w:t>发送端功能模块</w:t>
             </w:r>
             <w:r>
               <w:rPr>
@@ -6061,7 +6251,7 @@
               <w:rPr>
                 <w:noProof/>
               </w:rPr>
-              <w:instrText>PAGEREF _Toc233186625 \h</w:instrText>
+              <w:instrText>PAGEREF _Toc233189612 \h</w:instrText>
             </w:r>
             <w:r>
               <w:rPr>
@@ -6112,20 +6302,20 @@
               <w14:ligatures w14:val="standardContextual"/>
             </w:rPr>
           </w:pPr>
-          <w:hyperlink w:anchor="_Toc233186626" w:history="1">
+          <w:hyperlink w:anchor="_Toc233189613" w:history="1">
             <w:r>
               <w:rPr>
                 <w:rStyle w:val="af0"/>
                 <w:noProof/>
               </w:rPr>
-              <w:t xml:space="preserve">3.3.3 </w:t>
+              <w:t xml:space="preserve">3.3.2 </w:t>
             </w:r>
             <w:r>
               <w:rPr>
                 <w:rStyle w:val="af0"/>
                 <w:noProof/>
               </w:rPr>
-              <w:t>协议报文与数据管理模块</w:t>
+              <w:t>接收端功能模块</w:t>
             </w:r>
             <w:r>
               <w:rPr>
@@ -6152,7 +6342,7 @@
               <w:rPr>
                 <w:noProof/>
               </w:rPr>
-              <w:instrText>PAGEREF _Toc233186626 \h</w:instrText>
+              <w:instrText>PAGEREF _Toc233189613 \h</w:instrText>
             </w:r>
             <w:r>
               <w:rPr>
@@ -6178,7 +6368,7 @@
               <w:rPr>
                 <w:noProof/>
               </w:rPr>
-              <w:t>23</w:t>
+              <w:t>22</w:t>
             </w:r>
             <w:r>
               <w:rPr>
@@ -6203,20 +6393,20 @@
               <w14:ligatures w14:val="standardContextual"/>
             </w:rPr>
           </w:pPr>
-          <w:hyperlink w:anchor="_Toc233186627" w:history="1">
+          <w:hyperlink w:anchor="_Toc233189614" w:history="1">
             <w:r>
               <w:rPr>
                 <w:rStyle w:val="af0"/>
                 <w:noProof/>
               </w:rPr>
-              <w:t xml:space="preserve">3.3.4 </w:t>
+              <w:t xml:space="preserve">3.3.3 </w:t>
             </w:r>
             <w:r>
               <w:rPr>
                 <w:rStyle w:val="af0"/>
                 <w:noProof/>
               </w:rPr>
-              <w:t>图形界面与演示模块</w:t>
+              <w:t>协议报文与数据管理模块</w:t>
             </w:r>
             <w:r>
               <w:rPr>
@@ -6243,7 +6433,7 @@
               <w:rPr>
                 <w:noProof/>
               </w:rPr>
-              <w:instrText>PAGEREF _Toc233186627 \h</w:instrText>
+              <w:instrText>PAGEREF _Toc233189614 \h</w:instrText>
             </w:r>
             <w:r>
               <w:rPr>
@@ -6294,28 +6484,20 @@
               <w14:ligatures w14:val="standardContextual"/>
             </w:rPr>
           </w:pPr>
-          <w:hyperlink w:anchor="_Toc233186628" w:history="1">
+          <w:hyperlink w:anchor="_Toc233189615" w:history="1">
             <w:r>
               <w:rPr>
                 <w:rStyle w:val="af0"/>
                 <w:noProof/>
               </w:rPr>
-              <w:t>3.3.5</w:t>
+              <w:t xml:space="preserve">3.3.4 </w:t>
             </w:r>
             <w:r>
               <w:rPr>
                 <w:rStyle w:val="af0"/>
-                <w:rFonts w:ascii="Calibri" w:hAnsi="Calibri" w:cs="Calibri"/>
-                <w:noProof/>
-              </w:rPr>
-              <w:t xml:space="preserve"> </w:t>
-            </w:r>
-            <w:r>
-              <w:rPr>
-                <w:rStyle w:val="af0"/>
-                <w:noProof/>
-              </w:rPr>
-              <w:t>攻击模拟与验证模块</w:t>
+                <w:noProof/>
+              </w:rPr>
+              <w:t>图形界面与演示模块</w:t>
             </w:r>
             <w:r>
               <w:rPr>
@@ -6342,7 +6524,7 @@
               <w:rPr>
                 <w:noProof/>
               </w:rPr>
-              <w:instrText>PAGEREF _Toc233186628 \h</w:instrText>
+              <w:instrText>PAGEREF _Toc233189615 \h</w:instrText>
             </w:r>
             <w:r>
               <w:rPr>
@@ -6393,12 +6575,111 @@
               <w14:ligatures w14:val="standardContextual"/>
             </w:rPr>
           </w:pPr>
-          <w:hyperlink w:anchor="_Toc233186629" w:history="1">
+          <w:hyperlink w:anchor="_Toc233189616" w:history="1">
             <w:r>
               <w:rPr>
                 <w:rStyle w:val="af0"/>
                 <w:noProof/>
               </w:rPr>
+              <w:t>3.3.5</w:t>
+            </w:r>
+            <w:r>
+              <w:rPr>
+                <w:rStyle w:val="af0"/>
+                <w:rFonts w:ascii="Calibri" w:hAnsi="Calibri" w:cs="Calibri"/>
+                <w:noProof/>
+              </w:rPr>
+              <w:t xml:space="preserve"> </w:t>
+            </w:r>
+            <w:r>
+              <w:rPr>
+                <w:rStyle w:val="af0"/>
+                <w:noProof/>
+              </w:rPr>
+              <w:t>攻击模拟与验证模块</w:t>
+            </w:r>
+            <w:r>
+              <w:rPr>
+                <w:rFonts w:hint="eastAsia"/>
+                <w:noProof/>
+              </w:rPr>
+              <w:tab/>
+            </w:r>
+            <w:r>
+              <w:rPr>
+                <w:rFonts w:hint="eastAsia"/>
+                <w:noProof/>
+              </w:rPr>
+              <w:fldChar w:fldCharType="begin"/>
+            </w:r>
+            <w:r>
+              <w:rPr>
+                <w:rFonts w:hint="eastAsia"/>
+                <w:noProof/>
+              </w:rPr>
+              <w:instrText xml:space="preserve"> </w:instrText>
+            </w:r>
+            <w:r>
+              <w:rPr>
+                <w:noProof/>
+              </w:rPr>
+              <w:instrText>PAGEREF _Toc233189616 \h</w:instrText>
+            </w:r>
+            <w:r>
+              <w:rPr>
+                <w:rFonts w:hint="eastAsia"/>
+                <w:noProof/>
+              </w:rPr>
+              <w:instrText xml:space="preserve"> </w:instrText>
+            </w:r>
+            <w:r>
+              <w:rPr>
+                <w:rFonts w:hint="eastAsia"/>
+                <w:noProof/>
+              </w:rPr>
+            </w:r>
+            <w:r>
+              <w:rPr>
+                <w:rFonts w:hint="eastAsia"/>
+                <w:noProof/>
+              </w:rPr>
+              <w:fldChar w:fldCharType="separate"/>
+            </w:r>
+            <w:r>
+              <w:rPr>
+                <w:noProof/>
+              </w:rPr>
+              <w:t>23</w:t>
+            </w:r>
+            <w:r>
+              <w:rPr>
+                <w:rFonts w:hint="eastAsia"/>
+                <w:noProof/>
+              </w:rPr>
+              <w:fldChar w:fldCharType="end"/>
+            </w:r>
+          </w:hyperlink>
+        </w:p>
+        <w:p>
+          <w:pPr>
+            <w:pStyle w:val="TOC3"/>
+            <w:ind w:left="960"/>
+            <w:rPr>
+              <w:rFonts w:asciiTheme="minorHAnsi" w:eastAsiaTheme="minorEastAsia" w:hAnsiTheme="minorHAnsi" w:cstheme="minorBidi" w:hint="eastAsia"/>
+              <w:noProof/>
+              <w:snapToGrid/>
+              <w:kern w:val="2"/>
+              <w:sz w:val="22"/>
+              <w:szCs w:val="24"/>
+              <w14:ligatures w14:val="standardContextual"/>
+            </w:rPr>
+          </w:pPr>
+          <w:hyperlink w:anchor="_Toc233189617" w:history="1">
+            <w:r>
+              <w:rPr>
+                <w:rStyle w:val="af0"/>
+                <w:noProof/>
+              </w:rPr>
               <w:t xml:space="preserve">3.3.6 </w:t>
             </w:r>
             <w:r>
@@ -6433,7 +6714,7 @@
               <w:rPr>
                 <w:noProof/>
               </w:rPr>
-              <w:instrText>PAGEREF _Toc233186629 \h</w:instrText>
+              <w:instrText>PAGEREF _Toc233189617 \h</w:instrText>
             </w:r>
             <w:r>
               <w:rPr>
@@ -6483,7 +6764,7 @@
               <w14:ligatures w14:val="standardContextual"/>
             </w:rPr>
           </w:pPr>
-          <w:hyperlink w:anchor="_Toc233186630" w:history="1">
+          <w:hyperlink w:anchor="_Toc233189618" w:history="1">
             <w:r>
               <w:rPr>
                 <w:rStyle w:val="af0"/>
@@ -6523,7 +6804,7 @@
               <w:rPr>
                 <w:noProof/>
               </w:rPr>
-              <w:instrText>PAGEREF _Toc233186630 \h</w:instrText>
+              <w:instrText>PAGEREF _Toc233189618 \h</w:instrText>
             </w:r>
             <w:r>
               <w:rPr>
@@ -6574,7 +6855,7 @@
               <w14:ligatures w14:val="standardContextual"/>
             </w:rPr>
           </w:pPr>
-          <w:hyperlink w:anchor="_Toc233186631" w:history="1">
+          <w:hyperlink w:anchor="_Toc233189619" w:history="1">
             <w:r>
               <w:rPr>
                 <w:rStyle w:val="af0"/>
@@ -6614,7 +6895,7 @@
               <w:rPr>
                 <w:noProof/>
               </w:rPr>
-              <w:instrText>PAGEREF _Toc233186631 \h</w:instrText>
+              <w:instrText>PAGEREF _Toc233189619 \h</w:instrText>
             </w:r>
             <w:r>
               <w:rPr>
@@ -6665,7 +6946,7 @@
               <w14:ligatures w14:val="standardContextual"/>
             </w:rPr>
           </w:pPr>
-          <w:hyperlink w:anchor="_Toc233186632" w:history="1">
+          <w:hyperlink w:anchor="_Toc233189620" w:history="1">
             <w:r>
               <w:rPr>
                 <w:rStyle w:val="af0"/>
@@ -6705,7 +6986,7 @@
               <w:rPr>
                 <w:noProof/>
               </w:rPr>
-              <w:instrText>PAGEREF _Toc233186632 \h</w:instrText>
+              <w:instrText>PAGEREF _Toc233189620 \h</w:instrText>
             </w:r>
             <w:r>
               <w:rPr>
@@ -6756,7 +7037,7 @@
               <w14:ligatures w14:val="standardContextual"/>
             </w:rPr>
           </w:pPr>
-          <w:hyperlink w:anchor="_Toc233186633" w:history="1">
+          <w:hyperlink w:anchor="_Toc233189621" w:history="1">
             <w:r>
               <w:rPr>
                 <w:rStyle w:val="af0"/>
@@ -6796,7 +7077,7 @@
               <w:rPr>
                 <w:noProof/>
               </w:rPr>
-              <w:instrText>PAGEREF _Toc233186633 \h</w:instrText>
+              <w:instrText>PAGEREF _Toc233189621 \h</w:instrText>
             </w:r>
             <w:r>
               <w:rPr>
@@ -6847,7 +7128,7 @@
               <w14:ligatures w14:val="standardContextual"/>
             </w:rPr>
           </w:pPr>
-          <w:hyperlink w:anchor="_Toc233186634" w:history="1">
+          <w:hyperlink w:anchor="_Toc233189622" w:history="1">
             <w:r>
               <w:rPr>
                 <w:rStyle w:val="af0"/>
@@ -6887,7 +7168,7 @@
               <w:rPr>
                 <w:noProof/>
               </w:rPr>
-              <w:instrText>PAGEREF _Toc233186634 \h</w:instrText>
+              <w:instrText>PAGEREF _Toc233189622 \h</w:instrText>
             </w:r>
             <w:r>
               <w:rPr>
@@ -6938,7 +7219,7 @@
               <w14:ligatures w14:val="standardContextual"/>
             </w:rPr>
           </w:pPr>
-          <w:hyperlink w:anchor="_Toc233186635" w:history="1">
+          <w:hyperlink w:anchor="_Toc233189623" w:history="1">
             <w:r>
               <w:rPr>
                 <w:rStyle w:val="af0"/>
@@ -6978,7 +7259,7 @@
               <w:rPr>
                 <w:noProof/>
               </w:rPr>
-              <w:instrText>PAGEREF _Toc233186635 \h</w:instrText>
+              <w:instrText>PAGEREF _Toc233189623 \h</w:instrText>
             </w:r>
             <w:r>
               <w:rPr>
@@ -7029,7 +7310,7 @@
               <w14:ligatures w14:val="standardContextual"/>
             </w:rPr>
           </w:pPr>
-          <w:hyperlink w:anchor="_Toc233186636" w:history="1">
+          <w:hyperlink w:anchor="_Toc233189624" w:history="1">
             <w:r>
               <w:rPr>
                 <w:rStyle w:val="af0"/>
@@ -7069,7 +7350,7 @@
               <w:rPr>
                 <w:noProof/>
               </w:rPr>
-              <w:instrText>PAGEREF _Toc233186636 \h</w:instrText>
+              <w:instrText>PAGEREF _Toc233189624 \h</w:instrText>
             </w:r>
             <w:r>
               <w:rPr>
@@ -7120,7 +7401,7 @@
               <w14:ligatures w14:val="standardContextual"/>
             </w:rPr>
           </w:pPr>
-          <w:hyperlink w:anchor="_Toc233186637" w:history="1">
+          <w:hyperlink w:anchor="_Toc233189625" w:history="1">
             <w:r>
               <w:rPr>
                 <w:rStyle w:val="af0"/>
@@ -7160,7 +7441,7 @@
               <w:rPr>
                 <w:noProof/>
               </w:rPr>
-              <w:instrText>PAGEREF _Toc233186637 \h</w:instrText>
+              <w:instrText>PAGEREF _Toc233189625 \h</w:instrText>
             </w:r>
             <w:r>
               <w:rPr>
@@ -7211,7 +7492,7 @@
               <w14:ligatures w14:val="standardContextual"/>
             </w:rPr>
           </w:pPr>
-          <w:hyperlink w:anchor="_Toc233186638" w:history="1">
+          <w:hyperlink w:anchor="_Toc233189626" w:history="1">
             <w:r>
               <w:rPr>
                 <w:rStyle w:val="af0"/>
@@ -7251,7 +7532,7 @@
               <w:rPr>
                 <w:noProof/>
               </w:rPr>
-              <w:instrText>PAGEREF _Toc233186638 \h</w:instrText>
+              <w:instrText>PAGEREF _Toc233189626 \h</w:instrText>
             </w:r>
             <w:r>
               <w:rPr>
@@ -7302,7 +7583,7 @@
               <w14:ligatures w14:val="standardContextual"/>
             </w:rPr>
           </w:pPr>
-          <w:hyperlink w:anchor="_Toc233186639" w:history="1">
+          <w:hyperlink w:anchor="_Toc233189627" w:history="1">
             <w:r>
               <w:rPr>
                 <w:rStyle w:val="af0"/>
@@ -7342,7 +7623,7 @@
               <w:rPr>
                 <w:noProof/>
               </w:rPr>
-              <w:instrText>PAGEREF _Toc233186639 \h</w:instrText>
+              <w:instrText>PAGEREF _Toc233189627 \h</w:instrText>
             </w:r>
             <w:r>
               <w:rPr>
@@ -7393,7 +7674,7 @@
               <w14:ligatures w14:val="standardContextual"/>
             </w:rPr>
           </w:pPr>
-          <w:hyperlink w:anchor="_Toc233186640" w:history="1">
+          <w:hyperlink w:anchor="_Toc233189628" w:history="1">
             <w:r>
               <w:rPr>
                 <w:rStyle w:val="af0"/>
@@ -7433,7 +7714,7 @@
               <w:rPr>
                 <w:noProof/>
               </w:rPr>
-              <w:instrText>PAGEREF _Toc233186640 \h</w:instrText>
+              <w:instrText>PAGEREF _Toc233189628 \h</w:instrText>
             </w:r>
             <w:r>
               <w:rPr>
@@ -7484,7 +7765,7 @@
               <w14:ligatures w14:val="standardContextual"/>
             </w:rPr>
           </w:pPr>
-          <w:hyperlink w:anchor="_Toc233186641" w:history="1">
+          <w:hyperlink w:anchor="_Toc233189629" w:history="1">
             <w:r>
               <w:rPr>
                 <w:rStyle w:val="af0"/>
@@ -7524,7 +7805,7 @@
               <w:rPr>
                 <w:noProof/>
               </w:rPr>
-              <w:instrText>PAGEREF _Toc233186641 \h</w:instrText>
+              <w:instrText>PAGEREF _Toc233189629 \h</w:instrText>
             </w:r>
             <w:r>
               <w:rPr>
@@ -7575,7 +7856,7 @@
               <w14:ligatures w14:val="standardContextual"/>
             </w:rPr>
           </w:pPr>
-          <w:hyperlink w:anchor="_Toc233186642" w:history="1">
+          <w:hyperlink w:anchor="_Toc233189630" w:history="1">
             <w:r>
               <w:rPr>
                 <w:rStyle w:val="af0"/>
@@ -7615,7 +7896,7 @@
               <w:rPr>
                 <w:noProof/>
               </w:rPr>
-              <w:instrText>PAGEREF _Toc233186642 \h</w:instrText>
+              <w:instrText>PAGEREF _Toc233189630 \h</w:instrText>
             </w:r>
             <w:r>
               <w:rPr>
@@ -7666,7 +7947,7 @@
               <w14:ligatures w14:val="standardContextual"/>
             </w:rPr>
           </w:pPr>
-          <w:hyperlink w:anchor="_Toc233186643" w:history="1">
+          <w:hyperlink w:anchor="_Toc233189631" w:history="1">
             <w:r>
               <w:rPr>
                 <w:rStyle w:val="af0"/>
@@ -7706,7 +7987,7 @@
               <w:rPr>
                 <w:noProof/>
               </w:rPr>
-              <w:instrText>PAGEREF _Toc233186643 \h</w:instrText>
+              <w:instrText>PAGEREF _Toc233189631 \h</w:instrText>
             </w:r>
             <w:r>
               <w:rPr>
@@ -7757,7 +8038,7 @@
               <w14:ligatures w14:val="standardContextual"/>
             </w:rPr>
           </w:pPr>
-          <w:hyperlink w:anchor="_Toc233186644" w:history="1">
+          <w:hyperlink w:anchor="_Toc233189632" w:history="1">
             <w:r>
               <w:rPr>
                 <w:rStyle w:val="af0"/>
@@ -7797,7 +8078,7 @@
               <w:rPr>
                 <w:noProof/>
               </w:rPr>
-              <w:instrText>PAGEREF _Toc233186644 \h</w:instrText>
+              <w:instrText>PAGEREF _Toc233189632 \h</w:instrText>
             </w:r>
             <w:r>
               <w:rPr>
@@ -7848,7 +8129,7 @@
               <w14:ligatures w14:val="standardContextual"/>
             </w:rPr>
           </w:pPr>
-          <w:hyperlink w:anchor="_Toc233186645" w:history="1">
+          <w:hyperlink w:anchor="_Toc233189633" w:history="1">
             <w:r>
               <w:rPr>
                 <w:rStyle w:val="af0"/>
@@ -7888,7 +8169,7 @@
               <w:rPr>
                 <w:noProof/>
               </w:rPr>
-              <w:instrText>PAGEREF _Toc233186645 \h</w:instrText>
+              <w:instrText>PAGEREF _Toc233189633 \h</w:instrText>
             </w:r>
             <w:r>
               <w:rPr>
@@ -7939,7 +8220,7 @@
               <w14:ligatures w14:val="standardContextual"/>
             </w:rPr>
           </w:pPr>
-          <w:hyperlink w:anchor="_Toc233186646" w:history="1">
+          <w:hyperlink w:anchor="_Toc233189634" w:history="1">
             <w:r>
               <w:rPr>
                 <w:rStyle w:val="af0"/>
@@ -7993,7 +8274,7 @@
               <w:rPr>
                 <w:noProof/>
               </w:rPr>
-              <w:instrText>PAGEREF _Toc233186646 \h</w:instrText>
+              <w:instrText>PAGEREF _Toc233189634 \h</w:instrText>
             </w:r>
             <w:r>
               <w:rPr>
@@ -8044,7 +8325,7 @@
               <w14:ligatures w14:val="standardContextual"/>
             </w:rPr>
           </w:pPr>
-          <w:hyperlink w:anchor="_Toc233186647" w:history="1">
+          <w:hyperlink w:anchor="_Toc233189635" w:history="1">
             <w:r>
               <w:rPr>
                 <w:rStyle w:val="af0"/>
@@ -8098,7 +8379,7 @@
               <w:rPr>
                 <w:noProof/>
               </w:rPr>
-              <w:instrText>PAGEREF _Toc233186647 \h</w:instrText>
+              <w:instrText>PAGEREF _Toc233189635 \h</w:instrText>
             </w:r>
             <w:r>
               <w:rPr>
@@ -8149,7 +8430,7 @@
               <w14:ligatures w14:val="standardContextual"/>
             </w:rPr>
           </w:pPr>
-          <w:hyperlink w:anchor="_Toc233186648" w:history="1">
+          <w:hyperlink w:anchor="_Toc233189636" w:history="1">
             <w:r>
               <w:rPr>
                 <w:rStyle w:val="af0"/>
@@ -8203,7 +8484,7 @@
               <w:rPr>
                 <w:noProof/>
               </w:rPr>
-              <w:instrText>PAGEREF _Toc233186648 \h</w:instrText>
+              <w:instrText>PAGEREF _Toc233189636 \h</w:instrText>
             </w:r>
             <w:r>
               <w:rPr>
@@ -8254,7 +8535,7 @@
               <w14:ligatures w14:val="standardContextual"/>
             </w:rPr>
           </w:pPr>
-          <w:hyperlink w:anchor="_Toc233186649" w:history="1">
+          <w:hyperlink w:anchor="_Toc233189637" w:history="1">
             <w:r>
               <w:rPr>
                 <w:rStyle w:val="af0"/>
@@ -8294,7 +8575,7 @@
               <w:rPr>
                 <w:noProof/>
               </w:rPr>
-              <w:instrText>PAGEREF _Toc233186649 \h</w:instrText>
+              <w:instrText>PAGEREF _Toc233189637 \h</w:instrText>
             </w:r>
             <w:r>
               <w:rPr>
@@ -8345,7 +8626,7 @@
               <w14:ligatures w14:val="standardContextual"/>
             </w:rPr>
           </w:pPr>
-          <w:hyperlink w:anchor="_Toc233186650" w:history="1">
+          <w:hyperlink w:anchor="_Toc233189638" w:history="1">
             <w:r>
               <w:rPr>
                 <w:rStyle w:val="af0"/>
@@ -8399,7 +8680,7 @@
               <w:rPr>
                 <w:noProof/>
               </w:rPr>
-              <w:instrText>PAGEREF _Toc233186650 \h</w:instrText>
+              <w:instrText>PAGEREF _Toc233189638 \h</w:instrText>
             </w:r>
             <w:r>
               <w:rPr>
@@ -8450,7 +8731,7 @@
               <w14:ligatures w14:val="standardContextual"/>
             </w:rPr>
           </w:pPr>
-          <w:hyperlink w:anchor="_Toc233186651" w:history="1">
+          <w:hyperlink w:anchor="_Toc233189639" w:history="1">
             <w:r>
               <w:rPr>
                 <w:rStyle w:val="af0"/>
@@ -8490,7 +8771,7 @@
               <w:rPr>
                 <w:noProof/>
               </w:rPr>
-              <w:instrText>PAGEREF _Toc233186651 \h</w:instrText>
+              <w:instrText>PAGEREF _Toc233189639 \h</w:instrText>
             </w:r>
             <w:r>
               <w:rPr>
@@ -8541,7 +8822,7 @@
               <w14:ligatures w14:val="standardContextual"/>
             </w:rPr>
           </w:pPr>
-          <w:hyperlink w:anchor="_Toc233186652" w:history="1">
+          <w:hyperlink w:anchor="_Toc233189640" w:history="1">
             <w:r>
               <w:rPr>
                 <w:rStyle w:val="af0"/>
@@ -8595,7 +8876,7 @@
               <w:rPr>
                 <w:noProof/>
               </w:rPr>
-              <w:instrText>PAGEREF _Toc233186652 \h</w:instrText>
+              <w:instrText>PAGEREF _Toc233189640 \h</w:instrText>
             </w:r>
             <w:r>
               <w:rPr>
@@ -8646,7 +8927,7 @@
               <w14:ligatures w14:val="standardContextual"/>
             </w:rPr>
           </w:pPr>
-          <w:hyperlink w:anchor="_Toc233186653" w:history="1">
+          <w:hyperlink w:anchor="_Toc233189641" w:history="1">
             <w:r>
               <w:rPr>
                 <w:rStyle w:val="af0"/>
@@ -8686,7 +8967,7 @@
               <w:rPr>
                 <w:noProof/>
               </w:rPr>
-              <w:instrText>PAGEREF _Toc233186653 \h</w:instrText>
+              <w:instrText>PAGEREF _Toc233189641 \h</w:instrText>
             </w:r>
             <w:r>
               <w:rPr>
@@ -8737,7 +9018,7 @@
               <w14:ligatures w14:val="standardContextual"/>
             </w:rPr>
           </w:pPr>
-          <w:hyperlink w:anchor="_Toc233186654" w:history="1">
+          <w:hyperlink w:anchor="_Toc233189642" w:history="1">
             <w:r>
               <w:rPr>
                 <w:rStyle w:val="af0"/>
@@ -8777,7 +9058,7 @@
               <w:rPr>
                 <w:noProof/>
               </w:rPr>
-              <w:instrText>PAGEREF _Toc233186654 \h</w:instrText>
+              <w:instrText>PAGEREF _Toc233189642 \h</w:instrText>
             </w:r>
             <w:r>
               <w:rPr>
@@ -8828,7 +9109,7 @@
               <w14:ligatures w14:val="standardContextual"/>
             </w:rPr>
           </w:pPr>
-          <w:hyperlink w:anchor="_Toc233186655" w:history="1">
+          <w:hyperlink w:anchor="_Toc233189643" w:history="1">
             <w:r>
               <w:rPr>
                 <w:rStyle w:val="af0"/>
@@ -8868,7 +9149,7 @@
               <w:rPr>
                 <w:noProof/>
               </w:rPr>
-              <w:instrText>PAGEREF _Toc233186655 \h</w:instrText>
+              <w:instrText>PAGEREF _Toc233189643 \h</w:instrText>
             </w:r>
             <w:r>
               <w:rPr>
@@ -8918,7 +9199,7 @@
               <w14:ligatures w14:val="standardContextual"/>
             </w:rPr>
           </w:pPr>
-          <w:hyperlink w:anchor="_Toc233186656" w:history="1">
+          <w:hyperlink w:anchor="_Toc233189644" w:history="1">
             <w:r>
               <w:rPr>
                 <w:rStyle w:val="af0"/>
@@ -8958,7 +9239,7 @@
               <w:rPr>
                 <w:noProof/>
               </w:rPr>
-              <w:instrText>PAGEREF _Toc233186656 \h</w:instrText>
+              <w:instrText>PAGEREF _Toc233189644 \h</w:instrText>
             </w:r>
             <w:r>
               <w:rPr>
@@ -9009,7 +9290,7 @@
               <w14:ligatures w14:val="standardContextual"/>
             </w:rPr>
           </w:pPr>
-          <w:hyperlink w:anchor="_Toc233186657" w:history="1">
+          <w:hyperlink w:anchor="_Toc233189645" w:history="1">
             <w:r>
               <w:rPr>
                 <w:rStyle w:val="af0"/>
@@ -9049,7 +9330,7 @@
               <w:rPr>
                 <w:noProof/>
               </w:rPr>
-              <w:instrText>PAGEREF _Toc233186657 \h</w:instrText>
+              <w:instrText>PAGEREF _Toc233189645 \h</w:instrText>
             </w:r>
             <w:r>
               <w:rPr>
@@ -9100,7 +9381,7 @@
               <w14:ligatures w14:val="standardContextual"/>
             </w:rPr>
           </w:pPr>
-          <w:hyperlink w:anchor="_Toc233186658" w:history="1">
+          <w:hyperlink w:anchor="_Toc233189646" w:history="1">
             <w:r>
               <w:rPr>
                 <w:rStyle w:val="af0"/>
@@ -9140,7 +9421,7 @@
               <w:rPr>
                 <w:noProof/>
               </w:rPr>
-              <w:instrText>PAGEREF _Toc233186658 \h</w:instrText>
+              <w:instrText>PAGEREF _Toc233189646 \h</w:instrText>
             </w:r>
             <w:r>
               <w:rPr>
@@ -9191,7 +9472,7 @@
               <w14:ligatures w14:val="standardContextual"/>
             </w:rPr>
           </w:pPr>
-          <w:hyperlink w:anchor="_Toc233186659" w:history="1">
+          <w:hyperlink w:anchor="_Toc233189647" w:history="1">
             <w:r>
               <w:rPr>
                 <w:rStyle w:val="af0"/>
@@ -9231,7 +9512,7 @@
               <w:rPr>
                 <w:noProof/>
               </w:rPr>
-              <w:instrText>PAGEREF _Toc233186659 \h</w:instrText>
+              <w:instrText>PAGEREF _Toc233189647 \h</w:instrText>
             </w:r>
             <w:r>
               <w:rPr>
@@ -9282,7 +9563,7 @@
               <w14:ligatures w14:val="standardContextual"/>
             </w:rPr>
           </w:pPr>
-          <w:hyperlink w:anchor="_Toc233186660" w:history="1">
+          <w:hyperlink w:anchor="_Toc233189648" w:history="1">
             <w:r>
               <w:rPr>
                 <w:rStyle w:val="af0"/>
@@ -9322,7 +9603,7 @@
               <w:rPr>
                 <w:noProof/>
               </w:rPr>
-              <w:instrText>PAGEREF _Toc233186660 \h</w:instrText>
+              <w:instrText>PAGEREF _Toc233189648 \h</w:instrText>
             </w:r>
             <w:r>
               <w:rPr>
@@ -9373,7 +9654,7 @@
               <w14:ligatures w14:val="standardContextual"/>
             </w:rPr>
           </w:pPr>
-          <w:hyperlink w:anchor="_Toc233186661" w:history="1">
+          <w:hyperlink w:anchor="_Toc233189649" w:history="1">
             <w:r>
               <w:rPr>
                 <w:rStyle w:val="af0"/>
@@ -9413,7 +9694,7 @@
               <w:rPr>
                 <w:noProof/>
               </w:rPr>
-              <w:instrText>PAGEREF _Toc233186661 \h</w:instrText>
+              <w:instrText>PAGEREF _Toc233189649 \h</w:instrText>
             </w:r>
             <w:r>
               <w:rPr>
@@ -9464,7 +9745,7 @@
               <w14:ligatures w14:val="standardContextual"/>
             </w:rPr>
           </w:pPr>
-          <w:hyperlink w:anchor="_Toc233186662" w:history="1">
+          <w:hyperlink w:anchor="_Toc233189650" w:history="1">
             <w:r>
               <w:rPr>
                 <w:rStyle w:val="af0"/>
@@ -9504,7 +9785,7 @@
               <w:rPr>
                 <w:noProof/>
               </w:rPr>
-              <w:instrText>PAGEREF _Toc233186662 \h</w:instrText>
+              <w:instrText>PAGEREF _Toc233189650 \h</w:instrText>
             </w:r>
             <w:r>
               <w:rPr>
@@ -9555,7 +9836,7 @@
               <w14:ligatures w14:val="standardContextual"/>
             </w:rPr>
           </w:pPr>
-          <w:hyperlink w:anchor="_Toc233186663" w:history="1">
+          <w:hyperlink w:anchor="_Toc233189651" w:history="1">
             <w:r>
               <w:rPr>
                 <w:rStyle w:val="af0"/>
@@ -9595,7 +9876,7 @@
               <w:rPr>
                 <w:noProof/>
               </w:rPr>
-              <w:instrText>PAGEREF _Toc233186663 \h</w:instrText>
+              <w:instrText>PAGEREF _Toc233189651 \h</w:instrText>
             </w:r>
             <w:r>
               <w:rPr>
@@ -9646,7 +9927,7 @@
               <w14:ligatures w14:val="standardContextual"/>
             </w:rPr>
           </w:pPr>
-          <w:hyperlink w:anchor="_Toc233186664" w:history="1">
+          <w:hyperlink w:anchor="_Toc233189652" w:history="1">
             <w:r>
               <w:rPr>
                 <w:rStyle w:val="af0"/>
@@ -9686,7 +9967,7 @@
               <w:rPr>
                 <w:noProof/>
               </w:rPr>
-              <w:instrText>PAGEREF _Toc233186664 \h</w:instrText>
+              <w:instrText>PAGEREF _Toc233189652 \h</w:instrText>
             </w:r>
             <w:r>
               <w:rPr>
@@ -9737,7 +10018,7 @@
               <w14:ligatures w14:val="standardContextual"/>
             </w:rPr>
           </w:pPr>
-          <w:hyperlink w:anchor="_Toc233186665" w:history="1">
+          <w:hyperlink w:anchor="_Toc233189653" w:history="1">
             <w:r>
               <w:rPr>
                 <w:rStyle w:val="af0"/>
@@ -9777,7 +10058,7 @@
               <w:rPr>
                 <w:noProof/>
               </w:rPr>
-              <w:instrText>PAGEREF _Toc233186665 \h</w:instrText>
+              <w:instrText>PAGEREF _Toc233189653 \h</w:instrText>
             </w:r>
             <w:r>
               <w:rPr>
@@ -9828,7 +10109,7 @@
               <w14:ligatures w14:val="standardContextual"/>
             </w:rPr>
           </w:pPr>
-          <w:hyperlink w:anchor="_Toc233186666" w:history="1">
+          <w:hyperlink w:anchor="_Toc233189654" w:history="1">
             <w:r>
               <w:rPr>
                 <w:rStyle w:val="af0"/>
@@ -9868,7 +10149,7 @@
               <w:rPr>
                 <w:noProof/>
               </w:rPr>
-              <w:instrText>PAGEREF _Toc233186666 \h</w:instrText>
+              <w:instrText>PAGEREF _Toc233189654 \h</w:instrText>
             </w:r>
             <w:r>
               <w:rPr>
@@ -9919,7 +10200,7 @@
               <w14:ligatures w14:val="standardContextual"/>
             </w:rPr>
           </w:pPr>
-          <w:hyperlink w:anchor="_Toc233186667" w:history="1">
+          <w:hyperlink w:anchor="_Toc233189655" w:history="1">
             <w:r>
               <w:rPr>
                 <w:rStyle w:val="af0"/>
@@ -9959,7 +10240,7 @@
               <w:rPr>
                 <w:noProof/>
               </w:rPr>
-              <w:instrText>PAGEREF _Toc233186667 \h</w:instrText>
+              <w:instrText>PAGEREF _Toc233189655 \h</w:instrText>
             </w:r>
             <w:r>
               <w:rPr>
@@ -10010,7 +10291,7 @@
               <w14:ligatures w14:val="standardContextual"/>
             </w:rPr>
           </w:pPr>
-          <w:hyperlink w:anchor="_Toc233186668" w:history="1">
+          <w:hyperlink w:anchor="_Toc233189656" w:history="1">
             <w:r>
               <w:rPr>
                 <w:rStyle w:val="af0"/>
@@ -10050,7 +10331,7 @@
               <w:rPr>
                 <w:noProof/>
               </w:rPr>
-              <w:instrText>PAGEREF _Toc233186668 \h</w:instrText>
+              <w:instrText>PAGEREF _Toc233189656 \h</w:instrText>
             </w:r>
             <w:r>
               <w:rPr>
@@ -10101,7 +10382,7 @@
               <w14:ligatures w14:val="standardContextual"/>
             </w:rPr>
           </w:pPr>
-          <w:hyperlink w:anchor="_Toc233186669" w:history="1">
+          <w:hyperlink w:anchor="_Toc233189657" w:history="1">
             <w:r>
               <w:rPr>
                 <w:rStyle w:val="af0"/>
@@ -10141,7 +10422,7 @@
               <w:rPr>
                 <w:noProof/>
               </w:rPr>
-              <w:instrText>PAGEREF _Toc233186669 \h</w:instrText>
+              <w:instrText>PAGEREF _Toc233189657 \h</w:instrText>
             </w:r>
             <w:r>
               <w:rPr>
@@ -10192,7 +10473,7 @@
               <w14:ligatures w14:val="standardContextual"/>
             </w:rPr>
           </w:pPr>
-          <w:hyperlink w:anchor="_Toc233186670" w:history="1">
+          <w:hyperlink w:anchor="_Toc233189658" w:history="1">
             <w:r>
               <w:rPr>
                 <w:rStyle w:val="af0"/>
@@ -10232,7 +10513,7 @@
               <w:rPr>
                 <w:noProof/>
               </w:rPr>
-              <w:instrText>PAGEREF _Toc233186670 \h</w:instrText>
+              <w:instrText>PAGEREF _Toc233189658 \h</w:instrText>
             </w:r>
             <w:r>
               <w:rPr>
@@ -10283,7 +10564,7 @@
               <w14:ligatures w14:val="standardContextual"/>
             </w:rPr>
           </w:pPr>
-          <w:hyperlink w:anchor="_Toc233186671" w:history="1">
+          <w:hyperlink w:anchor="_Toc233189659" w:history="1">
             <w:r>
               <w:rPr>
                 <w:rStyle w:val="af0"/>
@@ -10323,7 +10604,7 @@
               <w:rPr>
                 <w:noProof/>
               </w:rPr>
-              <w:instrText>PAGEREF _Toc233186671 \h</w:instrText>
+              <w:instrText>PAGEREF _Toc233189659 \h</w:instrText>
             </w:r>
             <w:r>
               <w:rPr>
@@ -10374,7 +10655,7 @@
               <w14:ligatures w14:val="standardContextual"/>
             </w:rPr>
           </w:pPr>
-          <w:hyperlink w:anchor="_Toc233186672" w:history="1">
+          <w:hyperlink w:anchor="_Toc233189660" w:history="1">
             <w:r>
               <w:rPr>
                 <w:rStyle w:val="af0"/>
@@ -10414,7 +10695,7 @@
               <w:rPr>
                 <w:noProof/>
               </w:rPr>
-              <w:instrText>PAGEREF _Toc233186672 \h</w:instrText>
+              <w:instrText>PAGEREF _Toc233189660 \h</w:instrText>
             </w:r>
             <w:r>
               <w:rPr>
@@ -10465,7 +10746,7 @@
               <w14:ligatures w14:val="standardContextual"/>
             </w:rPr>
           </w:pPr>
-          <w:hyperlink w:anchor="_Toc233186673" w:history="1">
+          <w:hyperlink w:anchor="_Toc233189661" w:history="1">
             <w:r>
               <w:rPr>
                 <w:rStyle w:val="af0"/>
@@ -10505,7 +10786,7 @@
               <w:rPr>
                 <w:noProof/>
               </w:rPr>
-              <w:instrText>PAGEREF _Toc233186673 \h</w:instrText>
+              <w:instrText>PAGEREF _Toc233189661 \h</w:instrText>
             </w:r>
             <w:r>
               <w:rPr>
@@ -10556,7 +10837,7 @@
               <w14:ligatures w14:val="standardContextual"/>
             </w:rPr>
           </w:pPr>
-          <w:hyperlink w:anchor="_Toc233186674" w:history="1">
+          <w:hyperlink w:anchor="_Toc233189662" w:history="1">
             <w:r>
               <w:rPr>
                 <w:rStyle w:val="af0"/>
@@ -10610,7 +10891,7 @@
               <w:rPr>
                 <w:noProof/>
               </w:rPr>
-              <w:instrText>PAGEREF _Toc233186674 \h</w:instrText>
+              <w:instrText>PAGEREF _Toc233189662 \h</w:instrText>
             </w:r>
             <w:r>
               <w:rPr>
@@ -10661,7 +10942,7 @@
               <w14:ligatures w14:val="standardContextual"/>
             </w:rPr>
           </w:pPr>
-          <w:hyperlink w:anchor="_Toc233186675" w:history="1">
+          <w:hyperlink w:anchor="_Toc233189663" w:history="1">
             <w:r>
               <w:rPr>
                 <w:rStyle w:val="af0"/>
@@ -10701,7 +10982,7 @@
               <w:rPr>
                 <w:noProof/>
               </w:rPr>
-              <w:instrText>PAGEREF _Toc233186675 \h</w:instrText>
+              <w:instrText>PAGEREF _Toc233189663 \h</w:instrText>
             </w:r>
             <w:r>
               <w:rPr>
@@ -10752,7 +11033,7 @@
               <w14:ligatures w14:val="standardContextual"/>
             </w:rPr>
           </w:pPr>
-          <w:hyperlink w:anchor="_Toc233186676" w:history="1">
+          <w:hyperlink w:anchor="_Toc233189664" w:history="1">
             <w:r>
               <w:rPr>
                 <w:rStyle w:val="af0"/>
@@ -10792,7 +11073,7 @@
               <w:rPr>
                 <w:noProof/>
               </w:rPr>
-              <w:instrText>PAGEREF _Toc233186676 \h</w:instrText>
+              <w:instrText>PAGEREF _Toc233189664 \h</w:instrText>
             </w:r>
             <w:r>
               <w:rPr>
@@ -10843,7 +11124,7 @@
               <w14:ligatures w14:val="standardContextual"/>
             </w:rPr>
           </w:pPr>
-          <w:hyperlink w:anchor="_Toc233186677" w:history="1">
+          <w:hyperlink w:anchor="_Toc233189665" w:history="1">
             <w:r>
               <w:rPr>
                 <w:rStyle w:val="af0"/>
@@ -10883,7 +11164,7 @@
               <w:rPr>
                 <w:noProof/>
               </w:rPr>
-              <w:instrText>PAGEREF _Toc233186677 \h</w:instrText>
+              <w:instrText>PAGEREF _Toc233189665 \h</w:instrText>
             </w:r>
             <w:r>
               <w:rPr>
@@ -10934,7 +11215,7 @@
               <w14:ligatures w14:val="standardContextual"/>
             </w:rPr>
           </w:pPr>
-          <w:hyperlink w:anchor="_Toc233186678" w:history="1">
+          <w:hyperlink w:anchor="_Toc233189666" w:history="1">
             <w:r>
               <w:rPr>
                 <w:rStyle w:val="af0"/>
@@ -10974,7 +11255,7 @@
               <w:rPr>
                 <w:noProof/>
               </w:rPr>
-              <w:instrText>PAGEREF _Toc233186678 \h</w:instrText>
+              <w:instrText>PAGEREF _Toc233189666 \h</w:instrText>
             </w:r>
             <w:r>
               <w:rPr>
@@ -11025,7 +11306,7 @@
               <w14:ligatures w14:val="standardContextual"/>
             </w:rPr>
           </w:pPr>
-          <w:hyperlink w:anchor="_Toc233186679" w:history="1">
+          <w:hyperlink w:anchor="_Toc233189667" w:history="1">
             <w:r>
               <w:rPr>
                 <w:rStyle w:val="af0"/>
@@ -11065,7 +11346,7 @@
               <w:rPr>
                 <w:noProof/>
               </w:rPr>
-              <w:instrText>PAGEREF _Toc233186679 \h</w:instrText>
+              <w:instrText>PAGEREF _Toc233189667 \h</w:instrText>
             </w:r>
             <w:r>
               <w:rPr>
@@ -11116,7 +11397,7 @@
               <w14:ligatures w14:val="standardContextual"/>
             </w:rPr>
           </w:pPr>
-          <w:hyperlink w:anchor="_Toc233186680" w:history="1">
+          <w:hyperlink w:anchor="_Toc233189668" w:history="1">
             <w:r>
               <w:rPr>
                 <w:rStyle w:val="af0"/>
@@ -11156,7 +11437,7 @@
               <w:rPr>
                 <w:noProof/>
               </w:rPr>
-              <w:instrText>PAGEREF _Toc233186680 \h</w:instrText>
+              <w:instrText>PAGEREF _Toc233189668 \h</w:instrText>
             </w:r>
             <w:r>
               <w:rPr>
@@ -11207,7 +11488,7 @@
               <w14:ligatures w14:val="standardContextual"/>
             </w:rPr>
           </w:pPr>
-          <w:hyperlink w:anchor="_Toc233186681" w:history="1">
+          <w:hyperlink w:anchor="_Toc233189669" w:history="1">
             <w:r>
               <w:rPr>
                 <w:rStyle w:val="af0"/>
@@ -11247,7 +11528,7 @@
               <w:rPr>
                 <w:noProof/>
               </w:rPr>
-              <w:instrText>PAGEREF _Toc233186681 \h</w:instrText>
+              <w:instrText>PAGEREF _Toc233189669 \h</w:instrText>
             </w:r>
             <w:r>
               <w:rPr>
@@ -11298,7 +11579,7 @@
               <w14:ligatures w14:val="standardContextual"/>
             </w:rPr>
           </w:pPr>
-          <w:hyperlink w:anchor="_Toc233186682" w:history="1">
+          <w:hyperlink w:anchor="_Toc233189670" w:history="1">
             <w:r>
               <w:rPr>
                 <w:rStyle w:val="af0"/>
@@ -11338,7 +11619,7 @@
               <w:rPr>
                 <w:noProof/>
               </w:rPr>
-              <w:instrText>PAGEREF _Toc233186682 \h</w:instrText>
+              <w:instrText>PAGEREF _Toc233189670 \h</w:instrText>
             </w:r>
             <w:r>
               <w:rPr>
@@ -11389,7 +11670,7 @@
               <w14:ligatures w14:val="standardContextual"/>
             </w:rPr>
           </w:pPr>
-          <w:hyperlink w:anchor="_Toc233186683" w:history="1">
+          <w:hyperlink w:anchor="_Toc233189671" w:history="1">
             <w:r>
               <w:rPr>
                 <w:rStyle w:val="af0"/>
@@ -11429,7 +11710,7 @@
               <w:rPr>
                 <w:noProof/>
               </w:rPr>
-              <w:instrText>PAGEREF _Toc233186683 \h</w:instrText>
+              <w:instrText>PAGEREF _Toc233189671 \h</w:instrText>
             </w:r>
             <w:r>
               <w:rPr>
@@ -11480,7 +11761,7 @@
               <w14:ligatures w14:val="standardContextual"/>
             </w:rPr>
           </w:pPr>
-          <w:hyperlink w:anchor="_Toc233186684" w:history="1">
+          <w:hyperlink w:anchor="_Toc233189672" w:history="1">
             <w:r>
               <w:rPr>
                 <w:rStyle w:val="af0"/>
@@ -11520,7 +11801,7 @@
               <w:rPr>
                 <w:noProof/>
               </w:rPr>
-              <w:instrText>PAGEREF _Toc233186684 \h</w:instrText>
+              <w:instrText>PAGEREF _Toc233189672 \h</w:instrText>
             </w:r>
             <w:r>
               <w:rPr>
@@ -11571,7 +11852,7 @@
               <w14:ligatures w14:val="standardContextual"/>
             </w:rPr>
           </w:pPr>
-          <w:hyperlink w:anchor="_Toc233186685" w:history="1">
+          <w:hyperlink w:anchor="_Toc233189673" w:history="1">
             <w:r>
               <w:rPr>
                 <w:rStyle w:val="af0"/>
@@ -11611,7 +11892,7 @@
               <w:rPr>
                 <w:noProof/>
               </w:rPr>
-              <w:instrText>PAGEREF _Toc233186685 \h</w:instrText>
+              <w:instrText>PAGEREF _Toc233189673 \h</w:instrText>
             </w:r>
             <w:r>
               <w:rPr>
@@ -11662,7 +11943,7 @@
               <w14:ligatures w14:val="standardContextual"/>
             </w:rPr>
           </w:pPr>
-          <w:hyperlink w:anchor="_Toc233186686" w:history="1">
+          <w:hyperlink w:anchor="_Toc233189674" w:history="1">
             <w:r>
               <w:rPr>
                 <w:rStyle w:val="af0"/>
@@ -11702,7 +11983,7 @@
               <w:rPr>
                 <w:noProof/>
               </w:rPr>
-              <w:instrText>PAGEREF _Toc233186686 \h</w:instrText>
+              <w:instrText>PAGEREF _Toc233189674 \h</w:instrText>
             </w:r>
             <w:r>
               <w:rPr>
@@ -11753,7 +12034,7 @@
               <w14:ligatures w14:val="standardContextual"/>
             </w:rPr>
           </w:pPr>
-          <w:hyperlink w:anchor="_Toc233186687" w:history="1">
+          <w:hyperlink w:anchor="_Toc233189675" w:history="1">
             <w:r>
               <w:rPr>
                 <w:rStyle w:val="af0"/>
@@ -11793,7 +12074,7 @@
               <w:rPr>
                 <w:noProof/>
               </w:rPr>
-              <w:instrText>PAGEREF _Toc233186687 \h</w:instrText>
+              <w:instrText>PAGEREF _Toc233189675 \h</w:instrText>
             </w:r>
             <w:r>
               <w:rPr>
@@ -11844,7 +12125,7 @@
               <w14:ligatures w14:val="standardContextual"/>
             </w:rPr>
           </w:pPr>
-          <w:hyperlink w:anchor="_Toc233186688" w:history="1">
+          <w:hyperlink w:anchor="_Toc233189676" w:history="1">
             <w:r>
               <w:rPr>
                 <w:rStyle w:val="af0"/>
@@ -11884,7 +12165,7 @@
               <w:rPr>
                 <w:noProof/>
               </w:rPr>
-              <w:instrText>PAGEREF _Toc233186688 \h</w:instrText>
+              <w:instrText>PAGEREF _Toc233189676 \h</w:instrText>
             </w:r>
             <w:r>
               <w:rPr>
@@ -11935,7 +12216,7 @@
               <w14:ligatures w14:val="standardContextual"/>
             </w:rPr>
           </w:pPr>
-          <w:hyperlink w:anchor="_Toc233186689" w:history="1">
+          <w:hyperlink w:anchor="_Toc233189677" w:history="1">
             <w:r>
               <w:rPr>
                 <w:rStyle w:val="af0"/>
@@ -11975,7 +12256,7 @@
               <w:rPr>
                 <w:noProof/>
               </w:rPr>
-              <w:instrText>PAGEREF _Toc233186689 \h</w:instrText>
+              <w:instrText>PAGEREF _Toc233189677 \h</w:instrText>
             </w:r>
             <w:r>
               <w:rPr>
@@ -12026,7 +12307,7 @@
               <w14:ligatures w14:val="standardContextual"/>
             </w:rPr>
           </w:pPr>
-          <w:hyperlink w:anchor="_Toc233186690" w:history="1">
+          <w:hyperlink w:anchor="_Toc233189678" w:history="1">
             <w:r>
               <w:rPr>
                 <w:rStyle w:val="af0"/>
@@ -12066,7 +12347,7 @@
               <w:rPr>
                 <w:noProof/>
               </w:rPr>
-              <w:instrText>PAGEREF _Toc233186690 \h</w:instrText>
+              <w:instrText>PAGEREF _Toc233189678 \h</w:instrText>
             </w:r>
             <w:r>
               <w:rPr>
@@ -12117,7 +12398,7 @@
               <w14:ligatures w14:val="standardContextual"/>
             </w:rPr>
           </w:pPr>
-          <w:hyperlink w:anchor="_Toc233186691" w:history="1">
+          <w:hyperlink w:anchor="_Toc233189679" w:history="1">
             <w:r>
               <w:rPr>
                 <w:rStyle w:val="af0"/>
@@ -12157,7 +12438,7 @@
               <w:rPr>
                 <w:noProof/>
               </w:rPr>
-              <w:instrText>PAGEREF _Toc233186691 \h</w:instrText>
+              <w:instrText>PAGEREF _Toc233189679 \h</w:instrText>
             </w:r>
             <w:r>
               <w:rPr>
@@ -12208,7 +12489,7 @@
               <w14:ligatures w14:val="standardContextual"/>
             </w:rPr>
           </w:pPr>
-          <w:hyperlink w:anchor="_Toc233186692" w:history="1">
+          <w:hyperlink w:anchor="_Toc233189680" w:history="1">
             <w:r>
               <w:rPr>
                 <w:rStyle w:val="af0"/>
@@ -12248,7 +12529,7 @@
               <w:rPr>
                 <w:noProof/>
               </w:rPr>
-              <w:instrText>PAGEREF _Toc233186692 \h</w:instrText>
+              <w:instrText>PAGEREF _Toc233189680 \h</w:instrText>
             </w:r>
             <w:r>
               <w:rPr>
@@ -12299,7 +12580,7 @@
               <w14:ligatures w14:val="standardContextual"/>
             </w:rPr>
           </w:pPr>
-          <w:hyperlink w:anchor="_Toc233186693" w:history="1">
+          <w:hyperlink w:anchor="_Toc233189681" w:history="1">
             <w:r>
               <w:rPr>
                 <w:rStyle w:val="af0"/>
@@ -12339,7 +12620,7 @@
               <w:rPr>
                 <w:noProof/>
               </w:rPr>
-              <w:instrText>PAGEREF _Toc233186693 \h</w:instrText>
+              <w:instrText>PAGEREF _Toc233189681 \h</w:instrText>
             </w:r>
             <w:r>
               <w:rPr>
@@ -12390,7 +12671,7 @@
               <w14:ligatures w14:val="standardContextual"/>
             </w:rPr>
           </w:pPr>
-          <w:hyperlink w:anchor="_Toc233186694" w:history="1">
+          <w:hyperlink w:anchor="_Toc233189682" w:history="1">
             <w:r>
               <w:rPr>
                 <w:rStyle w:val="af0"/>
@@ -12430,7 +12711,7 @@
               <w:rPr>
                 <w:noProof/>
               </w:rPr>
-              <w:instrText>PAGEREF _Toc233186694 \h</w:instrText>
+              <w:instrText>PAGEREF _Toc233189682 \h</w:instrText>
             </w:r>
             <w:r>
               <w:rPr>
@@ -12481,7 +12762,7 @@
               <w14:ligatures w14:val="standardContextual"/>
             </w:rPr>
           </w:pPr>
-          <w:hyperlink w:anchor="_Toc233186695" w:history="1">
+          <w:hyperlink w:anchor="_Toc233189683" w:history="1">
             <w:r>
               <w:rPr>
                 <w:rStyle w:val="af0"/>
@@ -12521,7 +12802,7 @@
               <w:rPr>
                 <w:noProof/>
               </w:rPr>
-              <w:instrText>PAGEREF _Toc233186695 \h</w:instrText>
+              <w:instrText>PAGEREF _Toc233189683 \h</w:instrText>
             </w:r>
             <w:r>
               <w:rPr>
@@ -12572,7 +12853,7 @@
               <w14:ligatures w14:val="standardContextual"/>
             </w:rPr>
           </w:pPr>
-          <w:hyperlink w:anchor="_Toc233186696" w:history="1">
+          <w:hyperlink w:anchor="_Toc233189684" w:history="1">
             <w:r>
               <w:rPr>
                 <w:rStyle w:val="af0"/>
@@ -12612,7 +12893,7 @@
               <w:rPr>
                 <w:noProof/>
               </w:rPr>
-              <w:instrText>PAGEREF _Toc233186696 \h</w:instrText>
+              <w:instrText>PAGEREF _Toc233189684 \h</w:instrText>
             </w:r>
             <w:r>
               <w:rPr>
@@ -12663,7 +12944,7 @@
               <w14:ligatures w14:val="standardContextual"/>
             </w:rPr>
           </w:pPr>
-          <w:hyperlink w:anchor="_Toc233186697" w:history="1">
+          <w:hyperlink w:anchor="_Toc233189685" w:history="1">
             <w:r>
               <w:rPr>
                 <w:rStyle w:val="af0"/>
@@ -12703,7 +12984,7 @@
               <w:rPr>
                 <w:noProof/>
               </w:rPr>
-              <w:instrText>PAGEREF _Toc233186697 \h</w:instrText>
+              <w:instrText>PAGEREF _Toc233189685 \h</w:instrText>
             </w:r>
             <w:r>
               <w:rPr>
@@ -12754,7 +13035,7 @@
               <w14:ligatures w14:val="standardContextual"/>
             </w:rPr>
           </w:pPr>
-          <w:hyperlink w:anchor="_Toc233186698" w:history="1">
+          <w:hyperlink w:anchor="_Toc233189686" w:history="1">
             <w:r>
               <w:rPr>
                 <w:rStyle w:val="af0"/>
@@ -12794,7 +13075,7 @@
               <w:rPr>
                 <w:noProof/>
               </w:rPr>
-              <w:instrText>PAGEREF _Toc233186698 \h</w:instrText>
+              <w:instrText>PAGEREF _Toc233189686 \h</w:instrText>
             </w:r>
             <w:r>
               <w:rPr>
@@ -12845,7 +13126,7 @@
               <w14:ligatures w14:val="standardContextual"/>
             </w:rPr>
           </w:pPr>
-          <w:hyperlink w:anchor="_Toc233186699" w:history="1">
+          <w:hyperlink w:anchor="_Toc233189687" w:history="1">
             <w:r>
               <w:rPr>
                 <w:rStyle w:val="af0"/>
@@ -12885,7 +13166,7 @@
               <w:rPr>
                 <w:noProof/>
               </w:rPr>
-              <w:instrText>PAGEREF _Toc233186699 \h</w:instrText>
+              <w:instrText>PAGEREF _Toc233189687 \h</w:instrText>
             </w:r>
             <w:r>
               <w:rPr>
@@ -12936,7 +13217,7 @@
               <w14:ligatures w14:val="standardContextual"/>
             </w:rPr>
           </w:pPr>
-          <w:hyperlink w:anchor="_Toc233186700" w:history="1">
+          <w:hyperlink w:anchor="_Toc233189688" w:history="1">
             <w:r>
               <w:rPr>
                 <w:rStyle w:val="af0"/>
@@ -12976,7 +13257,7 @@
               <w:rPr>
                 <w:noProof/>
               </w:rPr>
-              <w:instrText>PAGEREF _Toc233186700 \h</w:instrText>
+              <w:instrText>PAGEREF _Toc233189688 \h</w:instrText>
             </w:r>
             <w:r>
               <w:rPr>
@@ -13027,7 +13308,7 @@
               <w14:ligatures w14:val="standardContextual"/>
             </w:rPr>
           </w:pPr>
-          <w:hyperlink w:anchor="_Toc233186701" w:history="1">
+          <w:hyperlink w:anchor="_Toc233189689" w:history="1">
             <w:r>
               <w:rPr>
                 <w:rStyle w:val="af0"/>
@@ -13067,7 +13348,7 @@
               <w:rPr>
                 <w:noProof/>
               </w:rPr>
-              <w:instrText>PAGEREF _Toc233186701 \h</w:instrText>
+              <w:instrText>PAGEREF _Toc233189689 \h</w:instrText>
             </w:r>
             <w:r>
               <w:rPr>
@@ -13118,7 +13399,7 @@
               <w14:ligatures w14:val="standardContextual"/>
             </w:rPr>
           </w:pPr>
-          <w:hyperlink w:anchor="_Toc233186702" w:history="1">
+          <w:hyperlink w:anchor="_Toc233189690" w:history="1">
             <w:r>
               <w:rPr>
                 <w:rStyle w:val="af0"/>
@@ -13158,7 +13439,7 @@
               <w:rPr>
                 <w:noProof/>
               </w:rPr>
-              <w:instrText>PAGEREF _Toc233186702 \h</w:instrText>
+              <w:instrText>PAGEREF _Toc233189690 \h</w:instrText>
             </w:r>
             <w:r>
               <w:rPr>
@@ -13209,7 +13490,7 @@
               <w14:ligatures w14:val="standardContextual"/>
             </w:rPr>
           </w:pPr>
-          <w:hyperlink w:anchor="_Toc233186703" w:history="1">
+          <w:hyperlink w:anchor="_Toc233189691" w:history="1">
             <w:r>
               <w:rPr>
                 <w:rStyle w:val="af0"/>
@@ -13249,7 +13530,7 @@
               <w:rPr>
                 <w:noProof/>
               </w:rPr>
-              <w:instrText>PAGEREF _Toc233186703 \h</w:instrText>
+              <w:instrText>PAGEREF _Toc233189691 \h</w:instrText>
             </w:r>
             <w:r>
               <w:rPr>
@@ -13300,7 +13581,7 @@
               <w14:ligatures w14:val="standardContextual"/>
             </w:rPr>
           </w:pPr>
-          <w:hyperlink w:anchor="_Toc233186704" w:history="1">
+          <w:hyperlink w:anchor="_Toc233189692" w:history="1">
             <w:r>
               <w:rPr>
                 <w:rStyle w:val="af0"/>
@@ -13340,7 +13621,7 @@
               <w:rPr>
                 <w:noProof/>
               </w:rPr>
-              <w:instrText>PAGEREF _Toc233186704 \h</w:instrText>
+              <w:instrText>PAGEREF _Toc233189692 \h</w:instrText>
             </w:r>
             <w:r>
               <w:rPr>
@@ -13391,7 +13672,7 @@
               <w14:ligatures w14:val="standardContextual"/>
             </w:rPr>
           </w:pPr>
-          <w:hyperlink w:anchor="_Toc233186705" w:history="1">
+          <w:hyperlink w:anchor="_Toc233189693" w:history="1">
             <w:r>
               <w:rPr>
                 <w:rStyle w:val="af0"/>
@@ -13431,7 +13712,7 @@
               <w:rPr>
                 <w:noProof/>
               </w:rPr>
-              <w:instrText>PAGEREF _Toc233186705 \h</w:instrText>
+              <w:instrText>PAGEREF _Toc233189693 \h</w:instrText>
             </w:r>
             <w:r>
               <w:rPr>
@@ -13482,7 +13763,7 @@
               <w14:ligatures w14:val="standardContextual"/>
             </w:rPr>
           </w:pPr>
-          <w:hyperlink w:anchor="_Toc233186706" w:history="1">
+          <w:hyperlink w:anchor="_Toc233189694" w:history="1">
             <w:r>
               <w:rPr>
                 <w:rStyle w:val="af0"/>
@@ -13522,7 +13803,7 @@
               <w:rPr>
                 <w:noProof/>
               </w:rPr>
-              <w:instrText>PAGEREF _Toc233186706 \h</w:instrText>
+              <w:instrText>PAGEREF _Toc233189694 \h</w:instrText>
             </w:r>
             <w:r>
               <w:rPr>
@@ -13573,7 +13854,7 @@
               <w14:ligatures w14:val="standardContextual"/>
             </w:rPr>
           </w:pPr>
-          <w:hyperlink w:anchor="_Toc233186707" w:history="1">
+          <w:hyperlink w:anchor="_Toc233189695" w:history="1">
             <w:r>
               <w:rPr>
                 <w:rStyle w:val="af0"/>
@@ -13613,7 +13894,7 @@
               <w:rPr>
                 <w:noProof/>
               </w:rPr>
-              <w:instrText>PAGEREF _Toc233186707 \h</w:instrText>
+              <w:instrText>PAGEREF _Toc233189695 \h</w:instrText>
             </w:r>
             <w:r>
               <w:rPr>
@@ -13664,7 +13945,7 @@
               <w14:ligatures w14:val="standardContextual"/>
             </w:rPr>
           </w:pPr>
-          <w:hyperlink w:anchor="_Toc233186708" w:history="1">
+          <w:hyperlink w:anchor="_Toc233189696" w:history="1">
             <w:r>
               <w:rPr>
                 <w:rStyle w:val="af0"/>
@@ -13704,7 +13985,7 @@
               <w:rPr>
                 <w:noProof/>
               </w:rPr>
-              <w:instrText>PAGEREF _Toc233186708 \h</w:instrText>
+              <w:instrText>PAGEREF _Toc233189696 \h</w:instrText>
             </w:r>
             <w:r>
               <w:rPr>
@@ -13754,7 +14035,7 @@
               <w14:ligatures w14:val="standardContextual"/>
             </w:rPr>
           </w:pPr>
-          <w:hyperlink w:anchor="_Toc233186709" w:history="1">
+          <w:hyperlink w:anchor="_Toc233189697" w:history="1">
             <w:r>
               <w:rPr>
                 <w:rStyle w:val="af0"/>
@@ -13794,7 +14075,7 @@
               <w:rPr>
                 <w:noProof/>
               </w:rPr>
-              <w:instrText>PAGEREF _Toc233186709 \h</w:instrText>
+              <w:instrText>PAGEREF _Toc233189697 \h</w:instrText>
             </w:r>
             <w:r>
               <w:rPr>
@@ -13845,7 +14126,7 @@
               <w14:ligatures w14:val="standardContextual"/>
             </w:rPr>
           </w:pPr>
-          <w:hyperlink w:anchor="_Toc233186710" w:history="1">
+          <w:hyperlink w:anchor="_Toc233189698" w:history="1">
             <w:r>
               <w:rPr>
                 <w:rStyle w:val="af0"/>
@@ -13885,7 +14166,7 @@
               <w:rPr>
                 <w:noProof/>
               </w:rPr>
-              <w:instrText>PAGEREF _Toc233186710 \h</w:instrText>
+              <w:instrText>PAGEREF _Toc233189698 \h</w:instrText>
             </w:r>
             <w:r>
               <w:rPr>
@@ -13936,7 +14217,7 @@
               <w14:ligatures w14:val="standardContextual"/>
             </w:rPr>
           </w:pPr>
-          <w:hyperlink w:anchor="_Toc233186711" w:history="1">
+          <w:hyperlink w:anchor="_Toc233189699" w:history="1">
             <w:r>
               <w:rPr>
                 <w:rStyle w:val="af0"/>
@@ -13985,7 +14266,7 @@
               <w:rPr>
                 <w:noProof/>
               </w:rPr>
-              <w:instrText>PAGEREF _Toc233186711 \h</w:instrText>
+              <w:instrText>PAGEREF _Toc233189699 \h</w:instrText>
             </w:r>
             <w:r>
               <w:rPr>
@@ -14036,7 +14317,7 @@
               <w14:ligatures w14:val="standardContextual"/>
             </w:rPr>
           </w:pPr>
-          <w:hyperlink w:anchor="_Toc233186712" w:history="1">
+          <w:hyperlink w:anchor="_Toc233189700" w:history="1">
             <w:r>
               <w:rPr>
                 <w:rStyle w:val="af0"/>
@@ -14085,7 +14366,7 @@
               <w:rPr>
                 <w:noProof/>
               </w:rPr>
-              <w:instrText>PAGEREF _Toc233186712 \h</w:instrText>
+              <w:instrText>PAGEREF _Toc233189700 \h</w:instrText>
             </w:r>
             <w:r>
               <w:rPr>
@@ -14136,7 +14417,7 @@
               <w14:ligatures w14:val="standardContextual"/>
             </w:rPr>
           </w:pPr>
-          <w:hyperlink w:anchor="_Toc233186713" w:history="1">
+          <w:hyperlink w:anchor="_Toc233189701" w:history="1">
             <w:r>
               <w:rPr>
                 <w:rStyle w:val="af0"/>
@@ -14185,7 +14466,7 @@
               <w:rPr>
                 <w:noProof/>
               </w:rPr>
-              <w:instrText>PAGEREF _Toc233186713 \h</w:instrText>
+              <w:instrText>PAGEREF _Toc233189701 \h</w:instrText>
             </w:r>
             <w:r>
               <w:rPr>
@@ -14236,7 +14517,7 @@
               <w14:ligatures w14:val="standardContextual"/>
             </w:rPr>
           </w:pPr>
-          <w:hyperlink w:anchor="_Toc233186714" w:history="1">
+          <w:hyperlink w:anchor="_Toc233189702" w:history="1">
             <w:r>
               <w:rPr>
                 <w:rStyle w:val="af0"/>
@@ -14285,7 +14566,7 @@
               <w:rPr>
                 <w:noProof/>
               </w:rPr>
-              <w:instrText>PAGEREF _Toc233186714 \h</w:instrText>
+              <w:instrText>PAGEREF _Toc233189702 \h</w:instrText>
             </w:r>
             <w:r>
               <w:rPr>
@@ -14336,7 +14617,7 @@
               <w14:ligatures w14:val="standardContextual"/>
             </w:rPr>
           </w:pPr>
-          <w:hyperlink w:anchor="_Toc233186715" w:history="1">
+          <w:hyperlink w:anchor="_Toc233189703" w:history="1">
             <w:r>
               <w:rPr>
                 <w:rStyle w:val="af0"/>
@@ -14385,7 +14666,7 @@
               <w:rPr>
                 <w:noProof/>
               </w:rPr>
-              <w:instrText>PAGEREF _Toc233186715 \h</w:instrText>
+              <w:instrText>PAGEREF _Toc233189703 \h</w:instrText>
             </w:r>
             <w:r>
               <w:rPr>
@@ -14436,7 +14717,7 @@
               <w14:ligatures w14:val="standardContextual"/>
             </w:rPr>
           </w:pPr>
-          <w:hyperlink w:anchor="_Toc233186716" w:history="1">
+          <w:hyperlink w:anchor="_Toc233189704" w:history="1">
             <w:r>
               <w:rPr>
                 <w:rStyle w:val="af0"/>
@@ -14485,7 +14766,7 @@
               <w:rPr>
                 <w:noProof/>
               </w:rPr>
-              <w:instrText>PAGEREF _Toc233186716 \h</w:instrText>
+              <w:instrText>PAGEREF _Toc233189704 \h</w:instrText>
             </w:r>
             <w:r>
               <w:rPr>
@@ -14536,7 +14817,7 @@
               <w14:ligatures w14:val="standardContextual"/>
             </w:rPr>
           </w:pPr>
-          <w:hyperlink w:anchor="_Toc233186717" w:history="1">
+          <w:hyperlink w:anchor="_Toc233189705" w:history="1">
             <w:r>
               <w:rPr>
                 <w:rStyle w:val="af0"/>
@@ -14577,7 +14858,7 @@
               <w:rPr>
                 <w:noProof/>
               </w:rPr>
-              <w:instrText>PAGEREF _Toc233186717 \h</w:instrText>
+              <w:instrText>PAGEREF _Toc233189705 \h</w:instrText>
             </w:r>
             <w:r>
               <w:rPr>
@@ -14628,7 +14909,7 @@
               <w14:ligatures w14:val="standardContextual"/>
             </w:rPr>
           </w:pPr>
-          <w:hyperlink w:anchor="_Toc233186718" w:history="1">
+          <w:hyperlink w:anchor="_Toc233189706" w:history="1">
             <w:r>
               <w:rPr>
                 <w:rStyle w:val="af0"/>
@@ -14677,7 +14958,7 @@
               <w:rPr>
                 <w:noProof/>
               </w:rPr>
-              <w:instrText>PAGEREF _Toc233186718 \h</w:instrText>
+              <w:instrText>PAGEREF _Toc233189706 \h</w:instrText>
             </w:r>
             <w:r>
               <w:rPr>
@@ -14728,7 +15009,7 @@
               <w14:ligatures w14:val="standardContextual"/>
             </w:rPr>
           </w:pPr>
-          <w:hyperlink w:anchor="_Toc233186719" w:history="1">
+          <w:hyperlink w:anchor="_Toc233189707" w:history="1">
             <w:r>
               <w:rPr>
                 <w:rStyle w:val="af0"/>
@@ -14791,7 +15072,7 @@
               <w:rPr>
                 <w:noProof/>
               </w:rPr>
-              <w:instrText>PAGEREF _Toc233186719 \h</w:instrText>
+              <w:instrText>PAGEREF _Toc233189707 \h</w:instrText>
             </w:r>
             <w:r>
               <w:rPr>
@@ -14842,7 +15123,7 @@
               <w14:ligatures w14:val="standardContextual"/>
             </w:rPr>
           </w:pPr>
-          <w:hyperlink w:anchor="_Toc233186720" w:history="1">
+          <w:hyperlink w:anchor="_Toc233189708" w:history="1">
             <w:r>
               <w:rPr>
                 <w:rStyle w:val="af0"/>
@@ -14891,7 +15172,7 @@
               <w:rPr>
                 <w:noProof/>
               </w:rPr>
-              <w:instrText>PAGEREF _Toc233186720 \h</w:instrText>
+              <w:instrText>PAGEREF _Toc233189708 \h</w:instrText>
             </w:r>
             <w:r>
               <w:rPr>
@@ -14942,7 +15223,7 @@
               <w14:ligatures w14:val="standardContextual"/>
             </w:rPr>
           </w:pPr>
-          <w:hyperlink w:anchor="_Toc233186721" w:history="1">
+          <w:hyperlink w:anchor="_Toc233189709" w:history="1">
             <w:r>
               <w:rPr>
                 <w:rStyle w:val="af0"/>
@@ -14991,7 +15272,7 @@
               <w:rPr>
                 <w:noProof/>
               </w:rPr>
-              <w:instrText>PAGEREF _Toc233186721 \h</w:instrText>
+              <w:instrText>PAGEREF _Toc233189709 \h</w:instrText>
             </w:r>
             <w:r>
               <w:rPr>
@@ -15042,7 +15323,7 @@
               <w14:ligatures w14:val="standardContextual"/>
             </w:rPr>
           </w:pPr>
-          <w:hyperlink w:anchor="_Toc233186722" w:history="1">
+          <w:hyperlink w:anchor="_Toc233189710" w:history="1">
             <w:r>
               <w:rPr>
                 <w:rStyle w:val="af0"/>
@@ -15104,7 +15385,7 @@
               <w:rPr>
                 <w:noProof/>
               </w:rPr>
-              <w:instrText>PAGEREF _Toc233186722 \h</w:instrText>
+              <w:instrText>PAGEREF _Toc233189710 \h</w:instrText>
             </w:r>
             <w:r>
               <w:rPr>
@@ -15155,7 +15436,7 @@
               <w14:ligatures w14:val="standardContextual"/>
             </w:rPr>
           </w:pPr>
-          <w:hyperlink w:anchor="_Toc233186723" w:history="1">
+          <w:hyperlink w:anchor="_Toc233189711" w:history="1">
             <w:r>
               <w:rPr>
                 <w:rStyle w:val="af0"/>
@@ -15204,7 +15485,7 @@
               <w:rPr>
                 <w:noProof/>
               </w:rPr>
-              <w:instrText>PAGEREF _Toc233186723 \h</w:instrText>
+              <w:instrText>PAGEREF _Toc233189711 \h</w:instrText>
             </w:r>
             <w:r>
               <w:rPr>
@@ -15255,7 +15536,7 @@
               <w14:ligatures w14:val="standardContextual"/>
             </w:rPr>
           </w:pPr>
-          <w:hyperlink w:anchor="_Toc233186724" w:history="1">
+          <w:hyperlink w:anchor="_Toc233189712" w:history="1">
             <w:r>
               <w:rPr>
                 <w:rStyle w:val="af0"/>
@@ -15304,7 +15585,7 @@
               <w:rPr>
                 <w:noProof/>
               </w:rPr>
-              <w:instrText>PAGEREF _Toc233186724 \h</w:instrText>
+              <w:instrText>PAGEREF _Toc233189712 \h</w:instrText>
             </w:r>
             <w:r>
               <w:rPr>
@@ -15355,7 +15636,7 @@
               <w14:ligatures w14:val="standardContextual"/>
             </w:rPr>
           </w:pPr>
-          <w:hyperlink w:anchor="_Toc233186725" w:history="1">
+          <w:hyperlink w:anchor="_Toc233189713" w:history="1">
             <w:r>
               <w:rPr>
                 <w:rStyle w:val="af0"/>
@@ -15404,7 +15685,7 @@
               <w:rPr>
                 <w:noProof/>
               </w:rPr>
-              <w:instrText>PAGEREF _Toc233186725 \h</w:instrText>
+              <w:instrText>PAGEREF _Toc233189713 \h</w:instrText>
             </w:r>
             <w:r>
               <w:rPr>
@@ -15455,7 +15736,7 @@
               <w14:ligatures w14:val="standardContextual"/>
             </w:rPr>
           </w:pPr>
-          <w:hyperlink w:anchor="_Toc233186726" w:history="1">
+          <w:hyperlink w:anchor="_Toc233189714" w:history="1">
             <w:r>
               <w:rPr>
                 <w:rStyle w:val="af0"/>
@@ -15504,7 +15785,7 @@
               <w:rPr>
                 <w:noProof/>
               </w:rPr>
-              <w:instrText>PAGEREF _Toc233186726 \h</w:instrText>
+              <w:instrText>PAGEREF _Toc233189714 \h</w:instrText>
             </w:r>
             <w:r>
               <w:rPr>
@@ -15555,7 +15836,7 @@
               <w14:ligatures w14:val="standardContextual"/>
             </w:rPr>
           </w:pPr>
-          <w:hyperlink w:anchor="_Toc233186727" w:history="1">
+          <w:hyperlink w:anchor="_Toc233189715" w:history="1">
             <w:r>
               <w:rPr>
                 <w:rStyle w:val="af0"/>
@@ -15604,7 +15885,7 @@
               <w:rPr>
                 <w:noProof/>
               </w:rPr>
-              <w:instrText>PAGEREF _Toc233186727 \h</w:instrText>
+              <w:instrText>PAGEREF _Toc233189715 \h</w:instrText>
             </w:r>
             <w:r>
               <w:rPr>
@@ -15655,7 +15936,7 @@
               <w14:ligatures w14:val="standardContextual"/>
             </w:rPr>
           </w:pPr>
-          <w:hyperlink w:anchor="_Toc233186728" w:history="1">
+          <w:hyperlink w:anchor="_Toc233189716" w:history="1">
             <w:r>
               <w:rPr>
                 <w:rStyle w:val="af0"/>
@@ -15704,7 +15985,7 @@
               <w:rPr>
                 <w:noProof/>
               </w:rPr>
-              <w:instrText>PAGEREF _Toc233186728 \h</w:instrText>
+              <w:instrText>PAGEREF _Toc233189716 \h</w:instrText>
             </w:r>
             <w:r>
               <w:rPr>
@@ -15755,7 +16036,7 @@
               <w14:ligatures w14:val="standardContextual"/>
             </w:rPr>
           </w:pPr>
-          <w:hyperlink w:anchor="_Toc233186729" w:history="1">
+          <w:hyperlink w:anchor="_Toc233189717" w:history="1">
             <w:r>
               <w:rPr>
                 <w:rStyle w:val="af0"/>
@@ -15804,7 +16085,7 @@
               <w:rPr>
                 <w:noProof/>
               </w:rPr>
-              <w:instrText>PAGEREF _Toc233186729 \h</w:instrText>
+              <w:instrText>PAGEREF _Toc233189717 \h</w:instrText>
             </w:r>
             <w:r>
               <w:rPr>
@@ -15855,7 +16136,7 @@
               <w14:ligatures w14:val="standardContextual"/>
             </w:rPr>
           </w:pPr>
-          <w:hyperlink w:anchor="_Toc233186730" w:history="1">
+          <w:hyperlink w:anchor="_Toc233189718" w:history="1">
             <w:r>
               <w:rPr>
                 <w:rStyle w:val="af0"/>
@@ -15904,7 +16185,7 @@
               <w:rPr>
                 <w:noProof/>
               </w:rPr>
-              <w:instrText>PAGEREF _Toc233186730 \h</w:instrText>
+              <w:instrText>PAGEREF _Toc233189718 \h</w:instrText>
             </w:r>
             <w:r>
               <w:rPr>
@@ -15954,7 +16235,7 @@
               <w14:ligatures w14:val="standardContextual"/>
             </w:rPr>
           </w:pPr>
-          <w:hyperlink w:anchor="_Toc233186731" w:history="1">
+          <w:hyperlink w:anchor="_Toc233189719" w:history="1">
             <w:r>
               <w:rPr>
                 <w:rStyle w:val="af0"/>
@@ -15994,7 +16275,7 @@
               <w:rPr>
                 <w:noProof/>
               </w:rPr>
-              <w:instrText>PAGEREF _Toc233186731 \h</w:instrText>
+              <w:instrText>PAGEREF _Toc233189719 \h</w:instrText>
             </w:r>
             <w:r>
               <w:rPr>
@@ -16045,7 +16326,7 @@
               <w14:ligatures w14:val="standardContextual"/>
             </w:rPr>
           </w:pPr>
-          <w:hyperlink w:anchor="_Toc233186732" w:history="1">
+          <w:hyperlink w:anchor="_Toc233189720" w:history="1">
             <w:r>
               <w:rPr>
                 <w:rStyle w:val="af0"/>
@@ -16085,7 +16366,7 @@
               <w:rPr>
                 <w:noProof/>
               </w:rPr>
-              <w:instrText>PAGEREF _Toc233186732 \h</w:instrText>
+              <w:instrText>PAGEREF _Toc233189720 \h</w:instrText>
             </w:r>
             <w:r>
               <w:rPr>
@@ -16112,6 +16393,97 @@
                 <w:noProof/>
               </w:rPr>
               <w:t>63</w:t>
+            </w:r>
+            <w:r>
+              <w:rPr>
+                <w:rFonts w:hint="eastAsia"/>
+                <w:noProof/>
+              </w:rPr>
+              <w:fldChar w:fldCharType="end"/>
+            </w:r>
+          </w:hyperlink>
+        </w:p>
+        <w:p>
+          <w:pPr>
+            <w:pStyle w:val="TOC2"/>
+            <w:ind w:left="480"/>
+            <w:rPr>
+              <w:rFonts w:asciiTheme="minorHAnsi" w:eastAsiaTheme="minorEastAsia" w:hAnsiTheme="minorHAnsi" w:cstheme="minorBidi" w:hint="eastAsia"/>
+              <w:noProof/>
+              <w:snapToGrid/>
+              <w:kern w:val="2"/>
+              <w:sz w:val="22"/>
+              <w:szCs w:val="24"/>
+              <w14:ligatures w14:val="standardContextual"/>
+            </w:rPr>
+          </w:pPr>
+          <w:hyperlink w:anchor="_Toc233189721" w:history="1">
+            <w:r>
+              <w:rPr>
+                <w:rStyle w:val="af0"/>
+                <w:noProof/>
+              </w:rPr>
+              <w:t xml:space="preserve">7.2 </w:t>
+            </w:r>
+            <w:r>
+              <w:rPr>
+                <w:rStyle w:val="af0"/>
+                <w:noProof/>
+              </w:rPr>
+              <w:t>展望</w:t>
+            </w:r>
+            <w:r>
+              <w:rPr>
+                <w:rFonts w:hint="eastAsia"/>
+                <w:noProof/>
+              </w:rPr>
+              <w:tab/>
+            </w:r>
+            <w:r>
+              <w:rPr>
+                <w:rFonts w:hint="eastAsia"/>
+                <w:noProof/>
+              </w:rPr>
+              <w:fldChar w:fldCharType="begin"/>
+            </w:r>
+            <w:r>
+              <w:rPr>
+                <w:rFonts w:hint="eastAsia"/>
+                <w:noProof/>
+              </w:rPr>
+              <w:instrText xml:space="preserve"> </w:instrText>
+            </w:r>
+            <w:r>
+              <w:rPr>
+                <w:noProof/>
+              </w:rPr>
+              <w:instrText>PAGEREF _Toc233189721 \h</w:instrText>
+            </w:r>
+            <w:r>
+              <w:rPr>
+                <w:rFonts w:hint="eastAsia"/>
+                <w:noProof/>
+              </w:rPr>
+              <w:instrText xml:space="preserve"> </w:instrText>
+            </w:r>
+            <w:r>
+              <w:rPr>
+                <w:rFonts w:hint="eastAsia"/>
+                <w:noProof/>
+              </w:rPr>
+            </w:r>
+            <w:r>
+              <w:rPr>
+                <w:rFonts w:hint="eastAsia"/>
+                <w:noProof/>
+              </w:rPr>
+              <w:fldChar w:fldCharType="separate"/>
+            </w:r>
+            <w:r>
+              <w:rPr>
+                <w:noProof/>
+              </w:rPr>
+              <w:t>64</w:t>
             </w:r>
             <w:r>
               <w:rPr>
@@ -16135,7 +16507,7 @@
               <w14:ligatures w14:val="standardContextual"/>
             </w:rPr>
           </w:pPr>
-          <w:hyperlink w:anchor="_Toc233186733" w:history="1">
+          <w:hyperlink w:anchor="_Toc233189722" w:history="1">
             <w:r>
               <w:rPr>
                 <w:rStyle w:val="af0"/>
@@ -16168,7 +16540,7 @@
               <w:rPr>
                 <w:noProof/>
               </w:rPr>
-              <w:instrText>PAGEREF _Toc233186733 \h</w:instrText>
+              <w:instrText>PAGEREF _Toc233189722 \h</w:instrText>
             </w:r>
             <w:r>
               <w:rPr>
@@ -16194,7 +16566,7 @@
               <w:rPr>
                 <w:noProof/>
               </w:rPr>
-              <w:t>65</w:t>
+              <w:t>66</w:t>
             </w:r>
             <w:r>
               <w:rPr>
@@ -16251,7 +16623,7 @@
       </w:pPr>
       <w:bookmarkStart w:id="6" w:name="_Toc233164877"/>
       <w:bookmarkStart w:id="7" w:name="_Toc13637"/>
-      <w:bookmarkStart w:id="8" w:name="_Toc233186598"/>
+      <w:bookmarkStart w:id="8" w:name="_Toc233189583"/>
       <w:r>
         <w:rPr>
           <w:rFonts w:hint="eastAsia"/>
@@ -16273,7 +16645,7 @@
         <w:pStyle w:val="2"/>
       </w:pPr>
       <w:bookmarkStart w:id="9" w:name="_Toc233164878"/>
-      <w:bookmarkStart w:id="10" w:name="_Toc233186599"/>
+      <w:bookmarkStart w:id="10" w:name="_Toc233189584"/>
       <w:r>
         <w:rPr>
           <w:rFonts w:hint="eastAsia"/>
@@ -17192,11 +17564,6 @@
       </w:r>
     </w:p>
     <w:p>
-      <w:pPr>
-        <w:rPr>
-          <w:rFonts w:hint="eastAsia"/>
-        </w:rPr>
-      </w:pPr>
       <w:r>
         <w:rPr>
           <w:rFonts w:hint="eastAsia"/>
@@ -17275,7 +17642,7 @@
         <w:pStyle w:val="2"/>
       </w:pPr>
       <w:bookmarkStart w:id="11" w:name="_Toc233164879"/>
-      <w:bookmarkStart w:id="12" w:name="_Toc233186600"/>
+      <w:bookmarkStart w:id="12" w:name="_Toc233189585"/>
       <w:r>
         <w:rPr>
           <w:rFonts w:hint="eastAsia"/>
@@ -17292,11 +17659,6 @@
       <w:bookmarkEnd w:id="12"/>
     </w:p>
     <w:p>
-      <w:pPr>
-        <w:rPr>
-          <w:rFonts w:hint="eastAsia"/>
-        </w:rPr>
-      </w:pPr>
       <w:r>
         <w:rPr>
           <w:rFonts w:hint="eastAsia"/>
@@ -17305,11 +17667,6 @@
       </w:r>
     </w:p>
     <w:p>
-      <w:pPr>
-        <w:rPr>
-          <w:rFonts w:hint="eastAsia"/>
-        </w:rPr>
-      </w:pPr>
       <w:r>
         <w:rPr>
           <w:rFonts w:hint="eastAsia"/>
@@ -17540,27 +17897,57 @@
         <w:t>机制，为基于杂凑函数的消息认证提供了重要方法</w:t>
       </w:r>
       <w:r>
+        <w:rPr>
+          <w:vertAlign w:val="superscript"/>
+        </w:rPr>
         <w:fldChar w:fldCharType="begin"/>
       </w:r>
       <w:r>
+        <w:rPr>
+          <w:vertAlign w:val="superscript"/>
+        </w:rPr>
         <w:instrText xml:space="preserve"> </w:instrText>
       </w:r>
       <w:r>
         <w:rPr>
           <w:rFonts w:hint="eastAsia"/>
+          <w:vertAlign w:val="superscript"/>
         </w:rPr>
         <w:instrText>REF _Ref233161472 \r \h</w:instrText>
       </w:r>
       <w:r>
+        <w:rPr>
+          <w:vertAlign w:val="superscript"/>
+        </w:rPr>
         <w:instrText xml:space="preserve"> </w:instrText>
       </w:r>
       <w:r>
+        <w:rPr>
+          <w:vertAlign w:val="superscript"/>
+        </w:rPr>
+      </w:r>
+      <w:r>
+        <w:rPr>
+          <w:vertAlign w:val="superscript"/>
+        </w:rPr>
+        <w:instrText xml:space="preserve"> \* MERGEFORMAT </w:instrText>
+      </w:r>
+      <w:r>
+        <w:rPr>
+          <w:vertAlign w:val="superscript"/>
+        </w:rPr>
         <w:fldChar w:fldCharType="separate"/>
       </w:r>
       <w:r>
+        <w:rPr>
+          <w:vertAlign w:val="superscript"/>
+        </w:rPr>
         <w:t>[11]</w:t>
       </w:r>
       <w:r>
+        <w:rPr>
+          <w:vertAlign w:val="superscript"/>
+        </w:rPr>
         <w:fldChar w:fldCharType="end"/>
       </w:r>
       <w:r>
@@ -18388,11 +18775,6 @@
       </w:r>
     </w:p>
     <w:p>
-      <w:pPr>
-        <w:rPr>
-          <w:rFonts w:hint="eastAsia"/>
-        </w:rPr>
-      </w:pPr>
       <w:r>
         <w:rPr>
           <w:rFonts w:hint="eastAsia"/>
@@ -18475,7 +18857,7 @@
         <w:pStyle w:val="2"/>
       </w:pPr>
       <w:bookmarkStart w:id="13" w:name="_Toc233164880"/>
-      <w:bookmarkStart w:id="14" w:name="_Toc233186601"/>
+      <w:bookmarkStart w:id="14" w:name="_Toc233189586"/>
       <w:r>
         <w:rPr>
           <w:rFonts w:hint="eastAsia"/>
@@ -18586,10 +18968,8 @@
     <w:p>
       <w:pPr>
         <w:pStyle w:val="2"/>
-        <w:rPr>
-          <w:rFonts w:hint="eastAsia"/>
-        </w:rPr>
       </w:pPr>
+      <w:bookmarkStart w:id="16" w:name="_Toc233189587"/>
       <w:r>
         <w:rPr>
           <w:rFonts w:hint="eastAsia"/>
@@ -18602,6 +18982,7 @@
         </w:rPr>
         <w:t>本文结构</w:t>
       </w:r>
+      <w:bookmarkEnd w:id="16"/>
     </w:p>
     <w:p>
       <w:r>
@@ -18612,8 +18993,8 @@
       <w:pPr>
         <w:pStyle w:val="1"/>
       </w:pPr>
-      <w:bookmarkStart w:id="16" w:name="_Toc233164881"/>
-      <w:bookmarkStart w:id="17" w:name="_Toc233186602"/>
+      <w:bookmarkStart w:id="17" w:name="_Toc233164881"/>
+      <w:bookmarkStart w:id="18" w:name="_Toc233189588"/>
       <w:r>
         <w:rPr>
           <w:rFonts w:hint="eastAsia"/>
@@ -18627,15 +19008,15 @@
         </w:rPr>
         <w:t>相关技术</w:t>
       </w:r>
-      <w:bookmarkEnd w:id="16"/>
       <w:bookmarkEnd w:id="17"/>
+      <w:bookmarkEnd w:id="18"/>
     </w:p>
     <w:p>
       <w:pPr>
         <w:pStyle w:val="2"/>
       </w:pPr>
-      <w:bookmarkStart w:id="18" w:name="_Toc233164882"/>
-      <w:bookmarkStart w:id="19" w:name="_Toc233186603"/>
+      <w:bookmarkStart w:id="19" w:name="_Toc233164882"/>
+      <w:bookmarkStart w:id="20" w:name="_Toc233189589"/>
       <w:bookmarkEnd w:id="15"/>
       <w:r>
         <w:rPr>
@@ -18661,9 +19042,9 @@
         </w:rPr>
         <w:t>算法</w:t>
       </w:r>
-      <w:bookmarkStart w:id="20" w:name="_Toc7520"/>
-      <w:bookmarkEnd w:id="18"/>
+      <w:bookmarkStart w:id="21" w:name="_Toc7520"/>
       <w:bookmarkEnd w:id="19"/>
+      <w:bookmarkEnd w:id="20"/>
     </w:p>
     <w:p>
       <w:r>
@@ -18940,15 +19321,15 @@
         </w:rPr>
         <w:t>。</w:t>
       </w:r>
-      <w:bookmarkStart w:id="21" w:name="_Toc28528"/>
+      <w:bookmarkStart w:id="22" w:name="_Toc28528"/>
     </w:p>
     <w:p/>
     <w:p>
       <w:pPr>
         <w:pStyle w:val="3"/>
       </w:pPr>
-      <w:bookmarkStart w:id="22" w:name="_Toc233164883"/>
-      <w:bookmarkStart w:id="23" w:name="_Toc233186604"/>
+      <w:bookmarkStart w:id="23" w:name="_Toc233164883"/>
+      <w:bookmarkStart w:id="24" w:name="_Toc233189590"/>
       <w:r>
         <w:rPr>
           <w:rFonts w:hint="eastAsia"/>
@@ -18961,9 +19342,9 @@
         </w:rPr>
         <w:t>非对称算法原理</w:t>
       </w:r>
-      <w:bookmarkEnd w:id="21"/>
       <w:bookmarkEnd w:id="22"/>
       <w:bookmarkEnd w:id="23"/>
+      <w:bookmarkEnd w:id="24"/>
     </w:p>
     <w:p>
       <w:r>
@@ -19066,13 +19447,13 @@
         </w:rPr>
         <w:t>。虽然非对称算法提供了高安全性，但缺点是计算量和复杂程度远远高于对称密码算法，因此解密速度会比较慢。使用私钥加密的内容只能通过对应公钥进行解密，使用公钥加密的内容都只能通过对应私钥解密，即所谓的“非对称”，这也是与对称算法最本质的区别。</w:t>
       </w:r>
-      <w:bookmarkStart w:id="24" w:name="_Toc9277"/>
+      <w:bookmarkStart w:id="25" w:name="_Toc9277"/>
     </w:p>
     <w:p>
       <w:pPr>
         <w:pStyle w:val="3"/>
       </w:pPr>
-      <w:bookmarkStart w:id="25" w:name="_Toc233186605"/>
+      <w:bookmarkStart w:id="26" w:name="_Toc233189591"/>
       <w:r>
         <w:rPr>
           <w:rFonts w:hint="eastAsia"/>
@@ -19086,8 +19467,8 @@
         </w:rPr>
         <w:t>算法的加密与解密过程</w:t>
       </w:r>
-      <w:bookmarkEnd w:id="24"/>
       <w:bookmarkEnd w:id="25"/>
+      <w:bookmarkEnd w:id="26"/>
     </w:p>
     <w:p>
       <w:r>
@@ -19843,8 +20224,8 @@
       <w:pPr>
         <w:pStyle w:val="3"/>
       </w:pPr>
-      <w:bookmarkStart w:id="26" w:name="_Toc233164884"/>
-      <w:bookmarkStart w:id="27" w:name="_Toc233186606"/>
+      <w:bookmarkStart w:id="27" w:name="_Toc233164884"/>
+      <w:bookmarkStart w:id="28" w:name="_Toc233189592"/>
       <w:r>
         <w:rPr>
           <w:rFonts w:hint="eastAsia"/>
@@ -19857,8 +20238,8 @@
         </w:rPr>
         <w:t>密钥结构定义</w:t>
       </w:r>
-      <w:bookmarkEnd w:id="26"/>
       <w:bookmarkEnd w:id="27"/>
+      <w:bookmarkEnd w:id="28"/>
     </w:p>
     <w:p>
       <w:r>
@@ -19966,8 +20347,8 @@
       <w:pPr>
         <w:pStyle w:val="3"/>
       </w:pPr>
-      <w:bookmarkStart w:id="28" w:name="_Toc233164885"/>
-      <w:bookmarkStart w:id="29" w:name="_Toc233186607"/>
+      <w:bookmarkStart w:id="29" w:name="_Toc233164885"/>
+      <w:bookmarkStart w:id="30" w:name="_Toc233189593"/>
       <w:r>
         <w:rPr>
           <w:rFonts w:hint="eastAsia"/>
@@ -19981,8 +20362,8 @@
         </w:rPr>
         <w:t>加解密过程</w:t>
       </w:r>
-      <w:bookmarkEnd w:id="28"/>
       <w:bookmarkEnd w:id="29"/>
+      <w:bookmarkEnd w:id="30"/>
     </w:p>
     <w:p>
       <w:r>
@@ -20273,8 +20654,8 @@
       <w:pPr>
         <w:pStyle w:val="2"/>
       </w:pPr>
-      <w:bookmarkStart w:id="30" w:name="_Toc233164886"/>
-      <w:bookmarkStart w:id="31" w:name="_Toc233186608"/>
+      <w:bookmarkStart w:id="31" w:name="_Toc233164886"/>
+      <w:bookmarkStart w:id="32" w:name="_Toc233189594"/>
       <w:r>
         <w:rPr>
           <w:rFonts w:hint="eastAsia"/>
@@ -20299,8 +20680,8 @@
         </w:rPr>
         <w:t>算法</w:t>
       </w:r>
-      <w:bookmarkEnd w:id="30"/>
       <w:bookmarkEnd w:id="31"/>
+      <w:bookmarkEnd w:id="32"/>
     </w:p>
     <w:p>
       <w:r>
@@ -20869,11 +21250,11 @@
             <v:path o:extrusionok="f" gradientshapeok="t" o:connecttype="rect"/>
             <o:lock v:ext="edit" aspectratio="t"/>
           </v:shapetype>
-          <v:shape id="_x0000_i1025" type="#_x0000_t75" style="width:202.9pt;height:655.5pt" o:ole="">
+          <v:shape id="_x0000_i1025" type="#_x0000_t75" style="width:202.6pt;height:655.55pt" o:ole="">
             <v:imagedata r:id="rId19" o:title=""/>
             <o:lock v:ext="edit" aspectratio="f"/>
           </v:shape>
-          <o:OLEObject Type="Embed" ProgID="Visio.Drawing.15" ShapeID="_x0000_i1025" DrawAspect="Content" ObjectID="_1843801238" r:id="rId20"/>
+          <o:OLEObject Type="Embed" ProgID="Visio.Drawing.15" ShapeID="_x0000_i1025" DrawAspect="Content" ObjectID="_1843802346" r:id="rId20"/>
         </w:object>
       </w:r>
       <w:r>
@@ -20882,11 +21263,11 @@
           <w:szCs w:val="24"/>
         </w:rPr>
         <w:object w:dxaOrig="4307" w:dyaOrig="12013" w14:anchorId="5260A442">
-          <v:shape id="_x0000_i1026" type="#_x0000_t75" style="width:215.05pt;height:655.5pt" o:ole="">
+          <v:shape id="_x0000_i1026" type="#_x0000_t75" style="width:215.15pt;height:655.55pt" o:ole="">
             <v:imagedata r:id="rId21" o:title=""/>
             <o:lock v:ext="edit" aspectratio="f"/>
           </v:shape>
-          <o:OLEObject Type="Embed" ProgID="Visio.Drawing.15" ShapeID="_x0000_i1026" DrawAspect="Content" ObjectID="_1843801239" r:id="rId22"/>
+          <o:OLEObject Type="Embed" ProgID="Visio.Drawing.15" ShapeID="_x0000_i1026" DrawAspect="Content" ObjectID="_1843802347" r:id="rId22"/>
         </w:object>
       </w:r>
     </w:p>
@@ -20923,7 +21304,7 @@
         <w:t>图2.2 SM2解密算法流程</w:t>
       </w:r>
     </w:p>
-    <w:bookmarkEnd w:id="20"/>
+    <w:bookmarkEnd w:id="21"/>
     <w:p>
       <w:r>
         <w:lastRenderedPageBreak/>
@@ -20974,8 +21355,8 @@
       <w:pPr>
         <w:pStyle w:val="2"/>
       </w:pPr>
-      <w:bookmarkStart w:id="32" w:name="_Toc233164887"/>
-      <w:bookmarkStart w:id="33" w:name="_Toc233186609"/>
+      <w:bookmarkStart w:id="33" w:name="_Toc233164887"/>
+      <w:bookmarkStart w:id="34" w:name="_Toc233189595"/>
       <w:r>
         <w:rPr>
           <w:rFonts w:hint="eastAsia"/>
@@ -21006,8 +21387,8 @@
         </w:rPr>
         <w:t>算法</w:t>
       </w:r>
-      <w:bookmarkEnd w:id="32"/>
       <w:bookmarkEnd w:id="33"/>
+      <w:bookmarkEnd w:id="34"/>
     </w:p>
     <w:p>
       <w:r>
@@ -21236,15 +21617,15 @@
         </w:rPr>
         <w:t>。</w:t>
       </w:r>
-      <w:bookmarkStart w:id="34" w:name="_Toc1246"/>
+      <w:bookmarkStart w:id="35" w:name="_Toc1246"/>
     </w:p>
     <w:p/>
     <w:p>
       <w:pPr>
         <w:pStyle w:val="3"/>
       </w:pPr>
-      <w:bookmarkStart w:id="35" w:name="_Toc233164888"/>
-      <w:bookmarkStart w:id="36" w:name="_Toc233186610"/>
+      <w:bookmarkStart w:id="36" w:name="_Toc233164888"/>
+      <w:bookmarkStart w:id="37" w:name="_Toc233189596"/>
       <w:r>
         <w:rPr>
           <w:rFonts w:hint="eastAsia"/>
@@ -21257,9 +21638,9 @@
         </w:rPr>
         <w:t>算法密钥及密钥参量</w:t>
       </w:r>
-      <w:bookmarkEnd w:id="34"/>
       <w:bookmarkEnd w:id="35"/>
       <w:bookmarkEnd w:id="36"/>
+      <w:bookmarkEnd w:id="37"/>
       <w:r>
         <w:t xml:space="preserve"> </w:t>
       </w:r>
@@ -22300,8 +22681,8 @@
       <w:pPr>
         <w:pStyle w:val="3"/>
       </w:pPr>
-      <w:bookmarkStart w:id="37" w:name="_Toc233164889"/>
-      <w:bookmarkStart w:id="38" w:name="_Toc233186611"/>
+      <w:bookmarkStart w:id="38" w:name="_Toc233164889"/>
+      <w:bookmarkStart w:id="39" w:name="_Toc233189597"/>
       <w:r>
         <w:rPr>
           <w:rFonts w:hint="eastAsia"/>
@@ -22321,8 +22702,8 @@
         </w:rPr>
         <w:t>:</w:t>
       </w:r>
-      <w:bookmarkEnd w:id="37"/>
       <w:bookmarkEnd w:id="38"/>
+      <w:bookmarkEnd w:id="39"/>
     </w:p>
     <w:p>
       <w:pPr>
@@ -24057,7 +24438,7 @@
       </w:r>
     </w:p>
     <w:p>
-      <w:bookmarkStart w:id="39" w:name="_Toc27046"/>
+      <w:bookmarkStart w:id="40" w:name="_Toc27046"/>
       <m:oMath>
         <m:r>
           <w:rPr>
@@ -24163,7 +24544,7 @@
         </w:rPr>
         <w:t>。其中</w:t>
       </w:r>
-      <w:bookmarkEnd w:id="39"/>
+      <w:bookmarkEnd w:id="40"/>
     </w:p>
     <w:p>
       <m:oMathPara>
@@ -32759,9 +33140,6 @@
     <w:p>
       <w:pPr>
         <w:jc w:val="center"/>
-        <w:rPr>
-          <w:rFonts w:hint="eastAsia"/>
-        </w:rPr>
       </w:pPr>
     </w:p>
     <w:p>
@@ -34393,9 +34771,6 @@
         <w:spacing w:line="240" w:lineRule="auto"/>
         <w:ind w:firstLineChars="0" w:firstLine="0"/>
         <w:jc w:val="left"/>
-        <w:rPr>
-          <w:rFonts w:hint="eastAsia"/>
-        </w:rPr>
       </w:pPr>
       <w:r>
         <w:br w:type="page"/>
@@ -34507,14 +34882,14 @@
         </w:rPr>
         <w:t>加密流程图</w:t>
       </w:r>
-      <w:bookmarkStart w:id="40" w:name="_Toc2577"/>
+      <w:bookmarkStart w:id="41" w:name="_Toc2577"/>
     </w:p>
     <w:p>
       <w:pPr>
         <w:pStyle w:val="2"/>
       </w:pPr>
-      <w:bookmarkStart w:id="41" w:name="_Toc233164890"/>
-      <w:bookmarkStart w:id="42" w:name="_Toc233186612"/>
+      <w:bookmarkStart w:id="42" w:name="_Toc233164890"/>
+      <w:bookmarkStart w:id="43" w:name="_Toc233189598"/>
       <w:r>
         <w:rPr>
           <w:rFonts w:hint="eastAsia"/>
@@ -34539,8 +34914,8 @@
         </w:rPr>
         <w:t>协议报文</w:t>
       </w:r>
-      <w:bookmarkEnd w:id="41"/>
       <w:bookmarkEnd w:id="42"/>
+      <w:bookmarkEnd w:id="43"/>
     </w:p>
     <w:p>
       <w:r>
@@ -34831,8 +35206,8 @@
           <w:rStyle w:val="af8"/>
         </w:rPr>
       </w:pPr>
-      <w:bookmarkStart w:id="43" w:name="_Toc233164891"/>
-      <w:bookmarkStart w:id="44" w:name="_Toc233186613"/>
+      <w:bookmarkStart w:id="44" w:name="_Toc233164891"/>
+      <w:bookmarkStart w:id="45" w:name="_Toc233189599"/>
       <w:r>
         <w:rPr>
           <w:rFonts w:hint="eastAsia"/>
@@ -34845,8 +35220,8 @@
         </w:rPr>
         <w:t>祖冲之序列密码算法</w:t>
       </w:r>
-      <w:bookmarkEnd w:id="43"/>
       <w:bookmarkEnd w:id="44"/>
+      <w:bookmarkEnd w:id="45"/>
     </w:p>
     <w:p>
       <w:r>
@@ -35167,8 +35542,8 @@
       <w:pPr>
         <w:pStyle w:val="2"/>
       </w:pPr>
-      <w:bookmarkStart w:id="45" w:name="_Toc233164892"/>
-      <w:bookmarkStart w:id="46" w:name="_Toc233186614"/>
+      <w:bookmarkStart w:id="46" w:name="_Toc233164892"/>
+      <w:bookmarkStart w:id="47" w:name="_Toc233189600"/>
       <w:r>
         <w:rPr>
           <w:rFonts w:hint="eastAsia"/>
@@ -35181,8 +35556,8 @@
         </w:rPr>
         <w:t>标识密码算法</w:t>
       </w:r>
-      <w:bookmarkEnd w:id="45"/>
       <w:bookmarkEnd w:id="46"/>
+      <w:bookmarkEnd w:id="47"/>
     </w:p>
     <w:p>
       <w:r>
@@ -35414,14 +35789,14 @@
       <w:r>
         <w:t>签名保护来源真实性（数据是否来自声明的发送方）。两者是独立的安全属性。</w:t>
       </w:r>
-      <w:bookmarkEnd w:id="40"/>
+      <w:bookmarkEnd w:id="41"/>
     </w:p>
     <w:p>
       <w:pPr>
         <w:pStyle w:val="1"/>
       </w:pPr>
-      <w:bookmarkStart w:id="47" w:name="_Toc233164893"/>
-      <w:bookmarkStart w:id="48" w:name="_Toc233186615"/>
+      <w:bookmarkStart w:id="48" w:name="_Toc233164893"/>
+      <w:bookmarkStart w:id="49" w:name="_Toc233189601"/>
       <w:r>
         <w:rPr>
           <w:rFonts w:hint="eastAsia"/>
@@ -35434,15 +35809,15 @@
         </w:rPr>
         <w:t>系统设计分析</w:t>
       </w:r>
-      <w:bookmarkEnd w:id="47"/>
       <w:bookmarkEnd w:id="48"/>
+      <w:bookmarkEnd w:id="49"/>
     </w:p>
     <w:p>
       <w:pPr>
         <w:pStyle w:val="2"/>
       </w:pPr>
-      <w:bookmarkStart w:id="49" w:name="_Toc233164894"/>
-      <w:bookmarkStart w:id="50" w:name="_Toc233186616"/>
+      <w:bookmarkStart w:id="50" w:name="_Toc233164894"/>
+      <w:bookmarkStart w:id="51" w:name="_Toc233189602"/>
       <w:r>
         <w:rPr>
           <w:rFonts w:hint="eastAsia"/>
@@ -35455,8 +35830,8 @@
         </w:rPr>
         <w:t>需求分析</w:t>
       </w:r>
-      <w:bookmarkEnd w:id="49"/>
       <w:bookmarkEnd w:id="50"/>
+      <w:bookmarkEnd w:id="51"/>
       <w:r>
         <w:rPr>
           <w:rFonts w:hint="eastAsia"/>
@@ -35471,8 +35846,8 @@
           <w:rFonts w:ascii="楷体" w:hAnsi="楷体" w:cs="楷体" w:hint="eastAsia"/>
         </w:rPr>
       </w:pPr>
-      <w:bookmarkStart w:id="51" w:name="_Toc233164895"/>
-      <w:bookmarkStart w:id="52" w:name="_Toc233186617"/>
+      <w:bookmarkStart w:id="52" w:name="_Toc233164895"/>
+      <w:bookmarkStart w:id="53" w:name="_Toc233189603"/>
       <w:r>
         <w:t xml:space="preserve">3.1.1 </w:t>
       </w:r>
@@ -35482,8 +35857,8 @@
         </w:rPr>
         <w:t>基本需求</w:t>
       </w:r>
-      <w:bookmarkEnd w:id="51"/>
       <w:bookmarkEnd w:id="52"/>
+      <w:bookmarkEnd w:id="53"/>
       <w:r>
         <w:rPr>
           <w:rFonts w:ascii="楷体" w:hAnsi="楷体" w:cs="楷体" w:hint="eastAsia"/>
@@ -35542,8 +35917,8 @@
       <w:pPr>
         <w:pStyle w:val="3"/>
       </w:pPr>
-      <w:bookmarkStart w:id="53" w:name="_Toc233164896"/>
-      <w:bookmarkStart w:id="54" w:name="_Toc233186618"/>
+      <w:bookmarkStart w:id="54" w:name="_Toc233164896"/>
+      <w:bookmarkStart w:id="55" w:name="_Toc233189604"/>
       <w:r>
         <w:rPr>
           <w:rFonts w:hint="eastAsia"/>
@@ -35562,8 +35937,8 @@
         </w:rPr>
         <w:t>功能性需求</w:t>
       </w:r>
-      <w:bookmarkEnd w:id="53"/>
       <w:bookmarkEnd w:id="54"/>
+      <w:bookmarkEnd w:id="55"/>
     </w:p>
     <w:p>
       <w:r>
@@ -35822,8 +36197,8 @@
       <w:pPr>
         <w:pStyle w:val="3"/>
       </w:pPr>
-      <w:bookmarkStart w:id="55" w:name="_Toc233164897"/>
-      <w:bookmarkStart w:id="56" w:name="_Toc233186619"/>
+      <w:bookmarkStart w:id="56" w:name="_Toc233164897"/>
+      <w:bookmarkStart w:id="57" w:name="_Toc233189605"/>
       <w:r>
         <w:rPr>
           <w:rFonts w:hint="eastAsia"/>
@@ -35836,15 +36211,15 @@
         </w:rPr>
         <w:t>非功能性需求</w:t>
       </w:r>
-      <w:bookmarkEnd w:id="55"/>
       <w:bookmarkEnd w:id="56"/>
+      <w:bookmarkEnd w:id="57"/>
     </w:p>
     <w:p>
       <w:pPr>
         <w:pStyle w:val="2"/>
       </w:pPr>
-      <w:bookmarkStart w:id="57" w:name="_Toc233164898"/>
-      <w:bookmarkStart w:id="58" w:name="_Toc233186620"/>
+      <w:bookmarkStart w:id="58" w:name="_Toc233164898"/>
+      <w:bookmarkStart w:id="59" w:name="_Toc233189606"/>
       <w:r>
         <w:rPr>
           <w:rFonts w:hint="eastAsia"/>
@@ -35857,8 +36232,8 @@
         </w:rPr>
         <w:t>可行性分析</w:t>
       </w:r>
-      <w:bookmarkEnd w:id="57"/>
       <w:bookmarkEnd w:id="58"/>
+      <w:bookmarkEnd w:id="59"/>
       <w:r>
         <w:rPr>
           <w:rFonts w:hint="eastAsia"/>
@@ -35870,8 +36245,8 @@
       <w:pPr>
         <w:pStyle w:val="3"/>
       </w:pPr>
-      <w:bookmarkStart w:id="59" w:name="_Toc233164899"/>
-      <w:bookmarkStart w:id="60" w:name="_Toc233186621"/>
+      <w:bookmarkStart w:id="60" w:name="_Toc233164899"/>
+      <w:bookmarkStart w:id="61" w:name="_Toc233189607"/>
       <w:r>
         <w:rPr>
           <w:rFonts w:hint="eastAsia"/>
@@ -35884,8 +36259,8 @@
         </w:rPr>
         <w:t>技术可行性分析</w:t>
       </w:r>
-      <w:bookmarkEnd w:id="59"/>
       <w:bookmarkEnd w:id="60"/>
+      <w:bookmarkEnd w:id="61"/>
       <w:r>
         <w:rPr>
           <w:rFonts w:hint="eastAsia"/>
@@ -36042,8 +36417,8 @@
       <w:pPr>
         <w:pStyle w:val="3"/>
       </w:pPr>
-      <w:bookmarkStart w:id="61" w:name="_Toc233164900"/>
-      <w:bookmarkStart w:id="62" w:name="_Toc233186622"/>
+      <w:bookmarkStart w:id="62" w:name="_Toc233164900"/>
+      <w:bookmarkStart w:id="63" w:name="_Toc233189608"/>
       <w:r>
         <w:rPr>
           <w:rFonts w:hint="eastAsia"/>
@@ -36062,8 +36437,8 @@
         </w:rPr>
         <w:t>可行性分析</w:t>
       </w:r>
-      <w:bookmarkEnd w:id="61"/>
       <w:bookmarkEnd w:id="62"/>
+      <w:bookmarkEnd w:id="63"/>
       <w:r>
         <w:t xml:space="preserve"> </w:t>
       </w:r>
@@ -36102,8 +36477,8 @@
       <w:pPr>
         <w:pStyle w:val="3"/>
       </w:pPr>
-      <w:bookmarkStart w:id="63" w:name="_Toc233164901"/>
-      <w:bookmarkStart w:id="64" w:name="_Toc233186623"/>
+      <w:bookmarkStart w:id="64" w:name="_Toc233164901"/>
+      <w:bookmarkStart w:id="65" w:name="_Toc233189609"/>
       <w:r>
         <w:rPr>
           <w:rFonts w:hint="eastAsia"/>
@@ -36122,8 +36497,8 @@
         </w:rPr>
         <w:t>可行性分析</w:t>
       </w:r>
-      <w:bookmarkEnd w:id="63"/>
       <w:bookmarkEnd w:id="64"/>
+      <w:bookmarkEnd w:id="65"/>
       <w:r>
         <w:t xml:space="preserve"> </w:t>
       </w:r>
@@ -36143,8 +36518,8 @@
       <w:pPr>
         <w:pStyle w:val="3"/>
       </w:pPr>
-      <w:bookmarkStart w:id="65" w:name="_Toc233164902"/>
-      <w:bookmarkStart w:id="66" w:name="_Toc233186624"/>
+      <w:bookmarkStart w:id="66" w:name="_Toc233164902"/>
+      <w:bookmarkStart w:id="67" w:name="_Toc233189610"/>
       <w:r>
         <w:rPr>
           <w:rFonts w:hint="eastAsia"/>
@@ -36157,8 +36532,8 @@
         </w:rPr>
         <w:t>维护可行性分析</w:t>
       </w:r>
-      <w:bookmarkEnd w:id="65"/>
       <w:bookmarkEnd w:id="66"/>
+      <w:bookmarkEnd w:id="67"/>
     </w:p>
     <w:p>
       <w:r>
@@ -36166,945 +36541,860 @@
       </w:r>
     </w:p>
     <w:p>
-      <w:r>
-        <w:rPr>
-          <w:rFonts w:hint="eastAsia"/>
-        </w:rPr>
+      <w:pPr>
+        <w:pStyle w:val="2"/>
+      </w:pPr>
+      <w:bookmarkStart w:id="68" w:name="_Toc233189611"/>
+      <w:r>
+        <w:rPr>
+          <w:rFonts w:hint="eastAsia"/>
+        </w:rPr>
+        <w:lastRenderedPageBreak/>
         <w:t>3.3</w:t>
       </w:r>
       <w:r>
         <w:t>系统功能模块分析</w:t>
       </w:r>
-    </w:p>
-    <w:p>
-      <w:r>
-        <w:t>3.3.</w:t>
-      </w:r>
-      <w:r>
-        <w:rPr>
-          <w:rFonts w:hint="eastAsia"/>
-        </w:rPr>
-        <w:t>1</w:t>
-      </w:r>
-      <w:r>
-        <w:rPr>
-          <w:rFonts w:ascii="Calibri" w:hAnsi="Calibri" w:cs="Calibri"/>
-        </w:rPr>
-        <w:t xml:space="preserve"> </w:t>
-      </w:r>
-      <w:r>
-        <w:t>发送端功能模块</w:t>
-      </w:r>
-    </w:p>
-    <w:p>
-      <w:r>
-        <w:lastRenderedPageBreak/>
-        <w:t>发送端模块是系统安全报文生成的核心。其输入包括明文文件路径、接收方</w:t>
-      </w:r>
-      <w:r>
-        <w:t xml:space="preserve"> SM2 </w:t>
-      </w:r>
-      <w:r>
-        <w:t>公钥、</w:t>
-      </w:r>
-      <w:r>
-        <w:t xml:space="preserve">SM9 </w:t>
-      </w:r>
-      <w:r>
-        <w:t>主密钥对象、发送方身份、接收方身份、加密算法和输出目录。发送端首先读取明文并生成</w:t>
-      </w:r>
-      <w:r>
-        <w:t xml:space="preserve"> 16 </w:t>
-      </w:r>
-      <w:r>
-        <w:t>字节随机会话秘密，然后创建</w:t>
-      </w:r>
-      <w:r>
-        <w:t xml:space="preserve"> session_id</w:t>
-      </w:r>
-      <w:r>
-        <w:t>、</w:t>
-      </w:r>
-      <w:r>
-        <w:t>timestamp</w:t>
-      </w:r>
-      <w:r>
-        <w:t>、</w:t>
-      </w:r>
-      <w:r>
-        <w:t xml:space="preserve">seq </w:t>
-      </w:r>
-      <w:r>
-        <w:t>和</w:t>
-      </w:r>
-      <w:r>
-        <w:t xml:space="preserve"> suite_id </w:t>
-      </w:r>
-      <w:r>
-        <w:t>等协议头信息。</w:t>
-      </w:r>
-    </w:p>
-    <w:p>
-      <w:r>
-        <w:t>在密钥处理阶段，发送端使用接收方</w:t>
-      </w:r>
-      <w:r>
-        <w:t xml:space="preserve"> SM2 </w:t>
-      </w:r>
-      <w:r>
-        <w:t>公钥封装会话秘密，并以</w:t>
-      </w:r>
-      <w:r>
-        <w:t xml:space="preserve"> session_id</w:t>
-      </w:r>
-      <w:r>
-        <w:t>、</w:t>
-      </w:r>
-      <w:r>
-        <w:t>sender_id</w:t>
-      </w:r>
-      <w:r>
-        <w:t>、</w:t>
-      </w:r>
-      <w:r>
-        <w:t xml:space="preserve">receiver_id </w:t>
-      </w:r>
-      <w:r>
-        <w:t>和</w:t>
-      </w:r>
-      <w:r>
-        <w:t xml:space="preserve"> suite_id </w:t>
-      </w:r>
-      <w:r>
-        <w:t>拼接形成的上下文作为</w:t>
-      </w:r>
-      <w:r>
-        <w:t xml:space="preserve"> HKDF-SM3 </w:t>
-      </w:r>
-      <w:r>
-        <w:t>输入，派生出不同用途的业务密钥。这样的设计使加密密钥、初始化向量和完整性密钥具有明确用途，降低密钥混用风险。</w:t>
-      </w:r>
-    </w:p>
-    <w:p>
-      <w:r>
-        <w:rPr>
-          <w:rFonts w:ascii="宋体" w:hAnsi="宋体" w:cs="宋体"/>
-        </w:rPr>
-        <w:t>在加密与认证阶段，发送端根据用户选择执行</w:t>
-      </w:r>
-      <w:r>
-        <w:t xml:space="preserve"> SM4-CBC</w:t>
-      </w:r>
-      <w:r>
-        <w:rPr>
-          <w:rFonts w:ascii="宋体" w:hAnsi="宋体" w:cs="宋体"/>
-        </w:rPr>
-        <w:t>、</w:t>
-      </w:r>
-      <w:r>
-        <w:t>SM4-CTR</w:t>
-      </w:r>
-      <w:r>
-        <w:rPr>
-          <w:rFonts w:ascii="宋体" w:hAnsi="宋体" w:cs="宋体"/>
-        </w:rPr>
-        <w:t>、</w:t>
-      </w:r>
-      <w:r>
-        <w:t xml:space="preserve">SM4-GCM </w:t>
-      </w:r>
-      <w:r>
-        <w:rPr>
-          <w:rFonts w:ascii="宋体" w:hAnsi="宋体" w:cs="宋体"/>
-        </w:rPr>
-        <w:t>或</w:t>
-      </w:r>
-      <w:r>
-        <w:t xml:space="preserve"> ZUC-128 </w:t>
-      </w:r>
-      <w:r>
-        <w:rPr>
-          <w:rFonts w:ascii="宋体" w:hAnsi="宋体" w:cs="宋体"/>
-        </w:rPr>
-        <w:t>加密。对于</w:t>
-      </w:r>
-      <w:r>
-        <w:t xml:space="preserve"> SM4-GCM</w:t>
-      </w:r>
-      <w:r>
-        <w:rPr>
-          <w:rFonts w:ascii="宋体" w:hAnsi="宋体" w:cs="宋体"/>
-        </w:rPr>
-        <w:t>，系统直接使用</w:t>
-      </w:r>
-      <w:r>
-        <w:t xml:space="preserve"> GCM </w:t>
-      </w:r>
-      <w:r>
-        <w:rPr>
-          <w:rFonts w:ascii="宋体" w:hAnsi="宋体" w:cs="宋体"/>
-        </w:rPr>
-        <w:t>认证标签；对于</w:t>
-      </w:r>
-      <w:r>
-        <w:t xml:space="preserve"> SM4-CBC</w:t>
-      </w:r>
-      <w:r>
-        <w:rPr>
-          <w:rFonts w:ascii="宋体" w:hAnsi="宋体" w:cs="宋体"/>
-        </w:rPr>
-        <w:t>、</w:t>
-      </w:r>
-      <w:r>
-        <w:t xml:space="preserve">SM4-CTR </w:t>
-      </w:r>
-      <w:r>
-        <w:rPr>
-          <w:rFonts w:ascii="宋体" w:hAnsi="宋体" w:cs="宋体"/>
-        </w:rPr>
-        <w:t>和</w:t>
-      </w:r>
-      <w:r>
-        <w:t xml:space="preserve"> ZUC</w:t>
-      </w:r>
-      <w:r>
-        <w:rPr>
-          <w:rFonts w:ascii="宋体" w:hAnsi="宋体" w:cs="宋体"/>
-        </w:rPr>
-        <w:t>，系统通过</w:t>
-      </w:r>
-      <w:r>
-        <w:t xml:space="preserve"> HMAC-SM3 </w:t>
-      </w:r>
-      <w:r>
-        <w:rPr>
-          <w:rFonts w:ascii="宋体" w:hAnsi="宋体" w:cs="宋体"/>
-        </w:rPr>
-        <w:t>对</w:t>
-      </w:r>
-      <w:r>
-        <w:t xml:space="preserve"> header</w:t>
-      </w:r>
-      <w:r>
-        <w:rPr>
-          <w:rFonts w:ascii="宋体" w:hAnsi="宋体" w:cs="宋体"/>
-        </w:rPr>
-        <w:t>、</w:t>
-      </w:r>
-      <w:r>
-        <w:t>wrapped_secret</w:t>
-      </w:r>
-      <w:r>
-        <w:rPr>
-          <w:rFonts w:ascii="宋体" w:hAnsi="宋体" w:cs="宋体"/>
-        </w:rPr>
-        <w:t>、</w:t>
-      </w:r>
-      <w:r>
-        <w:t xml:space="preserve">nonce_or_iv </w:t>
-      </w:r>
-      <w:r>
-        <w:rPr>
-          <w:rFonts w:ascii="宋体" w:hAnsi="宋体" w:cs="宋体"/>
-        </w:rPr>
-        <w:t>和</w:t>
-      </w:r>
-      <w:r>
-        <w:t xml:space="preserve"> ciphertext </w:t>
-      </w:r>
-      <w:r>
-        <w:rPr>
-          <w:rFonts w:ascii="宋体" w:hAnsi="宋体" w:cs="宋体"/>
-        </w:rPr>
-        <w:t>的长度前缀编码结果进行完整性保护。最后，发送端将</w:t>
-      </w:r>
-      <w:r>
-        <w:t xml:space="preserve"> header</w:t>
-      </w:r>
-      <w:r>
-        <w:rPr>
-          <w:rFonts w:ascii="宋体" w:hAnsi="宋体" w:cs="宋体"/>
-        </w:rPr>
-        <w:t>、</w:t>
-      </w:r>
-      <w:r>
-        <w:t>wrapped_secret</w:t>
-      </w:r>
-      <w:r>
-        <w:rPr>
-          <w:rFonts w:ascii="宋体" w:hAnsi="宋体" w:cs="宋体"/>
-        </w:rPr>
-        <w:t>、</w:t>
-      </w:r>
-      <w:r>
-        <w:t>nonce_or_iv</w:t>
-      </w:r>
-      <w:r>
-        <w:rPr>
-          <w:rFonts w:ascii="宋体" w:hAnsi="宋体" w:cs="宋体"/>
-        </w:rPr>
-        <w:t>、</w:t>
-      </w:r>
-      <w:r>
-        <w:t xml:space="preserve">ciphertext </w:t>
-      </w:r>
-      <w:r>
-        <w:rPr>
-          <w:rFonts w:ascii="宋体" w:hAnsi="宋体" w:cs="宋体"/>
-        </w:rPr>
-        <w:t>和</w:t>
-      </w:r>
-      <w:r>
-        <w:t xml:space="preserve"> auth_tag </w:t>
-      </w:r>
-      <w:r>
-        <w:rPr>
-          <w:rFonts w:ascii="宋体" w:hAnsi="宋体" w:cs="宋体"/>
-        </w:rPr>
-        <w:t>组成完整</w:t>
-      </w:r>
-      <w:r>
-        <w:t xml:space="preserve"> transcript</w:t>
-      </w:r>
-      <w:r>
-        <w:rPr>
-          <w:rFonts w:ascii="宋体" w:hAnsi="宋体" w:cs="宋体"/>
-        </w:rPr>
-        <w:t>，并使用发送方</w:t>
-      </w:r>
-      <w:r>
-        <w:t xml:space="preserve"> SM9 </w:t>
-      </w:r>
-      <w:r>
-        <w:rPr>
-          <w:rFonts w:ascii="宋体" w:hAnsi="宋体" w:cs="宋体"/>
-        </w:rPr>
-        <w:t>私钥对其签名，形成最终</w:t>
-      </w:r>
-      <w:r>
-        <w:t xml:space="preserve"> message.json</w:t>
-      </w:r>
-      <w:r>
-        <w:rPr>
-          <w:rFonts w:ascii="宋体" w:hAnsi="宋体" w:cs="宋体"/>
-        </w:rPr>
-        <w:t>。</w:t>
-      </w:r>
+      <w:bookmarkEnd w:id="68"/>
     </w:p>
     <w:p>
       <w:pPr>
         <w:pStyle w:val="3"/>
       </w:pPr>
-      <w:bookmarkStart w:id="67" w:name="_Toc233164903"/>
-      <w:bookmarkStart w:id="68" w:name="_Toc233186625"/>
-      <w:r>
-        <w:t xml:space="preserve">3.3.2 </w:t>
-      </w:r>
-      <w:r>
-        <w:t>接收端功能模块</w:t>
-      </w:r>
-      <w:bookmarkEnd w:id="67"/>
-      <w:bookmarkEnd w:id="68"/>
-    </w:p>
-    <w:p>
-      <w:r>
-        <w:t>接收端模块负责对</w:t>
-      </w:r>
-      <w:r>
-        <w:t xml:space="preserve"> envelope </w:t>
-      </w:r>
-      <w:r>
-        <w:t>进行安全验证和明文恢复。接收端读取</w:t>
-      </w:r>
-      <w:r>
-        <w:t xml:space="preserve"> message.json </w:t>
-      </w:r>
-      <w:r>
-        <w:t>后，首先解析</w:t>
+      <w:bookmarkStart w:id="69" w:name="_Toc233189612"/>
+      <w:r>
+        <w:t>3.3.</w:t>
+      </w:r>
+      <w:r>
+        <w:rPr>
+          <w:rFonts w:hint="eastAsia"/>
+        </w:rPr>
+        <w:t>1</w:t>
+      </w:r>
+      <w:r>
+        <w:rPr>
+          <w:rFonts w:ascii="Calibri" w:hAnsi="Calibri" w:cs="Calibri"/>
+        </w:rPr>
+        <w:t xml:space="preserve"> </w:t>
+      </w:r>
+      <w:r>
+        <w:t>发送端功能模块</w:t>
+      </w:r>
+      <w:bookmarkEnd w:id="69"/>
+    </w:p>
+    <w:p>
+      <w:r>
+        <w:t>发送端模块是系统安全报文生成的核心。其输入包括明文文件路径、接收方</w:t>
+      </w:r>
+      <w:r>
+        <w:t xml:space="preserve"> SM2 </w:t>
+      </w:r>
+      <w:r>
+        <w:t>公钥、</w:t>
+      </w:r>
+      <w:r>
+        <w:t xml:space="preserve">SM9 </w:t>
+      </w:r>
+      <w:r>
+        <w:t>主密钥对象、发送方身份、接收方身份、加密算法和输出目录。发送端首先读取明文并生成</w:t>
+      </w:r>
+      <w:r>
+        <w:t xml:space="preserve"> 16 </w:t>
+      </w:r>
+      <w:r>
+        <w:t>字节随机会话秘密，然后创建</w:t>
+      </w:r>
+      <w:r>
+        <w:t xml:space="preserve"> session_id</w:t>
+      </w:r>
+      <w:r>
+        <w:t>、</w:t>
+      </w:r>
+      <w:r>
+        <w:t>timestamp</w:t>
+      </w:r>
+      <w:r>
+        <w:t>、</w:t>
+      </w:r>
+      <w:r>
+        <w:t xml:space="preserve">seq </w:t>
+      </w:r>
+      <w:r>
+        <w:t>和</w:t>
+      </w:r>
+      <w:r>
+        <w:t xml:space="preserve"> suite_id </w:t>
+      </w:r>
+      <w:r>
+        <w:t>等协议头信息。</w:t>
+      </w:r>
+    </w:p>
+    <w:p>
+      <w:r>
+        <w:t>在密钥处理阶段，发送端使用接收方</w:t>
+      </w:r>
+      <w:r>
+        <w:t xml:space="preserve"> SM2 </w:t>
+      </w:r>
+      <w:r>
+        <w:t>公钥封装会话秘密，并以</w:t>
+      </w:r>
+      <w:r>
+        <w:t xml:space="preserve"> session_id</w:t>
+      </w:r>
+      <w:r>
+        <w:t>、</w:t>
+      </w:r>
+      <w:r>
+        <w:t>sender_id</w:t>
+      </w:r>
+      <w:r>
+        <w:t>、</w:t>
+      </w:r>
+      <w:r>
+        <w:t xml:space="preserve">receiver_id </w:t>
+      </w:r>
+      <w:r>
+        <w:t>和</w:t>
+      </w:r>
+      <w:r>
+        <w:t xml:space="preserve"> suite_id </w:t>
+      </w:r>
+      <w:r>
+        <w:t>拼接形成的上下文作为</w:t>
+      </w:r>
+      <w:r>
+        <w:t xml:space="preserve"> HKDF-SM3 </w:t>
+      </w:r>
+      <w:r>
+        <w:t>输入，派生出不同用途的业务密钥。这样的设计使加密密钥、初始化向量和完整性密钥具有明确用途，降低密钥混用风险。</w:t>
+      </w:r>
+    </w:p>
+    <w:p>
+      <w:r>
+        <w:rPr>
+          <w:rFonts w:ascii="宋体" w:hAnsi="宋体" w:cs="宋体"/>
+        </w:rPr>
+        <w:t>在加密与认证阶段，发送端根据用户选择执行</w:t>
+      </w:r>
+      <w:r>
+        <w:t xml:space="preserve"> SM4-CBC</w:t>
+      </w:r>
+      <w:r>
+        <w:rPr>
+          <w:rFonts w:ascii="宋体" w:hAnsi="宋体" w:cs="宋体"/>
+        </w:rPr>
+        <w:t>、</w:t>
+      </w:r>
+      <w:r>
+        <w:t>SM4-CTR</w:t>
+      </w:r>
+      <w:r>
+        <w:rPr>
+          <w:rFonts w:ascii="宋体" w:hAnsi="宋体" w:cs="宋体"/>
+        </w:rPr>
+        <w:t>、</w:t>
+      </w:r>
+      <w:r>
+        <w:t xml:space="preserve">SM4-GCM </w:t>
+      </w:r>
+      <w:r>
+        <w:rPr>
+          <w:rFonts w:ascii="宋体" w:hAnsi="宋体" w:cs="宋体"/>
+        </w:rPr>
+        <w:t>或</w:t>
+      </w:r>
+      <w:r>
+        <w:t xml:space="preserve"> ZUC-128 </w:t>
+      </w:r>
+      <w:r>
+        <w:rPr>
+          <w:rFonts w:ascii="宋体" w:hAnsi="宋体" w:cs="宋体"/>
+        </w:rPr>
+        <w:t>加密。对于</w:t>
+      </w:r>
+      <w:r>
+        <w:t xml:space="preserve"> SM4-GCM</w:t>
+      </w:r>
+      <w:r>
+        <w:rPr>
+          <w:rFonts w:ascii="宋体" w:hAnsi="宋体" w:cs="宋体"/>
+        </w:rPr>
+        <w:t>，系统直接使用</w:t>
+      </w:r>
+      <w:r>
+        <w:t xml:space="preserve"> GCM </w:t>
+      </w:r>
+      <w:r>
+        <w:rPr>
+          <w:rFonts w:ascii="宋体" w:hAnsi="宋体" w:cs="宋体"/>
+        </w:rPr>
+        <w:t>认证标签；对于</w:t>
+      </w:r>
+      <w:r>
+        <w:t xml:space="preserve"> SM4-CBC</w:t>
+      </w:r>
+      <w:r>
+        <w:rPr>
+          <w:rFonts w:ascii="宋体" w:hAnsi="宋体" w:cs="宋体"/>
+        </w:rPr>
+        <w:t>、</w:t>
+      </w:r>
+      <w:r>
+        <w:t xml:space="preserve">SM4-CTR </w:t>
+      </w:r>
+      <w:r>
+        <w:rPr>
+          <w:rFonts w:ascii="宋体" w:hAnsi="宋体" w:cs="宋体"/>
+        </w:rPr>
+        <w:t>和</w:t>
+      </w:r>
+      <w:r>
+        <w:t xml:space="preserve"> ZUC</w:t>
+      </w:r>
+      <w:r>
+        <w:rPr>
+          <w:rFonts w:ascii="宋体" w:hAnsi="宋体" w:cs="宋体"/>
+        </w:rPr>
+        <w:t>，系统通过</w:t>
+      </w:r>
+      <w:r>
+        <w:t xml:space="preserve"> HMAC-SM3 </w:t>
+      </w:r>
+      <w:r>
+        <w:rPr>
+          <w:rFonts w:ascii="宋体" w:hAnsi="宋体" w:cs="宋体"/>
+        </w:rPr>
+        <w:t>对</w:t>
       </w:r>
       <w:r>
         <w:t xml:space="preserve"> header</w:t>
       </w:r>
       <w:r>
-        <w:t>、算法元数据、封装密钥、</w:t>
-      </w:r>
-      <w:r>
-        <w:t xml:space="preserve">IV </w:t>
-      </w:r>
-      <w:r>
-        <w:t>或</w:t>
-      </w:r>
-      <w:r>
-        <w:t xml:space="preserve"> Nonce</w:t>
-      </w:r>
-      <w:r>
-        <w:t>、密文、认证标签和签名字段。随后，接收端使用</w:t>
-      </w:r>
-      <w:r>
-        <w:t xml:space="preserve"> SM2 </w:t>
-      </w:r>
-      <w:r>
-        <w:t>私钥解封装会话秘密，并根据</w:t>
-      </w:r>
-      <w:r>
-        <w:t xml:space="preserve"> header </w:t>
-      </w:r>
-      <w:r>
-        <w:t>中的</w:t>
-      </w:r>
-      <w:r>
-        <w:t xml:space="preserve"> session_id</w:t>
-      </w:r>
-      <w:r>
+        <w:rPr>
+          <w:rFonts w:ascii="宋体" w:hAnsi="宋体" w:cs="宋体"/>
+        </w:rPr>
         <w:t>、</w:t>
       </w:r>
       <w:r>
-        <w:t>sender_id</w:t>
-      </w:r>
-      <w:r>
+        <w:t>wrapped_secret</w:t>
+      </w:r>
+      <w:r>
+        <w:rPr>
+          <w:rFonts w:ascii="宋体" w:hAnsi="宋体" w:cs="宋体"/>
+        </w:rPr>
         <w:t>、</w:t>
       </w:r>
       <w:r>
-        <w:t xml:space="preserve">receiver_id </w:t>
-      </w:r>
-      <w:r>
+        <w:t xml:space="preserve">nonce_or_iv </w:t>
+      </w:r>
+      <w:r>
+        <w:rPr>
+          <w:rFonts w:ascii="宋体" w:hAnsi="宋体" w:cs="宋体"/>
+        </w:rPr>
         <w:t>和</w:t>
       </w:r>
       <w:r>
-        <w:t xml:space="preserve"> suite_id </w:t>
-      </w:r>
-      <w:r>
-        <w:t>重建</w:t>
-      </w:r>
-      <w:r>
-        <w:t xml:space="preserve"> HKDF-SM3 </w:t>
-      </w:r>
-      <w:r>
-        <w:t>上下文，派生与发送端一致的业务密钥。</w:t>
-      </w:r>
-    </w:p>
-    <w:p>
-      <w:r>
-        <w:t>验证阶段中，接收端重建</w:t>
-      </w:r>
-      <w:r>
-        <w:t xml:space="preserve"> transcript </w:t>
-      </w:r>
-      <w:r>
-        <w:t>并使用</w:t>
+        <w:t xml:space="preserve"> ciphertext </w:t>
+      </w:r>
+      <w:r>
+        <w:rPr>
+          <w:rFonts w:ascii="宋体" w:hAnsi="宋体" w:cs="宋体"/>
+        </w:rPr>
+        <w:t>的长度前缀编码结果进行完整性保护。最后，发送端将</w:t>
+      </w:r>
+      <w:r>
+        <w:t xml:space="preserve"> header</w:t>
+      </w:r>
+      <w:r>
+        <w:rPr>
+          <w:rFonts w:ascii="宋体" w:hAnsi="宋体" w:cs="宋体"/>
+        </w:rPr>
+        <w:t>、</w:t>
+      </w:r>
+      <w:r>
+        <w:t>wrapped_secret</w:t>
+      </w:r>
+      <w:r>
+        <w:rPr>
+          <w:rFonts w:ascii="宋体" w:hAnsi="宋体" w:cs="宋体"/>
+        </w:rPr>
+        <w:t>、</w:t>
+      </w:r>
+      <w:r>
+        <w:t>nonce_or_iv</w:t>
+      </w:r>
+      <w:r>
+        <w:rPr>
+          <w:rFonts w:ascii="宋体" w:hAnsi="宋体" w:cs="宋体"/>
+        </w:rPr>
+        <w:t>、</w:t>
+      </w:r>
+      <w:r>
+        <w:t xml:space="preserve">ciphertext </w:t>
+      </w:r>
+      <w:r>
+        <w:rPr>
+          <w:rFonts w:ascii="宋体" w:hAnsi="宋体" w:cs="宋体"/>
+        </w:rPr>
+        <w:t>和</w:t>
+      </w:r>
+      <w:r>
+        <w:t xml:space="preserve"> auth_tag </w:t>
+      </w:r>
+      <w:r>
+        <w:rPr>
+          <w:rFonts w:ascii="宋体" w:hAnsi="宋体" w:cs="宋体"/>
+        </w:rPr>
+        <w:t>组成完整</w:t>
+      </w:r>
+      <w:r>
+        <w:t xml:space="preserve"> transcript</w:t>
+      </w:r>
+      <w:r>
+        <w:rPr>
+          <w:rFonts w:ascii="宋体" w:hAnsi="宋体" w:cs="宋体"/>
+        </w:rPr>
+        <w:t>，并使用发送方</w:t>
       </w:r>
       <w:r>
         <w:t xml:space="preserve"> SM9 </w:t>
       </w:r>
       <w:r>
-        <w:t>主公钥和发送方身份进行验签，以确认报文来源和关键字段未脱离签名边界。对于非</w:t>
-      </w:r>
-      <w:r>
-        <w:t xml:space="preserve"> GCM </w:t>
-      </w:r>
-      <w:r>
-        <w:t>模式，接收端重新计算</w:t>
-      </w:r>
-      <w:r>
-        <w:t xml:space="preserve"> HMAC-SM3 </w:t>
-      </w:r>
-      <w:r>
-        <w:t>并与</w:t>
-      </w:r>
-      <w:r>
-        <w:t xml:space="preserve"> auth_tag </w:t>
-      </w:r>
-      <w:r>
-        <w:t>进行常量时间比较；对于</w:t>
-      </w:r>
-      <w:r>
-        <w:t xml:space="preserve"> GCM </w:t>
-      </w:r>
-      <w:r>
-        <w:t>模式，接收端在解密时验证认证标签。只有签名和完整性验证均通过时，系统才进行解密，并将解密后的明文</w:t>
-      </w:r>
-      <w:r>
-        <w:t xml:space="preserve"> SM3 </w:t>
-      </w:r>
-      <w:r>
-        <w:t>摘要与</w:t>
-      </w:r>
-      <w:r>
-        <w:t xml:space="preserve"> envelope </w:t>
-      </w:r>
-      <w:r>
-        <w:t>中记录的</w:t>
-      </w:r>
-      <w:r>
-        <w:t xml:space="preserve"> plain_digest_hex </w:t>
-      </w:r>
-      <w:r>
-        <w:t>比对。</w:t>
-      </w:r>
-    </w:p>
-    <w:p>
-      <w:r>
-        <w:t>接收端的最终输出包括</w:t>
-      </w:r>
-      <w:r>
-        <w:t xml:space="preserve"> integrity_ok</w:t>
-      </w:r>
-      <w:r>
-        <w:t>、</w:t>
-      </w:r>
-      <w:r>
-        <w:t>signature_ok</w:t>
-      </w:r>
-      <w:r>
-        <w:t>、</w:t>
-      </w:r>
-      <w:r>
-        <w:t xml:space="preserve">digest_ok </w:t>
-      </w:r>
-      <w:r>
-        <w:t>和</w:t>
-      </w:r>
-      <w:r>
-        <w:t xml:space="preserve"> success </w:t>
-      </w:r>
-      <w:r>
-        <w:t>等状态字段。当任一校验失败时，系统不会输出成功结论；当全部校验通过时，</w:t>
-      </w:r>
-      <w:r>
-        <w:lastRenderedPageBreak/>
-        <w:t>系统将恢复明文写入</w:t>
-      </w:r>
-      <w:r>
-        <w:t xml:space="preserve"> recovered.txt</w:t>
-      </w:r>
-      <w:r>
-        <w:t>。该流程能够清晰体现来源认证、传输完整性和解密正确性之间的关系。</w:t>
+        <w:rPr>
+          <w:rFonts w:ascii="宋体" w:hAnsi="宋体" w:cs="宋体"/>
+        </w:rPr>
+        <w:t>私钥对其签名，形成最终</w:t>
+      </w:r>
+      <w:r>
+        <w:t xml:space="preserve"> message.json</w:t>
+      </w:r>
+      <w:r>
+        <w:rPr>
+          <w:rFonts w:ascii="宋体" w:hAnsi="宋体" w:cs="宋体"/>
+        </w:rPr>
+        <w:t>。</w:t>
       </w:r>
     </w:p>
     <w:p>
       <w:pPr>
         <w:pStyle w:val="3"/>
       </w:pPr>
-      <w:bookmarkStart w:id="69" w:name="_Toc233164904"/>
-      <w:bookmarkStart w:id="70" w:name="_Toc233186626"/>
-      <w:r>
-        <w:t xml:space="preserve">3.3.3 </w:t>
-      </w:r>
-      <w:r>
-        <w:t>协议报文与数据管理模块</w:t>
-      </w:r>
-      <w:bookmarkEnd w:id="69"/>
+      <w:bookmarkStart w:id="70" w:name="_Toc233164903"/>
+      <w:bookmarkStart w:id="71" w:name="_Toc233189613"/>
+      <w:r>
+        <w:t xml:space="preserve">3.3.2 </w:t>
+      </w:r>
+      <w:r>
+        <w:t>接收端功能模块</w:t>
+      </w:r>
       <w:bookmarkEnd w:id="70"/>
-    </w:p>
-    <w:p>
-      <w:r>
-        <w:rPr>
-          <w:rFonts w:ascii="宋体" w:hAnsi="宋体" w:cs="宋体"/>
-        </w:rPr>
-        <w:t>系统采用单一</w:t>
+      <w:bookmarkEnd w:id="71"/>
+    </w:p>
+    <w:p>
+      <w:r>
+        <w:t>接收端模块负责对</w:t>
       </w:r>
       <w:r>
         <w:t xml:space="preserve"> envelope </w:t>
       </w:r>
       <w:r>
-        <w:rPr>
-          <w:rFonts w:ascii="宋体" w:hAnsi="宋体" w:cs="宋体"/>
-        </w:rPr>
-        <w:t>报文结构承载协议数据，输出文件为</w:t>
-      </w:r>
-      <w:r>
-        <w:t xml:space="preserve"> artifacts/message.json</w:t>
-      </w:r>
-      <w:r>
-        <w:rPr>
-          <w:rFonts w:ascii="宋体" w:hAnsi="宋体" w:cs="宋体"/>
-        </w:rPr>
-        <w:t>。该报文由</w:t>
+        <w:t>进行安全验证和明文恢复。接收端读取</w:t>
+      </w:r>
+      <w:r>
+        <w:t xml:space="preserve"> message.json </w:t>
+      </w:r>
+      <w:r>
+        <w:t>后，首先解析</w:t>
       </w:r>
       <w:r>
         <w:t xml:space="preserve"> header</w:t>
       </w:r>
       <w:r>
-        <w:rPr>
-          <w:rFonts w:ascii="宋体" w:hAnsi="宋体" w:cs="宋体"/>
-        </w:rPr>
+        <w:t>、算法元数据、封装密钥、</w:t>
+      </w:r>
+      <w:r>
+        <w:t xml:space="preserve">IV </w:t>
+      </w:r>
+      <w:r>
+        <w:t>或</w:t>
+      </w:r>
+      <w:r>
+        <w:t xml:space="preserve"> Nonce</w:t>
+      </w:r>
+      <w:r>
+        <w:t>、密文、认证标签和签名字段。随后，接收端使用</w:t>
+      </w:r>
+      <w:r>
+        <w:t xml:space="preserve"> SM2 </w:t>
+      </w:r>
+      <w:r>
+        <w:t>私钥解封装会话秘密，并根据</w:t>
+      </w:r>
+      <w:r>
+        <w:t xml:space="preserve"> header </w:t>
+      </w:r>
+      <w:r>
+        <w:t>中的</w:t>
+      </w:r>
+      <w:r>
+        <w:t xml:space="preserve"> session_id</w:t>
+      </w:r>
+      <w:r>
         <w:t>、</w:t>
       </w:r>
       <w:r>
-        <w:t>algo_meta</w:t>
-      </w:r>
-      <w:r>
-        <w:rPr>
-          <w:rFonts w:ascii="宋体" w:hAnsi="宋体" w:cs="宋体"/>
-        </w:rPr>
+        <w:t>sender_id</w:t>
+      </w:r>
+      <w:r>
         <w:t>、</w:t>
       </w:r>
       <w:r>
-        <w:t>wrapped_secret_b64</w:t>
-      </w:r>
-      <w:r>
-        <w:rPr>
-          <w:rFonts w:ascii="宋体" w:hAnsi="宋体" w:cs="宋体"/>
-        </w:rPr>
+        <w:t xml:space="preserve">receiver_id </w:t>
+      </w:r>
+      <w:r>
+        <w:t>和</w:t>
+      </w:r>
+      <w:r>
+        <w:t xml:space="preserve"> suite_id </w:t>
+      </w:r>
+      <w:r>
+        <w:t>重建</w:t>
+      </w:r>
+      <w:r>
+        <w:t xml:space="preserve"> HKDF-SM3 </w:t>
+      </w:r>
+      <w:r>
+        <w:t>上下文，派生与发送端一致的业务密钥。</w:t>
+      </w:r>
+    </w:p>
+    <w:p>
+      <w:r>
+        <w:t>验证阶段中，接收端重建</w:t>
+      </w:r>
+      <w:r>
+        <w:t xml:space="preserve"> transcript </w:t>
+      </w:r>
+      <w:r>
+        <w:t>并使用</w:t>
+      </w:r>
+      <w:r>
+        <w:t xml:space="preserve"> SM9 </w:t>
+      </w:r>
+      <w:r>
+        <w:t>主公钥和发送方身份进行验签，以确认报文来源和关键字段未脱离签名边界。对于非</w:t>
+      </w:r>
+      <w:r>
+        <w:t xml:space="preserve"> GCM </w:t>
+      </w:r>
+      <w:r>
+        <w:t>模式，接收端重新计算</w:t>
+      </w:r>
+      <w:r>
+        <w:t xml:space="preserve"> HMAC-SM3 </w:t>
+      </w:r>
+      <w:r>
+        <w:t>并与</w:t>
+      </w:r>
+      <w:r>
+        <w:t xml:space="preserve"> auth_tag </w:t>
+      </w:r>
+      <w:r>
+        <w:t>进行常量时间比较；对于</w:t>
+      </w:r>
+      <w:r>
+        <w:t xml:space="preserve"> GCM </w:t>
+      </w:r>
+      <w:r>
+        <w:t>模式，接收端在解密时验证认证标签。只有签名和完整性验证均通过时，系统才进行解密，并将解密后的明文</w:t>
+      </w:r>
+      <w:r>
+        <w:t xml:space="preserve"> SM3 </w:t>
+      </w:r>
+      <w:r>
+        <w:t>摘要与</w:t>
+      </w:r>
+      <w:r>
+        <w:t xml:space="preserve"> envelope </w:t>
+      </w:r>
+      <w:r>
+        <w:t>中记录的</w:t>
+      </w:r>
+      <w:r>
+        <w:t xml:space="preserve"> plain_digest_hex </w:t>
+      </w:r>
+      <w:r>
+        <w:t>比对。</w:t>
+      </w:r>
+    </w:p>
+    <w:p>
+      <w:r>
+        <w:lastRenderedPageBreak/>
+        <w:t>接收端的最终输出包括</w:t>
+      </w:r>
+      <w:r>
+        <w:t xml:space="preserve"> integrity_ok</w:t>
+      </w:r>
+      <w:r>
         <w:t>、</w:t>
       </w:r>
       <w:r>
-        <w:t>nonce_or_iv_b64</w:t>
-      </w:r>
-      <w:r>
-        <w:rPr>
-          <w:rFonts w:ascii="宋体" w:hAnsi="宋体" w:cs="宋体"/>
-        </w:rPr>
+        <w:t>signature_ok</w:t>
+      </w:r>
+      <w:r>
         <w:t>、</w:t>
       </w:r>
       <w:r>
-        <w:t>ciphertext_b64</w:t>
-      </w:r>
-      <w:r>
-        <w:rPr>
-          <w:rFonts w:ascii="宋体" w:hAnsi="宋体" w:cs="宋体"/>
-        </w:rPr>
-        <w:t>、</w:t>
-      </w:r>
-      <w:r>
-        <w:t xml:space="preserve">auth_tag_b64 </w:t>
-      </w:r>
-      <w:r>
-        <w:rPr>
-          <w:rFonts w:ascii="宋体" w:hAnsi="宋体" w:cs="宋体"/>
-        </w:rPr>
+        <w:t xml:space="preserve">digest_ok </w:t>
+      </w:r>
+      <w:r>
         <w:t>和</w:t>
       </w:r>
       <w:r>
-        <w:t xml:space="preserve"> signature_b64 </w:t>
-      </w:r>
-      <w:r>
-        <w:rPr>
-          <w:rFonts w:ascii="宋体" w:hAnsi="宋体" w:cs="宋体"/>
-        </w:rPr>
-        <w:t>组成。</w:t>
-      </w:r>
-      <w:r>
-        <w:t xml:space="preserve">header </w:t>
-      </w:r>
-      <w:r>
-        <w:rPr>
-          <w:rFonts w:ascii="宋体" w:hAnsi="宋体" w:cs="宋体"/>
-        </w:rPr>
-        <w:t>中包含</w:t>
-      </w:r>
-      <w:r>
-        <w:t xml:space="preserve"> version</w:t>
-      </w:r>
-      <w:r>
-        <w:rPr>
-          <w:rFonts w:ascii="宋体" w:hAnsi="宋体" w:cs="宋体"/>
-        </w:rPr>
-        <w:t>、</w:t>
-      </w:r>
-      <w:r>
-        <w:t>suite_id</w:t>
-      </w:r>
-      <w:r>
-        <w:rPr>
-          <w:rFonts w:ascii="宋体" w:hAnsi="宋体" w:cs="宋体"/>
-        </w:rPr>
-        <w:t>、</w:t>
-      </w:r>
-      <w:r>
-        <w:t>cipher</w:t>
-      </w:r>
-      <w:r>
-        <w:rPr>
-          <w:rFonts w:ascii="宋体" w:hAnsi="宋体" w:cs="宋体"/>
-        </w:rPr>
-        <w:t>、</w:t>
-      </w:r>
-      <w:r>
-        <w:t>mode</w:t>
-      </w:r>
-      <w:r>
-        <w:rPr>
-          <w:rFonts w:ascii="宋体" w:hAnsi="宋体" w:cs="宋体"/>
-        </w:rPr>
-        <w:t>、</w:t>
-      </w:r>
-      <w:r>
-        <w:t>kex_mode</w:t>
-      </w:r>
-      <w:r>
-        <w:rPr>
-          <w:rFonts w:ascii="宋体" w:hAnsi="宋体" w:cs="宋体"/>
-        </w:rPr>
-        <w:t>、</w:t>
-      </w:r>
-      <w:r>
-        <w:t>sender_id</w:t>
-      </w:r>
-      <w:r>
-        <w:rPr>
-          <w:rFonts w:ascii="宋体" w:hAnsi="宋体" w:cs="宋体"/>
-        </w:rPr>
-        <w:t>、</w:t>
-      </w:r>
-      <w:r>
-        <w:t>receiver_id</w:t>
-      </w:r>
-      <w:r>
-        <w:rPr>
-          <w:rFonts w:ascii="宋体" w:hAnsi="宋体" w:cs="宋体"/>
-        </w:rPr>
-        <w:t>、</w:t>
-      </w:r>
-      <w:r>
-        <w:t>session_id</w:t>
-      </w:r>
-      <w:r>
-        <w:rPr>
-          <w:rFonts w:ascii="宋体" w:hAnsi="宋体" w:cs="宋体"/>
-        </w:rPr>
-        <w:t>、</w:t>
-      </w:r>
-      <w:r>
-        <w:t>timestamp</w:t>
-      </w:r>
-      <w:r>
-        <w:rPr>
-          <w:rFonts w:ascii="宋体" w:hAnsi="宋体" w:cs="宋体"/>
-        </w:rPr>
-        <w:t>、</w:t>
-      </w:r>
-      <w:r>
-        <w:t xml:space="preserve">seq </w:t>
-      </w:r>
-      <w:r>
-        <w:rPr>
-          <w:rFonts w:ascii="宋体" w:hAnsi="宋体" w:cs="宋体"/>
-        </w:rPr>
-        <w:t>和</w:t>
-      </w:r>
-      <w:r>
-        <w:t xml:space="preserve"> integrity_algo </w:t>
-      </w:r>
-      <w:r>
-        <w:rPr>
-          <w:rFonts w:ascii="宋体" w:hAnsi="宋体" w:cs="宋体"/>
-        </w:rPr>
-        <w:t>等字段，用于描述协议版本、算法套件和通信上下文。</w:t>
-      </w:r>
-    </w:p>
-    <w:p>
-      <w:r>
-        <w:t>相较于分散保存多个中间文件的方式，单</w:t>
-      </w:r>
-      <w:r>
-        <w:t xml:space="preserve"> envelope </w:t>
-      </w:r>
-      <w:r>
-        <w:t>结构更便于接收端统一解析，也便于对完整</w:t>
-      </w:r>
-      <w:r>
-        <w:t xml:space="preserve"> transcript </w:t>
-      </w:r>
-      <w:r>
-        <w:t>建立认证边界。系统在</w:t>
-      </w:r>
-      <w:r>
-        <w:t xml:space="preserve"> metadata_utils.py </w:t>
-      </w:r>
-      <w:r>
-        <w:t>中提供</w:t>
-      </w:r>
-      <w:r>
-        <w:t xml:space="preserve"> header </w:t>
-      </w:r>
-      <w:r>
-        <w:t>序列化、</w:t>
-      </w:r>
-      <w:r>
-        <w:t xml:space="preserve">envelope </w:t>
-      </w:r>
-      <w:r>
-        <w:t>构造、</w:t>
-      </w:r>
-      <w:r>
-        <w:t xml:space="preserve">Base64 </w:t>
-      </w:r>
-      <w:r>
-        <w:t>编解码和</w:t>
-      </w:r>
-      <w:r>
-        <w:t xml:space="preserve"> JSON </w:t>
-      </w:r>
-      <w:r>
-        <w:t>读写函数，使报文管理逻辑与密码算法逻辑分离。</w:t>
+        <w:t xml:space="preserve"> success </w:t>
+      </w:r>
+      <w:r>
+        <w:t>等状态字段。当任一校验失败时，系统不会输出成功结论；当全部校验通过时，系统将恢复明文写入</w:t>
+      </w:r>
+      <w:r>
+        <w:t xml:space="preserve"> recovered.txt</w:t>
+      </w:r>
+      <w:r>
+        <w:t>。该流程能够清晰体现来源认证、传输完整性和解密正确性之间的关系。</w:t>
       </w:r>
     </w:p>
     <w:p>
       <w:pPr>
         <w:pStyle w:val="3"/>
       </w:pPr>
-      <w:bookmarkStart w:id="71" w:name="_Toc233164905"/>
-      <w:bookmarkStart w:id="72" w:name="_Toc233186627"/>
-      <w:r>
-        <w:t xml:space="preserve">3.3.4 </w:t>
-      </w:r>
-      <w:r>
-        <w:t>图形界面与演示模块</w:t>
-      </w:r>
-      <w:bookmarkEnd w:id="71"/>
+      <w:bookmarkStart w:id="72" w:name="_Toc233164904"/>
+      <w:bookmarkStart w:id="73" w:name="_Toc233189614"/>
+      <w:r>
+        <w:t xml:space="preserve">3.3.3 </w:t>
+      </w:r>
+      <w:r>
+        <w:t>协议报文与数据管理模块</w:t>
+      </w:r>
       <w:bookmarkEnd w:id="72"/>
-    </w:p>
-    <w:p>
-      <w:r>
-        <w:t>图形界面模块基于</w:t>
-      </w:r>
-      <w:r>
-        <w:t xml:space="preserve"> PySide6 </w:t>
-      </w:r>
-      <w:r>
-        <w:t>构建，主要包含主窗口、时间线视图、接收端窗口、日志组件、数据展示组件、环境检测页面、主题选择器和后台工作线程。用户在主窗口选择算法、攻击模拟类型和明文文件后，系统通过</w:t>
-      </w:r>
-      <w:r>
-        <w:t xml:space="preserve"> WorkflowWorker </w:t>
-      </w:r>
-      <w:r>
-        <w:t>在后台执行完整流程，并将关键步骤以时间线卡片形式展示。</w:t>
-      </w:r>
-    </w:p>
-    <w:p>
-      <w:r>
-        <w:t>界面模块的重点不是替代密码协议本身，而是提高协议流程的可解释性。发送端窗口展示会话秘密生成、</w:t>
-      </w:r>
-      <w:r>
-        <w:t xml:space="preserve">SM2 </w:t>
-      </w:r>
-      <w:r>
-        <w:t>封装、</w:t>
-      </w:r>
-      <w:r>
-        <w:t xml:space="preserve">HKDF-SM3 </w:t>
-      </w:r>
-      <w:r>
-        <w:t>派生、加密、完整性标签和</w:t>
-      </w:r>
-      <w:r>
-        <w:t xml:space="preserve"> SM9 </w:t>
-      </w:r>
-      <w:r>
-        <w:t>签名等步骤；接收端窗口展示</w:t>
+      <w:bookmarkEnd w:id="73"/>
+    </w:p>
+    <w:p>
+      <w:r>
+        <w:rPr>
+          <w:rFonts w:ascii="宋体" w:hAnsi="宋体" w:cs="宋体"/>
+        </w:rPr>
+        <w:t>系统采用单一</w:t>
       </w:r>
       <w:r>
         <w:t xml:space="preserve"> envelope </w:t>
       </w:r>
       <w:r>
-        <w:t>加载、</w:t>
-      </w:r>
-      <w:r>
-        <w:t xml:space="preserve">SM2 </w:t>
-      </w:r>
-      <w:r>
-        <w:t>解封装、密钥派生、验签、完整性校验、解密和摘要比对等步骤。日志窗口则持续输出执行状态，便于定位依赖缺失或校验失败原因。</w:t>
+        <w:rPr>
+          <w:rFonts w:ascii="宋体" w:hAnsi="宋体" w:cs="宋体"/>
+        </w:rPr>
+        <w:t>报文结构承载协议数据，输出文件为</w:t>
+      </w:r>
+      <w:r>
+        <w:t xml:space="preserve"> artifacts/message.json</w:t>
+      </w:r>
+      <w:r>
+        <w:rPr>
+          <w:rFonts w:ascii="宋体" w:hAnsi="宋体" w:cs="宋体"/>
+        </w:rPr>
+        <w:t>。该报文由</w:t>
+      </w:r>
+      <w:r>
+        <w:t xml:space="preserve"> header</w:t>
+      </w:r>
+      <w:r>
+        <w:rPr>
+          <w:rFonts w:ascii="宋体" w:hAnsi="宋体" w:cs="宋体"/>
+        </w:rPr>
+        <w:t>、</w:t>
+      </w:r>
+      <w:r>
+        <w:t>algo_meta</w:t>
+      </w:r>
+      <w:r>
+        <w:rPr>
+          <w:rFonts w:ascii="宋体" w:hAnsi="宋体" w:cs="宋体"/>
+        </w:rPr>
+        <w:t>、</w:t>
+      </w:r>
+      <w:r>
+        <w:t>wrapped_secret_b64</w:t>
+      </w:r>
+      <w:r>
+        <w:rPr>
+          <w:rFonts w:ascii="宋体" w:hAnsi="宋体" w:cs="宋体"/>
+        </w:rPr>
+        <w:t>、</w:t>
+      </w:r>
+      <w:r>
+        <w:t>nonce_or_iv_b64</w:t>
+      </w:r>
+      <w:r>
+        <w:rPr>
+          <w:rFonts w:ascii="宋体" w:hAnsi="宋体" w:cs="宋体"/>
+        </w:rPr>
+        <w:t>、</w:t>
+      </w:r>
+      <w:r>
+        <w:t>ciphertext_b64</w:t>
+      </w:r>
+      <w:r>
+        <w:rPr>
+          <w:rFonts w:ascii="宋体" w:hAnsi="宋体" w:cs="宋体"/>
+        </w:rPr>
+        <w:t>、</w:t>
+      </w:r>
+      <w:r>
+        <w:t xml:space="preserve">auth_tag_b64 </w:t>
+      </w:r>
+      <w:r>
+        <w:rPr>
+          <w:rFonts w:ascii="宋体" w:hAnsi="宋体" w:cs="宋体"/>
+        </w:rPr>
+        <w:t>和</w:t>
+      </w:r>
+      <w:r>
+        <w:t xml:space="preserve"> signature_b64 </w:t>
+      </w:r>
+      <w:r>
+        <w:rPr>
+          <w:rFonts w:ascii="宋体" w:hAnsi="宋体" w:cs="宋体"/>
+        </w:rPr>
+        <w:t>组成。</w:t>
+      </w:r>
+      <w:r>
+        <w:t xml:space="preserve">header </w:t>
+      </w:r>
+      <w:r>
+        <w:rPr>
+          <w:rFonts w:ascii="宋体" w:hAnsi="宋体" w:cs="宋体"/>
+        </w:rPr>
+        <w:t>中包含</w:t>
+      </w:r>
+      <w:r>
+        <w:t xml:space="preserve"> version</w:t>
+      </w:r>
+      <w:r>
+        <w:rPr>
+          <w:rFonts w:ascii="宋体" w:hAnsi="宋体" w:cs="宋体"/>
+        </w:rPr>
+        <w:t>、</w:t>
+      </w:r>
+      <w:r>
+        <w:t>suite_id</w:t>
+      </w:r>
+      <w:r>
+        <w:rPr>
+          <w:rFonts w:ascii="宋体" w:hAnsi="宋体" w:cs="宋体"/>
+        </w:rPr>
+        <w:t>、</w:t>
+      </w:r>
+      <w:r>
+        <w:t>cipher</w:t>
+      </w:r>
+      <w:r>
+        <w:rPr>
+          <w:rFonts w:ascii="宋体" w:hAnsi="宋体" w:cs="宋体"/>
+        </w:rPr>
+        <w:t>、</w:t>
+      </w:r>
+      <w:r>
+        <w:t>mode</w:t>
+      </w:r>
+      <w:r>
+        <w:rPr>
+          <w:rFonts w:ascii="宋体" w:hAnsi="宋体" w:cs="宋体"/>
+        </w:rPr>
+        <w:t>、</w:t>
+      </w:r>
+      <w:r>
+        <w:t>kex_mode</w:t>
+      </w:r>
+      <w:r>
+        <w:rPr>
+          <w:rFonts w:ascii="宋体" w:hAnsi="宋体" w:cs="宋体"/>
+        </w:rPr>
+        <w:t>、</w:t>
+      </w:r>
+      <w:r>
+        <w:t>sender_id</w:t>
+      </w:r>
+      <w:r>
+        <w:rPr>
+          <w:rFonts w:ascii="宋体" w:hAnsi="宋体" w:cs="宋体"/>
+        </w:rPr>
+        <w:t>、</w:t>
+      </w:r>
+      <w:r>
+        <w:t>receiver_id</w:t>
+      </w:r>
+      <w:r>
+        <w:rPr>
+          <w:rFonts w:ascii="宋体" w:hAnsi="宋体" w:cs="宋体"/>
+        </w:rPr>
+        <w:t>、</w:t>
+      </w:r>
+      <w:r>
+        <w:t>session_id</w:t>
+      </w:r>
+      <w:r>
+        <w:rPr>
+          <w:rFonts w:ascii="宋体" w:hAnsi="宋体" w:cs="宋体"/>
+        </w:rPr>
+        <w:t>、</w:t>
+      </w:r>
+      <w:r>
+        <w:t>timestamp</w:t>
+      </w:r>
+      <w:r>
+        <w:rPr>
+          <w:rFonts w:ascii="宋体" w:hAnsi="宋体" w:cs="宋体"/>
+        </w:rPr>
+        <w:t>、</w:t>
+      </w:r>
+      <w:r>
+        <w:t xml:space="preserve">seq </w:t>
+      </w:r>
+      <w:r>
+        <w:rPr>
+          <w:rFonts w:ascii="宋体" w:hAnsi="宋体" w:cs="宋体"/>
+        </w:rPr>
+        <w:t>和</w:t>
+      </w:r>
+      <w:r>
+        <w:t xml:space="preserve"> integrity_algo </w:t>
+      </w:r>
+      <w:r>
+        <w:rPr>
+          <w:rFonts w:ascii="宋体" w:hAnsi="宋体" w:cs="宋体"/>
+        </w:rPr>
+        <w:t>等字段，用于描述协议版本、算法套件和通信上下文。</w:t>
+      </w:r>
+    </w:p>
+    <w:p>
+      <w:r>
+        <w:t>相较于分散保存多个中间文件的方式，单</w:t>
+      </w:r>
+      <w:r>
+        <w:t xml:space="preserve"> envelope </w:t>
+      </w:r>
+      <w:r>
+        <w:t>结构更便于接收端统一解析，也便于对完整</w:t>
+      </w:r>
+      <w:r>
+        <w:t xml:space="preserve"> transcript </w:t>
+      </w:r>
+      <w:r>
+        <w:t>建立认证边界。系统在</w:t>
+      </w:r>
+      <w:r>
+        <w:t xml:space="preserve"> metadata_utils.py </w:t>
+      </w:r>
+      <w:r>
+        <w:t>中提供</w:t>
+      </w:r>
+      <w:r>
+        <w:t xml:space="preserve"> header </w:t>
+      </w:r>
+      <w:r>
+        <w:t>序列化、</w:t>
+      </w:r>
+      <w:r>
+        <w:t xml:space="preserve">envelope </w:t>
+      </w:r>
+      <w:r>
+        <w:t>构造、</w:t>
+      </w:r>
+      <w:r>
+        <w:t xml:space="preserve">Base64 </w:t>
+      </w:r>
+      <w:r>
+        <w:t>编解码和</w:t>
+      </w:r>
+      <w:r>
+        <w:t xml:space="preserve"> JSON </w:t>
+      </w:r>
+      <w:r>
+        <w:t>读写函数，使报文管理逻辑与密码算法逻辑分离。</w:t>
       </w:r>
     </w:p>
     <w:p>
       <w:pPr>
         <w:pStyle w:val="3"/>
       </w:pPr>
-      <w:bookmarkStart w:id="73" w:name="_Toc233164906"/>
-      <w:bookmarkStart w:id="74" w:name="_Toc233186628"/>
-      <w:r>
-        <w:t>3.3.</w:t>
-      </w:r>
-      <w:r>
-        <w:rPr>
-          <w:rFonts w:hint="eastAsia"/>
-        </w:rPr>
-        <w:t>5</w:t>
-      </w:r>
-      <w:r>
-        <w:rPr>
-          <w:rFonts w:ascii="Calibri" w:hAnsi="Calibri" w:cs="Calibri"/>
-        </w:rPr>
-        <w:t xml:space="preserve"> </w:t>
-      </w:r>
-      <w:r>
-        <w:t>攻击模拟与验证模块</w:t>
-      </w:r>
-      <w:bookmarkEnd w:id="73"/>
+      <w:bookmarkStart w:id="74" w:name="_Toc233164905"/>
+      <w:bookmarkStart w:id="75" w:name="_Toc233189615"/>
+      <w:r>
+        <w:t xml:space="preserve">3.3.4 </w:t>
+      </w:r>
+      <w:r>
+        <w:t>图形界面与演示模块</w:t>
+      </w:r>
       <w:bookmarkEnd w:id="74"/>
-    </w:p>
-    <w:p>
-      <w:r>
-        <w:t>攻击模拟模块用于验证系统认证边界设计是否有效。系统支持正常传输、篡改密文、篡改</w:t>
-      </w:r>
-      <w:r>
-        <w:t xml:space="preserve"> IV/Nonce</w:t>
-      </w:r>
-      <w:r>
-        <w:t>、伪造接收方</w:t>
-      </w:r>
-      <w:r>
-        <w:t xml:space="preserve"> ID </w:t>
-      </w:r>
-      <w:r>
-        <w:t>和伪造</w:t>
+      <w:bookmarkEnd w:id="75"/>
+    </w:p>
+    <w:p>
+      <w:r>
+        <w:t>图形界面模块基于</w:t>
+      </w:r>
+      <w:r>
+        <w:t xml:space="preserve"> PySide6 </w:t>
+      </w:r>
+      <w:r>
+        <w:t>构建，主要包含主窗口、时间线视图、接收端窗口、日志组件、数据展示组件、环境检测页面、主题选择器和后台工作线程。用户在主窗口选择算法、攻击模拟类型和明文文件后，系统通过</w:t>
+      </w:r>
+      <w:r>
+        <w:t xml:space="preserve"> WorkflowWorker </w:t>
+      </w:r>
+      <w:r>
+        <w:t>在后台执行完整流程，并将关键步骤以时间线卡片形式展示。</w:t>
+      </w:r>
+    </w:p>
+    <w:p>
+      <w:r>
+        <w:t>界面模块的重点不是替代密码协议本身，而是提高协议流程的可解释性。发送端窗口展示会话秘密生成、</w:t>
+      </w:r>
+      <w:r>
+        <w:t xml:space="preserve">SM2 </w:t>
+      </w:r>
+      <w:r>
+        <w:t>封装、</w:t>
+      </w:r>
+      <w:r>
+        <w:t xml:space="preserve">HKDF-SM3 </w:t>
+      </w:r>
+      <w:r>
+        <w:t>派生、加密、完整性标签和</w:t>
       </w:r>
       <w:r>
         <w:t xml:space="preserve"> SM9 </w:t>
       </w:r>
       <w:r>
-        <w:t>签名等场景。攻击发生在发送端写出</w:t>
+        <w:t>签名等步骤；接收端窗口展示</w:t>
       </w:r>
       <w:r>
         <w:t xml:space="preserve"> envelope </w:t>
       </w:r>
       <w:r>
-        <w:t>之后、接收端读取</w:t>
-      </w:r>
-      <w:r>
-        <w:t xml:space="preserve"> envelope </w:t>
-      </w:r>
-      <w:r>
-        <w:t>之前，因此接收端执行的仍然是真实密码学验证流程，验证失败并非界面伪造结果。</w:t>
-      </w:r>
-    </w:p>
-    <w:p>
-      <w:r>
-        <w:lastRenderedPageBreak/>
-        <w:t>当密文、</w:t>
-      </w:r>
-      <w:r>
-        <w:t xml:space="preserve">IV/Nonce </w:t>
-      </w:r>
-      <w:r>
-        <w:t>或接收方</w:t>
-      </w:r>
-      <w:r>
-        <w:t xml:space="preserve"> ID </w:t>
-      </w:r>
-      <w:r>
-        <w:t>被篡改时，</w:t>
-      </w:r>
-      <w:r>
-        <w:t xml:space="preserve">SM9 transcript </w:t>
-      </w:r>
-      <w:r>
-        <w:t>签名和完整性校验通常都会失败；当仅伪造</w:t>
-      </w:r>
-      <w:r>
-        <w:t xml:space="preserve"> SM9 </w:t>
-      </w:r>
-      <w:r>
-        <w:t>签名时，数据完整性可能仍能通过，但来源认证会失败。该设计能够说明完整性保护和身份认证是两个相互关联但不能互相替代的安全属性。</w:t>
+        <w:t>加载、</w:t>
+      </w:r>
+      <w:r>
+        <w:t xml:space="preserve">SM2 </w:t>
+      </w:r>
+      <w:r>
+        <w:t>解封装、密钥派生、验签、完整性校验、解密和摘要比对等步骤。日志窗口则持续输出执行状态，便于定位依赖缺失或校验失败原因。</w:t>
       </w:r>
     </w:p>
     <w:p>
       <w:pPr>
         <w:pStyle w:val="3"/>
       </w:pPr>
-      <w:bookmarkStart w:id="75" w:name="_Toc233164907"/>
-      <w:bookmarkStart w:id="76" w:name="_Toc233186629"/>
+      <w:bookmarkStart w:id="76" w:name="_Toc233164906"/>
+      <w:bookmarkStart w:id="77" w:name="_Toc233189616"/>
       <w:r>
         <w:t>3.3.</w:t>
       </w:r>
@@ -37112,6 +37402,101 @@
         <w:rPr>
           <w:rFonts w:hint="eastAsia"/>
         </w:rPr>
+        <w:t>5</w:t>
+      </w:r>
+      <w:r>
+        <w:rPr>
+          <w:rFonts w:ascii="Calibri" w:hAnsi="Calibri" w:cs="Calibri"/>
+        </w:rPr>
+        <w:t xml:space="preserve"> </w:t>
+      </w:r>
+      <w:r>
+        <w:t>攻击模拟与验证模块</w:t>
+      </w:r>
+      <w:bookmarkEnd w:id="76"/>
+      <w:bookmarkEnd w:id="77"/>
+    </w:p>
+    <w:p>
+      <w:r>
+        <w:t>攻击模拟模块用于验证系统认证边界设计是否有效。系统支持正常传输、篡改密文、篡改</w:t>
+      </w:r>
+      <w:r>
+        <w:t xml:space="preserve"> IV/Nonce</w:t>
+      </w:r>
+      <w:r>
+        <w:t>、伪造接收方</w:t>
+      </w:r>
+      <w:r>
+        <w:t xml:space="preserve"> ID </w:t>
+      </w:r>
+      <w:r>
+        <w:t>和伪造</w:t>
+      </w:r>
+      <w:r>
+        <w:t xml:space="preserve"> SM9 </w:t>
+      </w:r>
+      <w:r>
+        <w:t>签名等场景。攻击发</w:t>
+      </w:r>
+      <w:r>
+        <w:lastRenderedPageBreak/>
+        <w:t>生在发送端写出</w:t>
+      </w:r>
+      <w:r>
+        <w:t xml:space="preserve"> envelope </w:t>
+      </w:r>
+      <w:r>
+        <w:t>之后、接收端读取</w:t>
+      </w:r>
+      <w:r>
+        <w:t xml:space="preserve"> envelope </w:t>
+      </w:r>
+      <w:r>
+        <w:t>之前，因此接收端执行的仍然是真实密码学验证流程，验证失败并非界面伪造结果。</w:t>
+      </w:r>
+    </w:p>
+    <w:p>
+      <w:r>
+        <w:t>当密文、</w:t>
+      </w:r>
+      <w:r>
+        <w:t xml:space="preserve">IV/Nonce </w:t>
+      </w:r>
+      <w:r>
+        <w:t>或接收方</w:t>
+      </w:r>
+      <w:r>
+        <w:t xml:space="preserve"> ID </w:t>
+      </w:r>
+      <w:r>
+        <w:t>被篡改时，</w:t>
+      </w:r>
+      <w:r>
+        <w:t xml:space="preserve">SM9 transcript </w:t>
+      </w:r>
+      <w:r>
+        <w:t>签名和完整性校验通常都会失败；当仅伪造</w:t>
+      </w:r>
+      <w:r>
+        <w:t xml:space="preserve"> SM9 </w:t>
+      </w:r>
+      <w:r>
+        <w:t>签名时，数据完整性可能仍能通过，但来源认证会失败。该设计能够说明完整性保护和身份认证是两个相互关联但不能互相替代的安全属性。</w:t>
+      </w:r>
+    </w:p>
+    <w:p>
+      <w:pPr>
+        <w:pStyle w:val="3"/>
+      </w:pPr>
+      <w:bookmarkStart w:id="78" w:name="_Toc233164907"/>
+      <w:bookmarkStart w:id="79" w:name="_Toc233189617"/>
+      <w:r>
+        <w:t>3.3.</w:t>
+      </w:r>
+      <w:r>
+        <w:rPr>
+          <w:rFonts w:hint="eastAsia"/>
+        </w:rPr>
         <w:t>6</w:t>
       </w:r>
       <w:r>
@@ -37120,8 +37505,8 @@
       <w:r>
         <w:t>测试与性能评估模块</w:t>
       </w:r>
-      <w:bookmarkEnd w:id="75"/>
-      <w:bookmarkEnd w:id="76"/>
+      <w:bookmarkEnd w:id="78"/>
+      <w:bookmarkEnd w:id="79"/>
     </w:p>
     <w:p>
       <w:r>
@@ -37268,7 +37653,7 @@
           <w:b/>
         </w:rPr>
       </w:pPr>
-      <w:bookmarkStart w:id="77" w:name="_Toc233164908"/>
+      <w:bookmarkStart w:id="80" w:name="_Toc233164908"/>
       <w:r>
         <w:br w:type="page"/>
       </w:r>
@@ -37277,7 +37662,7 @@
       <w:pPr>
         <w:pStyle w:val="1"/>
       </w:pPr>
-      <w:bookmarkStart w:id="78" w:name="_Toc233186630"/>
+      <w:bookmarkStart w:id="81" w:name="_Toc233189618"/>
       <w:r>
         <w:rPr>
           <w:rFonts w:hint="eastAsia"/>
@@ -37291,23 +37676,23 @@
         </w:rPr>
         <w:t>总体设计</w:t>
       </w:r>
-      <w:bookmarkEnd w:id="77"/>
-      <w:bookmarkEnd w:id="78"/>
+      <w:bookmarkEnd w:id="80"/>
+      <w:bookmarkEnd w:id="81"/>
     </w:p>
     <w:p>
       <w:pPr>
         <w:pStyle w:val="2"/>
       </w:pPr>
-      <w:bookmarkStart w:id="79" w:name="_Toc233164909"/>
-      <w:bookmarkStart w:id="80" w:name="_Toc233186631"/>
+      <w:bookmarkStart w:id="82" w:name="_Toc233164909"/>
+      <w:bookmarkStart w:id="83" w:name="_Toc233189619"/>
       <w:r>
         <w:t xml:space="preserve">4.1 </w:t>
       </w:r>
       <w:r>
         <w:t>系统层次设计</w:t>
       </w:r>
-      <w:bookmarkEnd w:id="79"/>
-      <w:bookmarkEnd w:id="80"/>
+      <w:bookmarkEnd w:id="82"/>
+      <w:bookmarkEnd w:id="83"/>
     </w:p>
     <w:p>
       <w:r>
@@ -37386,16 +37771,16 @@
       <w:pPr>
         <w:pStyle w:val="3"/>
       </w:pPr>
-      <w:bookmarkStart w:id="81" w:name="_Toc233164910"/>
-      <w:bookmarkStart w:id="82" w:name="_Toc233186632"/>
+      <w:bookmarkStart w:id="84" w:name="_Toc233164910"/>
+      <w:bookmarkStart w:id="85" w:name="_Toc233189620"/>
       <w:r>
         <w:t xml:space="preserve">4.1.1 </w:t>
       </w:r>
       <w:r>
         <w:t>用户交互层</w:t>
       </w:r>
-      <w:bookmarkEnd w:id="81"/>
-      <w:bookmarkEnd w:id="82"/>
+      <w:bookmarkEnd w:id="84"/>
+      <w:bookmarkEnd w:id="85"/>
     </w:p>
     <w:p>
       <w:r>
@@ -37415,16 +37800,16 @@
       <w:pPr>
         <w:pStyle w:val="3"/>
       </w:pPr>
-      <w:bookmarkStart w:id="83" w:name="_Toc233164911"/>
-      <w:bookmarkStart w:id="84" w:name="_Toc233186633"/>
+      <w:bookmarkStart w:id="86" w:name="_Toc233164911"/>
+      <w:bookmarkStart w:id="87" w:name="_Toc233189621"/>
       <w:r>
         <w:t xml:space="preserve">4.1.2 </w:t>
       </w:r>
       <w:r>
         <w:t>业务流程层</w:t>
       </w:r>
-      <w:bookmarkEnd w:id="83"/>
-      <w:bookmarkEnd w:id="84"/>
+      <w:bookmarkEnd w:id="86"/>
+      <w:bookmarkEnd w:id="87"/>
     </w:p>
     <w:p>
       <w:r>
@@ -37464,16 +37849,16 @@
       <w:pPr>
         <w:pStyle w:val="3"/>
       </w:pPr>
-      <w:bookmarkStart w:id="85" w:name="_Toc233164912"/>
-      <w:bookmarkStart w:id="86" w:name="_Toc233186634"/>
+      <w:bookmarkStart w:id="88" w:name="_Toc233164912"/>
+      <w:bookmarkStart w:id="89" w:name="_Toc233189622"/>
       <w:r>
         <w:t xml:space="preserve">4.1.3 </w:t>
       </w:r>
       <w:r>
         <w:t>协议报文层</w:t>
       </w:r>
-      <w:bookmarkEnd w:id="85"/>
-      <w:bookmarkEnd w:id="86"/>
+      <w:bookmarkEnd w:id="88"/>
+      <w:bookmarkEnd w:id="89"/>
     </w:p>
     <w:p>
       <w:r>
@@ -37489,16 +37874,16 @@
       <w:pPr>
         <w:pStyle w:val="3"/>
       </w:pPr>
-      <w:bookmarkStart w:id="87" w:name="_Toc233164913"/>
-      <w:bookmarkStart w:id="88" w:name="_Toc233186635"/>
+      <w:bookmarkStart w:id="90" w:name="_Toc233164913"/>
+      <w:bookmarkStart w:id="91" w:name="_Toc233189623"/>
       <w:r>
         <w:t xml:space="preserve">4.1.4 </w:t>
       </w:r>
       <w:r>
         <w:t>密码算法服务层</w:t>
       </w:r>
-      <w:bookmarkEnd w:id="87"/>
-      <w:bookmarkEnd w:id="88"/>
+      <w:bookmarkEnd w:id="90"/>
+      <w:bookmarkEnd w:id="91"/>
     </w:p>
     <w:p>
       <w:r>
@@ -37562,8 +37947,8 @@
       <w:pPr>
         <w:pStyle w:val="3"/>
       </w:pPr>
-      <w:bookmarkStart w:id="89" w:name="_Toc233164914"/>
-      <w:bookmarkStart w:id="90" w:name="_Toc233186636"/>
+      <w:bookmarkStart w:id="92" w:name="_Toc233164914"/>
+      <w:bookmarkStart w:id="93" w:name="_Toc233189624"/>
       <w:r>
         <w:lastRenderedPageBreak/>
         <w:t xml:space="preserve">4.1.5 </w:t>
@@ -37571,8 +37956,8 @@
       <w:r>
         <w:t>文件与环境支撑层</w:t>
       </w:r>
-      <w:bookmarkEnd w:id="89"/>
-      <w:bookmarkEnd w:id="90"/>
+      <w:bookmarkEnd w:id="92"/>
+      <w:bookmarkEnd w:id="93"/>
     </w:p>
     <w:p>
       <w:r>
@@ -37612,16 +37997,16 @@
       <w:pPr>
         <w:pStyle w:val="2"/>
       </w:pPr>
-      <w:bookmarkStart w:id="91" w:name="_Toc233164915"/>
-      <w:bookmarkStart w:id="92" w:name="_Toc233186637"/>
+      <w:bookmarkStart w:id="94" w:name="_Toc233164915"/>
+      <w:bookmarkStart w:id="95" w:name="_Toc233189625"/>
       <w:r>
         <w:t xml:space="preserve">4.2 </w:t>
       </w:r>
       <w:r>
         <w:t>系统流程</w:t>
       </w:r>
-      <w:bookmarkEnd w:id="91"/>
-      <w:bookmarkEnd w:id="92"/>
+      <w:bookmarkEnd w:id="94"/>
+      <w:bookmarkEnd w:id="95"/>
     </w:p>
     <w:p>
       <w:r>
@@ -37706,16 +38091,16 @@
       <w:pPr>
         <w:pStyle w:val="3"/>
       </w:pPr>
-      <w:bookmarkStart w:id="93" w:name="_Toc233164916"/>
-      <w:bookmarkStart w:id="94" w:name="_Toc233186638"/>
+      <w:bookmarkStart w:id="96" w:name="_Toc233164916"/>
+      <w:bookmarkStart w:id="97" w:name="_Toc233189626"/>
       <w:r>
         <w:t xml:space="preserve">4.2.1 </w:t>
       </w:r>
       <w:r>
         <w:t>发送端初始化流程</w:t>
       </w:r>
-      <w:bookmarkEnd w:id="93"/>
-      <w:bookmarkEnd w:id="94"/>
+      <w:bookmarkEnd w:id="96"/>
+      <w:bookmarkEnd w:id="97"/>
     </w:p>
     <w:p>
       <w:r>
@@ -37756,16 +38141,16 @@
       <w:pPr>
         <w:pStyle w:val="3"/>
       </w:pPr>
-      <w:bookmarkStart w:id="95" w:name="_Toc233164917"/>
-      <w:bookmarkStart w:id="96" w:name="_Toc233186639"/>
+      <w:bookmarkStart w:id="98" w:name="_Toc233164917"/>
+      <w:bookmarkStart w:id="99" w:name="_Toc233189627"/>
       <w:r>
         <w:t xml:space="preserve">4.2.2 </w:t>
       </w:r>
       <w:r>
         <w:t>会话秘密封装与密钥派生流程</w:t>
       </w:r>
-      <w:bookmarkEnd w:id="95"/>
-      <w:bookmarkEnd w:id="96"/>
+      <w:bookmarkEnd w:id="98"/>
+      <w:bookmarkEnd w:id="99"/>
     </w:p>
     <w:p>
       <w:r>
@@ -38109,16 +38494,16 @@
       <w:pPr>
         <w:pStyle w:val="3"/>
       </w:pPr>
-      <w:bookmarkStart w:id="97" w:name="_Toc233164918"/>
-      <w:bookmarkStart w:id="98" w:name="_Toc233186640"/>
+      <w:bookmarkStart w:id="100" w:name="_Toc233164918"/>
+      <w:bookmarkStart w:id="101" w:name="_Toc233189628"/>
       <w:r>
         <w:t xml:space="preserve">4.2.4 Envelope </w:t>
       </w:r>
       <w:r>
         <w:t>生成与接收端验证流程</w:t>
       </w:r>
-      <w:bookmarkEnd w:id="97"/>
-      <w:bookmarkEnd w:id="98"/>
+      <w:bookmarkEnd w:id="100"/>
+      <w:bookmarkEnd w:id="101"/>
     </w:p>
     <w:p>
       <w:r>
@@ -38146,8 +38531,8 @@
       <w:pPr>
         <w:pStyle w:val="3"/>
       </w:pPr>
-      <w:bookmarkStart w:id="99" w:name="_Toc233164919"/>
-      <w:bookmarkStart w:id="100" w:name="_Toc233186641"/>
+      <w:bookmarkStart w:id="102" w:name="_Toc233164919"/>
+      <w:bookmarkStart w:id="103" w:name="_Toc233189629"/>
       <w:r>
         <w:lastRenderedPageBreak/>
         <w:t xml:space="preserve">4.2.5 </w:t>
@@ -38155,8 +38540,8 @@
       <w:r>
         <w:t>解密、摘要比对与结果输出流程</w:t>
       </w:r>
-      <w:bookmarkEnd w:id="99"/>
-      <w:bookmarkEnd w:id="100"/>
+      <w:bookmarkEnd w:id="102"/>
+      <w:bookmarkEnd w:id="103"/>
     </w:p>
     <w:p>
       <w:r>
@@ -38178,16 +38563,16 @@
       <w:pPr>
         <w:pStyle w:val="3"/>
       </w:pPr>
-      <w:bookmarkStart w:id="101" w:name="_Toc233164920"/>
-      <w:bookmarkStart w:id="102" w:name="_Toc233186642"/>
+      <w:bookmarkStart w:id="104" w:name="_Toc233164920"/>
+      <w:bookmarkStart w:id="105" w:name="_Toc233189630"/>
       <w:r>
         <w:t xml:space="preserve">4.2.6 </w:t>
       </w:r>
       <w:r>
         <w:t>攻击模拟流程</w:t>
       </w:r>
-      <w:bookmarkEnd w:id="101"/>
-      <w:bookmarkEnd w:id="102"/>
+      <w:bookmarkEnd w:id="104"/>
+      <w:bookmarkEnd w:id="105"/>
     </w:p>
     <w:p>
       <w:r>
@@ -38233,16 +38618,16 @@
       <w:pPr>
         <w:pStyle w:val="2"/>
       </w:pPr>
-      <w:bookmarkStart w:id="103" w:name="_Toc233164921"/>
-      <w:bookmarkStart w:id="104" w:name="_Toc233186643"/>
+      <w:bookmarkStart w:id="106" w:name="_Toc233164921"/>
+      <w:bookmarkStart w:id="107" w:name="_Toc233189631"/>
       <w:r>
         <w:t xml:space="preserve">4.3 </w:t>
       </w:r>
       <w:r>
         <w:t>关键技术与算法</w:t>
       </w:r>
-      <w:bookmarkEnd w:id="103"/>
-      <w:bookmarkEnd w:id="104"/>
+      <w:bookmarkEnd w:id="106"/>
+      <w:bookmarkEnd w:id="107"/>
     </w:p>
     <w:p>
       <w:r>
@@ -38265,16 +38650,16 @@
       <w:pPr>
         <w:pStyle w:val="3"/>
       </w:pPr>
-      <w:bookmarkStart w:id="105" w:name="_Toc233164922"/>
-      <w:bookmarkStart w:id="106" w:name="_Toc233186644"/>
+      <w:bookmarkStart w:id="108" w:name="_Toc233164922"/>
+      <w:bookmarkStart w:id="109" w:name="_Toc233189632"/>
       <w:r>
         <w:t xml:space="preserve">4.3.1 SM2 </w:t>
       </w:r>
       <w:r>
         <w:t>会话秘密封装</w:t>
       </w:r>
-      <w:bookmarkEnd w:id="105"/>
-      <w:bookmarkEnd w:id="106"/>
+      <w:bookmarkEnd w:id="108"/>
+      <w:bookmarkEnd w:id="109"/>
     </w:p>
     <w:p>
       <w:r>
@@ -38314,16 +38699,16 @@
       <w:pPr>
         <w:pStyle w:val="3"/>
       </w:pPr>
-      <w:bookmarkStart w:id="107" w:name="_Toc233164923"/>
-      <w:bookmarkStart w:id="108" w:name="_Toc233186645"/>
+      <w:bookmarkStart w:id="110" w:name="_Toc233164923"/>
+      <w:bookmarkStart w:id="111" w:name="_Toc233189633"/>
       <w:r>
         <w:t xml:space="preserve">4.3.2 HKDF-SM3 </w:t>
       </w:r>
       <w:r>
         <w:t>上下文绑定密钥派生</w:t>
       </w:r>
-      <w:bookmarkEnd w:id="107"/>
-      <w:bookmarkEnd w:id="108"/>
+      <w:bookmarkEnd w:id="110"/>
+      <w:bookmarkEnd w:id="111"/>
     </w:p>
     <w:p>
       <w:r>
@@ -38343,8 +38728,8 @@
       <w:pPr>
         <w:pStyle w:val="3"/>
       </w:pPr>
-      <w:bookmarkStart w:id="109" w:name="_Toc233164924"/>
-      <w:bookmarkStart w:id="110" w:name="_Toc233186646"/>
+      <w:bookmarkStart w:id="112" w:name="_Toc233164924"/>
+      <w:bookmarkStart w:id="113" w:name="_Toc233189634"/>
       <w:r>
         <w:t xml:space="preserve">4.3.3 SM4 </w:t>
       </w:r>
@@ -38357,8 +38742,8 @@
       <w:r>
         <w:t>数据加密</w:t>
       </w:r>
-      <w:bookmarkEnd w:id="109"/>
-      <w:bookmarkEnd w:id="110"/>
+      <w:bookmarkEnd w:id="112"/>
+      <w:bookmarkEnd w:id="113"/>
     </w:p>
     <w:p>
       <w:r>
@@ -38431,8 +38816,8 @@
       <w:pPr>
         <w:pStyle w:val="3"/>
       </w:pPr>
-      <w:bookmarkStart w:id="111" w:name="_Toc233164925"/>
-      <w:bookmarkStart w:id="112" w:name="_Toc233186647"/>
+      <w:bookmarkStart w:id="114" w:name="_Toc233164925"/>
+      <w:bookmarkStart w:id="115" w:name="_Toc233189635"/>
       <w:r>
         <w:t xml:space="preserve">4.3.4 HMAC-SM3 </w:t>
       </w:r>
@@ -38445,8 +38830,8 @@
       <w:r>
         <w:t>完整性保护</w:t>
       </w:r>
-      <w:bookmarkEnd w:id="111"/>
-      <w:bookmarkEnd w:id="112"/>
+      <w:bookmarkEnd w:id="114"/>
+      <w:bookmarkEnd w:id="115"/>
     </w:p>
     <w:p>
       <w:r>
@@ -38492,8 +38877,8 @@
       <w:pPr>
         <w:pStyle w:val="3"/>
       </w:pPr>
-      <w:bookmarkStart w:id="113" w:name="_Toc233164926"/>
-      <w:bookmarkStart w:id="114" w:name="_Toc233186648"/>
+      <w:bookmarkStart w:id="116" w:name="_Toc233164926"/>
+      <w:bookmarkStart w:id="117" w:name="_Toc233189636"/>
       <w:r>
         <w:t xml:space="preserve">4.3.5 SM9 </w:t>
       </w:r>
@@ -38506,8 +38891,8 @@
       <w:r>
         <w:t>认证边界</w:t>
       </w:r>
-      <w:bookmarkEnd w:id="113"/>
-      <w:bookmarkEnd w:id="114"/>
+      <w:bookmarkEnd w:id="116"/>
+      <w:bookmarkEnd w:id="117"/>
     </w:p>
     <w:p>
       <w:r>
@@ -38532,8 +38917,8 @@
       <w:pPr>
         <w:pStyle w:val="3"/>
       </w:pPr>
-      <w:bookmarkStart w:id="115" w:name="_Toc233164927"/>
-      <w:bookmarkStart w:id="116" w:name="_Toc233186649"/>
+      <w:bookmarkStart w:id="118" w:name="_Toc233164927"/>
+      <w:bookmarkStart w:id="119" w:name="_Toc233189637"/>
       <w:r>
         <w:lastRenderedPageBreak/>
         <w:t xml:space="preserve">4.3.6 SM3 </w:t>
@@ -38541,8 +38926,8 @@
       <w:r>
         <w:t>摘要比对与结果确认</w:t>
       </w:r>
-      <w:bookmarkEnd w:id="115"/>
-      <w:bookmarkEnd w:id="116"/>
+      <w:bookmarkEnd w:id="118"/>
+      <w:bookmarkEnd w:id="119"/>
     </w:p>
     <w:p>
       <w:r>
@@ -38561,8 +38946,8 @@
       <w:pPr>
         <w:pStyle w:val="3"/>
       </w:pPr>
-      <w:bookmarkStart w:id="117" w:name="_Toc233164928"/>
-      <w:bookmarkStart w:id="118" w:name="_Toc233186650"/>
+      <w:bookmarkStart w:id="120" w:name="_Toc233164928"/>
+      <w:bookmarkStart w:id="121" w:name="_Toc233189638"/>
       <w:r>
         <w:t xml:space="preserve">4.3.7 </w:t>
       </w:r>
@@ -38575,8 +38960,8 @@
       <w:r>
         <w:t>报文封装技术</w:t>
       </w:r>
-      <w:bookmarkEnd w:id="117"/>
-      <w:bookmarkEnd w:id="118"/>
+      <w:bookmarkEnd w:id="120"/>
+      <w:bookmarkEnd w:id="121"/>
     </w:p>
     <w:p>
       <w:r>
@@ -38600,16 +38985,16 @@
       <w:pPr>
         <w:pStyle w:val="2"/>
       </w:pPr>
-      <w:bookmarkStart w:id="119" w:name="_Toc233164929"/>
-      <w:bookmarkStart w:id="120" w:name="_Toc233186651"/>
+      <w:bookmarkStart w:id="122" w:name="_Toc233164929"/>
+      <w:bookmarkStart w:id="123" w:name="_Toc233189639"/>
       <w:r>
         <w:t xml:space="preserve">4.4 </w:t>
       </w:r>
       <w:r>
         <w:t>运行环境</w:t>
       </w:r>
-      <w:bookmarkEnd w:id="119"/>
-      <w:bookmarkEnd w:id="120"/>
+      <w:bookmarkEnd w:id="122"/>
+      <w:bookmarkEnd w:id="123"/>
     </w:p>
     <w:p>
       <w:r>
@@ -38656,8 +39041,8 @@
       <w:pPr>
         <w:pStyle w:val="3"/>
       </w:pPr>
-      <w:bookmarkStart w:id="121" w:name="_Toc233164930"/>
-      <w:bookmarkStart w:id="122" w:name="_Toc233186652"/>
+      <w:bookmarkStart w:id="124" w:name="_Toc233164930"/>
+      <w:bookmarkStart w:id="125" w:name="_Toc233189640"/>
       <w:r>
         <w:t xml:space="preserve">4.4.1 </w:t>
       </w:r>
@@ -38670,8 +39055,8 @@
       <w:r>
         <w:t>环境</w:t>
       </w:r>
-      <w:bookmarkEnd w:id="121"/>
-      <w:bookmarkEnd w:id="122"/>
+      <w:bookmarkEnd w:id="124"/>
+      <w:bookmarkEnd w:id="125"/>
     </w:p>
     <w:p>
       <w:r>
@@ -38739,16 +39124,16 @@
       <w:pPr>
         <w:pStyle w:val="3"/>
       </w:pPr>
-      <w:bookmarkStart w:id="123" w:name="_Toc233164931"/>
-      <w:bookmarkStart w:id="124" w:name="_Toc233186653"/>
+      <w:bookmarkStart w:id="126" w:name="_Toc233164931"/>
+      <w:bookmarkStart w:id="127" w:name="_Toc233189641"/>
       <w:r>
         <w:t xml:space="preserve">4.4.2 Python </w:t>
       </w:r>
       <w:r>
         <w:t>依赖环境</w:t>
       </w:r>
-      <w:bookmarkEnd w:id="123"/>
-      <w:bookmarkEnd w:id="124"/>
+      <w:bookmarkEnd w:id="126"/>
+      <w:bookmarkEnd w:id="127"/>
     </w:p>
     <w:p>
       <w:r>
@@ -38807,16 +39192,16 @@
       <w:pPr>
         <w:pStyle w:val="3"/>
       </w:pPr>
-      <w:bookmarkStart w:id="125" w:name="_Toc233164932"/>
-      <w:bookmarkStart w:id="126" w:name="_Toc233186654"/>
+      <w:bookmarkStart w:id="128" w:name="_Toc233164932"/>
+      <w:bookmarkStart w:id="129" w:name="_Toc233189642"/>
       <w:r>
         <w:t xml:space="preserve">4.4.3 GmSSL </w:t>
       </w:r>
       <w:r>
         <w:t>原生动态库环境</w:t>
       </w:r>
-      <w:bookmarkEnd w:id="125"/>
-      <w:bookmarkEnd w:id="126"/>
+      <w:bookmarkEnd w:id="128"/>
+      <w:bookmarkEnd w:id="129"/>
     </w:p>
     <w:p>
       <w:r>
@@ -38865,16 +39250,16 @@
       <w:pPr>
         <w:pStyle w:val="3"/>
       </w:pPr>
-      <w:bookmarkStart w:id="127" w:name="_Toc233164933"/>
-      <w:bookmarkStart w:id="128" w:name="_Toc233186655"/>
+      <w:bookmarkStart w:id="130" w:name="_Toc233164933"/>
+      <w:bookmarkStart w:id="131" w:name="_Toc233189643"/>
       <w:r>
         <w:t xml:space="preserve">4.4.4 </w:t>
       </w:r>
       <w:r>
         <w:t>输入输出与运行入口</w:t>
       </w:r>
-      <w:bookmarkEnd w:id="127"/>
-      <w:bookmarkEnd w:id="128"/>
+      <w:bookmarkEnd w:id="130"/>
+      <w:bookmarkEnd w:id="131"/>
     </w:p>
     <w:p>
       <w:r>
@@ -38899,7 +39284,7 @@
           <w:b/>
         </w:rPr>
       </w:pPr>
-      <w:bookmarkStart w:id="129" w:name="_Toc233164934"/>
+      <w:bookmarkStart w:id="132" w:name="_Toc233164934"/>
       <w:r>
         <w:br w:type="page"/>
       </w:r>
@@ -38908,7 +39293,7 @@
       <w:pPr>
         <w:pStyle w:val="1"/>
       </w:pPr>
-      <w:bookmarkStart w:id="130" w:name="_Toc233186656"/>
+      <w:bookmarkStart w:id="133" w:name="_Toc233189644"/>
       <w:r>
         <w:rPr>
           <w:rFonts w:hint="eastAsia"/>
@@ -38922,38 +39307,38 @@
         </w:rPr>
         <w:t>具体实现</w:t>
       </w:r>
-      <w:bookmarkEnd w:id="129"/>
-      <w:bookmarkEnd w:id="130"/>
+      <w:bookmarkEnd w:id="132"/>
+      <w:bookmarkEnd w:id="133"/>
     </w:p>
     <w:p>
       <w:pPr>
         <w:pStyle w:val="2"/>
       </w:pPr>
-      <w:bookmarkStart w:id="131" w:name="_Toc233164935"/>
-      <w:bookmarkStart w:id="132" w:name="_Toc233186657"/>
+      <w:bookmarkStart w:id="134" w:name="_Toc233164935"/>
+      <w:bookmarkStart w:id="135" w:name="_Toc233189645"/>
       <w:r>
         <w:t xml:space="preserve">5.1 </w:t>
       </w:r>
       <w:r>
         <w:t>工程结构与模块划分</w:t>
       </w:r>
-      <w:bookmarkEnd w:id="131"/>
-      <w:bookmarkEnd w:id="132"/>
+      <w:bookmarkEnd w:id="134"/>
+      <w:bookmarkEnd w:id="135"/>
     </w:p>
     <w:p>
       <w:pPr>
         <w:pStyle w:val="3"/>
       </w:pPr>
-      <w:bookmarkStart w:id="133" w:name="_Toc233164936"/>
-      <w:bookmarkStart w:id="134" w:name="_Toc233186658"/>
+      <w:bookmarkStart w:id="136" w:name="_Toc233164936"/>
+      <w:bookmarkStart w:id="137" w:name="_Toc233189646"/>
       <w:r>
         <w:t xml:space="preserve">5.1.1 </w:t>
       </w:r>
       <w:r>
         <w:t>核心业务模块</w:t>
       </w:r>
-      <w:bookmarkEnd w:id="133"/>
-      <w:bookmarkEnd w:id="134"/>
+      <w:bookmarkEnd w:id="136"/>
+      <w:bookmarkEnd w:id="137"/>
     </w:p>
     <w:p>
       <w:r>
@@ -39071,16 +39456,16 @@
       <w:pPr>
         <w:pStyle w:val="3"/>
       </w:pPr>
-      <w:bookmarkStart w:id="135" w:name="_Toc233164937"/>
-      <w:bookmarkStart w:id="136" w:name="_Toc233186659"/>
+      <w:bookmarkStart w:id="138" w:name="_Toc233164937"/>
+      <w:bookmarkStart w:id="139" w:name="_Toc233189647"/>
       <w:r>
         <w:t xml:space="preserve">5.1.2 </w:t>
       </w:r>
       <w:r>
         <w:t>密码算法模块</w:t>
       </w:r>
-      <w:bookmarkEnd w:id="135"/>
-      <w:bookmarkEnd w:id="136"/>
+      <w:bookmarkEnd w:id="138"/>
+      <w:bookmarkEnd w:id="139"/>
     </w:p>
     <w:p>
       <w:r>
@@ -39252,8 +39637,8 @@
       <w:pPr>
         <w:pStyle w:val="3"/>
       </w:pPr>
-      <w:bookmarkStart w:id="137" w:name="_Toc233164938"/>
-      <w:bookmarkStart w:id="138" w:name="_Toc233186660"/>
+      <w:bookmarkStart w:id="140" w:name="_Toc233164938"/>
+      <w:bookmarkStart w:id="141" w:name="_Toc233189648"/>
       <w:r>
         <w:lastRenderedPageBreak/>
         <w:t xml:space="preserve">5.1.3 </w:t>
@@ -39261,8 +39646,8 @@
       <w:r>
         <w:t>用户交互模块</w:t>
       </w:r>
-      <w:bookmarkEnd w:id="137"/>
-      <w:bookmarkEnd w:id="138"/>
+      <w:bookmarkEnd w:id="140"/>
+      <w:bookmarkEnd w:id="141"/>
     </w:p>
     <w:p>
       <w:r>
@@ -39329,31 +39714,31 @@
       <w:pPr>
         <w:pStyle w:val="2"/>
       </w:pPr>
-      <w:bookmarkStart w:id="139" w:name="_Toc233164939"/>
-      <w:bookmarkStart w:id="140" w:name="_Toc233186661"/>
+      <w:bookmarkStart w:id="142" w:name="_Toc233164939"/>
+      <w:bookmarkStart w:id="143" w:name="_Toc233189649"/>
       <w:r>
         <w:t xml:space="preserve">5.2 </w:t>
       </w:r>
       <w:r>
         <w:t>协议常量与算法套件实现</w:t>
       </w:r>
-      <w:bookmarkEnd w:id="139"/>
-      <w:bookmarkEnd w:id="140"/>
+      <w:bookmarkEnd w:id="142"/>
+      <w:bookmarkEnd w:id="143"/>
     </w:p>
     <w:p>
       <w:pPr>
         <w:pStyle w:val="3"/>
       </w:pPr>
-      <w:bookmarkStart w:id="141" w:name="_Toc233164940"/>
-      <w:bookmarkStart w:id="142" w:name="_Toc233186662"/>
+      <w:bookmarkStart w:id="144" w:name="_Toc233164940"/>
+      <w:bookmarkStart w:id="145" w:name="_Toc233189650"/>
       <w:r>
         <w:t xml:space="preserve">5.2.1 </w:t>
       </w:r>
       <w:r>
         <w:t>协议常量定义</w:t>
       </w:r>
-      <w:bookmarkEnd w:id="141"/>
-      <w:bookmarkEnd w:id="142"/>
+      <w:bookmarkEnd w:id="144"/>
+      <w:bookmarkEnd w:id="145"/>
     </w:p>
     <w:p>
       <w:r>
@@ -39417,16 +39802,16 @@
       <w:pPr>
         <w:pStyle w:val="3"/>
       </w:pPr>
-      <w:bookmarkStart w:id="143" w:name="_Toc233164941"/>
-      <w:bookmarkStart w:id="144" w:name="_Toc233186663"/>
+      <w:bookmarkStart w:id="146" w:name="_Toc233164941"/>
+      <w:bookmarkStart w:id="147" w:name="_Toc233189651"/>
       <w:r>
         <w:t xml:space="preserve">5.2.2 </w:t>
       </w:r>
       <w:r>
         <w:t>算法套件标识实现</w:t>
       </w:r>
-      <w:bookmarkEnd w:id="143"/>
-      <w:bookmarkEnd w:id="144"/>
+      <w:bookmarkEnd w:id="146"/>
+      <w:bookmarkEnd w:id="147"/>
     </w:p>
     <w:p>
       <w:r>
@@ -39548,16 +39933,16 @@
       <w:pPr>
         <w:pStyle w:val="3"/>
       </w:pPr>
-      <w:bookmarkStart w:id="145" w:name="_Toc233164942"/>
-      <w:bookmarkStart w:id="146" w:name="_Toc233186664"/>
+      <w:bookmarkStart w:id="148" w:name="_Toc233164942"/>
+      <w:bookmarkStart w:id="149" w:name="_Toc233189652"/>
       <w:r>
         <w:t xml:space="preserve">5.2.3 </w:t>
       </w:r>
       <w:r>
         <w:t>上下文绑定实现</w:t>
       </w:r>
-      <w:bookmarkEnd w:id="145"/>
-      <w:bookmarkEnd w:id="146"/>
+      <w:bookmarkEnd w:id="148"/>
+      <w:bookmarkEnd w:id="149"/>
     </w:p>
     <w:p>
       <w:r>
@@ -39604,31 +39989,31 @@
       <w:pPr>
         <w:pStyle w:val="2"/>
       </w:pPr>
-      <w:bookmarkStart w:id="147" w:name="_Toc233164943"/>
-      <w:bookmarkStart w:id="148" w:name="_Toc233186665"/>
+      <w:bookmarkStart w:id="150" w:name="_Toc233164943"/>
+      <w:bookmarkStart w:id="151" w:name="_Toc233189653"/>
       <w:r>
         <w:t xml:space="preserve">5.3 Envelope </w:t>
       </w:r>
       <w:r>
         <w:t>报文实现</w:t>
       </w:r>
-      <w:bookmarkEnd w:id="147"/>
-      <w:bookmarkEnd w:id="148"/>
+      <w:bookmarkEnd w:id="150"/>
+      <w:bookmarkEnd w:id="151"/>
     </w:p>
     <w:p>
       <w:pPr>
         <w:pStyle w:val="3"/>
       </w:pPr>
-      <w:bookmarkStart w:id="149" w:name="_Toc233164944"/>
-      <w:bookmarkStart w:id="150" w:name="_Toc233186666"/>
+      <w:bookmarkStart w:id="152" w:name="_Toc233164944"/>
+      <w:bookmarkStart w:id="153" w:name="_Toc233189654"/>
       <w:r>
         <w:t xml:space="preserve">5.3.1 Header </w:t>
       </w:r>
       <w:r>
         <w:t>构建实现</w:t>
       </w:r>
-      <w:bookmarkEnd w:id="149"/>
-      <w:bookmarkEnd w:id="150"/>
+      <w:bookmarkEnd w:id="152"/>
+      <w:bookmarkEnd w:id="153"/>
     </w:p>
     <w:p>
       <w:r>
@@ -39701,16 +40086,16 @@
       <w:pPr>
         <w:pStyle w:val="3"/>
       </w:pPr>
-      <w:bookmarkStart w:id="151" w:name="_Toc233164945"/>
-      <w:bookmarkStart w:id="152" w:name="_Toc233186667"/>
+      <w:bookmarkStart w:id="154" w:name="_Toc233164945"/>
+      <w:bookmarkStart w:id="155" w:name="_Toc233189655"/>
       <w:r>
         <w:t xml:space="preserve">5.3.2 Header </w:t>
       </w:r>
       <w:r>
         <w:t>序列化实现</w:t>
       </w:r>
-      <w:bookmarkEnd w:id="151"/>
-      <w:bookmarkEnd w:id="152"/>
+      <w:bookmarkEnd w:id="154"/>
+      <w:bookmarkEnd w:id="155"/>
     </w:p>
     <w:p>
       <w:r>
@@ -39762,8 +40147,8 @@
       <w:pPr>
         <w:pStyle w:val="3"/>
       </w:pPr>
-      <w:bookmarkStart w:id="153" w:name="_Toc233164946"/>
-      <w:bookmarkStart w:id="154" w:name="_Toc233186668"/>
+      <w:bookmarkStart w:id="156" w:name="_Toc233164946"/>
+      <w:bookmarkStart w:id="157" w:name="_Toc233189656"/>
       <w:r>
         <w:lastRenderedPageBreak/>
         <w:t xml:space="preserve">5.3.3 Envelope </w:t>
@@ -39771,8 +40156,8 @@
       <w:r>
         <w:t>字段编码实现</w:t>
       </w:r>
-      <w:bookmarkEnd w:id="153"/>
-      <w:bookmarkEnd w:id="154"/>
+      <w:bookmarkEnd w:id="156"/>
+      <w:bookmarkEnd w:id="157"/>
     </w:p>
     <w:p>
       <w:r>
@@ -39899,31 +40284,31 @@
         </w:rPr>
         <w:tab/>
       </w:r>
-      <w:bookmarkStart w:id="155" w:name="_Toc233164947"/>
-      <w:bookmarkStart w:id="156" w:name="_Toc233186669"/>
+      <w:bookmarkStart w:id="158" w:name="_Toc233164947"/>
+      <w:bookmarkStart w:id="159" w:name="_Toc233189657"/>
       <w:r>
         <w:t xml:space="preserve">5.4 </w:t>
       </w:r>
       <w:r>
         <w:t>发送端流程实现</w:t>
       </w:r>
-      <w:bookmarkEnd w:id="155"/>
-      <w:bookmarkEnd w:id="156"/>
+      <w:bookmarkEnd w:id="158"/>
+      <w:bookmarkEnd w:id="159"/>
     </w:p>
     <w:p>
       <w:pPr>
         <w:pStyle w:val="3"/>
       </w:pPr>
-      <w:bookmarkStart w:id="157" w:name="_Toc233164948"/>
-      <w:bookmarkStart w:id="158" w:name="_Toc233186670"/>
+      <w:bookmarkStart w:id="160" w:name="_Toc233164948"/>
+      <w:bookmarkStart w:id="161" w:name="_Toc233189658"/>
       <w:r>
         <w:t xml:space="preserve">5.4.1 </w:t>
       </w:r>
       <w:r>
         <w:t>明文读取与会话初始化</w:t>
       </w:r>
-      <w:bookmarkEnd w:id="157"/>
-      <w:bookmarkEnd w:id="158"/>
+      <w:bookmarkEnd w:id="160"/>
+      <w:bookmarkEnd w:id="161"/>
     </w:p>
     <w:p>
       <w:r>
@@ -39993,16 +40378,16 @@
       <w:pPr>
         <w:pStyle w:val="3"/>
       </w:pPr>
-      <w:bookmarkStart w:id="159" w:name="_Toc233164949"/>
-      <w:bookmarkStart w:id="160" w:name="_Toc233186671"/>
+      <w:bookmarkStart w:id="162" w:name="_Toc233164949"/>
+      <w:bookmarkStart w:id="163" w:name="_Toc233189659"/>
       <w:r>
         <w:t xml:space="preserve">5.4.2 </w:t>
       </w:r>
       <w:r>
         <w:t>会话秘密封装实现</w:t>
       </w:r>
-      <w:bookmarkEnd w:id="159"/>
-      <w:bookmarkEnd w:id="160"/>
+      <w:bookmarkEnd w:id="162"/>
+      <w:bookmarkEnd w:id="163"/>
     </w:p>
     <w:p>
       <w:r>
@@ -40078,8 +40463,8 @@
       <w:pPr>
         <w:pStyle w:val="3"/>
       </w:pPr>
-      <w:bookmarkStart w:id="161" w:name="_Toc233164950"/>
-      <w:bookmarkStart w:id="162" w:name="_Toc233186672"/>
+      <w:bookmarkStart w:id="164" w:name="_Toc233164950"/>
+      <w:bookmarkStart w:id="165" w:name="_Toc233189660"/>
       <w:r>
         <w:lastRenderedPageBreak/>
         <w:t xml:space="preserve">5.4.3 </w:t>
@@ -40087,8 +40472,8 @@
       <w:r>
         <w:t>密钥派生实现</w:t>
       </w:r>
-      <w:bookmarkEnd w:id="161"/>
-      <w:bookmarkEnd w:id="162"/>
+      <w:bookmarkEnd w:id="164"/>
+      <w:bookmarkEnd w:id="165"/>
     </w:p>
     <w:p>
       <w:r>
@@ -40164,16 +40549,16 @@
       <w:pPr>
         <w:pStyle w:val="3"/>
       </w:pPr>
-      <w:bookmarkStart w:id="163" w:name="_Toc233164951"/>
-      <w:bookmarkStart w:id="164" w:name="_Toc233186673"/>
+      <w:bookmarkStart w:id="166" w:name="_Toc233164951"/>
+      <w:bookmarkStart w:id="167" w:name="_Toc233189661"/>
       <w:r>
         <w:t xml:space="preserve">5.4.4 </w:t>
       </w:r>
       <w:r>
         <w:t>数据加密实现</w:t>
       </w:r>
-      <w:bookmarkEnd w:id="163"/>
-      <w:bookmarkEnd w:id="164"/>
+      <w:bookmarkEnd w:id="166"/>
+      <w:bookmarkEnd w:id="167"/>
     </w:p>
     <w:p>
       <w:r>
@@ -40315,8 +40700,8 @@
       <w:pPr>
         <w:pStyle w:val="3"/>
       </w:pPr>
-      <w:bookmarkStart w:id="165" w:name="_Toc233164952"/>
-      <w:bookmarkStart w:id="166" w:name="_Toc233186674"/>
+      <w:bookmarkStart w:id="168" w:name="_Toc233164952"/>
+      <w:bookmarkStart w:id="169" w:name="_Toc233189662"/>
       <w:r>
         <w:t xml:space="preserve">5.4.5 </w:t>
       </w:r>
@@ -40329,8 +40714,8 @@
       <w:r>
         <w:t>签名实现</w:t>
       </w:r>
-      <w:bookmarkEnd w:id="165"/>
-      <w:bookmarkEnd w:id="166"/>
+      <w:bookmarkEnd w:id="168"/>
+      <w:bookmarkEnd w:id="169"/>
     </w:p>
     <w:p>
       <w:r>
@@ -40473,31 +40858,31 @@
         <w:lastRenderedPageBreak/>
         <w:tab/>
       </w:r>
-      <w:bookmarkStart w:id="167" w:name="_Toc233164953"/>
-      <w:bookmarkStart w:id="168" w:name="_Toc233186675"/>
+      <w:bookmarkStart w:id="170" w:name="_Toc233164953"/>
+      <w:bookmarkStart w:id="171" w:name="_Toc233189663"/>
       <w:r>
         <w:t xml:space="preserve">5.5 </w:t>
       </w:r>
       <w:r>
         <w:t>接收端流程实现</w:t>
       </w:r>
-      <w:bookmarkEnd w:id="167"/>
-      <w:bookmarkEnd w:id="168"/>
+      <w:bookmarkEnd w:id="170"/>
+      <w:bookmarkEnd w:id="171"/>
     </w:p>
     <w:p>
       <w:pPr>
         <w:pStyle w:val="3"/>
       </w:pPr>
-      <w:bookmarkStart w:id="169" w:name="_Toc233164954"/>
-      <w:bookmarkStart w:id="170" w:name="_Toc233186676"/>
+      <w:bookmarkStart w:id="172" w:name="_Toc233164954"/>
+      <w:bookmarkStart w:id="173" w:name="_Toc233189664"/>
       <w:r>
         <w:t xml:space="preserve">5.5.1 Envelope </w:t>
       </w:r>
       <w:r>
         <w:t>加载与解析</w:t>
       </w:r>
-      <w:bookmarkEnd w:id="169"/>
-      <w:bookmarkEnd w:id="170"/>
+      <w:bookmarkEnd w:id="172"/>
+      <w:bookmarkEnd w:id="173"/>
     </w:p>
     <w:p>
       <w:r>
@@ -40567,16 +40952,16 @@
       <w:pPr>
         <w:pStyle w:val="3"/>
       </w:pPr>
-      <w:bookmarkStart w:id="171" w:name="_Toc233164955"/>
-      <w:bookmarkStart w:id="172" w:name="_Toc233186677"/>
+      <w:bookmarkStart w:id="174" w:name="_Toc233164955"/>
+      <w:bookmarkStart w:id="175" w:name="_Toc233189665"/>
       <w:r>
         <w:t xml:space="preserve">5.5.2 </w:t>
       </w:r>
       <w:r>
         <w:t>会话秘密解封与密钥重派生</w:t>
       </w:r>
-      <w:bookmarkEnd w:id="171"/>
-      <w:bookmarkEnd w:id="172"/>
+      <w:bookmarkEnd w:id="174"/>
+      <w:bookmarkEnd w:id="175"/>
     </w:p>
     <w:p>
       <w:r>
@@ -40646,16 +41031,16 @@
       <w:pPr>
         <w:pStyle w:val="3"/>
       </w:pPr>
-      <w:bookmarkStart w:id="173" w:name="_Toc233164956"/>
-      <w:bookmarkStart w:id="174" w:name="_Toc233186678"/>
+      <w:bookmarkStart w:id="176" w:name="_Toc233164956"/>
+      <w:bookmarkStart w:id="177" w:name="_Toc233189666"/>
       <w:r>
         <w:t xml:space="preserve">5.5.3 SM9 </w:t>
       </w:r>
       <w:r>
         <w:t>签名验证</w:t>
       </w:r>
-      <w:bookmarkEnd w:id="173"/>
-      <w:bookmarkEnd w:id="174"/>
+      <w:bookmarkEnd w:id="176"/>
+      <w:bookmarkEnd w:id="177"/>
     </w:p>
     <w:p>
       <w:r>
@@ -40740,8 +41125,8 @@
       <w:pPr>
         <w:pStyle w:val="3"/>
       </w:pPr>
-      <w:bookmarkStart w:id="175" w:name="_Toc233164957"/>
-      <w:bookmarkStart w:id="176" w:name="_Toc233186679"/>
+      <w:bookmarkStart w:id="178" w:name="_Toc233164957"/>
+      <w:bookmarkStart w:id="179" w:name="_Toc233189667"/>
       <w:r>
         <w:lastRenderedPageBreak/>
         <w:t xml:space="preserve">5.5.4 </w:t>
@@ -40749,8 +41134,8 @@
       <w:r>
         <w:t>完整性校验与解密恢复</w:t>
       </w:r>
-      <w:bookmarkEnd w:id="175"/>
-      <w:bookmarkEnd w:id="176"/>
+      <w:bookmarkEnd w:id="178"/>
+      <w:bookmarkEnd w:id="179"/>
     </w:p>
     <w:p>
       <w:r>
@@ -40832,16 +41217,16 @@
       <w:pPr>
         <w:pStyle w:val="3"/>
       </w:pPr>
-      <w:bookmarkStart w:id="177" w:name="_Toc233164958"/>
-      <w:bookmarkStart w:id="178" w:name="_Toc233186680"/>
+      <w:bookmarkStart w:id="180" w:name="_Toc233164958"/>
+      <w:bookmarkStart w:id="181" w:name="_Toc233189668"/>
       <w:r>
         <w:t xml:space="preserve">5.5.5 </w:t>
       </w:r>
       <w:r>
         <w:t>摘要比对与结果输出</w:t>
       </w:r>
-      <w:bookmarkEnd w:id="177"/>
-      <w:bookmarkEnd w:id="178"/>
+      <w:bookmarkEnd w:id="180"/>
+      <w:bookmarkEnd w:id="181"/>
     </w:p>
     <w:p>
       <w:r>
@@ -40941,31 +41326,31 @@
       <w:pPr>
         <w:pStyle w:val="2"/>
       </w:pPr>
-      <w:bookmarkStart w:id="179" w:name="_Toc233164959"/>
-      <w:bookmarkStart w:id="180" w:name="_Toc233186681"/>
+      <w:bookmarkStart w:id="182" w:name="_Toc233164959"/>
+      <w:bookmarkStart w:id="183" w:name="_Toc233189669"/>
       <w:r>
         <w:t xml:space="preserve">5.6 SM9 </w:t>
       </w:r>
       <w:r>
         <w:t>身份签名实现</w:t>
       </w:r>
-      <w:bookmarkEnd w:id="179"/>
-      <w:bookmarkEnd w:id="180"/>
+      <w:bookmarkEnd w:id="182"/>
+      <w:bookmarkEnd w:id="183"/>
     </w:p>
     <w:p>
       <w:pPr>
         <w:pStyle w:val="3"/>
       </w:pPr>
-      <w:bookmarkStart w:id="181" w:name="_Toc233164960"/>
-      <w:bookmarkStart w:id="182" w:name="_Toc233186682"/>
+      <w:bookmarkStart w:id="184" w:name="_Toc233164960"/>
+      <w:bookmarkStart w:id="185" w:name="_Toc233189670"/>
       <w:r>
         <w:t xml:space="preserve">5.6.1 </w:t>
       </w:r>
       <w:r>
         <w:t>主密钥生成与用户密钥提取</w:t>
       </w:r>
-      <w:bookmarkEnd w:id="181"/>
-      <w:bookmarkEnd w:id="182"/>
+      <w:bookmarkEnd w:id="184"/>
+      <w:bookmarkEnd w:id="185"/>
     </w:p>
     <w:p>
       <w:r>
@@ -41014,8 +41399,8 @@
       <w:pPr>
         <w:pStyle w:val="3"/>
       </w:pPr>
-      <w:bookmarkStart w:id="183" w:name="_Toc233164961"/>
-      <w:bookmarkStart w:id="184" w:name="_Toc233186683"/>
+      <w:bookmarkStart w:id="186" w:name="_Toc233164961"/>
+      <w:bookmarkStart w:id="187" w:name="_Toc233189671"/>
       <w:r>
         <w:lastRenderedPageBreak/>
         <w:t xml:space="preserve">5.6.2 </w:t>
@@ -41023,8 +41408,8 @@
       <w:r>
         <w:t>签名与验签过程</w:t>
       </w:r>
-      <w:bookmarkEnd w:id="183"/>
-      <w:bookmarkEnd w:id="184"/>
+      <w:bookmarkEnd w:id="186"/>
+      <w:bookmarkEnd w:id="187"/>
     </w:p>
     <w:p>
       <w:r>
@@ -41106,16 +41491,16 @@
       <w:pPr>
         <w:pStyle w:val="3"/>
       </w:pPr>
-      <w:bookmarkStart w:id="185" w:name="_Toc233164962"/>
-      <w:bookmarkStart w:id="186" w:name="_Toc233186684"/>
+      <w:bookmarkStart w:id="188" w:name="_Toc233164962"/>
+      <w:bookmarkStart w:id="189" w:name="_Toc233189672"/>
       <w:r>
         <w:t xml:space="preserve">5.6.3 Windows </w:t>
       </w:r>
       <w:r>
         <w:t>环境兼容处理</w:t>
       </w:r>
-      <w:bookmarkEnd w:id="185"/>
-      <w:bookmarkEnd w:id="186"/>
+      <w:bookmarkEnd w:id="188"/>
+      <w:bookmarkEnd w:id="189"/>
     </w:p>
     <w:p>
       <w:r>
@@ -41191,31 +41576,31 @@
       <w:pPr>
         <w:pStyle w:val="2"/>
       </w:pPr>
-      <w:bookmarkStart w:id="187" w:name="_Toc233164963"/>
-      <w:bookmarkStart w:id="188" w:name="_Toc233186685"/>
+      <w:bookmarkStart w:id="190" w:name="_Toc233164963"/>
+      <w:bookmarkStart w:id="191" w:name="_Toc233189673"/>
       <w:r>
         <w:t xml:space="preserve">5.7 </w:t>
       </w:r>
       <w:r>
         <w:t>完整性保护与摘要确认实现</w:t>
       </w:r>
-      <w:bookmarkEnd w:id="187"/>
-      <w:bookmarkEnd w:id="188"/>
+      <w:bookmarkEnd w:id="190"/>
+      <w:bookmarkEnd w:id="191"/>
     </w:p>
     <w:p>
       <w:pPr>
         <w:pStyle w:val="3"/>
       </w:pPr>
-      <w:bookmarkStart w:id="189" w:name="_Toc233164964"/>
-      <w:bookmarkStart w:id="190" w:name="_Toc233186686"/>
+      <w:bookmarkStart w:id="192" w:name="_Toc233164964"/>
+      <w:bookmarkStart w:id="193" w:name="_Toc233189674"/>
       <w:r>
         <w:t xml:space="preserve">5.7.1 HMAC-SM3 </w:t>
       </w:r>
       <w:r>
         <w:t>实现</w:t>
       </w:r>
-      <w:bookmarkEnd w:id="189"/>
-      <w:bookmarkEnd w:id="190"/>
+      <w:bookmarkEnd w:id="192"/>
+      <w:bookmarkEnd w:id="193"/>
     </w:p>
     <w:p>
       <w:r>
@@ -41288,16 +41673,16 @@
       <w:pPr>
         <w:pStyle w:val="3"/>
       </w:pPr>
-      <w:bookmarkStart w:id="191" w:name="_Toc233164965"/>
-      <w:bookmarkStart w:id="192" w:name="_Toc233186687"/>
+      <w:bookmarkStart w:id="194" w:name="_Toc233164965"/>
+      <w:bookmarkStart w:id="195" w:name="_Toc233189675"/>
       <w:r>
         <w:t xml:space="preserve">5.7.2 </w:t>
       </w:r>
       <w:r>
         <w:t>长度前缀拼接实现</w:t>
       </w:r>
-      <w:bookmarkEnd w:id="191"/>
-      <w:bookmarkEnd w:id="192"/>
+      <w:bookmarkEnd w:id="194"/>
+      <w:bookmarkEnd w:id="195"/>
     </w:p>
     <w:p>
       <w:r>
@@ -41350,16 +41735,16 @@
       <w:pPr>
         <w:pStyle w:val="3"/>
       </w:pPr>
-      <w:bookmarkStart w:id="193" w:name="_Toc233164966"/>
-      <w:bookmarkStart w:id="194" w:name="_Toc233186688"/>
+      <w:bookmarkStart w:id="196" w:name="_Toc233164966"/>
+      <w:bookmarkStart w:id="197" w:name="_Toc233189676"/>
       <w:r>
         <w:t xml:space="preserve">5.7.3 SM3 </w:t>
       </w:r>
       <w:r>
         <w:t>明文摘要确认</w:t>
       </w:r>
-      <w:bookmarkEnd w:id="193"/>
-      <w:bookmarkEnd w:id="194"/>
+      <w:bookmarkEnd w:id="196"/>
+      <w:bookmarkEnd w:id="197"/>
     </w:p>
     <w:p>
       <w:r>
@@ -41411,31 +41796,31 @@
         </w:rPr>
         <w:tab/>
       </w:r>
-      <w:bookmarkStart w:id="195" w:name="_Toc233164967"/>
-      <w:bookmarkStart w:id="196" w:name="_Toc233186689"/>
+      <w:bookmarkStart w:id="198" w:name="_Toc233164967"/>
+      <w:bookmarkStart w:id="199" w:name="_Toc233189677"/>
       <w:r>
         <w:t xml:space="preserve">5.8 </w:t>
       </w:r>
       <w:r>
         <w:t>文件恢复与类型识别实现</w:t>
       </w:r>
-      <w:bookmarkEnd w:id="195"/>
-      <w:bookmarkEnd w:id="196"/>
+      <w:bookmarkEnd w:id="198"/>
+      <w:bookmarkEnd w:id="199"/>
     </w:p>
     <w:p>
       <w:pPr>
         <w:pStyle w:val="3"/>
       </w:pPr>
-      <w:bookmarkStart w:id="197" w:name="_Toc233164968"/>
-      <w:bookmarkStart w:id="198" w:name="_Toc233186690"/>
+      <w:bookmarkStart w:id="200" w:name="_Toc233164968"/>
+      <w:bookmarkStart w:id="201" w:name="_Toc233189678"/>
       <w:r>
         <w:t xml:space="preserve">5.8.1 </w:t>
       </w:r>
       <w:r>
         <w:t>二进制文件恢复实现</w:t>
       </w:r>
-      <w:bookmarkEnd w:id="197"/>
-      <w:bookmarkEnd w:id="198"/>
+      <w:bookmarkEnd w:id="200"/>
+      <w:bookmarkEnd w:id="201"/>
     </w:p>
     <w:p>
       <w:r>
@@ -41475,16 +41860,16 @@
       <w:pPr>
         <w:pStyle w:val="3"/>
       </w:pPr>
-      <w:bookmarkStart w:id="199" w:name="_Toc233164969"/>
-      <w:bookmarkStart w:id="200" w:name="_Toc233186691"/>
+      <w:bookmarkStart w:id="202" w:name="_Toc233164969"/>
+      <w:bookmarkStart w:id="203" w:name="_Toc233189679"/>
       <w:r>
         <w:t xml:space="preserve">5.8.2 </w:t>
       </w:r>
       <w:r>
         <w:t>文件类型嗅探实现</w:t>
       </w:r>
-      <w:bookmarkEnd w:id="199"/>
-      <w:bookmarkEnd w:id="200"/>
+      <w:bookmarkEnd w:id="202"/>
+      <w:bookmarkEnd w:id="203"/>
     </w:p>
     <w:p>
       <w:r>
@@ -41638,8 +42023,8 @@
       <w:pPr>
         <w:pStyle w:val="3"/>
       </w:pPr>
-      <w:bookmarkStart w:id="201" w:name="_Toc233164970"/>
-      <w:bookmarkStart w:id="202" w:name="_Toc233186692"/>
+      <w:bookmarkStart w:id="204" w:name="_Toc233164970"/>
+      <w:bookmarkStart w:id="205" w:name="_Toc233189680"/>
       <w:r>
         <w:lastRenderedPageBreak/>
         <w:t xml:space="preserve">5.8.3 </w:t>
@@ -41647,8 +42032,8 @@
       <w:r>
         <w:t>类型一致性结果展示</w:t>
       </w:r>
-      <w:bookmarkEnd w:id="201"/>
-      <w:bookmarkEnd w:id="202"/>
+      <w:bookmarkEnd w:id="204"/>
+      <w:bookmarkEnd w:id="205"/>
     </w:p>
     <w:p>
       <w:r>
@@ -41694,31 +42079,31 @@
       <w:pPr>
         <w:pStyle w:val="2"/>
       </w:pPr>
-      <w:bookmarkStart w:id="203" w:name="_Toc233164971"/>
-      <w:bookmarkStart w:id="204" w:name="_Toc233186693"/>
+      <w:bookmarkStart w:id="206" w:name="_Toc233164971"/>
+      <w:bookmarkStart w:id="207" w:name="_Toc233189681"/>
       <w:r>
         <w:t xml:space="preserve">5.9 CLI </w:t>
       </w:r>
       <w:r>
         <w:t>与完整工作流实现</w:t>
       </w:r>
-      <w:bookmarkEnd w:id="203"/>
-      <w:bookmarkEnd w:id="204"/>
+      <w:bookmarkEnd w:id="206"/>
+      <w:bookmarkEnd w:id="207"/>
     </w:p>
     <w:p>
       <w:pPr>
         <w:pStyle w:val="3"/>
       </w:pPr>
-      <w:bookmarkStart w:id="205" w:name="_Toc233164972"/>
-      <w:bookmarkStart w:id="206" w:name="_Toc233186694"/>
+      <w:bookmarkStart w:id="208" w:name="_Toc233164972"/>
+      <w:bookmarkStart w:id="209" w:name="_Toc233189682"/>
       <w:r>
         <w:t xml:space="preserve">5.9.1 </w:t>
       </w:r>
       <w:r>
         <w:t>完整工作流实现</w:t>
       </w:r>
-      <w:bookmarkEnd w:id="205"/>
-      <w:bookmarkEnd w:id="206"/>
+      <w:bookmarkEnd w:id="208"/>
+      <w:bookmarkEnd w:id="209"/>
     </w:p>
     <w:p>
       <w:r>
@@ -41794,16 +42179,16 @@
       <w:pPr>
         <w:pStyle w:val="3"/>
       </w:pPr>
-      <w:bookmarkStart w:id="207" w:name="_Toc233164973"/>
-      <w:bookmarkStart w:id="208" w:name="_Toc233186695"/>
+      <w:bookmarkStart w:id="210" w:name="_Toc233164973"/>
+      <w:bookmarkStart w:id="211" w:name="_Toc233189683"/>
       <w:r>
         <w:t xml:space="preserve">5.9.2 </w:t>
       </w:r>
       <w:r>
         <w:t>命令行子命令实现</w:t>
       </w:r>
-      <w:bookmarkEnd w:id="207"/>
-      <w:bookmarkEnd w:id="208"/>
+      <w:bookmarkEnd w:id="210"/>
+      <w:bookmarkEnd w:id="211"/>
     </w:p>
     <w:p>
       <w:r>
@@ -41918,16 +42303,16 @@
       <w:pPr>
         <w:pStyle w:val="3"/>
       </w:pPr>
-      <w:bookmarkStart w:id="209" w:name="_Toc233164974"/>
-      <w:bookmarkStart w:id="210" w:name="_Toc233186696"/>
+      <w:bookmarkStart w:id="212" w:name="_Toc233164974"/>
+      <w:bookmarkStart w:id="213" w:name="_Toc233189684"/>
       <w:r>
         <w:t xml:space="preserve">5.9.3 </w:t>
       </w:r>
       <w:r>
         <w:t>输出文件管理实现</w:t>
       </w:r>
-      <w:bookmarkEnd w:id="209"/>
-      <w:bookmarkEnd w:id="210"/>
+      <w:bookmarkEnd w:id="212"/>
+      <w:bookmarkEnd w:id="213"/>
     </w:p>
     <w:p>
       <w:r>
@@ -41968,31 +42353,31 @@
       <w:pPr>
         <w:pStyle w:val="2"/>
       </w:pPr>
-      <w:bookmarkStart w:id="211" w:name="_Toc233164975"/>
-      <w:bookmarkStart w:id="212" w:name="_Toc233186697"/>
+      <w:bookmarkStart w:id="214" w:name="_Toc233164975"/>
+      <w:bookmarkStart w:id="215" w:name="_Toc233189685"/>
       <w:r>
         <w:t xml:space="preserve">5.10 </w:t>
       </w:r>
       <w:r>
         <w:t>图形界面实现</w:t>
       </w:r>
-      <w:bookmarkEnd w:id="211"/>
-      <w:bookmarkEnd w:id="212"/>
+      <w:bookmarkEnd w:id="214"/>
+      <w:bookmarkEnd w:id="215"/>
     </w:p>
     <w:p>
       <w:pPr>
         <w:pStyle w:val="3"/>
       </w:pPr>
-      <w:bookmarkStart w:id="213" w:name="_Toc233164976"/>
-      <w:bookmarkStart w:id="214" w:name="_Toc233186698"/>
+      <w:bookmarkStart w:id="216" w:name="_Toc233164976"/>
+      <w:bookmarkStart w:id="217" w:name="_Toc233189686"/>
       <w:r>
         <w:t xml:space="preserve">5.10.1 </w:t>
       </w:r>
       <w:r>
         <w:t>发送端窗口实现</w:t>
       </w:r>
-      <w:bookmarkEnd w:id="213"/>
-      <w:bookmarkEnd w:id="214"/>
+      <w:bookmarkEnd w:id="216"/>
+      <w:bookmarkEnd w:id="217"/>
     </w:p>
     <w:p>
       <w:r>
@@ -42032,16 +42417,16 @@
       <w:pPr>
         <w:pStyle w:val="3"/>
       </w:pPr>
-      <w:bookmarkStart w:id="215" w:name="_Toc233164977"/>
-      <w:bookmarkStart w:id="216" w:name="_Toc233186699"/>
+      <w:bookmarkStart w:id="218" w:name="_Toc233164977"/>
+      <w:bookmarkStart w:id="219" w:name="_Toc233189687"/>
       <w:r>
         <w:t xml:space="preserve">5.10.2 </w:t>
       </w:r>
       <w:r>
         <w:t>接收端窗口实现</w:t>
       </w:r>
-      <w:bookmarkEnd w:id="215"/>
-      <w:bookmarkEnd w:id="216"/>
+      <w:bookmarkEnd w:id="218"/>
+      <w:bookmarkEnd w:id="219"/>
     </w:p>
     <w:p>
       <w:r>
@@ -42099,16 +42484,16 @@
       <w:pPr>
         <w:pStyle w:val="3"/>
       </w:pPr>
-      <w:bookmarkStart w:id="217" w:name="_Toc233164978"/>
-      <w:bookmarkStart w:id="218" w:name="_Toc233186700"/>
+      <w:bookmarkStart w:id="220" w:name="_Toc233164978"/>
+      <w:bookmarkStart w:id="221" w:name="_Toc233189688"/>
       <w:r>
         <w:t xml:space="preserve">5.10.3 </w:t>
       </w:r>
       <w:r>
         <w:t>后台线程与信号机制实现</w:t>
       </w:r>
-      <w:bookmarkEnd w:id="217"/>
-      <w:bookmarkEnd w:id="218"/>
+      <w:bookmarkEnd w:id="220"/>
+      <w:bookmarkEnd w:id="221"/>
     </w:p>
     <w:p>
       <w:r>
@@ -42181,8 +42566,8 @@
       <w:pPr>
         <w:pStyle w:val="2"/>
       </w:pPr>
-      <w:bookmarkStart w:id="219" w:name="_Toc233164979"/>
-      <w:bookmarkStart w:id="220" w:name="_Toc233186701"/>
+      <w:bookmarkStart w:id="222" w:name="_Toc233164979"/>
+      <w:bookmarkStart w:id="223" w:name="_Toc233189689"/>
       <w:r>
         <w:lastRenderedPageBreak/>
         <w:t xml:space="preserve">5.11 </w:t>
@@ -42190,23 +42575,23 @@
       <w:r>
         <w:t>攻击模拟实现</w:t>
       </w:r>
-      <w:bookmarkEnd w:id="219"/>
-      <w:bookmarkEnd w:id="220"/>
+      <w:bookmarkEnd w:id="222"/>
+      <w:bookmarkEnd w:id="223"/>
     </w:p>
     <w:p>
       <w:pPr>
         <w:pStyle w:val="3"/>
       </w:pPr>
-      <w:bookmarkStart w:id="221" w:name="_Toc233164980"/>
-      <w:bookmarkStart w:id="222" w:name="_Toc233186702"/>
+      <w:bookmarkStart w:id="224" w:name="_Toc233164980"/>
+      <w:bookmarkStart w:id="225" w:name="_Toc233189690"/>
       <w:r>
         <w:t xml:space="preserve">5.11.1 </w:t>
       </w:r>
       <w:r>
         <w:t>攻击模拟入口</w:t>
       </w:r>
-      <w:bookmarkEnd w:id="221"/>
-      <w:bookmarkEnd w:id="222"/>
+      <w:bookmarkEnd w:id="224"/>
+      <w:bookmarkEnd w:id="225"/>
     </w:p>
     <w:p>
       <w:r>
@@ -42252,16 +42637,16 @@
       <w:pPr>
         <w:pStyle w:val="3"/>
       </w:pPr>
-      <w:bookmarkStart w:id="223" w:name="_Toc233164981"/>
-      <w:bookmarkStart w:id="224" w:name="_Toc233186703"/>
+      <w:bookmarkStart w:id="226" w:name="_Toc233164981"/>
+      <w:bookmarkStart w:id="227" w:name="_Toc233189691"/>
       <w:r>
         <w:t xml:space="preserve">5.11.2 </w:t>
       </w:r>
       <w:r>
         <w:t>报文字段篡改实现</w:t>
       </w:r>
-      <w:bookmarkEnd w:id="223"/>
-      <w:bookmarkEnd w:id="224"/>
+      <w:bookmarkEnd w:id="226"/>
+      <w:bookmarkEnd w:id="227"/>
     </w:p>
     <w:p>
       <w:r>
@@ -42343,16 +42728,16 @@
       <w:pPr>
         <w:pStyle w:val="3"/>
       </w:pPr>
-      <w:bookmarkStart w:id="225" w:name="_Toc233164982"/>
-      <w:bookmarkStart w:id="226" w:name="_Toc233186704"/>
+      <w:bookmarkStart w:id="228" w:name="_Toc233164982"/>
+      <w:bookmarkStart w:id="229" w:name="_Toc233189692"/>
       <w:r>
         <w:t xml:space="preserve">5.11.3 </w:t>
       </w:r>
       <w:r>
         <w:t>攻击结果展示</w:t>
       </w:r>
-      <w:bookmarkEnd w:id="225"/>
-      <w:bookmarkEnd w:id="226"/>
+      <w:bookmarkEnd w:id="228"/>
+      <w:bookmarkEnd w:id="229"/>
     </w:p>
     <w:p>
       <w:r>
@@ -42398,31 +42783,31 @@
       <w:pPr>
         <w:pStyle w:val="2"/>
       </w:pPr>
-      <w:bookmarkStart w:id="227" w:name="_Toc233164983"/>
-      <w:bookmarkStart w:id="228" w:name="_Toc233186705"/>
+      <w:bookmarkStart w:id="230" w:name="_Toc233164983"/>
+      <w:bookmarkStart w:id="231" w:name="_Toc233189693"/>
       <w:r>
         <w:t xml:space="preserve">5.12 </w:t>
       </w:r>
       <w:r>
         <w:t>本章小结</w:t>
       </w:r>
-      <w:bookmarkEnd w:id="227"/>
-      <w:bookmarkEnd w:id="228"/>
+      <w:bookmarkEnd w:id="230"/>
+      <w:bookmarkEnd w:id="231"/>
     </w:p>
     <w:p>
       <w:pPr>
         <w:pStyle w:val="3"/>
       </w:pPr>
-      <w:bookmarkStart w:id="229" w:name="_Toc233164984"/>
-      <w:bookmarkStart w:id="230" w:name="_Toc233186706"/>
+      <w:bookmarkStart w:id="232" w:name="_Toc233164984"/>
+      <w:bookmarkStart w:id="233" w:name="_Toc233189694"/>
       <w:r>
         <w:t xml:space="preserve">5.12.1 </w:t>
       </w:r>
       <w:r>
         <w:t>实现特点总结</w:t>
       </w:r>
-      <w:bookmarkEnd w:id="229"/>
-      <w:bookmarkEnd w:id="230"/>
+      <w:bookmarkEnd w:id="232"/>
+      <w:bookmarkEnd w:id="233"/>
     </w:p>
     <w:p>
       <w:r>
@@ -42473,16 +42858,16 @@
       <w:pPr>
         <w:pStyle w:val="3"/>
       </w:pPr>
-      <w:bookmarkStart w:id="231" w:name="_Toc233164985"/>
-      <w:bookmarkStart w:id="232" w:name="_Toc233186707"/>
+      <w:bookmarkStart w:id="234" w:name="_Toc233164985"/>
+      <w:bookmarkStart w:id="235" w:name="_Toc233189695"/>
       <w:r>
         <w:t xml:space="preserve">5.12.2 </w:t>
       </w:r>
       <w:r>
         <w:t>模块协作总结</w:t>
       </w:r>
-      <w:bookmarkEnd w:id="231"/>
-      <w:bookmarkEnd w:id="232"/>
+      <w:bookmarkEnd w:id="234"/>
+      <w:bookmarkEnd w:id="235"/>
     </w:p>
     <w:p>
       <w:r>
@@ -42517,16 +42902,16 @@
       <w:pPr>
         <w:pStyle w:val="3"/>
       </w:pPr>
-      <w:bookmarkStart w:id="233" w:name="_Toc233164986"/>
-      <w:bookmarkStart w:id="234" w:name="_Toc233186708"/>
+      <w:bookmarkStart w:id="236" w:name="_Toc233164986"/>
+      <w:bookmarkStart w:id="237" w:name="_Toc233189696"/>
       <w:r>
         <w:t xml:space="preserve">5.12.3 </w:t>
       </w:r>
       <w:r>
         <w:t>安全流程总结</w:t>
       </w:r>
-      <w:bookmarkEnd w:id="233"/>
-      <w:bookmarkEnd w:id="234"/>
+      <w:bookmarkEnd w:id="236"/>
+      <w:bookmarkEnd w:id="237"/>
     </w:p>
     <w:p>
       <w:r>
@@ -42612,7 +42997,7 @@
           <w:b/>
         </w:rPr>
       </w:pPr>
-      <w:bookmarkStart w:id="235" w:name="_Toc233164987"/>
+      <w:bookmarkStart w:id="238" w:name="_Toc233164987"/>
       <w:r>
         <w:br w:type="page"/>
       </w:r>
@@ -42621,7 +43006,7 @@
       <w:pPr>
         <w:pStyle w:val="1"/>
       </w:pPr>
-      <w:bookmarkStart w:id="236" w:name="_Toc233186709"/>
+      <w:bookmarkStart w:id="239" w:name="_Toc233189697"/>
       <w:r>
         <w:rPr>
           <w:rFonts w:hint="eastAsia"/>
@@ -42635,8 +43020,8 @@
         </w:rPr>
         <w:t>软件测试</w:t>
       </w:r>
-      <w:bookmarkEnd w:id="235"/>
-      <w:bookmarkEnd w:id="236"/>
+      <w:bookmarkEnd w:id="238"/>
+      <w:bookmarkEnd w:id="239"/>
     </w:p>
     <w:p>
       <w:r>
@@ -42683,23 +43068,23 @@
       <w:pPr>
         <w:pStyle w:val="2"/>
       </w:pPr>
-      <w:bookmarkStart w:id="237" w:name="_Toc233164988"/>
-      <w:bookmarkStart w:id="238" w:name="_Toc233186710"/>
+      <w:bookmarkStart w:id="240" w:name="_Toc233164988"/>
+      <w:bookmarkStart w:id="241" w:name="_Toc233189698"/>
       <w:r>
         <w:t xml:space="preserve">6.1 </w:t>
       </w:r>
       <w:r>
         <w:t>测试环境</w:t>
       </w:r>
-      <w:bookmarkEnd w:id="237"/>
-      <w:bookmarkEnd w:id="238"/>
-    </w:p>
-    <w:p>
-      <w:bookmarkStart w:id="239" w:name="_Toc233164989"/>
+      <w:bookmarkEnd w:id="240"/>
+      <w:bookmarkEnd w:id="241"/>
+    </w:p>
+    <w:p>
+      <w:bookmarkStart w:id="242" w:name="_Toc233164989"/>
       <w:r>
         <w:t>测试所用软硬件环境如下表所示。</w:t>
       </w:r>
-      <w:bookmarkEnd w:id="239"/>
+      <w:bookmarkEnd w:id="242"/>
     </w:p>
     <w:p/>
     <w:tbl>
@@ -43175,9 +43560,6 @@
     <w:p>
       <w:pPr>
         <w:ind w:firstLineChars="0" w:firstLine="0"/>
-        <w:rPr>
-          <w:rFonts w:hint="eastAsia"/>
-        </w:rPr>
       </w:pPr>
     </w:p>
     <w:p>
@@ -43304,8 +43686,8 @@
       <w:pPr>
         <w:pStyle w:val="2"/>
       </w:pPr>
-      <w:bookmarkStart w:id="240" w:name="_Toc233164990"/>
-      <w:bookmarkStart w:id="241" w:name="_Toc233186711"/>
+      <w:bookmarkStart w:id="243" w:name="_Toc233164990"/>
+      <w:bookmarkStart w:id="244" w:name="_Toc233189699"/>
       <w:r>
         <w:rPr>
           <w:rFonts w:eastAsia="Open Sans"/>
@@ -43321,8 +43703,8 @@
       <w:r>
         <w:t>自动回归测试</w:t>
       </w:r>
-      <w:bookmarkEnd w:id="240"/>
-      <w:bookmarkEnd w:id="241"/>
+      <w:bookmarkEnd w:id="243"/>
+      <w:bookmarkEnd w:id="244"/>
     </w:p>
     <w:p>
       <w:r>
@@ -43425,8 +43807,8 @@
       <w:pPr>
         <w:pStyle w:val="3"/>
       </w:pPr>
-      <w:bookmarkStart w:id="242" w:name="_Toc233164991"/>
-      <w:bookmarkStart w:id="243" w:name="_Toc233186712"/>
+      <w:bookmarkStart w:id="245" w:name="_Toc233164991"/>
+      <w:bookmarkStart w:id="246" w:name="_Toc233189700"/>
       <w:r>
         <w:rPr>
           <w:rFonts w:eastAsia="Open Sans"/>
@@ -43442,8 +43824,8 @@
       <w:r>
         <w:t>算法层回归测试</w:t>
       </w:r>
-      <w:bookmarkEnd w:id="242"/>
-      <w:bookmarkEnd w:id="243"/>
+      <w:bookmarkEnd w:id="245"/>
+      <w:bookmarkEnd w:id="246"/>
     </w:p>
     <w:p>
       <w:r>
@@ -43906,8 +44288,8 @@
       <w:pPr>
         <w:pStyle w:val="3"/>
       </w:pPr>
-      <w:bookmarkStart w:id="244" w:name="_Toc233164992"/>
-      <w:bookmarkStart w:id="245" w:name="_Toc233186713"/>
+      <w:bookmarkStart w:id="247" w:name="_Toc233164992"/>
+      <w:bookmarkStart w:id="248" w:name="_Toc233189701"/>
       <w:r>
         <w:rPr>
           <w:rFonts w:eastAsia="Open Sans"/>
@@ -43923,8 +44305,8 @@
       <w:r>
         <w:t>信封工作流集成测试</w:t>
       </w:r>
-      <w:bookmarkEnd w:id="244"/>
-      <w:bookmarkEnd w:id="245"/>
+      <w:bookmarkEnd w:id="247"/>
+      <w:bookmarkEnd w:id="248"/>
     </w:p>
     <w:p>
       <w:r>
@@ -44167,8 +44549,8 @@
       <w:pPr>
         <w:pStyle w:val="3"/>
       </w:pPr>
-      <w:bookmarkStart w:id="246" w:name="_Toc233164993"/>
-      <w:bookmarkStart w:id="247" w:name="_Toc233186714"/>
+      <w:bookmarkStart w:id="249" w:name="_Toc233164993"/>
+      <w:bookmarkStart w:id="250" w:name="_Toc233189702"/>
       <w:r>
         <w:rPr>
           <w:rFonts w:eastAsia="Open Sans"/>
@@ -44184,8 +44566,8 @@
       <w:r>
         <w:t>文件类型嗅探测试</w:t>
       </w:r>
-      <w:bookmarkEnd w:id="246"/>
-      <w:bookmarkEnd w:id="247"/>
+      <w:bookmarkEnd w:id="249"/>
+      <w:bookmarkEnd w:id="250"/>
     </w:p>
     <w:p>
       <w:r>
@@ -44305,8 +44687,8 @@
           <w:rFonts w:ascii="宋体" w:eastAsia="宋体" w:hAnsi="宋体" w:cs="宋体" w:hint="eastAsia"/>
         </w:rPr>
       </w:pPr>
-      <w:bookmarkStart w:id="248" w:name="_Toc233164994"/>
-      <w:bookmarkStart w:id="249" w:name="_Toc233186715"/>
+      <w:bookmarkStart w:id="251" w:name="_Toc233164994"/>
+      <w:bookmarkStart w:id="252" w:name="_Toc233189703"/>
       <w:r>
         <w:t>6.2.4</w:t>
       </w:r>
@@ -44322,8 +44704,8 @@
         </w:rPr>
         <w:t>辅助测试</w:t>
       </w:r>
-      <w:bookmarkEnd w:id="248"/>
-      <w:bookmarkEnd w:id="249"/>
+      <w:bookmarkEnd w:id="251"/>
+      <w:bookmarkEnd w:id="252"/>
     </w:p>
     <w:p>
       <w:r>
@@ -44484,8 +44866,8 @@
           <w:rFonts w:ascii="宋体" w:eastAsia="宋体" w:hAnsi="宋体" w:cs="宋体" w:hint="eastAsia"/>
         </w:rPr>
       </w:pPr>
-      <w:bookmarkStart w:id="250" w:name="_Toc233164995"/>
-      <w:bookmarkStart w:id="251" w:name="_Toc233186716"/>
+      <w:bookmarkStart w:id="253" w:name="_Toc233164995"/>
+      <w:bookmarkStart w:id="254" w:name="_Toc233189704"/>
       <w:r>
         <w:t>6.2.5</w:t>
       </w:r>
@@ -44501,8 +44883,8 @@
         </w:rPr>
         <w:t>测试结果</w:t>
       </w:r>
-      <w:bookmarkEnd w:id="250"/>
-      <w:bookmarkEnd w:id="251"/>
+      <w:bookmarkEnd w:id="253"/>
+      <w:bookmarkEnd w:id="254"/>
     </w:p>
     <w:p>
       <w:r>
@@ -44585,8 +44967,8 @@
           <w:rFonts w:ascii="宋体" w:eastAsia="宋体" w:hAnsi="宋体" w:cs="宋体" w:hint="eastAsia"/>
         </w:rPr>
       </w:pPr>
-      <w:bookmarkStart w:id="252" w:name="_Toc233164996"/>
-      <w:bookmarkStart w:id="253" w:name="_Toc233186717"/>
+      <w:bookmarkStart w:id="255" w:name="_Toc233164996"/>
+      <w:bookmarkStart w:id="256" w:name="_Toc233189705"/>
       <w:r>
         <w:lastRenderedPageBreak/>
         <w:t xml:space="preserve">6.3 </w:t>
@@ -44606,8 +44988,8 @@
         </w:rPr>
         <w:t>命令行功能测试</w:t>
       </w:r>
-      <w:bookmarkEnd w:id="252"/>
-      <w:bookmarkEnd w:id="253"/>
+      <w:bookmarkEnd w:id="255"/>
+      <w:bookmarkEnd w:id="256"/>
     </w:p>
     <w:p>
       <w:r>
@@ -44684,8 +45066,8 @@
       <w:pPr>
         <w:pStyle w:val="3"/>
       </w:pPr>
-      <w:bookmarkStart w:id="254" w:name="_Toc233164997"/>
-      <w:bookmarkStart w:id="255" w:name="_Toc233186718"/>
+      <w:bookmarkStart w:id="257" w:name="_Toc233164997"/>
+      <w:bookmarkStart w:id="258" w:name="_Toc233189706"/>
       <w:r>
         <w:t>6.3.1</w:t>
       </w:r>
@@ -44701,8 +45083,8 @@
         </w:rPr>
         <w:t>环境检测</w:t>
       </w:r>
-      <w:bookmarkEnd w:id="254"/>
-      <w:bookmarkEnd w:id="255"/>
+      <w:bookmarkEnd w:id="257"/>
+      <w:bookmarkEnd w:id="258"/>
     </w:p>
     <w:p>
       <w:r>
@@ -44842,8 +45224,8 @@
       <w:pPr>
         <w:pStyle w:val="3"/>
       </w:pPr>
-      <w:bookmarkStart w:id="256" w:name="_Toc233164998"/>
-      <w:bookmarkStart w:id="257" w:name="_Toc233186719"/>
+      <w:bookmarkStart w:id="259" w:name="_Toc233164998"/>
+      <w:bookmarkStart w:id="260" w:name="_Toc233189707"/>
       <w:r>
         <w:rPr>
           <w:rFonts w:eastAsia="Open Sans"/>
@@ -44865,8 +45247,8 @@
       <w:r>
         <w:t>密钥对</w:t>
       </w:r>
-      <w:bookmarkEnd w:id="256"/>
-      <w:bookmarkEnd w:id="257"/>
+      <w:bookmarkEnd w:id="259"/>
+      <w:bookmarkEnd w:id="260"/>
     </w:p>
     <w:p>
       <w:r>
@@ -44991,8 +45373,8 @@
       <w:pPr>
         <w:pStyle w:val="3"/>
       </w:pPr>
-      <w:bookmarkStart w:id="258" w:name="_Toc233164999"/>
-      <w:bookmarkStart w:id="259" w:name="_Toc233186720"/>
+      <w:bookmarkStart w:id="261" w:name="_Toc233164999"/>
+      <w:bookmarkStart w:id="262" w:name="_Toc233189708"/>
       <w:r>
         <w:t>6.3.3</w:t>
       </w:r>
@@ -45008,8 +45390,8 @@
         </w:rPr>
         <w:t>完整演示流程</w:t>
       </w:r>
-      <w:bookmarkEnd w:id="258"/>
-      <w:bookmarkEnd w:id="259"/>
+      <w:bookmarkEnd w:id="261"/>
+      <w:bookmarkEnd w:id="262"/>
     </w:p>
     <w:p>
       <w:r>
@@ -45910,8 +46292,8 @@
       <w:pPr>
         <w:pStyle w:val="3"/>
       </w:pPr>
-      <w:bookmarkStart w:id="260" w:name="_Toc233165000"/>
-      <w:bookmarkStart w:id="261" w:name="_Toc233186721"/>
+      <w:bookmarkStart w:id="263" w:name="_Toc233165000"/>
+      <w:bookmarkStart w:id="264" w:name="_Toc233189709"/>
       <w:r>
         <w:rPr>
           <w:rFonts w:eastAsia="Open Sans"/>
@@ -45927,8 +46309,8 @@
       <w:r>
         <w:t>发送端独立运行</w:t>
       </w:r>
-      <w:bookmarkEnd w:id="260"/>
-      <w:bookmarkEnd w:id="261"/>
+      <w:bookmarkEnd w:id="263"/>
+      <w:bookmarkEnd w:id="264"/>
     </w:p>
     <w:p>
       <w:r>
@@ -46080,8 +46462,8 @@
       <w:pPr>
         <w:pStyle w:val="3"/>
       </w:pPr>
-      <w:bookmarkStart w:id="262" w:name="_Toc233165001"/>
-      <w:bookmarkStart w:id="263" w:name="_Toc233186722"/>
+      <w:bookmarkStart w:id="265" w:name="_Toc233165001"/>
+      <w:bookmarkStart w:id="266" w:name="_Toc233189710"/>
       <w:r>
         <w:t>6.3.5</w:t>
       </w:r>
@@ -46100,8 +46482,8 @@
       <w:r>
         <w:t>功能限制说明</w:t>
       </w:r>
-      <w:bookmarkEnd w:id="262"/>
-      <w:bookmarkEnd w:id="263"/>
+      <w:bookmarkEnd w:id="265"/>
+      <w:bookmarkEnd w:id="266"/>
     </w:p>
     <w:p>
       <w:r>
@@ -46171,8 +46553,8 @@
       <w:pPr>
         <w:pStyle w:val="2"/>
       </w:pPr>
-      <w:bookmarkStart w:id="264" w:name="_Toc233165002"/>
-      <w:bookmarkStart w:id="265" w:name="_Toc233186723"/>
+      <w:bookmarkStart w:id="267" w:name="_Toc233165002"/>
+      <w:bookmarkStart w:id="268" w:name="_Toc233189711"/>
       <w:r>
         <w:rPr>
           <w:rFonts w:eastAsia="Open Sans"/>
@@ -46188,8 +46570,8 @@
       <w:r>
         <w:t>图形界面功能测试</w:t>
       </w:r>
-      <w:bookmarkEnd w:id="264"/>
-      <w:bookmarkEnd w:id="265"/>
+      <w:bookmarkEnd w:id="267"/>
+      <w:bookmarkEnd w:id="268"/>
     </w:p>
     <w:p>
       <w:r>
@@ -46218,8 +46600,8 @@
           <w:rFonts w:ascii="宋体" w:eastAsia="宋体" w:hAnsi="宋体" w:cs="宋体" w:hint="eastAsia"/>
         </w:rPr>
       </w:pPr>
-      <w:bookmarkStart w:id="266" w:name="_Toc233165003"/>
-      <w:bookmarkStart w:id="267" w:name="_Toc233186724"/>
+      <w:bookmarkStart w:id="269" w:name="_Toc233165003"/>
+      <w:bookmarkStart w:id="270" w:name="_Toc233189712"/>
       <w:r>
         <w:t>6.4.1</w:t>
       </w:r>
@@ -46235,8 +46617,8 @@
         </w:rPr>
         <w:t>主题切换</w:t>
       </w:r>
-      <w:bookmarkEnd w:id="266"/>
-      <w:bookmarkEnd w:id="267"/>
+      <w:bookmarkEnd w:id="269"/>
+      <w:bookmarkEnd w:id="270"/>
     </w:p>
     <w:p>
       <w:r>
@@ -46464,8 +46846,8 @@
       <w:pPr>
         <w:pStyle w:val="3"/>
       </w:pPr>
-      <w:bookmarkStart w:id="268" w:name="_Toc233165004"/>
-      <w:bookmarkStart w:id="269" w:name="_Toc233186725"/>
+      <w:bookmarkStart w:id="271" w:name="_Toc233165004"/>
+      <w:bookmarkStart w:id="272" w:name="_Toc233189713"/>
       <w:r>
         <w:rPr>
           <w:rFonts w:eastAsia="Open Sans"/>
@@ -46481,8 +46863,8 @@
       <w:r>
         <w:t>正常传输演示</w:t>
       </w:r>
-      <w:bookmarkEnd w:id="268"/>
-      <w:bookmarkEnd w:id="269"/>
+      <w:bookmarkEnd w:id="271"/>
+      <w:bookmarkEnd w:id="272"/>
     </w:p>
     <w:p>
       <w:r>
@@ -47249,7 +47631,7 @@
           <w:noProof/>
         </w:rPr>
         <w:drawing>
-          <wp:inline distT="0" distB="0" distL="0" distR="0" wp14:anchorId="6C0E203E" wp14:editId="20813B7F">
+          <wp:inline distT="0" distB="0" distL="0" distR="0" wp14:anchorId="6C0E203E" wp14:editId="3A8F54DE">
             <wp:extent cx="5189517" cy="4548249"/>
             <wp:effectExtent l="0" t="0" r="0" b="5080"/>
             <wp:docPr id="50" name="picture" descr="descript"/>
@@ -47560,8 +47942,8 @@
       <w:pPr>
         <w:pStyle w:val="3"/>
       </w:pPr>
-      <w:bookmarkStart w:id="270" w:name="_Toc233165005"/>
-      <w:bookmarkStart w:id="271" w:name="_Toc233186726"/>
+      <w:bookmarkStart w:id="273" w:name="_Toc233165005"/>
+      <w:bookmarkStart w:id="274" w:name="_Toc233189714"/>
       <w:r>
         <w:rPr>
           <w:rFonts w:eastAsia="Open Sans"/>
@@ -47577,8 +47959,8 @@
       <w:r>
         <w:t>攻击模拟测试</w:t>
       </w:r>
-      <w:bookmarkEnd w:id="270"/>
-      <w:bookmarkEnd w:id="271"/>
+      <w:bookmarkEnd w:id="273"/>
+      <w:bookmarkEnd w:id="274"/>
     </w:p>
     <w:p>
       <w:r>
@@ -48906,8 +49288,8 @@
       <w:pPr>
         <w:pStyle w:val="3"/>
       </w:pPr>
-      <w:bookmarkStart w:id="272" w:name="_Toc233165006"/>
-      <w:bookmarkStart w:id="273" w:name="_Toc233186727"/>
+      <w:bookmarkStart w:id="275" w:name="_Toc233165006"/>
+      <w:bookmarkStart w:id="276" w:name="_Toc233189715"/>
       <w:r>
         <w:t>6.4.4</w:t>
       </w:r>
@@ -48923,8 +49305,8 @@
         </w:rPr>
         <w:t>窗口交互</w:t>
       </w:r>
-      <w:bookmarkEnd w:id="272"/>
-      <w:bookmarkEnd w:id="273"/>
+      <w:bookmarkEnd w:id="275"/>
+      <w:bookmarkEnd w:id="276"/>
     </w:p>
     <w:p>
       <w:r>
@@ -49292,8 +49674,8 @@
       <w:pPr>
         <w:pStyle w:val="2"/>
       </w:pPr>
-      <w:bookmarkStart w:id="274" w:name="_Toc233165007"/>
-      <w:bookmarkStart w:id="275" w:name="_Toc233186728"/>
+      <w:bookmarkStart w:id="277" w:name="_Toc233165007"/>
+      <w:bookmarkStart w:id="278" w:name="_Toc233189716"/>
       <w:r>
         <w:rPr>
           <w:rFonts w:eastAsia="Open Sans"/>
@@ -49309,8 +49691,8 @@
       <w:r>
         <w:t>性能基准测试</w:t>
       </w:r>
-      <w:bookmarkEnd w:id="274"/>
-      <w:bookmarkEnd w:id="275"/>
+      <w:bookmarkEnd w:id="277"/>
+      <w:bookmarkEnd w:id="278"/>
     </w:p>
     <w:p>
       <w:r>
@@ -49583,8 +49965,8 @@
       <w:pPr>
         <w:pStyle w:val="2"/>
       </w:pPr>
-      <w:bookmarkStart w:id="276" w:name="_Toc233165008"/>
-      <w:bookmarkStart w:id="277" w:name="_Toc233186729"/>
+      <w:bookmarkStart w:id="279" w:name="_Toc233165008"/>
+      <w:bookmarkStart w:id="280" w:name="_Toc233189717"/>
       <w:r>
         <w:rPr>
           <w:rFonts w:eastAsia="Open Sans"/>
@@ -49600,8 +49982,8 @@
       <w:r>
         <w:t>辅助测试脚本</w:t>
       </w:r>
-      <w:bookmarkEnd w:id="276"/>
-      <w:bookmarkEnd w:id="277"/>
+      <w:bookmarkEnd w:id="279"/>
+      <w:bookmarkEnd w:id="280"/>
     </w:p>
     <w:p>
       <w:r>
@@ -49740,8 +50122,8 @@
       <w:pPr>
         <w:pStyle w:val="2"/>
       </w:pPr>
-      <w:bookmarkStart w:id="278" w:name="_Toc233165009"/>
-      <w:bookmarkStart w:id="279" w:name="_Toc233186730"/>
+      <w:bookmarkStart w:id="281" w:name="_Toc233165009"/>
+      <w:bookmarkStart w:id="282" w:name="_Toc233189718"/>
       <w:r>
         <w:rPr>
           <w:rFonts w:eastAsia="Open Sans"/>
@@ -49757,8 +50139,8 @@
       <w:r>
         <w:t>测试结论</w:t>
       </w:r>
-      <w:bookmarkEnd w:id="278"/>
-      <w:bookmarkEnd w:id="279"/>
+      <w:bookmarkEnd w:id="281"/>
+      <w:bookmarkEnd w:id="282"/>
     </w:p>
     <w:p>
       <w:r>
@@ -50119,8 +50501,8 @@
       <w:pPr>
         <w:pStyle w:val="1"/>
       </w:pPr>
-      <w:bookmarkStart w:id="280" w:name="_Toc233165010"/>
-      <w:bookmarkStart w:id="281" w:name="_Toc233186731"/>
+      <w:bookmarkStart w:id="283" w:name="_Toc233165010"/>
+      <w:bookmarkStart w:id="284" w:name="_Toc233189719"/>
       <w:r>
         <w:rPr>
           <w:rFonts w:hint="eastAsia"/>
@@ -50134,15 +50516,15 @@
         </w:rPr>
         <w:t>总结与展望</w:t>
       </w:r>
-      <w:bookmarkEnd w:id="280"/>
-      <w:bookmarkEnd w:id="281"/>
+      <w:bookmarkEnd w:id="283"/>
+      <w:bookmarkEnd w:id="284"/>
     </w:p>
     <w:p>
       <w:pPr>
         <w:pStyle w:val="2"/>
       </w:pPr>
-      <w:bookmarkStart w:id="282" w:name="_Toc233165011"/>
-      <w:bookmarkStart w:id="283" w:name="_Toc233186732"/>
+      <w:bookmarkStart w:id="285" w:name="_Toc233165011"/>
+      <w:bookmarkStart w:id="286" w:name="_Toc233189720"/>
       <w:r>
         <w:rPr>
           <w:rFonts w:hint="eastAsia"/>
@@ -50155,8 +50537,8 @@
         </w:rPr>
         <w:t>总结</w:t>
       </w:r>
-      <w:bookmarkEnd w:id="282"/>
-      <w:bookmarkEnd w:id="283"/>
+      <w:bookmarkEnd w:id="285"/>
+      <w:bookmarkEnd w:id="286"/>
     </w:p>
     <w:p>
       <w:r>
@@ -50332,10 +50714,8 @@
     <w:p>
       <w:pPr>
         <w:pStyle w:val="2"/>
-        <w:rPr>
-          <w:rFonts w:hint="eastAsia"/>
-        </w:rPr>
       </w:pPr>
+      <w:bookmarkStart w:id="287" w:name="_Toc233189721"/>
       <w:r>
         <w:rPr>
           <w:rFonts w:hint="eastAsia"/>
@@ -50348,6 +50728,7 @@
         </w:rPr>
         <w:t>展望</w:t>
       </w:r>
+      <w:bookmarkEnd w:id="287"/>
     </w:p>
     <w:p>
       <w:r>
@@ -50457,11 +50838,6 @@
       </w:r>
     </w:p>
     <w:p>
-      <w:pPr>
-        <w:rPr>
-          <w:rFonts w:hint="eastAsia"/>
-        </w:rPr>
-      </w:pPr>
       <w:r>
         <w:rPr>
           <w:rFonts w:hint="eastAsia"/>
@@ -50518,8 +50894,8 @@
       <w:pPr>
         <w:pStyle w:val="1"/>
       </w:pPr>
-      <w:bookmarkStart w:id="284" w:name="_Toc233165012"/>
-      <w:bookmarkStart w:id="285" w:name="_Toc233186733"/>
+      <w:bookmarkStart w:id="288" w:name="_Toc233165012"/>
+      <w:bookmarkStart w:id="289" w:name="_Toc233189722"/>
       <w:r>
         <w:rPr>
           <w:rFonts w:hint="eastAsia"/>
@@ -50527,8 +50903,8 @@
         <w:lastRenderedPageBreak/>
         <w:t>参考文献</w:t>
       </w:r>
-      <w:bookmarkEnd w:id="284"/>
-      <w:bookmarkEnd w:id="285"/>
+      <w:bookmarkEnd w:id="288"/>
+      <w:bookmarkEnd w:id="289"/>
     </w:p>
     <w:p>
       <w:pPr>
@@ -50538,7 +50914,7 @@
           <w:rFonts w:hint="default"/>
         </w:rPr>
       </w:pPr>
-      <w:bookmarkStart w:id="286" w:name="_Ref233160585"/>
+      <w:bookmarkStart w:id="290" w:name="_Ref233160585"/>
       <w:r>
         <w:t>冯登国</w:t>
       </w:r>
@@ -50569,7 +50945,7 @@
       <w:r>
         <w:t>, 1999.</w:t>
       </w:r>
-      <w:bookmarkEnd w:id="286"/>
+      <w:bookmarkEnd w:id="290"/>
     </w:p>
     <w:p>
       <w:pPr>
@@ -50618,11 +50994,11 @@
           <w:rFonts w:hint="default"/>
         </w:rPr>
       </w:pPr>
-      <w:bookmarkStart w:id="287" w:name="_Ref233160674"/>
+      <w:bookmarkStart w:id="291" w:name="_Ref233160674"/>
       <w:r>
         <w:t>Menezes A J, van Oorschot P C, Vanstone S A. Handbook of Applied Cryptography[M]. Boca Raton: CRC Press, 1996.</w:t>
       </w:r>
-      <w:bookmarkEnd w:id="287"/>
+      <w:bookmarkEnd w:id="291"/>
     </w:p>
     <w:p>
       <w:pPr>
@@ -50632,11 +51008,11 @@
           <w:rFonts w:hint="default"/>
         </w:rPr>
       </w:pPr>
-      <w:bookmarkStart w:id="288" w:name="_Ref233160605"/>
+      <w:bookmarkStart w:id="292" w:name="_Ref233160605"/>
       <w:r>
         <w:t>Stallings W. Cryptography and Network Security: Principles and Practice[M]. 8th ed. Hoboken: Pearson, 2023.</w:t>
       </w:r>
-      <w:bookmarkEnd w:id="288"/>
+      <w:bookmarkEnd w:id="292"/>
     </w:p>
     <w:p>
       <w:pPr>
@@ -50646,11 +51022,11 @@
           <w:rFonts w:hint="default"/>
         </w:rPr>
       </w:pPr>
-      <w:bookmarkStart w:id="289" w:name="_Ref233160707"/>
+      <w:bookmarkStart w:id="293" w:name="_Ref233160707"/>
       <w:r>
         <w:t>Shamir A. Identity-Based Cryptosystems and Signature Schemes[C]//Advances in Cryptology: Proceedings of CRYPTO 1984. Berlin, Heidelberg: Springer, 1985: 47-53.</w:t>
       </w:r>
-      <w:bookmarkEnd w:id="289"/>
+      <w:bookmarkEnd w:id="293"/>
     </w:p>
     <w:p>
       <w:pPr>
@@ -50660,11 +51036,11 @@
           <w:rFonts w:hint="default"/>
         </w:rPr>
       </w:pPr>
-      <w:bookmarkStart w:id="290" w:name="_Ref233160719"/>
+      <w:bookmarkStart w:id="294" w:name="_Ref233160719"/>
       <w:r>
         <w:t>Boneh D, Franklin M. Identity-Based Encryption from the Weil Pairing[C]//Advances in Cryptology: CRYPTO 2001. Berlin, Heidelberg: Springer, 2001: 213-229.</w:t>
       </w:r>
-      <w:bookmarkEnd w:id="290"/>
+      <w:bookmarkEnd w:id="294"/>
     </w:p>
     <w:p>
       <w:pPr>
@@ -50674,7 +51050,7 @@
           <w:rFonts w:hint="default"/>
         </w:rPr>
       </w:pPr>
-      <w:bookmarkStart w:id="291" w:name="_Ref233160741"/>
+      <w:bookmarkStart w:id="295" w:name="_Ref233160741"/>
       <w:r>
         <w:t>赖建昌</w:t>
       </w:r>
@@ -50723,7 +51099,7 @@
       <w:r>
         <w:t>, 2021, 51(11): 1900-1913.</w:t>
       </w:r>
-      <w:bookmarkEnd w:id="291"/>
+      <w:bookmarkEnd w:id="295"/>
     </w:p>
     <w:p>
       <w:pPr>
@@ -50733,7 +51109,7 @@
           <w:rFonts w:hint="default"/>
         </w:rPr>
       </w:pPr>
-      <w:bookmarkStart w:id="292" w:name="_Ref233160746"/>
+      <w:bookmarkStart w:id="296" w:name="_Ref233160746"/>
       <w:r>
         <w:t>李建立</w:t>
       </w:r>
@@ -50788,7 +51164,7 @@
       <w:r>
         <w:t>, 2022.</w:t>
       </w:r>
-      <w:bookmarkEnd w:id="292"/>
+      <w:bookmarkEnd w:id="296"/>
     </w:p>
     <w:p>
       <w:pPr>
@@ -50798,11 +51174,11 @@
           <w:rFonts w:hint="default"/>
         </w:rPr>
       </w:pPr>
-      <w:bookmarkStart w:id="293" w:name="_Ref233161452"/>
+      <w:bookmarkStart w:id="297" w:name="_Ref233161452"/>
       <w:r>
         <w:t>Diffie W, Hellman M. New Directions in Cryptography[J]. IEEE Transactions on Information Theory, 1976, 22(6): 644-654.</w:t>
       </w:r>
-      <w:bookmarkEnd w:id="293"/>
+      <w:bookmarkEnd w:id="297"/>
     </w:p>
     <w:p>
       <w:pPr>
@@ -50812,11 +51188,11 @@
           <w:rFonts w:hint="default"/>
         </w:rPr>
       </w:pPr>
-      <w:bookmarkStart w:id="294" w:name="_Ref233161462"/>
+      <w:bookmarkStart w:id="298" w:name="_Ref233161462"/>
       <w:r>
         <w:t>Rivest R L, Shamir A, Adleman L. A Method for Obtaining Digital Signatures and Public-Key Cryptosystems[J]. Communications of the ACM, 1978, 21(2): 120-126.</w:t>
       </w:r>
-      <w:bookmarkEnd w:id="294"/>
+      <w:bookmarkEnd w:id="298"/>
     </w:p>
     <w:p>
       <w:pPr>
@@ -50829,11 +51205,11 @@
       <w:r>
         <w:t xml:space="preserve"> </w:t>
       </w:r>
-      <w:bookmarkStart w:id="295" w:name="_Ref233161472"/>
+      <w:bookmarkStart w:id="299" w:name="_Ref233161472"/>
       <w:r>
         <w:t>Krawczyk H, Bellare M, Canetti R. HMAC: Keyed-Hashing for Message Authentication[C]//Advances in Cryptology: CRYPTO 1996. Berlin, Heidelberg: Springer, 1996: 1-15.</w:t>
       </w:r>
-      <w:bookmarkEnd w:id="295"/>
+      <w:bookmarkEnd w:id="299"/>
     </w:p>
     <w:p>
       <w:pPr>
@@ -50843,11 +51219,11 @@
           <w:rFonts w:hint="default"/>
         </w:rPr>
       </w:pPr>
-      <w:bookmarkStart w:id="296" w:name="_Ref233161477"/>
+      <w:bookmarkStart w:id="300" w:name="_Ref233161477"/>
       <w:r>
         <w:t>Shamir A. Identity-Based Cryptosystems and Signature Schemes[C]//Advances in Cryptology: Proceedings of CRYPTO 1984. Berlin, Heidelberg: Springer, 1985: 47-53.</w:t>
       </w:r>
-      <w:bookmarkEnd w:id="296"/>
+      <w:bookmarkEnd w:id="300"/>
     </w:p>
     <w:p>
       <w:pPr>
@@ -50857,11 +51233,11 @@
           <w:rFonts w:hint="default"/>
         </w:rPr>
       </w:pPr>
-      <w:bookmarkStart w:id="297" w:name="_Ref233161499"/>
+      <w:bookmarkStart w:id="301" w:name="_Ref233161499"/>
       <w:r>
         <w:t>CRYPTO 2001. Berlin, Heidelberg: Springer, 2001: 213-229.</w:t>
       </w:r>
-      <w:bookmarkEnd w:id="297"/>
+      <w:bookmarkEnd w:id="301"/>
     </w:p>
     <w:p>
       <w:pPr>
@@ -50874,11 +51250,11 @@
       <w:r>
         <w:t xml:space="preserve"> </w:t>
       </w:r>
-      <w:bookmarkStart w:id="298" w:name="_Ref233161515"/>
+      <w:bookmarkStart w:id="302" w:name="_Ref233161515"/>
       <w:r>
         <w:t>Menezes A J, van Oorschot P C, Vanstone S A. Handbook of Applied Cryptography[M]. Boca Raton: CRC Press, 1996.</w:t>
       </w:r>
-      <w:bookmarkEnd w:id="298"/>
+      <w:bookmarkEnd w:id="302"/>
     </w:p>
     <w:p>
       <w:pPr>
@@ -50888,11 +51264,11 @@
           <w:rFonts w:hint="default"/>
         </w:rPr>
       </w:pPr>
-      <w:bookmarkStart w:id="299" w:name="_Ref233161544"/>
+      <w:bookmarkStart w:id="303" w:name="_Ref233161544"/>
       <w:r>
         <w:t>Liu F, Ji W, Hu L, Ding J, Lv S, Pyshkin A, Weinmann R P. Analysis of the SMS4 Block Cipher[C]//Information Security and Privacy: 12th Australasian Conference, ACISP 2007. Berlin, Heidelberg: Springer, 2007: 158-170.</w:t>
       </w:r>
-      <w:bookmarkEnd w:id="299"/>
+      <w:bookmarkEnd w:id="303"/>
     </w:p>
     <w:p>
       <w:pPr>
@@ -50902,7 +51278,7 @@
           <w:rFonts w:hint="default"/>
         </w:rPr>
       </w:pPr>
-      <w:bookmarkStart w:id="300" w:name="_Ref233161558"/>
+      <w:bookmarkStart w:id="304" w:name="_Ref233161558"/>
       <w:r>
         <w:t>郎欢</w:t>
       </w:r>
@@ -50933,7 +51309,7 @@
       <w:r>
         <w:t>, 2018, 35(2): 180-187.</w:t>
       </w:r>
-      <w:bookmarkEnd w:id="300"/>
+      <w:bookmarkEnd w:id="304"/>
     </w:p>
     <w:p>
       <w:pPr>
@@ -50946,7 +51322,7 @@
       <w:r>
         <w:t xml:space="preserve"> </w:t>
       </w:r>
-      <w:bookmarkStart w:id="301" w:name="_Ref233161641"/>
+      <w:bookmarkStart w:id="305" w:name="_Ref233161641"/>
       <w:r>
         <w:t>赖建昌</w:t>
       </w:r>
@@ -50995,7 +51371,7 @@
       <w:r>
         <w:t>, 2021, 51(11): 1900-1913.</w:t>
       </w:r>
-      <w:bookmarkEnd w:id="301"/>
+      <w:bookmarkEnd w:id="305"/>
     </w:p>
     <w:p>
       <w:pPr>
@@ -51005,7 +51381,7 @@
           <w:rFonts w:hint="default"/>
         </w:rPr>
       </w:pPr>
-      <w:bookmarkStart w:id="302" w:name="_Ref233161614"/>
+      <w:bookmarkStart w:id="306" w:name="_Ref233161614"/>
       <w:r>
         <w:t>朱留富</w:t>
       </w:r>
@@ -51054,7 +51430,7 @@
       <w:r>
         <w:t>, 2023, 60(2): 362-370.</w:t>
       </w:r>
-      <w:bookmarkEnd w:id="302"/>
+      <w:bookmarkEnd w:id="306"/>
     </w:p>
     <w:p>
       <w:pPr>
@@ -51064,7 +51440,7 @@
           <w:rFonts w:hint="default"/>
         </w:rPr>
       </w:pPr>
-      <w:bookmarkStart w:id="303" w:name="_Ref233161721"/>
+      <w:bookmarkStart w:id="307" w:name="_Ref233161721"/>
       <w:r>
         <w:lastRenderedPageBreak/>
         <w:t>李兆森</w:t>
@@ -51090,7 +51466,7 @@
       <w:r>
         <w:t>, 2019, 5(10): 924-928.</w:t>
       </w:r>
-      <w:bookmarkEnd w:id="303"/>
+      <w:bookmarkEnd w:id="307"/>
     </w:p>
     <w:p>
       <w:pPr>
@@ -51100,7 +51476,7 @@
           <w:rFonts w:hint="default"/>
         </w:rPr>
       </w:pPr>
-      <w:bookmarkStart w:id="304" w:name="_Ref233163737"/>
+      <w:bookmarkStart w:id="308" w:name="_Ref233163737"/>
       <w:r>
         <w:t>杨龙，韩丹，欧阳维乐</w:t>
       </w:r>
@@ -51137,7 +51513,7 @@
       <w:r>
         <w:t>29-35</w:t>
       </w:r>
-      <w:bookmarkEnd w:id="304"/>
+      <w:bookmarkEnd w:id="308"/>
     </w:p>
     <w:p>
       <w:pPr>
@@ -51147,7 +51523,7 @@
           <w:rFonts w:hint="default"/>
         </w:rPr>
       </w:pPr>
-      <w:bookmarkStart w:id="305" w:name="_Ref233182759"/>
+      <w:bookmarkStart w:id="309" w:name="_Ref233182759"/>
       <w:r>
         <w:t>李雪伟，刘知一</w:t>
       </w:r>
@@ -51190,7 +51566,7 @@
       <w:r>
         <w:t>19-25</w:t>
       </w:r>
-      <w:bookmarkEnd w:id="305"/>
+      <w:bookmarkEnd w:id="309"/>
     </w:p>
     <w:p>
       <w:pPr>
@@ -51200,7 +51576,7 @@
           <w:rFonts w:hint="default"/>
         </w:rPr>
       </w:pPr>
-      <w:bookmarkStart w:id="306" w:name="_Ref233163774"/>
+      <w:bookmarkStart w:id="310" w:name="_Ref233163774"/>
       <w:r>
         <w:t>魏艺杉</w:t>
       </w:r>
@@ -51225,7 +51601,7 @@
       <w:r>
         <w:t>2021</w:t>
       </w:r>
-      <w:bookmarkEnd w:id="306"/>
+      <w:bookmarkEnd w:id="310"/>
     </w:p>
     <w:p>
       <w:pPr>
@@ -51235,7 +51611,7 @@
           <w:rFonts w:hint="default"/>
         </w:rPr>
       </w:pPr>
-      <w:bookmarkStart w:id="307" w:name="_Ref233163788"/>
+      <w:bookmarkStart w:id="311" w:name="_Ref233163788"/>
       <w:r>
         <w:t>纪磊</w:t>
       </w:r>
@@ -51260,7 +51636,7 @@
       <w:r>
         <w:t>2018</w:t>
       </w:r>
-      <w:bookmarkEnd w:id="307"/>
+      <w:bookmarkEnd w:id="311"/>
     </w:p>
     <w:p>
       <w:pPr>
@@ -51270,7 +51646,7 @@
           <w:rFonts w:hint="default"/>
         </w:rPr>
       </w:pPr>
-      <w:bookmarkStart w:id="308" w:name="_Ref233164080"/>
+      <w:bookmarkStart w:id="312" w:name="_Ref233164080"/>
       <w:r>
         <w:t>国家密码管理局</w:t>
       </w:r>
@@ -51301,7 +51677,7 @@
       <w:r>
         <w:t>2014</w:t>
       </w:r>
-      <w:bookmarkEnd w:id="308"/>
+      <w:bookmarkEnd w:id="312"/>
     </w:p>
     <w:p>
       <w:pPr>
@@ -51311,7 +51687,7 @@
           <w:rFonts w:hint="default"/>
         </w:rPr>
       </w:pPr>
-      <w:bookmarkStart w:id="309" w:name="_Ref233164082"/>
+      <w:bookmarkStart w:id="313" w:name="_Ref233164082"/>
       <w:r>
         <w:t>国家密码管理局</w:t>
       </w:r>
@@ -51336,7 +51712,7 @@
       <w:r>
         <w:t>2012</w:t>
       </w:r>
-      <w:bookmarkEnd w:id="309"/>
+      <w:bookmarkEnd w:id="313"/>
     </w:p>
     <w:p>
       <w:pPr>
@@ -51346,7 +51722,7 @@
           <w:rFonts w:hint="default"/>
         </w:rPr>
       </w:pPr>
-      <w:bookmarkStart w:id="310" w:name="_Ref233164123"/>
+      <w:bookmarkStart w:id="314" w:name="_Ref233164123"/>
       <w:r>
         <w:t>孙思维，刘田雨，关志等．基于杂凑函数</w:t>
       </w:r>
@@ -51383,7 +51759,7 @@
       <w:r>
         <w:t>46-60</w:t>
       </w:r>
-      <w:bookmarkEnd w:id="310"/>
+      <w:bookmarkEnd w:id="314"/>
     </w:p>
     <w:p>
       <w:pPr>
@@ -51393,7 +51769,7 @@
           <w:rFonts w:hint="default"/>
         </w:rPr>
       </w:pPr>
-      <w:bookmarkStart w:id="311" w:name="_Ref233164130"/>
+      <w:bookmarkStart w:id="315" w:name="_Ref233164130"/>
       <w:r>
         <w:t>Shuzhuo S, Ruzhang Z, HUTMA</w:t>
       </w:r>
@@ -51433,7 +51809,7 @@
       <w:r>
         <w:t>237-239</w:t>
       </w:r>
-      <w:bookmarkEnd w:id="311"/>
+      <w:bookmarkEnd w:id="315"/>
     </w:p>
     <w:p>
       <w:pPr>
@@ -51455,7 +51831,7 @@
           <w:rFonts w:hint="default"/>
         </w:rPr>
       </w:pPr>
-      <w:bookmarkStart w:id="312" w:name="_Ref233164159"/>
+      <w:bookmarkStart w:id="316" w:name="_Ref233164159"/>
       <w:r>
         <w:t>刘海銮</w:t>
       </w:r>
@@ -51480,7 +51856,7 @@
       <w:r>
         <w:t>,2017.</w:t>
       </w:r>
-      <w:bookmarkEnd w:id="312"/>
+      <w:bookmarkEnd w:id="316"/>
     </w:p>
     <w:p>
       <w:pPr>
@@ -51502,7 +51878,7 @@
           <w:rFonts w:hint="default"/>
         </w:rPr>
       </w:pPr>
-      <w:bookmarkStart w:id="313" w:name="_Ref233164160"/>
+      <w:bookmarkStart w:id="317" w:name="_Ref233164160"/>
       <w:r>
         <w:t>李兆森</w:t>
       </w:r>
@@ -51527,7 +51903,7 @@
       <w:r>
         <w:t>,2019,5(10):924-928.</w:t>
       </w:r>
-      <w:bookmarkEnd w:id="313"/>
+      <w:bookmarkEnd w:id="317"/>
     </w:p>
     <w:p>
       <w:pPr>
@@ -52789,6 +53165,7 @@
   <w:style w:type="character" w:default="1" w:styleId="a2">
     <w:name w:val="Default Paragraph Font"/>
     <w:uiPriority w:val="1"/>
+    <w:semiHidden/>
     <w:unhideWhenUsed/>
   </w:style>
   <w:style w:type="table" w:default="1" w:styleId="a3">

--- a/docx/v2.docx
+++ b/docx/v2.docx
@@ -966,6 +966,17 @@
       </w:r>
       <w:r>
         <w:rPr>
+          <w:rFonts w:ascii="黑体" w:eastAsia="黑体" w:hAnsi="宋体" w:cs="宋体" w:hint="eastAsia"/>
+          <w:kern w:val="2"/>
+          <w:sz w:val="28"/>
+          <w:szCs w:val="28"/>
+          <w:u w:val="single"/>
+          <w:lang w:bidi="ar"/>
+        </w:rPr>
+        <w:t xml:space="preserve"> </w:t>
+      </w:r>
+      <w:r>
+        <w:rPr>
           <w:rFonts w:ascii="黑体" w:eastAsia="黑体" w:hAnsi="宋体" w:cs="黑体" w:hint="eastAsia"/>
           <w:kern w:val="2"/>
           <w:sz w:val="28"/>
@@ -988,6 +999,17 @@
       </w:r>
       <w:r>
         <w:rPr>
+          <w:rFonts w:ascii="黑体" w:eastAsia="黑体" w:hAnsi="宋体" w:cs="宋体" w:hint="eastAsia"/>
+          <w:kern w:val="2"/>
+          <w:sz w:val="28"/>
+          <w:szCs w:val="28"/>
+          <w:u w:val="single"/>
+          <w:lang w:bidi="ar"/>
+        </w:rPr>
+        <w:t>24</w:t>
+      </w:r>
+      <w:r>
+        <w:rPr>
           <w:rFonts w:ascii="黑体" w:eastAsia="黑体" w:hAnsi="宋体" w:cs="宋体"/>
           <w:kern w:val="2"/>
           <w:sz w:val="28"/>
@@ -995,7 +1017,7 @@
           <w:u w:val="single"/>
           <w:lang w:bidi="ar"/>
         </w:rPr>
-        <w:t xml:space="preserve">   </w:t>
+        <w:t xml:space="preserve"> </w:t>
       </w:r>
       <w:r>
         <w:rPr>
@@ -1006,29 +1028,7 @@
           <w:u w:val="single"/>
           <w:lang w:bidi="ar"/>
         </w:rPr>
-        <w:t>24</w:t>
-      </w:r>
-      <w:r>
-        <w:rPr>
-          <w:rFonts w:ascii="黑体" w:eastAsia="黑体" w:hAnsi="宋体" w:cs="宋体"/>
-          <w:kern w:val="2"/>
-          <w:sz w:val="28"/>
-          <w:szCs w:val="28"/>
-          <w:u w:val="single"/>
-          <w:lang w:bidi="ar"/>
-        </w:rPr>
         <w:t xml:space="preserve"> </w:t>
-      </w:r>
-      <w:r>
-        <w:rPr>
-          <w:rFonts w:ascii="黑体" w:eastAsia="黑体" w:hAnsi="宋体" w:cs="宋体" w:hint="eastAsia"/>
-          <w:kern w:val="2"/>
-          <w:sz w:val="28"/>
-          <w:szCs w:val="28"/>
-          <w:u w:val="single"/>
-          <w:lang w:bidi="ar"/>
-        </w:rPr>
-        <w:t xml:space="preserve">  </w:t>
       </w:r>
       <w:r>
         <w:rPr>
@@ -3463,7 +3463,7 @@
           <w:pPr>
             <w:pStyle w:val="TOC1"/>
             <w:rPr>
-              <w:rFonts w:asciiTheme="minorHAnsi" w:eastAsiaTheme="minorEastAsia" w:hAnsiTheme="minorHAnsi" w:cstheme="minorBidi" w:hint="eastAsia"/>
+              <w:rFonts w:asciiTheme="minorHAnsi" w:eastAsiaTheme="minorEastAsia" w:hAnsiTheme="minorHAnsi" w:cstheme="minorBidi"/>
               <w:noProof/>
               <w:snapToGrid/>
               <w:kern w:val="2"/>
@@ -3584,7 +3584,7 @@
             <w:pStyle w:val="TOC2"/>
             <w:ind w:left="480"/>
             <w:rPr>
-              <w:rFonts w:asciiTheme="minorHAnsi" w:eastAsiaTheme="minorEastAsia" w:hAnsiTheme="minorHAnsi" w:cstheme="minorBidi" w:hint="eastAsia"/>
+              <w:rFonts w:asciiTheme="minorHAnsi" w:eastAsiaTheme="minorEastAsia" w:hAnsiTheme="minorHAnsi" w:cstheme="minorBidi"/>
               <w:noProof/>
               <w:snapToGrid/>
               <w:kern w:val="2"/>
@@ -3675,7 +3675,7 @@
             <w:pStyle w:val="TOC2"/>
             <w:ind w:left="480"/>
             <w:rPr>
-              <w:rFonts w:asciiTheme="minorHAnsi" w:eastAsiaTheme="minorEastAsia" w:hAnsiTheme="minorHAnsi" w:cstheme="minorBidi" w:hint="eastAsia"/>
+              <w:rFonts w:asciiTheme="minorHAnsi" w:eastAsiaTheme="minorEastAsia" w:hAnsiTheme="minorHAnsi" w:cstheme="minorBidi"/>
               <w:noProof/>
               <w:snapToGrid/>
               <w:kern w:val="2"/>
@@ -3766,7 +3766,7 @@
             <w:pStyle w:val="TOC2"/>
             <w:ind w:left="480"/>
             <w:rPr>
-              <w:rFonts w:asciiTheme="minorHAnsi" w:eastAsiaTheme="minorEastAsia" w:hAnsiTheme="minorHAnsi" w:cstheme="minorBidi" w:hint="eastAsia"/>
+              <w:rFonts w:asciiTheme="minorHAnsi" w:eastAsiaTheme="minorEastAsia" w:hAnsiTheme="minorHAnsi" w:cstheme="minorBidi"/>
               <w:noProof/>
               <w:snapToGrid/>
               <w:kern w:val="2"/>
@@ -3857,7 +3857,7 @@
             <w:pStyle w:val="TOC2"/>
             <w:ind w:left="480"/>
             <w:rPr>
-              <w:rFonts w:asciiTheme="minorHAnsi" w:eastAsiaTheme="minorEastAsia" w:hAnsiTheme="minorHAnsi" w:cstheme="minorBidi" w:hint="eastAsia"/>
+              <w:rFonts w:asciiTheme="minorHAnsi" w:eastAsiaTheme="minorEastAsia" w:hAnsiTheme="minorHAnsi" w:cstheme="minorBidi"/>
               <w:noProof/>
               <w:snapToGrid/>
               <w:kern w:val="2"/>
@@ -3947,7 +3947,7 @@
           <w:pPr>
             <w:pStyle w:val="TOC1"/>
             <w:rPr>
-              <w:rFonts w:asciiTheme="minorHAnsi" w:eastAsiaTheme="minorEastAsia" w:hAnsiTheme="minorHAnsi" w:cstheme="minorBidi" w:hint="eastAsia"/>
+              <w:rFonts w:asciiTheme="minorHAnsi" w:eastAsiaTheme="minorEastAsia" w:hAnsiTheme="minorHAnsi" w:cstheme="minorBidi"/>
               <w:noProof/>
               <w:snapToGrid/>
               <w:kern w:val="2"/>
@@ -4038,7 +4038,7 @@
             <w:pStyle w:val="TOC2"/>
             <w:ind w:left="480"/>
             <w:rPr>
-              <w:rFonts w:asciiTheme="minorHAnsi" w:eastAsiaTheme="minorEastAsia" w:hAnsiTheme="minorHAnsi" w:cstheme="minorBidi" w:hint="eastAsia"/>
+              <w:rFonts w:asciiTheme="minorHAnsi" w:eastAsiaTheme="minorEastAsia" w:hAnsiTheme="minorHAnsi" w:cstheme="minorBidi"/>
               <w:noProof/>
               <w:snapToGrid/>
               <w:kern w:val="2"/>
@@ -4143,7 +4143,7 @@
             <w:pStyle w:val="TOC3"/>
             <w:ind w:left="960"/>
             <w:rPr>
-              <w:rFonts w:asciiTheme="minorHAnsi" w:eastAsiaTheme="minorEastAsia" w:hAnsiTheme="minorHAnsi" w:cstheme="minorBidi" w:hint="eastAsia"/>
+              <w:rFonts w:asciiTheme="minorHAnsi" w:eastAsiaTheme="minorEastAsia" w:hAnsiTheme="minorHAnsi" w:cstheme="minorBidi"/>
               <w:noProof/>
               <w:snapToGrid/>
               <w:kern w:val="2"/>
@@ -4234,7 +4234,7 @@
             <w:pStyle w:val="TOC3"/>
             <w:ind w:left="960"/>
             <w:rPr>
-              <w:rFonts w:asciiTheme="minorHAnsi" w:eastAsiaTheme="minorEastAsia" w:hAnsiTheme="minorHAnsi" w:cstheme="minorBidi" w:hint="eastAsia"/>
+              <w:rFonts w:asciiTheme="minorHAnsi" w:eastAsiaTheme="minorEastAsia" w:hAnsiTheme="minorHAnsi" w:cstheme="minorBidi"/>
               <w:noProof/>
               <w:snapToGrid/>
               <w:kern w:val="2"/>
@@ -4325,7 +4325,7 @@
             <w:pStyle w:val="TOC3"/>
             <w:ind w:left="960"/>
             <w:rPr>
-              <w:rFonts w:asciiTheme="minorHAnsi" w:eastAsiaTheme="minorEastAsia" w:hAnsiTheme="minorHAnsi" w:cstheme="minorBidi" w:hint="eastAsia"/>
+              <w:rFonts w:asciiTheme="minorHAnsi" w:eastAsiaTheme="minorEastAsia" w:hAnsiTheme="minorHAnsi" w:cstheme="minorBidi"/>
               <w:noProof/>
               <w:snapToGrid/>
               <w:kern w:val="2"/>
@@ -4416,7 +4416,7 @@
             <w:pStyle w:val="TOC3"/>
             <w:ind w:left="960"/>
             <w:rPr>
-              <w:rFonts w:asciiTheme="minorHAnsi" w:eastAsiaTheme="minorEastAsia" w:hAnsiTheme="minorHAnsi" w:cstheme="minorBidi" w:hint="eastAsia"/>
+              <w:rFonts w:asciiTheme="minorHAnsi" w:eastAsiaTheme="minorEastAsia" w:hAnsiTheme="minorHAnsi" w:cstheme="minorBidi"/>
               <w:noProof/>
               <w:snapToGrid/>
               <w:kern w:val="2"/>
@@ -4507,7 +4507,7 @@
             <w:pStyle w:val="TOC2"/>
             <w:ind w:left="480"/>
             <w:rPr>
-              <w:rFonts w:asciiTheme="minorHAnsi" w:eastAsiaTheme="minorEastAsia" w:hAnsiTheme="minorHAnsi" w:cstheme="minorBidi" w:hint="eastAsia"/>
+              <w:rFonts w:asciiTheme="minorHAnsi" w:eastAsiaTheme="minorEastAsia" w:hAnsiTheme="minorHAnsi" w:cstheme="minorBidi"/>
               <w:noProof/>
               <w:snapToGrid/>
               <w:kern w:val="2"/>
@@ -4612,7 +4612,7 @@
             <w:pStyle w:val="TOC2"/>
             <w:ind w:left="480"/>
             <w:rPr>
-              <w:rFonts w:asciiTheme="minorHAnsi" w:eastAsiaTheme="minorEastAsia" w:hAnsiTheme="minorHAnsi" w:cstheme="minorBidi" w:hint="eastAsia"/>
+              <w:rFonts w:asciiTheme="minorHAnsi" w:eastAsiaTheme="minorEastAsia" w:hAnsiTheme="minorHAnsi" w:cstheme="minorBidi"/>
               <w:noProof/>
               <w:snapToGrid/>
               <w:kern w:val="2"/>
@@ -4717,7 +4717,7 @@
             <w:pStyle w:val="TOC3"/>
             <w:ind w:left="960"/>
             <w:rPr>
-              <w:rFonts w:asciiTheme="minorHAnsi" w:eastAsiaTheme="minorEastAsia" w:hAnsiTheme="minorHAnsi" w:cstheme="minorBidi" w:hint="eastAsia"/>
+              <w:rFonts w:asciiTheme="minorHAnsi" w:eastAsiaTheme="minorEastAsia" w:hAnsiTheme="minorHAnsi" w:cstheme="minorBidi"/>
               <w:noProof/>
               <w:snapToGrid/>
               <w:kern w:val="2"/>
@@ -4808,7 +4808,7 @@
             <w:pStyle w:val="TOC3"/>
             <w:ind w:left="960"/>
             <w:rPr>
-              <w:rFonts w:asciiTheme="minorHAnsi" w:eastAsiaTheme="minorEastAsia" w:hAnsiTheme="minorHAnsi" w:cstheme="minorBidi" w:hint="eastAsia"/>
+              <w:rFonts w:asciiTheme="minorHAnsi" w:eastAsiaTheme="minorEastAsia" w:hAnsiTheme="minorHAnsi" w:cstheme="minorBidi"/>
               <w:noProof/>
               <w:snapToGrid/>
               <w:kern w:val="2"/>
@@ -4906,7 +4906,7 @@
             <w:pStyle w:val="TOC2"/>
             <w:ind w:left="480"/>
             <w:rPr>
-              <w:rFonts w:asciiTheme="minorHAnsi" w:eastAsiaTheme="minorEastAsia" w:hAnsiTheme="minorHAnsi" w:cstheme="minorBidi" w:hint="eastAsia"/>
+              <w:rFonts w:asciiTheme="minorHAnsi" w:eastAsiaTheme="minorEastAsia" w:hAnsiTheme="minorHAnsi" w:cstheme="minorBidi"/>
               <w:noProof/>
               <w:snapToGrid/>
               <w:kern w:val="2"/>
@@ -5011,7 +5011,7 @@
             <w:pStyle w:val="TOC2"/>
             <w:ind w:left="480"/>
             <w:rPr>
-              <w:rFonts w:asciiTheme="minorHAnsi" w:eastAsiaTheme="minorEastAsia" w:hAnsiTheme="minorHAnsi" w:cstheme="minorBidi" w:hint="eastAsia"/>
+              <w:rFonts w:asciiTheme="minorHAnsi" w:eastAsiaTheme="minorEastAsia" w:hAnsiTheme="minorHAnsi" w:cstheme="minorBidi"/>
               <w:noProof/>
               <w:snapToGrid/>
               <w:kern w:val="2"/>
@@ -5102,7 +5102,7 @@
             <w:pStyle w:val="TOC2"/>
             <w:ind w:left="480"/>
             <w:rPr>
-              <w:rFonts w:asciiTheme="minorHAnsi" w:eastAsiaTheme="minorEastAsia" w:hAnsiTheme="minorHAnsi" w:cstheme="minorBidi" w:hint="eastAsia"/>
+              <w:rFonts w:asciiTheme="minorHAnsi" w:eastAsiaTheme="minorEastAsia" w:hAnsiTheme="minorHAnsi" w:cstheme="minorBidi"/>
               <w:noProof/>
               <w:snapToGrid/>
               <w:kern w:val="2"/>
@@ -5192,7 +5192,7 @@
           <w:pPr>
             <w:pStyle w:val="TOC1"/>
             <w:rPr>
-              <w:rFonts w:asciiTheme="minorHAnsi" w:eastAsiaTheme="minorEastAsia" w:hAnsiTheme="minorHAnsi" w:cstheme="minorBidi" w:hint="eastAsia"/>
+              <w:rFonts w:asciiTheme="minorHAnsi" w:eastAsiaTheme="minorEastAsia" w:hAnsiTheme="minorHAnsi" w:cstheme="minorBidi"/>
               <w:noProof/>
               <w:snapToGrid/>
               <w:kern w:val="2"/>
@@ -5283,7 +5283,7 @@
             <w:pStyle w:val="TOC2"/>
             <w:ind w:left="480"/>
             <w:rPr>
-              <w:rFonts w:asciiTheme="minorHAnsi" w:eastAsiaTheme="minorEastAsia" w:hAnsiTheme="minorHAnsi" w:cstheme="minorBidi" w:hint="eastAsia"/>
+              <w:rFonts w:asciiTheme="minorHAnsi" w:eastAsiaTheme="minorEastAsia" w:hAnsiTheme="minorHAnsi" w:cstheme="minorBidi"/>
               <w:noProof/>
               <w:snapToGrid/>
               <w:kern w:val="2"/>
@@ -5374,7 +5374,7 @@
             <w:pStyle w:val="TOC3"/>
             <w:ind w:left="960"/>
             <w:rPr>
-              <w:rFonts w:asciiTheme="minorHAnsi" w:eastAsiaTheme="minorEastAsia" w:hAnsiTheme="minorHAnsi" w:cstheme="minorBidi" w:hint="eastAsia"/>
+              <w:rFonts w:asciiTheme="minorHAnsi" w:eastAsiaTheme="minorEastAsia" w:hAnsiTheme="minorHAnsi" w:cstheme="minorBidi"/>
               <w:noProof/>
               <w:snapToGrid/>
               <w:kern w:val="2"/>
@@ -5466,7 +5466,7 @@
             <w:pStyle w:val="TOC3"/>
             <w:ind w:left="960"/>
             <w:rPr>
-              <w:rFonts w:asciiTheme="minorHAnsi" w:eastAsiaTheme="minorEastAsia" w:hAnsiTheme="minorHAnsi" w:cstheme="minorBidi" w:hint="eastAsia"/>
+              <w:rFonts w:asciiTheme="minorHAnsi" w:eastAsiaTheme="minorEastAsia" w:hAnsiTheme="minorHAnsi" w:cstheme="minorBidi"/>
               <w:noProof/>
               <w:snapToGrid/>
               <w:kern w:val="2"/>
@@ -5557,7 +5557,7 @@
             <w:pStyle w:val="TOC3"/>
             <w:ind w:left="960"/>
             <w:rPr>
-              <w:rFonts w:asciiTheme="minorHAnsi" w:eastAsiaTheme="minorEastAsia" w:hAnsiTheme="minorHAnsi" w:cstheme="minorBidi" w:hint="eastAsia"/>
+              <w:rFonts w:asciiTheme="minorHAnsi" w:eastAsiaTheme="minorEastAsia" w:hAnsiTheme="minorHAnsi" w:cstheme="minorBidi"/>
               <w:noProof/>
               <w:snapToGrid/>
               <w:kern w:val="2"/>
@@ -5648,7 +5648,7 @@
             <w:pStyle w:val="TOC2"/>
             <w:ind w:left="480"/>
             <w:rPr>
-              <w:rFonts w:asciiTheme="minorHAnsi" w:eastAsiaTheme="minorEastAsia" w:hAnsiTheme="minorHAnsi" w:cstheme="minorBidi" w:hint="eastAsia"/>
+              <w:rFonts w:asciiTheme="minorHAnsi" w:eastAsiaTheme="minorEastAsia" w:hAnsiTheme="minorHAnsi" w:cstheme="minorBidi"/>
               <w:noProof/>
               <w:snapToGrid/>
               <w:kern w:val="2"/>
@@ -5739,7 +5739,7 @@
             <w:pStyle w:val="TOC3"/>
             <w:ind w:left="960"/>
             <w:rPr>
-              <w:rFonts w:asciiTheme="minorHAnsi" w:eastAsiaTheme="minorEastAsia" w:hAnsiTheme="minorHAnsi" w:cstheme="minorBidi" w:hint="eastAsia"/>
+              <w:rFonts w:asciiTheme="minorHAnsi" w:eastAsiaTheme="minorEastAsia" w:hAnsiTheme="minorHAnsi" w:cstheme="minorBidi"/>
               <w:noProof/>
               <w:snapToGrid/>
               <w:kern w:val="2"/>
@@ -5830,7 +5830,7 @@
             <w:pStyle w:val="TOC3"/>
             <w:ind w:left="960"/>
             <w:rPr>
-              <w:rFonts w:asciiTheme="minorHAnsi" w:eastAsiaTheme="minorEastAsia" w:hAnsiTheme="minorHAnsi" w:cstheme="minorBidi" w:hint="eastAsia"/>
+              <w:rFonts w:asciiTheme="minorHAnsi" w:eastAsiaTheme="minorEastAsia" w:hAnsiTheme="minorHAnsi" w:cstheme="minorBidi"/>
               <w:noProof/>
               <w:snapToGrid/>
               <w:kern w:val="2"/>
@@ -5921,7 +5921,7 @@
             <w:pStyle w:val="TOC3"/>
             <w:ind w:left="960"/>
             <w:rPr>
-              <w:rFonts w:asciiTheme="minorHAnsi" w:eastAsiaTheme="minorEastAsia" w:hAnsiTheme="minorHAnsi" w:cstheme="minorBidi" w:hint="eastAsia"/>
+              <w:rFonts w:asciiTheme="minorHAnsi" w:eastAsiaTheme="minorEastAsia" w:hAnsiTheme="minorHAnsi" w:cstheme="minorBidi"/>
               <w:noProof/>
               <w:snapToGrid/>
               <w:kern w:val="2"/>
@@ -6012,7 +6012,7 @@
             <w:pStyle w:val="TOC3"/>
             <w:ind w:left="960"/>
             <w:rPr>
-              <w:rFonts w:asciiTheme="minorHAnsi" w:eastAsiaTheme="minorEastAsia" w:hAnsiTheme="minorHAnsi" w:cstheme="minorBidi" w:hint="eastAsia"/>
+              <w:rFonts w:asciiTheme="minorHAnsi" w:eastAsiaTheme="minorEastAsia" w:hAnsiTheme="minorHAnsi" w:cstheme="minorBidi"/>
               <w:noProof/>
               <w:snapToGrid/>
               <w:kern w:val="2"/>
@@ -6103,7 +6103,7 @@
             <w:pStyle w:val="TOC2"/>
             <w:ind w:left="480"/>
             <w:rPr>
-              <w:rFonts w:asciiTheme="minorHAnsi" w:eastAsiaTheme="minorEastAsia" w:hAnsiTheme="minorHAnsi" w:cstheme="minorBidi" w:hint="eastAsia"/>
+              <w:rFonts w:asciiTheme="minorHAnsi" w:eastAsiaTheme="minorEastAsia" w:hAnsiTheme="minorHAnsi" w:cstheme="minorBidi"/>
               <w:noProof/>
               <w:snapToGrid/>
               <w:kern w:val="2"/>
@@ -6194,7 +6194,7 @@
             <w:pStyle w:val="TOC3"/>
             <w:ind w:left="960"/>
             <w:rPr>
-              <w:rFonts w:asciiTheme="minorHAnsi" w:eastAsiaTheme="minorEastAsia" w:hAnsiTheme="minorHAnsi" w:cstheme="minorBidi" w:hint="eastAsia"/>
+              <w:rFonts w:asciiTheme="minorHAnsi" w:eastAsiaTheme="minorEastAsia" w:hAnsiTheme="minorHAnsi" w:cstheme="minorBidi"/>
               <w:noProof/>
               <w:snapToGrid/>
               <w:kern w:val="2"/>
@@ -6293,7 +6293,7 @@
             <w:pStyle w:val="TOC3"/>
             <w:ind w:left="960"/>
             <w:rPr>
-              <w:rFonts w:asciiTheme="minorHAnsi" w:eastAsiaTheme="minorEastAsia" w:hAnsiTheme="minorHAnsi" w:cstheme="minorBidi" w:hint="eastAsia"/>
+              <w:rFonts w:asciiTheme="minorHAnsi" w:eastAsiaTheme="minorEastAsia" w:hAnsiTheme="minorHAnsi" w:cstheme="minorBidi"/>
               <w:noProof/>
               <w:snapToGrid/>
               <w:kern w:val="2"/>
@@ -6384,7 +6384,7 @@
             <w:pStyle w:val="TOC3"/>
             <w:ind w:left="960"/>
             <w:rPr>
-              <w:rFonts w:asciiTheme="minorHAnsi" w:eastAsiaTheme="minorEastAsia" w:hAnsiTheme="minorHAnsi" w:cstheme="minorBidi" w:hint="eastAsia"/>
+              <w:rFonts w:asciiTheme="minorHAnsi" w:eastAsiaTheme="minorEastAsia" w:hAnsiTheme="minorHAnsi" w:cstheme="minorBidi"/>
               <w:noProof/>
               <w:snapToGrid/>
               <w:kern w:val="2"/>
@@ -6475,7 +6475,7 @@
             <w:pStyle w:val="TOC3"/>
             <w:ind w:left="960"/>
             <w:rPr>
-              <w:rFonts w:asciiTheme="minorHAnsi" w:eastAsiaTheme="minorEastAsia" w:hAnsiTheme="minorHAnsi" w:cstheme="minorBidi" w:hint="eastAsia"/>
+              <w:rFonts w:asciiTheme="minorHAnsi" w:eastAsiaTheme="minorEastAsia" w:hAnsiTheme="minorHAnsi" w:cstheme="minorBidi"/>
               <w:noProof/>
               <w:snapToGrid/>
               <w:kern w:val="2"/>
@@ -6566,7 +6566,7 @@
             <w:pStyle w:val="TOC3"/>
             <w:ind w:left="960"/>
             <w:rPr>
-              <w:rFonts w:asciiTheme="minorHAnsi" w:eastAsiaTheme="minorEastAsia" w:hAnsiTheme="minorHAnsi" w:cstheme="minorBidi" w:hint="eastAsia"/>
+              <w:rFonts w:asciiTheme="minorHAnsi" w:eastAsiaTheme="minorEastAsia" w:hAnsiTheme="minorHAnsi" w:cstheme="minorBidi"/>
               <w:noProof/>
               <w:snapToGrid/>
               <w:kern w:val="2"/>
@@ -6665,7 +6665,7 @@
             <w:pStyle w:val="TOC3"/>
             <w:ind w:left="960"/>
             <w:rPr>
-              <w:rFonts w:asciiTheme="minorHAnsi" w:eastAsiaTheme="minorEastAsia" w:hAnsiTheme="minorHAnsi" w:cstheme="minorBidi" w:hint="eastAsia"/>
+              <w:rFonts w:asciiTheme="minorHAnsi" w:eastAsiaTheme="minorEastAsia" w:hAnsiTheme="minorHAnsi" w:cstheme="minorBidi"/>
               <w:noProof/>
               <w:snapToGrid/>
               <w:kern w:val="2"/>
@@ -6755,7 +6755,7 @@
           <w:pPr>
             <w:pStyle w:val="TOC1"/>
             <w:rPr>
-              <w:rFonts w:asciiTheme="minorHAnsi" w:eastAsiaTheme="minorEastAsia" w:hAnsiTheme="minorHAnsi" w:cstheme="minorBidi" w:hint="eastAsia"/>
+              <w:rFonts w:asciiTheme="minorHAnsi" w:eastAsiaTheme="minorEastAsia" w:hAnsiTheme="minorHAnsi" w:cstheme="minorBidi"/>
               <w:noProof/>
               <w:snapToGrid/>
               <w:kern w:val="2"/>
@@ -6846,7 +6846,7 @@
             <w:pStyle w:val="TOC2"/>
             <w:ind w:left="480"/>
             <w:rPr>
-              <w:rFonts w:asciiTheme="minorHAnsi" w:eastAsiaTheme="minorEastAsia" w:hAnsiTheme="minorHAnsi" w:cstheme="minorBidi" w:hint="eastAsia"/>
+              <w:rFonts w:asciiTheme="minorHAnsi" w:eastAsiaTheme="minorEastAsia" w:hAnsiTheme="minorHAnsi" w:cstheme="minorBidi"/>
               <w:noProof/>
               <w:snapToGrid/>
               <w:kern w:val="2"/>
@@ -6937,7 +6937,7 @@
             <w:pStyle w:val="TOC3"/>
             <w:ind w:left="960"/>
             <w:rPr>
-              <w:rFonts w:asciiTheme="minorHAnsi" w:eastAsiaTheme="minorEastAsia" w:hAnsiTheme="minorHAnsi" w:cstheme="minorBidi" w:hint="eastAsia"/>
+              <w:rFonts w:asciiTheme="minorHAnsi" w:eastAsiaTheme="minorEastAsia" w:hAnsiTheme="minorHAnsi" w:cstheme="minorBidi"/>
               <w:noProof/>
               <w:snapToGrid/>
               <w:kern w:val="2"/>
@@ -7028,7 +7028,7 @@
             <w:pStyle w:val="TOC3"/>
             <w:ind w:left="960"/>
             <w:rPr>
-              <w:rFonts w:asciiTheme="minorHAnsi" w:eastAsiaTheme="minorEastAsia" w:hAnsiTheme="minorHAnsi" w:cstheme="minorBidi" w:hint="eastAsia"/>
+              <w:rFonts w:asciiTheme="minorHAnsi" w:eastAsiaTheme="minorEastAsia" w:hAnsiTheme="minorHAnsi" w:cstheme="minorBidi"/>
               <w:noProof/>
               <w:snapToGrid/>
               <w:kern w:val="2"/>
@@ -7119,7 +7119,7 @@
             <w:pStyle w:val="TOC3"/>
             <w:ind w:left="960"/>
             <w:rPr>
-              <w:rFonts w:asciiTheme="minorHAnsi" w:eastAsiaTheme="minorEastAsia" w:hAnsiTheme="minorHAnsi" w:cstheme="minorBidi" w:hint="eastAsia"/>
+              <w:rFonts w:asciiTheme="minorHAnsi" w:eastAsiaTheme="minorEastAsia" w:hAnsiTheme="minorHAnsi" w:cstheme="minorBidi"/>
               <w:noProof/>
               <w:snapToGrid/>
               <w:kern w:val="2"/>
@@ -7210,7 +7210,7 @@
             <w:pStyle w:val="TOC3"/>
             <w:ind w:left="960"/>
             <w:rPr>
-              <w:rFonts w:asciiTheme="minorHAnsi" w:eastAsiaTheme="minorEastAsia" w:hAnsiTheme="minorHAnsi" w:cstheme="minorBidi" w:hint="eastAsia"/>
+              <w:rFonts w:asciiTheme="minorHAnsi" w:eastAsiaTheme="minorEastAsia" w:hAnsiTheme="minorHAnsi" w:cstheme="minorBidi"/>
               <w:noProof/>
               <w:snapToGrid/>
               <w:kern w:val="2"/>
@@ -7301,7 +7301,7 @@
             <w:pStyle w:val="TOC3"/>
             <w:ind w:left="960"/>
             <w:rPr>
-              <w:rFonts w:asciiTheme="minorHAnsi" w:eastAsiaTheme="minorEastAsia" w:hAnsiTheme="minorHAnsi" w:cstheme="minorBidi" w:hint="eastAsia"/>
+              <w:rFonts w:asciiTheme="minorHAnsi" w:eastAsiaTheme="minorEastAsia" w:hAnsiTheme="minorHAnsi" w:cstheme="minorBidi"/>
               <w:noProof/>
               <w:snapToGrid/>
               <w:kern w:val="2"/>
@@ -7392,7 +7392,7 @@
             <w:pStyle w:val="TOC2"/>
             <w:ind w:left="480"/>
             <w:rPr>
-              <w:rFonts w:asciiTheme="minorHAnsi" w:eastAsiaTheme="minorEastAsia" w:hAnsiTheme="minorHAnsi" w:cstheme="minorBidi" w:hint="eastAsia"/>
+              <w:rFonts w:asciiTheme="minorHAnsi" w:eastAsiaTheme="minorEastAsia" w:hAnsiTheme="minorHAnsi" w:cstheme="minorBidi"/>
               <w:noProof/>
               <w:snapToGrid/>
               <w:kern w:val="2"/>
@@ -7483,7 +7483,7 @@
             <w:pStyle w:val="TOC3"/>
             <w:ind w:left="960"/>
             <w:rPr>
-              <w:rFonts w:asciiTheme="minorHAnsi" w:eastAsiaTheme="minorEastAsia" w:hAnsiTheme="minorHAnsi" w:cstheme="minorBidi" w:hint="eastAsia"/>
+              <w:rFonts w:asciiTheme="minorHAnsi" w:eastAsiaTheme="minorEastAsia" w:hAnsiTheme="minorHAnsi" w:cstheme="minorBidi"/>
               <w:noProof/>
               <w:snapToGrid/>
               <w:kern w:val="2"/>
@@ -7574,7 +7574,7 @@
             <w:pStyle w:val="TOC3"/>
             <w:ind w:left="960"/>
             <w:rPr>
-              <w:rFonts w:asciiTheme="minorHAnsi" w:eastAsiaTheme="minorEastAsia" w:hAnsiTheme="minorHAnsi" w:cstheme="minorBidi" w:hint="eastAsia"/>
+              <w:rFonts w:asciiTheme="minorHAnsi" w:eastAsiaTheme="minorEastAsia" w:hAnsiTheme="minorHAnsi" w:cstheme="minorBidi"/>
               <w:noProof/>
               <w:snapToGrid/>
               <w:kern w:val="2"/>
@@ -7665,7 +7665,7 @@
             <w:pStyle w:val="TOC3"/>
             <w:ind w:left="960"/>
             <w:rPr>
-              <w:rFonts w:asciiTheme="minorHAnsi" w:eastAsiaTheme="minorEastAsia" w:hAnsiTheme="minorHAnsi" w:cstheme="minorBidi" w:hint="eastAsia"/>
+              <w:rFonts w:asciiTheme="minorHAnsi" w:eastAsiaTheme="minorEastAsia" w:hAnsiTheme="minorHAnsi" w:cstheme="minorBidi"/>
               <w:noProof/>
               <w:snapToGrid/>
               <w:kern w:val="2"/>
@@ -7756,7 +7756,7 @@
             <w:pStyle w:val="TOC3"/>
             <w:ind w:left="960"/>
             <w:rPr>
-              <w:rFonts w:asciiTheme="minorHAnsi" w:eastAsiaTheme="minorEastAsia" w:hAnsiTheme="minorHAnsi" w:cstheme="minorBidi" w:hint="eastAsia"/>
+              <w:rFonts w:asciiTheme="minorHAnsi" w:eastAsiaTheme="minorEastAsia" w:hAnsiTheme="minorHAnsi" w:cstheme="minorBidi"/>
               <w:noProof/>
               <w:snapToGrid/>
               <w:kern w:val="2"/>
@@ -7847,7 +7847,7 @@
             <w:pStyle w:val="TOC3"/>
             <w:ind w:left="960"/>
             <w:rPr>
-              <w:rFonts w:asciiTheme="minorHAnsi" w:eastAsiaTheme="minorEastAsia" w:hAnsiTheme="minorHAnsi" w:cstheme="minorBidi" w:hint="eastAsia"/>
+              <w:rFonts w:asciiTheme="minorHAnsi" w:eastAsiaTheme="minorEastAsia" w:hAnsiTheme="minorHAnsi" w:cstheme="minorBidi"/>
               <w:noProof/>
               <w:snapToGrid/>
               <w:kern w:val="2"/>
@@ -7938,7 +7938,7 @@
             <w:pStyle w:val="TOC2"/>
             <w:ind w:left="480"/>
             <w:rPr>
-              <w:rFonts w:asciiTheme="minorHAnsi" w:eastAsiaTheme="minorEastAsia" w:hAnsiTheme="minorHAnsi" w:cstheme="minorBidi" w:hint="eastAsia"/>
+              <w:rFonts w:asciiTheme="minorHAnsi" w:eastAsiaTheme="minorEastAsia" w:hAnsiTheme="minorHAnsi" w:cstheme="minorBidi"/>
               <w:noProof/>
               <w:snapToGrid/>
               <w:kern w:val="2"/>
@@ -8029,7 +8029,7 @@
             <w:pStyle w:val="TOC3"/>
             <w:ind w:left="960"/>
             <w:rPr>
-              <w:rFonts w:asciiTheme="minorHAnsi" w:eastAsiaTheme="minorEastAsia" w:hAnsiTheme="minorHAnsi" w:cstheme="minorBidi" w:hint="eastAsia"/>
+              <w:rFonts w:asciiTheme="minorHAnsi" w:eastAsiaTheme="minorEastAsia" w:hAnsiTheme="minorHAnsi" w:cstheme="minorBidi"/>
               <w:noProof/>
               <w:snapToGrid/>
               <w:kern w:val="2"/>
@@ -8120,7 +8120,7 @@
             <w:pStyle w:val="TOC3"/>
             <w:ind w:left="960"/>
             <w:rPr>
-              <w:rFonts w:asciiTheme="minorHAnsi" w:eastAsiaTheme="minorEastAsia" w:hAnsiTheme="minorHAnsi" w:cstheme="minorBidi" w:hint="eastAsia"/>
+              <w:rFonts w:asciiTheme="minorHAnsi" w:eastAsiaTheme="minorEastAsia" w:hAnsiTheme="minorHAnsi" w:cstheme="minorBidi"/>
               <w:noProof/>
               <w:snapToGrid/>
               <w:kern w:val="2"/>
@@ -8211,7 +8211,7 @@
             <w:pStyle w:val="TOC3"/>
             <w:ind w:left="960"/>
             <w:rPr>
-              <w:rFonts w:asciiTheme="minorHAnsi" w:eastAsiaTheme="minorEastAsia" w:hAnsiTheme="minorHAnsi" w:cstheme="minorBidi" w:hint="eastAsia"/>
+              <w:rFonts w:asciiTheme="minorHAnsi" w:eastAsiaTheme="minorEastAsia" w:hAnsiTheme="minorHAnsi" w:cstheme="minorBidi"/>
               <w:noProof/>
               <w:snapToGrid/>
               <w:kern w:val="2"/>
@@ -8316,7 +8316,7 @@
             <w:pStyle w:val="TOC3"/>
             <w:ind w:left="960"/>
             <w:rPr>
-              <w:rFonts w:asciiTheme="minorHAnsi" w:eastAsiaTheme="minorEastAsia" w:hAnsiTheme="minorHAnsi" w:cstheme="minorBidi" w:hint="eastAsia"/>
+              <w:rFonts w:asciiTheme="minorHAnsi" w:eastAsiaTheme="minorEastAsia" w:hAnsiTheme="minorHAnsi" w:cstheme="minorBidi"/>
               <w:noProof/>
               <w:snapToGrid/>
               <w:kern w:val="2"/>
@@ -8421,7 +8421,7 @@
             <w:pStyle w:val="TOC3"/>
             <w:ind w:left="960"/>
             <w:rPr>
-              <w:rFonts w:asciiTheme="minorHAnsi" w:eastAsiaTheme="minorEastAsia" w:hAnsiTheme="minorHAnsi" w:cstheme="minorBidi" w:hint="eastAsia"/>
+              <w:rFonts w:asciiTheme="minorHAnsi" w:eastAsiaTheme="minorEastAsia" w:hAnsiTheme="minorHAnsi" w:cstheme="minorBidi"/>
               <w:noProof/>
               <w:snapToGrid/>
               <w:kern w:val="2"/>
@@ -8526,7 +8526,7 @@
             <w:pStyle w:val="TOC3"/>
             <w:ind w:left="960"/>
             <w:rPr>
-              <w:rFonts w:asciiTheme="minorHAnsi" w:eastAsiaTheme="minorEastAsia" w:hAnsiTheme="minorHAnsi" w:cstheme="minorBidi" w:hint="eastAsia"/>
+              <w:rFonts w:asciiTheme="minorHAnsi" w:eastAsiaTheme="minorEastAsia" w:hAnsiTheme="minorHAnsi" w:cstheme="minorBidi"/>
               <w:noProof/>
               <w:snapToGrid/>
               <w:kern w:val="2"/>
@@ -8617,7 +8617,7 @@
             <w:pStyle w:val="TOC3"/>
             <w:ind w:left="960"/>
             <w:rPr>
-              <w:rFonts w:asciiTheme="minorHAnsi" w:eastAsiaTheme="minorEastAsia" w:hAnsiTheme="minorHAnsi" w:cstheme="minorBidi" w:hint="eastAsia"/>
+              <w:rFonts w:asciiTheme="minorHAnsi" w:eastAsiaTheme="minorEastAsia" w:hAnsiTheme="minorHAnsi" w:cstheme="minorBidi"/>
               <w:noProof/>
               <w:snapToGrid/>
               <w:kern w:val="2"/>
@@ -8722,7 +8722,7 @@
             <w:pStyle w:val="TOC2"/>
             <w:ind w:left="480"/>
             <w:rPr>
-              <w:rFonts w:asciiTheme="minorHAnsi" w:eastAsiaTheme="minorEastAsia" w:hAnsiTheme="minorHAnsi" w:cstheme="minorBidi" w:hint="eastAsia"/>
+              <w:rFonts w:asciiTheme="minorHAnsi" w:eastAsiaTheme="minorEastAsia" w:hAnsiTheme="minorHAnsi" w:cstheme="minorBidi"/>
               <w:noProof/>
               <w:snapToGrid/>
               <w:kern w:val="2"/>
@@ -8813,7 +8813,7 @@
             <w:pStyle w:val="TOC3"/>
             <w:ind w:left="960"/>
             <w:rPr>
-              <w:rFonts w:asciiTheme="minorHAnsi" w:eastAsiaTheme="minorEastAsia" w:hAnsiTheme="minorHAnsi" w:cstheme="minorBidi" w:hint="eastAsia"/>
+              <w:rFonts w:asciiTheme="minorHAnsi" w:eastAsiaTheme="minorEastAsia" w:hAnsiTheme="minorHAnsi" w:cstheme="minorBidi"/>
               <w:noProof/>
               <w:snapToGrid/>
               <w:kern w:val="2"/>
@@ -8918,7 +8918,7 @@
             <w:pStyle w:val="TOC3"/>
             <w:ind w:left="960"/>
             <w:rPr>
-              <w:rFonts w:asciiTheme="minorHAnsi" w:eastAsiaTheme="minorEastAsia" w:hAnsiTheme="minorHAnsi" w:cstheme="minorBidi" w:hint="eastAsia"/>
+              <w:rFonts w:asciiTheme="minorHAnsi" w:eastAsiaTheme="minorEastAsia" w:hAnsiTheme="minorHAnsi" w:cstheme="minorBidi"/>
               <w:noProof/>
               <w:snapToGrid/>
               <w:kern w:val="2"/>
@@ -9009,7 +9009,7 @@
             <w:pStyle w:val="TOC3"/>
             <w:ind w:left="960"/>
             <w:rPr>
-              <w:rFonts w:asciiTheme="minorHAnsi" w:eastAsiaTheme="minorEastAsia" w:hAnsiTheme="minorHAnsi" w:cstheme="minorBidi" w:hint="eastAsia"/>
+              <w:rFonts w:asciiTheme="minorHAnsi" w:eastAsiaTheme="minorEastAsia" w:hAnsiTheme="minorHAnsi" w:cstheme="minorBidi"/>
               <w:noProof/>
               <w:snapToGrid/>
               <w:kern w:val="2"/>
@@ -9100,7 +9100,7 @@
             <w:pStyle w:val="TOC3"/>
             <w:ind w:left="960"/>
             <w:rPr>
-              <w:rFonts w:asciiTheme="minorHAnsi" w:eastAsiaTheme="minorEastAsia" w:hAnsiTheme="minorHAnsi" w:cstheme="minorBidi" w:hint="eastAsia"/>
+              <w:rFonts w:asciiTheme="minorHAnsi" w:eastAsiaTheme="minorEastAsia" w:hAnsiTheme="minorHAnsi" w:cstheme="minorBidi"/>
               <w:noProof/>
               <w:snapToGrid/>
               <w:kern w:val="2"/>
@@ -9190,7 +9190,7 @@
           <w:pPr>
             <w:pStyle w:val="TOC1"/>
             <w:rPr>
-              <w:rFonts w:asciiTheme="minorHAnsi" w:eastAsiaTheme="minorEastAsia" w:hAnsiTheme="minorHAnsi" w:cstheme="minorBidi" w:hint="eastAsia"/>
+              <w:rFonts w:asciiTheme="minorHAnsi" w:eastAsiaTheme="minorEastAsia" w:hAnsiTheme="minorHAnsi" w:cstheme="minorBidi"/>
               <w:noProof/>
               <w:snapToGrid/>
               <w:kern w:val="2"/>
@@ -9281,7 +9281,7 @@
             <w:pStyle w:val="TOC2"/>
             <w:ind w:left="480"/>
             <w:rPr>
-              <w:rFonts w:asciiTheme="minorHAnsi" w:eastAsiaTheme="minorEastAsia" w:hAnsiTheme="minorHAnsi" w:cstheme="minorBidi" w:hint="eastAsia"/>
+              <w:rFonts w:asciiTheme="minorHAnsi" w:eastAsiaTheme="minorEastAsia" w:hAnsiTheme="minorHAnsi" w:cstheme="minorBidi"/>
               <w:noProof/>
               <w:snapToGrid/>
               <w:kern w:val="2"/>
@@ -9372,7 +9372,7 @@
             <w:pStyle w:val="TOC3"/>
             <w:ind w:left="960"/>
             <w:rPr>
-              <w:rFonts w:asciiTheme="minorHAnsi" w:eastAsiaTheme="minorEastAsia" w:hAnsiTheme="minorHAnsi" w:cstheme="minorBidi" w:hint="eastAsia"/>
+              <w:rFonts w:asciiTheme="minorHAnsi" w:eastAsiaTheme="minorEastAsia" w:hAnsiTheme="minorHAnsi" w:cstheme="minorBidi"/>
               <w:noProof/>
               <w:snapToGrid/>
               <w:kern w:val="2"/>
@@ -9463,7 +9463,7 @@
             <w:pStyle w:val="TOC3"/>
             <w:ind w:left="960"/>
             <w:rPr>
-              <w:rFonts w:asciiTheme="minorHAnsi" w:eastAsiaTheme="minorEastAsia" w:hAnsiTheme="minorHAnsi" w:cstheme="minorBidi" w:hint="eastAsia"/>
+              <w:rFonts w:asciiTheme="minorHAnsi" w:eastAsiaTheme="minorEastAsia" w:hAnsiTheme="minorHAnsi" w:cstheme="minorBidi"/>
               <w:noProof/>
               <w:snapToGrid/>
               <w:kern w:val="2"/>
@@ -9554,7 +9554,7 @@
             <w:pStyle w:val="TOC3"/>
             <w:ind w:left="960"/>
             <w:rPr>
-              <w:rFonts w:asciiTheme="minorHAnsi" w:eastAsiaTheme="minorEastAsia" w:hAnsiTheme="minorHAnsi" w:cstheme="minorBidi" w:hint="eastAsia"/>
+              <w:rFonts w:asciiTheme="minorHAnsi" w:eastAsiaTheme="minorEastAsia" w:hAnsiTheme="minorHAnsi" w:cstheme="minorBidi"/>
               <w:noProof/>
               <w:snapToGrid/>
               <w:kern w:val="2"/>
@@ -9645,7 +9645,7 @@
             <w:pStyle w:val="TOC2"/>
             <w:ind w:left="480"/>
             <w:rPr>
-              <w:rFonts w:asciiTheme="minorHAnsi" w:eastAsiaTheme="minorEastAsia" w:hAnsiTheme="minorHAnsi" w:cstheme="minorBidi" w:hint="eastAsia"/>
+              <w:rFonts w:asciiTheme="minorHAnsi" w:eastAsiaTheme="minorEastAsia" w:hAnsiTheme="minorHAnsi" w:cstheme="minorBidi"/>
               <w:noProof/>
               <w:snapToGrid/>
               <w:kern w:val="2"/>
@@ -9736,7 +9736,7 @@
             <w:pStyle w:val="TOC3"/>
             <w:ind w:left="960"/>
             <w:rPr>
-              <w:rFonts w:asciiTheme="minorHAnsi" w:eastAsiaTheme="minorEastAsia" w:hAnsiTheme="minorHAnsi" w:cstheme="minorBidi" w:hint="eastAsia"/>
+              <w:rFonts w:asciiTheme="minorHAnsi" w:eastAsiaTheme="minorEastAsia" w:hAnsiTheme="minorHAnsi" w:cstheme="minorBidi"/>
               <w:noProof/>
               <w:snapToGrid/>
               <w:kern w:val="2"/>
@@ -9827,7 +9827,7 @@
             <w:pStyle w:val="TOC3"/>
             <w:ind w:left="960"/>
             <w:rPr>
-              <w:rFonts w:asciiTheme="minorHAnsi" w:eastAsiaTheme="minorEastAsia" w:hAnsiTheme="minorHAnsi" w:cstheme="minorBidi" w:hint="eastAsia"/>
+              <w:rFonts w:asciiTheme="minorHAnsi" w:eastAsiaTheme="minorEastAsia" w:hAnsiTheme="minorHAnsi" w:cstheme="minorBidi"/>
               <w:noProof/>
               <w:snapToGrid/>
               <w:kern w:val="2"/>
@@ -9918,7 +9918,7 @@
             <w:pStyle w:val="TOC3"/>
             <w:ind w:left="960"/>
             <w:rPr>
-              <w:rFonts w:asciiTheme="minorHAnsi" w:eastAsiaTheme="minorEastAsia" w:hAnsiTheme="minorHAnsi" w:cstheme="minorBidi" w:hint="eastAsia"/>
+              <w:rFonts w:asciiTheme="minorHAnsi" w:eastAsiaTheme="minorEastAsia" w:hAnsiTheme="minorHAnsi" w:cstheme="minorBidi"/>
               <w:noProof/>
               <w:snapToGrid/>
               <w:kern w:val="2"/>
@@ -10009,7 +10009,7 @@
             <w:pStyle w:val="TOC2"/>
             <w:ind w:left="480"/>
             <w:rPr>
-              <w:rFonts w:asciiTheme="minorHAnsi" w:eastAsiaTheme="minorEastAsia" w:hAnsiTheme="minorHAnsi" w:cstheme="minorBidi" w:hint="eastAsia"/>
+              <w:rFonts w:asciiTheme="minorHAnsi" w:eastAsiaTheme="minorEastAsia" w:hAnsiTheme="minorHAnsi" w:cstheme="minorBidi"/>
               <w:noProof/>
               <w:snapToGrid/>
               <w:kern w:val="2"/>
@@ -10100,7 +10100,7 @@
             <w:pStyle w:val="TOC3"/>
             <w:ind w:left="960"/>
             <w:rPr>
-              <w:rFonts w:asciiTheme="minorHAnsi" w:eastAsiaTheme="minorEastAsia" w:hAnsiTheme="minorHAnsi" w:cstheme="minorBidi" w:hint="eastAsia"/>
+              <w:rFonts w:asciiTheme="minorHAnsi" w:eastAsiaTheme="minorEastAsia" w:hAnsiTheme="minorHAnsi" w:cstheme="minorBidi"/>
               <w:noProof/>
               <w:snapToGrid/>
               <w:kern w:val="2"/>
@@ -10191,7 +10191,7 @@
             <w:pStyle w:val="TOC3"/>
             <w:ind w:left="960"/>
             <w:rPr>
-              <w:rFonts w:asciiTheme="minorHAnsi" w:eastAsiaTheme="minorEastAsia" w:hAnsiTheme="minorHAnsi" w:cstheme="minorBidi" w:hint="eastAsia"/>
+              <w:rFonts w:asciiTheme="minorHAnsi" w:eastAsiaTheme="minorEastAsia" w:hAnsiTheme="minorHAnsi" w:cstheme="minorBidi"/>
               <w:noProof/>
               <w:snapToGrid/>
               <w:kern w:val="2"/>
@@ -10282,7 +10282,7 @@
             <w:pStyle w:val="TOC3"/>
             <w:ind w:left="960"/>
             <w:rPr>
-              <w:rFonts w:asciiTheme="minorHAnsi" w:eastAsiaTheme="minorEastAsia" w:hAnsiTheme="minorHAnsi" w:cstheme="minorBidi" w:hint="eastAsia"/>
+              <w:rFonts w:asciiTheme="minorHAnsi" w:eastAsiaTheme="minorEastAsia" w:hAnsiTheme="minorHAnsi" w:cstheme="minorBidi"/>
               <w:noProof/>
               <w:snapToGrid/>
               <w:kern w:val="2"/>
@@ -10373,7 +10373,7 @@
             <w:pStyle w:val="TOC2"/>
             <w:ind w:left="480"/>
             <w:rPr>
-              <w:rFonts w:asciiTheme="minorHAnsi" w:eastAsiaTheme="minorEastAsia" w:hAnsiTheme="minorHAnsi" w:cstheme="minorBidi" w:hint="eastAsia"/>
+              <w:rFonts w:asciiTheme="minorHAnsi" w:eastAsiaTheme="minorEastAsia" w:hAnsiTheme="minorHAnsi" w:cstheme="minorBidi"/>
               <w:noProof/>
               <w:snapToGrid/>
               <w:kern w:val="2"/>
@@ -10464,7 +10464,7 @@
             <w:pStyle w:val="TOC3"/>
             <w:ind w:left="960"/>
             <w:rPr>
-              <w:rFonts w:asciiTheme="minorHAnsi" w:eastAsiaTheme="minorEastAsia" w:hAnsiTheme="minorHAnsi" w:cstheme="minorBidi" w:hint="eastAsia"/>
+              <w:rFonts w:asciiTheme="minorHAnsi" w:eastAsiaTheme="minorEastAsia" w:hAnsiTheme="minorHAnsi" w:cstheme="minorBidi"/>
               <w:noProof/>
               <w:snapToGrid/>
               <w:kern w:val="2"/>
@@ -10555,7 +10555,7 @@
             <w:pStyle w:val="TOC3"/>
             <w:ind w:left="960"/>
             <w:rPr>
-              <w:rFonts w:asciiTheme="minorHAnsi" w:eastAsiaTheme="minorEastAsia" w:hAnsiTheme="minorHAnsi" w:cstheme="minorBidi" w:hint="eastAsia"/>
+              <w:rFonts w:asciiTheme="minorHAnsi" w:eastAsiaTheme="minorEastAsia" w:hAnsiTheme="minorHAnsi" w:cstheme="minorBidi"/>
               <w:noProof/>
               <w:snapToGrid/>
               <w:kern w:val="2"/>
@@ -10646,7 +10646,7 @@
             <w:pStyle w:val="TOC3"/>
             <w:ind w:left="960"/>
             <w:rPr>
-              <w:rFonts w:asciiTheme="minorHAnsi" w:eastAsiaTheme="minorEastAsia" w:hAnsiTheme="minorHAnsi" w:cstheme="minorBidi" w:hint="eastAsia"/>
+              <w:rFonts w:asciiTheme="minorHAnsi" w:eastAsiaTheme="minorEastAsia" w:hAnsiTheme="minorHAnsi" w:cstheme="minorBidi"/>
               <w:noProof/>
               <w:snapToGrid/>
               <w:kern w:val="2"/>
@@ -10737,7 +10737,7 @@
             <w:pStyle w:val="TOC3"/>
             <w:ind w:left="960"/>
             <w:rPr>
-              <w:rFonts w:asciiTheme="minorHAnsi" w:eastAsiaTheme="minorEastAsia" w:hAnsiTheme="minorHAnsi" w:cstheme="minorBidi" w:hint="eastAsia"/>
+              <w:rFonts w:asciiTheme="minorHAnsi" w:eastAsiaTheme="minorEastAsia" w:hAnsiTheme="minorHAnsi" w:cstheme="minorBidi"/>
               <w:noProof/>
               <w:snapToGrid/>
               <w:kern w:val="2"/>
@@ -10828,7 +10828,7 @@
             <w:pStyle w:val="TOC3"/>
             <w:ind w:left="960"/>
             <w:rPr>
-              <w:rFonts w:asciiTheme="minorHAnsi" w:eastAsiaTheme="minorEastAsia" w:hAnsiTheme="minorHAnsi" w:cstheme="minorBidi" w:hint="eastAsia"/>
+              <w:rFonts w:asciiTheme="minorHAnsi" w:eastAsiaTheme="minorEastAsia" w:hAnsiTheme="minorHAnsi" w:cstheme="minorBidi"/>
               <w:noProof/>
               <w:snapToGrid/>
               <w:kern w:val="2"/>
@@ -10933,7 +10933,7 @@
             <w:pStyle w:val="TOC2"/>
             <w:ind w:left="480"/>
             <w:rPr>
-              <w:rFonts w:asciiTheme="minorHAnsi" w:eastAsiaTheme="minorEastAsia" w:hAnsiTheme="minorHAnsi" w:cstheme="minorBidi" w:hint="eastAsia"/>
+              <w:rFonts w:asciiTheme="minorHAnsi" w:eastAsiaTheme="minorEastAsia" w:hAnsiTheme="minorHAnsi" w:cstheme="minorBidi"/>
               <w:noProof/>
               <w:snapToGrid/>
               <w:kern w:val="2"/>
@@ -11024,7 +11024,7 @@
             <w:pStyle w:val="TOC3"/>
             <w:ind w:left="960"/>
             <w:rPr>
-              <w:rFonts w:asciiTheme="minorHAnsi" w:eastAsiaTheme="minorEastAsia" w:hAnsiTheme="minorHAnsi" w:cstheme="minorBidi" w:hint="eastAsia"/>
+              <w:rFonts w:asciiTheme="minorHAnsi" w:eastAsiaTheme="minorEastAsia" w:hAnsiTheme="minorHAnsi" w:cstheme="minorBidi"/>
               <w:noProof/>
               <w:snapToGrid/>
               <w:kern w:val="2"/>
@@ -11115,7 +11115,7 @@
             <w:pStyle w:val="TOC3"/>
             <w:ind w:left="960"/>
             <w:rPr>
-              <w:rFonts w:asciiTheme="minorHAnsi" w:eastAsiaTheme="minorEastAsia" w:hAnsiTheme="minorHAnsi" w:cstheme="minorBidi" w:hint="eastAsia"/>
+              <w:rFonts w:asciiTheme="minorHAnsi" w:eastAsiaTheme="minorEastAsia" w:hAnsiTheme="minorHAnsi" w:cstheme="minorBidi"/>
               <w:noProof/>
               <w:snapToGrid/>
               <w:kern w:val="2"/>
@@ -11206,7 +11206,7 @@
             <w:pStyle w:val="TOC3"/>
             <w:ind w:left="960"/>
             <w:rPr>
-              <w:rFonts w:asciiTheme="minorHAnsi" w:eastAsiaTheme="minorEastAsia" w:hAnsiTheme="minorHAnsi" w:cstheme="minorBidi" w:hint="eastAsia"/>
+              <w:rFonts w:asciiTheme="minorHAnsi" w:eastAsiaTheme="minorEastAsia" w:hAnsiTheme="minorHAnsi" w:cstheme="minorBidi"/>
               <w:noProof/>
               <w:snapToGrid/>
               <w:kern w:val="2"/>
@@ -11297,7 +11297,7 @@
             <w:pStyle w:val="TOC3"/>
             <w:ind w:left="960"/>
             <w:rPr>
-              <w:rFonts w:asciiTheme="minorHAnsi" w:eastAsiaTheme="minorEastAsia" w:hAnsiTheme="minorHAnsi" w:cstheme="minorBidi" w:hint="eastAsia"/>
+              <w:rFonts w:asciiTheme="minorHAnsi" w:eastAsiaTheme="minorEastAsia" w:hAnsiTheme="minorHAnsi" w:cstheme="minorBidi"/>
               <w:noProof/>
               <w:snapToGrid/>
               <w:kern w:val="2"/>
@@ -11388,7 +11388,7 @@
             <w:pStyle w:val="TOC3"/>
             <w:ind w:left="960"/>
             <w:rPr>
-              <w:rFonts w:asciiTheme="minorHAnsi" w:eastAsiaTheme="minorEastAsia" w:hAnsiTheme="minorHAnsi" w:cstheme="minorBidi" w:hint="eastAsia"/>
+              <w:rFonts w:asciiTheme="minorHAnsi" w:eastAsiaTheme="minorEastAsia" w:hAnsiTheme="minorHAnsi" w:cstheme="minorBidi"/>
               <w:noProof/>
               <w:snapToGrid/>
               <w:kern w:val="2"/>
@@ -11479,7 +11479,7 @@
             <w:pStyle w:val="TOC2"/>
             <w:ind w:left="480"/>
             <w:rPr>
-              <w:rFonts w:asciiTheme="minorHAnsi" w:eastAsiaTheme="minorEastAsia" w:hAnsiTheme="minorHAnsi" w:cstheme="minorBidi" w:hint="eastAsia"/>
+              <w:rFonts w:asciiTheme="minorHAnsi" w:eastAsiaTheme="minorEastAsia" w:hAnsiTheme="minorHAnsi" w:cstheme="minorBidi"/>
               <w:noProof/>
               <w:snapToGrid/>
               <w:kern w:val="2"/>
@@ -11570,7 +11570,7 @@
             <w:pStyle w:val="TOC3"/>
             <w:ind w:left="960"/>
             <w:rPr>
-              <w:rFonts w:asciiTheme="minorHAnsi" w:eastAsiaTheme="minorEastAsia" w:hAnsiTheme="minorHAnsi" w:cstheme="minorBidi" w:hint="eastAsia"/>
+              <w:rFonts w:asciiTheme="minorHAnsi" w:eastAsiaTheme="minorEastAsia" w:hAnsiTheme="minorHAnsi" w:cstheme="minorBidi"/>
               <w:noProof/>
               <w:snapToGrid/>
               <w:kern w:val="2"/>
@@ -11661,7 +11661,7 @@
             <w:pStyle w:val="TOC3"/>
             <w:ind w:left="960"/>
             <w:rPr>
-              <w:rFonts w:asciiTheme="minorHAnsi" w:eastAsiaTheme="minorEastAsia" w:hAnsiTheme="minorHAnsi" w:cstheme="minorBidi" w:hint="eastAsia"/>
+              <w:rFonts w:asciiTheme="minorHAnsi" w:eastAsiaTheme="minorEastAsia" w:hAnsiTheme="minorHAnsi" w:cstheme="minorBidi"/>
               <w:noProof/>
               <w:snapToGrid/>
               <w:kern w:val="2"/>
@@ -11752,7 +11752,7 @@
             <w:pStyle w:val="TOC3"/>
             <w:ind w:left="960"/>
             <w:rPr>
-              <w:rFonts w:asciiTheme="minorHAnsi" w:eastAsiaTheme="minorEastAsia" w:hAnsiTheme="minorHAnsi" w:cstheme="minorBidi" w:hint="eastAsia"/>
+              <w:rFonts w:asciiTheme="minorHAnsi" w:eastAsiaTheme="minorEastAsia" w:hAnsiTheme="minorHAnsi" w:cstheme="minorBidi"/>
               <w:noProof/>
               <w:snapToGrid/>
               <w:kern w:val="2"/>
@@ -11843,7 +11843,7 @@
             <w:pStyle w:val="TOC2"/>
             <w:ind w:left="480"/>
             <w:rPr>
-              <w:rFonts w:asciiTheme="minorHAnsi" w:eastAsiaTheme="minorEastAsia" w:hAnsiTheme="minorHAnsi" w:cstheme="minorBidi" w:hint="eastAsia"/>
+              <w:rFonts w:asciiTheme="minorHAnsi" w:eastAsiaTheme="minorEastAsia" w:hAnsiTheme="minorHAnsi" w:cstheme="minorBidi"/>
               <w:noProof/>
               <w:snapToGrid/>
               <w:kern w:val="2"/>
@@ -11934,7 +11934,7 @@
             <w:pStyle w:val="TOC3"/>
             <w:ind w:left="960"/>
             <w:rPr>
-              <w:rFonts w:asciiTheme="minorHAnsi" w:eastAsiaTheme="minorEastAsia" w:hAnsiTheme="minorHAnsi" w:cstheme="minorBidi" w:hint="eastAsia"/>
+              <w:rFonts w:asciiTheme="minorHAnsi" w:eastAsiaTheme="minorEastAsia" w:hAnsiTheme="minorHAnsi" w:cstheme="minorBidi"/>
               <w:noProof/>
               <w:snapToGrid/>
               <w:kern w:val="2"/>
@@ -12025,7 +12025,7 @@
             <w:pStyle w:val="TOC3"/>
             <w:ind w:left="960"/>
             <w:rPr>
-              <w:rFonts w:asciiTheme="minorHAnsi" w:eastAsiaTheme="minorEastAsia" w:hAnsiTheme="minorHAnsi" w:cstheme="minorBidi" w:hint="eastAsia"/>
+              <w:rFonts w:asciiTheme="minorHAnsi" w:eastAsiaTheme="minorEastAsia" w:hAnsiTheme="minorHAnsi" w:cstheme="minorBidi"/>
               <w:noProof/>
               <w:snapToGrid/>
               <w:kern w:val="2"/>
@@ -12116,7 +12116,7 @@
             <w:pStyle w:val="TOC3"/>
             <w:ind w:left="960"/>
             <w:rPr>
-              <w:rFonts w:asciiTheme="minorHAnsi" w:eastAsiaTheme="minorEastAsia" w:hAnsiTheme="minorHAnsi" w:cstheme="minorBidi" w:hint="eastAsia"/>
+              <w:rFonts w:asciiTheme="minorHAnsi" w:eastAsiaTheme="minorEastAsia" w:hAnsiTheme="minorHAnsi" w:cstheme="minorBidi"/>
               <w:noProof/>
               <w:snapToGrid/>
               <w:kern w:val="2"/>
@@ -12207,7 +12207,7 @@
             <w:pStyle w:val="TOC2"/>
             <w:ind w:left="480"/>
             <w:rPr>
-              <w:rFonts w:asciiTheme="minorHAnsi" w:eastAsiaTheme="minorEastAsia" w:hAnsiTheme="minorHAnsi" w:cstheme="minorBidi" w:hint="eastAsia"/>
+              <w:rFonts w:asciiTheme="minorHAnsi" w:eastAsiaTheme="minorEastAsia" w:hAnsiTheme="minorHAnsi" w:cstheme="minorBidi"/>
               <w:noProof/>
               <w:snapToGrid/>
               <w:kern w:val="2"/>
@@ -12298,7 +12298,7 @@
             <w:pStyle w:val="TOC3"/>
             <w:ind w:left="960"/>
             <w:rPr>
-              <w:rFonts w:asciiTheme="minorHAnsi" w:eastAsiaTheme="minorEastAsia" w:hAnsiTheme="minorHAnsi" w:cstheme="minorBidi" w:hint="eastAsia"/>
+              <w:rFonts w:asciiTheme="minorHAnsi" w:eastAsiaTheme="minorEastAsia" w:hAnsiTheme="minorHAnsi" w:cstheme="minorBidi"/>
               <w:noProof/>
               <w:snapToGrid/>
               <w:kern w:val="2"/>
@@ -12389,7 +12389,7 @@
             <w:pStyle w:val="TOC3"/>
             <w:ind w:left="960"/>
             <w:rPr>
-              <w:rFonts w:asciiTheme="minorHAnsi" w:eastAsiaTheme="minorEastAsia" w:hAnsiTheme="minorHAnsi" w:cstheme="minorBidi" w:hint="eastAsia"/>
+              <w:rFonts w:asciiTheme="minorHAnsi" w:eastAsiaTheme="minorEastAsia" w:hAnsiTheme="minorHAnsi" w:cstheme="minorBidi"/>
               <w:noProof/>
               <w:snapToGrid/>
               <w:kern w:val="2"/>
@@ -12480,7 +12480,7 @@
             <w:pStyle w:val="TOC3"/>
             <w:ind w:left="960"/>
             <w:rPr>
-              <w:rFonts w:asciiTheme="minorHAnsi" w:eastAsiaTheme="minorEastAsia" w:hAnsiTheme="minorHAnsi" w:cstheme="minorBidi" w:hint="eastAsia"/>
+              <w:rFonts w:asciiTheme="minorHAnsi" w:eastAsiaTheme="minorEastAsia" w:hAnsiTheme="minorHAnsi" w:cstheme="minorBidi"/>
               <w:noProof/>
               <w:snapToGrid/>
               <w:kern w:val="2"/>
@@ -12571,7 +12571,7 @@
             <w:pStyle w:val="TOC2"/>
             <w:ind w:left="480"/>
             <w:rPr>
-              <w:rFonts w:asciiTheme="minorHAnsi" w:eastAsiaTheme="minorEastAsia" w:hAnsiTheme="minorHAnsi" w:cstheme="minorBidi" w:hint="eastAsia"/>
+              <w:rFonts w:asciiTheme="minorHAnsi" w:eastAsiaTheme="minorEastAsia" w:hAnsiTheme="minorHAnsi" w:cstheme="minorBidi"/>
               <w:noProof/>
               <w:snapToGrid/>
               <w:kern w:val="2"/>
@@ -12662,7 +12662,7 @@
             <w:pStyle w:val="TOC3"/>
             <w:ind w:left="960"/>
             <w:rPr>
-              <w:rFonts w:asciiTheme="minorHAnsi" w:eastAsiaTheme="minorEastAsia" w:hAnsiTheme="minorHAnsi" w:cstheme="minorBidi" w:hint="eastAsia"/>
+              <w:rFonts w:asciiTheme="minorHAnsi" w:eastAsiaTheme="minorEastAsia" w:hAnsiTheme="minorHAnsi" w:cstheme="minorBidi"/>
               <w:noProof/>
               <w:snapToGrid/>
               <w:kern w:val="2"/>
@@ -12753,7 +12753,7 @@
             <w:pStyle w:val="TOC3"/>
             <w:ind w:left="960"/>
             <w:rPr>
-              <w:rFonts w:asciiTheme="minorHAnsi" w:eastAsiaTheme="minorEastAsia" w:hAnsiTheme="minorHAnsi" w:cstheme="minorBidi" w:hint="eastAsia"/>
+              <w:rFonts w:asciiTheme="minorHAnsi" w:eastAsiaTheme="minorEastAsia" w:hAnsiTheme="minorHAnsi" w:cstheme="minorBidi"/>
               <w:noProof/>
               <w:snapToGrid/>
               <w:kern w:val="2"/>
@@ -12844,7 +12844,7 @@
             <w:pStyle w:val="TOC3"/>
             <w:ind w:left="960"/>
             <w:rPr>
-              <w:rFonts w:asciiTheme="minorHAnsi" w:eastAsiaTheme="minorEastAsia" w:hAnsiTheme="minorHAnsi" w:cstheme="minorBidi" w:hint="eastAsia"/>
+              <w:rFonts w:asciiTheme="minorHAnsi" w:eastAsiaTheme="minorEastAsia" w:hAnsiTheme="minorHAnsi" w:cstheme="minorBidi"/>
               <w:noProof/>
               <w:snapToGrid/>
               <w:kern w:val="2"/>
@@ -12935,7 +12935,7 @@
             <w:pStyle w:val="TOC2"/>
             <w:ind w:left="480"/>
             <w:rPr>
-              <w:rFonts w:asciiTheme="minorHAnsi" w:eastAsiaTheme="minorEastAsia" w:hAnsiTheme="minorHAnsi" w:cstheme="minorBidi" w:hint="eastAsia"/>
+              <w:rFonts w:asciiTheme="minorHAnsi" w:eastAsiaTheme="minorEastAsia" w:hAnsiTheme="minorHAnsi" w:cstheme="minorBidi"/>
               <w:noProof/>
               <w:snapToGrid/>
               <w:kern w:val="2"/>
@@ -13026,7 +13026,7 @@
             <w:pStyle w:val="TOC3"/>
             <w:ind w:left="960"/>
             <w:rPr>
-              <w:rFonts w:asciiTheme="minorHAnsi" w:eastAsiaTheme="minorEastAsia" w:hAnsiTheme="minorHAnsi" w:cstheme="minorBidi" w:hint="eastAsia"/>
+              <w:rFonts w:asciiTheme="minorHAnsi" w:eastAsiaTheme="minorEastAsia" w:hAnsiTheme="minorHAnsi" w:cstheme="minorBidi"/>
               <w:noProof/>
               <w:snapToGrid/>
               <w:kern w:val="2"/>
@@ -13117,7 +13117,7 @@
             <w:pStyle w:val="TOC3"/>
             <w:ind w:left="960"/>
             <w:rPr>
-              <w:rFonts w:asciiTheme="minorHAnsi" w:eastAsiaTheme="minorEastAsia" w:hAnsiTheme="minorHAnsi" w:cstheme="minorBidi" w:hint="eastAsia"/>
+              <w:rFonts w:asciiTheme="minorHAnsi" w:eastAsiaTheme="minorEastAsia" w:hAnsiTheme="minorHAnsi" w:cstheme="minorBidi"/>
               <w:noProof/>
               <w:snapToGrid/>
               <w:kern w:val="2"/>
@@ -13208,7 +13208,7 @@
             <w:pStyle w:val="TOC3"/>
             <w:ind w:left="960"/>
             <w:rPr>
-              <w:rFonts w:asciiTheme="minorHAnsi" w:eastAsiaTheme="minorEastAsia" w:hAnsiTheme="minorHAnsi" w:cstheme="minorBidi" w:hint="eastAsia"/>
+              <w:rFonts w:asciiTheme="minorHAnsi" w:eastAsiaTheme="minorEastAsia" w:hAnsiTheme="minorHAnsi" w:cstheme="minorBidi"/>
               <w:noProof/>
               <w:snapToGrid/>
               <w:kern w:val="2"/>
@@ -13299,7 +13299,7 @@
             <w:pStyle w:val="TOC2"/>
             <w:ind w:left="480"/>
             <w:rPr>
-              <w:rFonts w:asciiTheme="minorHAnsi" w:eastAsiaTheme="minorEastAsia" w:hAnsiTheme="minorHAnsi" w:cstheme="minorBidi" w:hint="eastAsia"/>
+              <w:rFonts w:asciiTheme="minorHAnsi" w:eastAsiaTheme="minorEastAsia" w:hAnsiTheme="minorHAnsi" w:cstheme="minorBidi"/>
               <w:noProof/>
               <w:snapToGrid/>
               <w:kern w:val="2"/>
@@ -13390,7 +13390,7 @@
             <w:pStyle w:val="TOC3"/>
             <w:ind w:left="960"/>
             <w:rPr>
-              <w:rFonts w:asciiTheme="minorHAnsi" w:eastAsiaTheme="minorEastAsia" w:hAnsiTheme="minorHAnsi" w:cstheme="minorBidi" w:hint="eastAsia"/>
+              <w:rFonts w:asciiTheme="minorHAnsi" w:eastAsiaTheme="minorEastAsia" w:hAnsiTheme="minorHAnsi" w:cstheme="minorBidi"/>
               <w:noProof/>
               <w:snapToGrid/>
               <w:kern w:val="2"/>
@@ -13481,7 +13481,7 @@
             <w:pStyle w:val="TOC3"/>
             <w:ind w:left="960"/>
             <w:rPr>
-              <w:rFonts w:asciiTheme="minorHAnsi" w:eastAsiaTheme="minorEastAsia" w:hAnsiTheme="minorHAnsi" w:cstheme="minorBidi" w:hint="eastAsia"/>
+              <w:rFonts w:asciiTheme="minorHAnsi" w:eastAsiaTheme="minorEastAsia" w:hAnsiTheme="minorHAnsi" w:cstheme="minorBidi"/>
               <w:noProof/>
               <w:snapToGrid/>
               <w:kern w:val="2"/>
@@ -13572,7 +13572,7 @@
             <w:pStyle w:val="TOC3"/>
             <w:ind w:left="960"/>
             <w:rPr>
-              <w:rFonts w:asciiTheme="minorHAnsi" w:eastAsiaTheme="minorEastAsia" w:hAnsiTheme="minorHAnsi" w:cstheme="minorBidi" w:hint="eastAsia"/>
+              <w:rFonts w:asciiTheme="minorHAnsi" w:eastAsiaTheme="minorEastAsia" w:hAnsiTheme="minorHAnsi" w:cstheme="minorBidi"/>
               <w:noProof/>
               <w:snapToGrid/>
               <w:kern w:val="2"/>
@@ -13663,7 +13663,7 @@
             <w:pStyle w:val="TOC2"/>
             <w:ind w:left="480"/>
             <w:rPr>
-              <w:rFonts w:asciiTheme="minorHAnsi" w:eastAsiaTheme="minorEastAsia" w:hAnsiTheme="minorHAnsi" w:cstheme="minorBidi" w:hint="eastAsia"/>
+              <w:rFonts w:asciiTheme="minorHAnsi" w:eastAsiaTheme="minorEastAsia" w:hAnsiTheme="minorHAnsi" w:cstheme="minorBidi"/>
               <w:noProof/>
               <w:snapToGrid/>
               <w:kern w:val="2"/>
@@ -13754,7 +13754,7 @@
             <w:pStyle w:val="TOC3"/>
             <w:ind w:left="960"/>
             <w:rPr>
-              <w:rFonts w:asciiTheme="minorHAnsi" w:eastAsiaTheme="minorEastAsia" w:hAnsiTheme="minorHAnsi" w:cstheme="minorBidi" w:hint="eastAsia"/>
+              <w:rFonts w:asciiTheme="minorHAnsi" w:eastAsiaTheme="minorEastAsia" w:hAnsiTheme="minorHAnsi" w:cstheme="minorBidi"/>
               <w:noProof/>
               <w:snapToGrid/>
               <w:kern w:val="2"/>
@@ -13845,7 +13845,7 @@
             <w:pStyle w:val="TOC3"/>
             <w:ind w:left="960"/>
             <w:rPr>
-              <w:rFonts w:asciiTheme="minorHAnsi" w:eastAsiaTheme="minorEastAsia" w:hAnsiTheme="minorHAnsi" w:cstheme="minorBidi" w:hint="eastAsia"/>
+              <w:rFonts w:asciiTheme="minorHAnsi" w:eastAsiaTheme="minorEastAsia" w:hAnsiTheme="minorHAnsi" w:cstheme="minorBidi"/>
               <w:noProof/>
               <w:snapToGrid/>
               <w:kern w:val="2"/>
@@ -13936,7 +13936,7 @@
             <w:pStyle w:val="TOC3"/>
             <w:ind w:left="960"/>
             <w:rPr>
-              <w:rFonts w:asciiTheme="minorHAnsi" w:eastAsiaTheme="minorEastAsia" w:hAnsiTheme="minorHAnsi" w:cstheme="minorBidi" w:hint="eastAsia"/>
+              <w:rFonts w:asciiTheme="minorHAnsi" w:eastAsiaTheme="minorEastAsia" w:hAnsiTheme="minorHAnsi" w:cstheme="minorBidi"/>
               <w:noProof/>
               <w:snapToGrid/>
               <w:kern w:val="2"/>
@@ -14026,7 +14026,7 @@
           <w:pPr>
             <w:pStyle w:val="TOC1"/>
             <w:rPr>
-              <w:rFonts w:asciiTheme="minorHAnsi" w:eastAsiaTheme="minorEastAsia" w:hAnsiTheme="minorHAnsi" w:cstheme="minorBidi" w:hint="eastAsia"/>
+              <w:rFonts w:asciiTheme="minorHAnsi" w:eastAsiaTheme="minorEastAsia" w:hAnsiTheme="minorHAnsi" w:cstheme="minorBidi"/>
               <w:noProof/>
               <w:snapToGrid/>
               <w:kern w:val="2"/>
@@ -14117,7 +14117,7 @@
             <w:pStyle w:val="TOC2"/>
             <w:ind w:left="480"/>
             <w:rPr>
-              <w:rFonts w:asciiTheme="minorHAnsi" w:eastAsiaTheme="minorEastAsia" w:hAnsiTheme="minorHAnsi" w:cstheme="minorBidi" w:hint="eastAsia"/>
+              <w:rFonts w:asciiTheme="minorHAnsi" w:eastAsiaTheme="minorEastAsia" w:hAnsiTheme="minorHAnsi" w:cstheme="minorBidi"/>
               <w:noProof/>
               <w:snapToGrid/>
               <w:kern w:val="2"/>
@@ -14208,7 +14208,7 @@
             <w:pStyle w:val="TOC2"/>
             <w:ind w:left="480"/>
             <w:rPr>
-              <w:rFonts w:asciiTheme="minorHAnsi" w:eastAsiaTheme="minorEastAsia" w:hAnsiTheme="minorHAnsi" w:cstheme="minorBidi" w:hint="eastAsia"/>
+              <w:rFonts w:asciiTheme="minorHAnsi" w:eastAsiaTheme="minorEastAsia" w:hAnsiTheme="minorHAnsi" w:cstheme="minorBidi"/>
               <w:noProof/>
               <w:snapToGrid/>
               <w:kern w:val="2"/>
@@ -14308,7 +14308,7 @@
             <w:pStyle w:val="TOC3"/>
             <w:ind w:left="960"/>
             <w:rPr>
-              <w:rFonts w:asciiTheme="minorHAnsi" w:eastAsiaTheme="minorEastAsia" w:hAnsiTheme="minorHAnsi" w:cstheme="minorBidi" w:hint="eastAsia"/>
+              <w:rFonts w:asciiTheme="minorHAnsi" w:eastAsiaTheme="minorEastAsia" w:hAnsiTheme="minorHAnsi" w:cstheme="minorBidi"/>
               <w:noProof/>
               <w:snapToGrid/>
               <w:kern w:val="2"/>
@@ -14408,7 +14408,7 @@
             <w:pStyle w:val="TOC3"/>
             <w:ind w:left="960"/>
             <w:rPr>
-              <w:rFonts w:asciiTheme="minorHAnsi" w:eastAsiaTheme="minorEastAsia" w:hAnsiTheme="minorHAnsi" w:cstheme="minorBidi" w:hint="eastAsia"/>
+              <w:rFonts w:asciiTheme="minorHAnsi" w:eastAsiaTheme="minorEastAsia" w:hAnsiTheme="minorHAnsi" w:cstheme="minorBidi"/>
               <w:noProof/>
               <w:snapToGrid/>
               <w:kern w:val="2"/>
@@ -14508,7 +14508,7 @@
             <w:pStyle w:val="TOC3"/>
             <w:ind w:left="960"/>
             <w:rPr>
-              <w:rFonts w:asciiTheme="minorHAnsi" w:eastAsiaTheme="minorEastAsia" w:hAnsiTheme="minorHAnsi" w:cstheme="minorBidi" w:hint="eastAsia"/>
+              <w:rFonts w:asciiTheme="minorHAnsi" w:eastAsiaTheme="minorEastAsia" w:hAnsiTheme="minorHAnsi" w:cstheme="minorBidi"/>
               <w:noProof/>
               <w:snapToGrid/>
               <w:kern w:val="2"/>
@@ -14608,7 +14608,7 @@
             <w:pStyle w:val="TOC3"/>
             <w:ind w:left="960"/>
             <w:rPr>
-              <w:rFonts w:asciiTheme="minorHAnsi" w:eastAsiaTheme="minorEastAsia" w:hAnsiTheme="minorHAnsi" w:cstheme="minorBidi" w:hint="eastAsia"/>
+              <w:rFonts w:asciiTheme="minorHAnsi" w:eastAsiaTheme="minorEastAsia" w:hAnsiTheme="minorHAnsi" w:cstheme="minorBidi"/>
               <w:noProof/>
               <w:snapToGrid/>
               <w:kern w:val="2"/>
@@ -14708,7 +14708,7 @@
             <w:pStyle w:val="TOC3"/>
             <w:ind w:left="960"/>
             <w:rPr>
-              <w:rFonts w:asciiTheme="minorHAnsi" w:eastAsiaTheme="minorEastAsia" w:hAnsiTheme="minorHAnsi" w:cstheme="minorBidi" w:hint="eastAsia"/>
+              <w:rFonts w:asciiTheme="minorHAnsi" w:eastAsiaTheme="minorEastAsia" w:hAnsiTheme="minorHAnsi" w:cstheme="minorBidi"/>
               <w:noProof/>
               <w:snapToGrid/>
               <w:kern w:val="2"/>
@@ -14808,7 +14808,7 @@
             <w:pStyle w:val="TOC3"/>
             <w:ind w:left="960"/>
             <w:rPr>
-              <w:rFonts w:asciiTheme="minorHAnsi" w:eastAsiaTheme="minorEastAsia" w:hAnsiTheme="minorHAnsi" w:cstheme="minorBidi" w:hint="eastAsia"/>
+              <w:rFonts w:asciiTheme="minorHAnsi" w:eastAsiaTheme="minorEastAsia" w:hAnsiTheme="minorHAnsi" w:cstheme="minorBidi"/>
               <w:noProof/>
               <w:snapToGrid/>
               <w:kern w:val="2"/>
@@ -14900,7 +14900,7 @@
             <w:pStyle w:val="TOC3"/>
             <w:ind w:left="960"/>
             <w:rPr>
-              <w:rFonts w:asciiTheme="minorHAnsi" w:eastAsiaTheme="minorEastAsia" w:hAnsiTheme="minorHAnsi" w:cstheme="minorBidi" w:hint="eastAsia"/>
+              <w:rFonts w:asciiTheme="minorHAnsi" w:eastAsiaTheme="minorEastAsia" w:hAnsiTheme="minorHAnsi" w:cstheme="minorBidi"/>
               <w:noProof/>
               <w:snapToGrid/>
               <w:kern w:val="2"/>
@@ -15000,7 +15000,7 @@
             <w:pStyle w:val="TOC3"/>
             <w:ind w:left="960"/>
             <w:rPr>
-              <w:rFonts w:asciiTheme="minorHAnsi" w:eastAsiaTheme="minorEastAsia" w:hAnsiTheme="minorHAnsi" w:cstheme="minorBidi" w:hint="eastAsia"/>
+              <w:rFonts w:asciiTheme="minorHAnsi" w:eastAsiaTheme="minorEastAsia" w:hAnsiTheme="minorHAnsi" w:cstheme="minorBidi"/>
               <w:noProof/>
               <w:snapToGrid/>
               <w:kern w:val="2"/>
@@ -15114,7 +15114,7 @@
             <w:pStyle w:val="TOC3"/>
             <w:ind w:left="960"/>
             <w:rPr>
-              <w:rFonts w:asciiTheme="minorHAnsi" w:eastAsiaTheme="minorEastAsia" w:hAnsiTheme="minorHAnsi" w:cstheme="minorBidi" w:hint="eastAsia"/>
+              <w:rFonts w:asciiTheme="minorHAnsi" w:eastAsiaTheme="minorEastAsia" w:hAnsiTheme="minorHAnsi" w:cstheme="minorBidi"/>
               <w:noProof/>
               <w:snapToGrid/>
               <w:kern w:val="2"/>
@@ -15214,7 +15214,7 @@
             <w:pStyle w:val="TOC3"/>
             <w:ind w:left="960"/>
             <w:rPr>
-              <w:rFonts w:asciiTheme="minorHAnsi" w:eastAsiaTheme="minorEastAsia" w:hAnsiTheme="minorHAnsi" w:cstheme="minorBidi" w:hint="eastAsia"/>
+              <w:rFonts w:asciiTheme="minorHAnsi" w:eastAsiaTheme="minorEastAsia" w:hAnsiTheme="minorHAnsi" w:cstheme="minorBidi"/>
               <w:noProof/>
               <w:snapToGrid/>
               <w:kern w:val="2"/>
@@ -15314,7 +15314,7 @@
             <w:pStyle w:val="TOC3"/>
             <w:ind w:left="960"/>
             <w:rPr>
-              <w:rFonts w:asciiTheme="minorHAnsi" w:eastAsiaTheme="minorEastAsia" w:hAnsiTheme="minorHAnsi" w:cstheme="minorBidi" w:hint="eastAsia"/>
+              <w:rFonts w:asciiTheme="minorHAnsi" w:eastAsiaTheme="minorEastAsia" w:hAnsiTheme="minorHAnsi" w:cstheme="minorBidi"/>
               <w:noProof/>
               <w:snapToGrid/>
               <w:kern w:val="2"/>
@@ -15427,7 +15427,7 @@
             <w:pStyle w:val="TOC2"/>
             <w:ind w:left="480"/>
             <w:rPr>
-              <w:rFonts w:asciiTheme="minorHAnsi" w:eastAsiaTheme="minorEastAsia" w:hAnsiTheme="minorHAnsi" w:cstheme="minorBidi" w:hint="eastAsia"/>
+              <w:rFonts w:asciiTheme="minorHAnsi" w:eastAsiaTheme="minorEastAsia" w:hAnsiTheme="minorHAnsi" w:cstheme="minorBidi"/>
               <w:noProof/>
               <w:snapToGrid/>
               <w:kern w:val="2"/>
@@ -15527,7 +15527,7 @@
             <w:pStyle w:val="TOC3"/>
             <w:ind w:left="960"/>
             <w:rPr>
-              <w:rFonts w:asciiTheme="minorHAnsi" w:eastAsiaTheme="minorEastAsia" w:hAnsiTheme="minorHAnsi" w:cstheme="minorBidi" w:hint="eastAsia"/>
+              <w:rFonts w:asciiTheme="minorHAnsi" w:eastAsiaTheme="minorEastAsia" w:hAnsiTheme="minorHAnsi" w:cstheme="minorBidi"/>
               <w:noProof/>
               <w:snapToGrid/>
               <w:kern w:val="2"/>
@@ -15627,7 +15627,7 @@
             <w:pStyle w:val="TOC3"/>
             <w:ind w:left="960"/>
             <w:rPr>
-              <w:rFonts w:asciiTheme="minorHAnsi" w:eastAsiaTheme="minorEastAsia" w:hAnsiTheme="minorHAnsi" w:cstheme="minorBidi" w:hint="eastAsia"/>
+              <w:rFonts w:asciiTheme="minorHAnsi" w:eastAsiaTheme="minorEastAsia" w:hAnsiTheme="minorHAnsi" w:cstheme="minorBidi"/>
               <w:noProof/>
               <w:snapToGrid/>
               <w:kern w:val="2"/>
@@ -15727,7 +15727,7 @@
             <w:pStyle w:val="TOC3"/>
             <w:ind w:left="960"/>
             <w:rPr>
-              <w:rFonts w:asciiTheme="minorHAnsi" w:eastAsiaTheme="minorEastAsia" w:hAnsiTheme="minorHAnsi" w:cstheme="minorBidi" w:hint="eastAsia"/>
+              <w:rFonts w:asciiTheme="minorHAnsi" w:eastAsiaTheme="minorEastAsia" w:hAnsiTheme="minorHAnsi" w:cstheme="minorBidi"/>
               <w:noProof/>
               <w:snapToGrid/>
               <w:kern w:val="2"/>
@@ -15827,7 +15827,7 @@
             <w:pStyle w:val="TOC3"/>
             <w:ind w:left="960"/>
             <w:rPr>
-              <w:rFonts w:asciiTheme="minorHAnsi" w:eastAsiaTheme="minorEastAsia" w:hAnsiTheme="minorHAnsi" w:cstheme="minorBidi" w:hint="eastAsia"/>
+              <w:rFonts w:asciiTheme="minorHAnsi" w:eastAsiaTheme="minorEastAsia" w:hAnsiTheme="minorHAnsi" w:cstheme="minorBidi"/>
               <w:noProof/>
               <w:snapToGrid/>
               <w:kern w:val="2"/>
@@ -15927,7 +15927,7 @@
             <w:pStyle w:val="TOC2"/>
             <w:ind w:left="480"/>
             <w:rPr>
-              <w:rFonts w:asciiTheme="minorHAnsi" w:eastAsiaTheme="minorEastAsia" w:hAnsiTheme="minorHAnsi" w:cstheme="minorBidi" w:hint="eastAsia"/>
+              <w:rFonts w:asciiTheme="minorHAnsi" w:eastAsiaTheme="minorEastAsia" w:hAnsiTheme="minorHAnsi" w:cstheme="minorBidi"/>
               <w:noProof/>
               <w:snapToGrid/>
               <w:kern w:val="2"/>
@@ -16027,7 +16027,7 @@
             <w:pStyle w:val="TOC2"/>
             <w:ind w:left="480"/>
             <w:rPr>
-              <w:rFonts w:asciiTheme="minorHAnsi" w:eastAsiaTheme="minorEastAsia" w:hAnsiTheme="minorHAnsi" w:cstheme="minorBidi" w:hint="eastAsia"/>
+              <w:rFonts w:asciiTheme="minorHAnsi" w:eastAsiaTheme="minorEastAsia" w:hAnsiTheme="minorHAnsi" w:cstheme="minorBidi"/>
               <w:noProof/>
               <w:snapToGrid/>
               <w:kern w:val="2"/>
@@ -16127,7 +16127,7 @@
             <w:pStyle w:val="TOC2"/>
             <w:ind w:left="480"/>
             <w:rPr>
-              <w:rFonts w:asciiTheme="minorHAnsi" w:eastAsiaTheme="minorEastAsia" w:hAnsiTheme="minorHAnsi" w:cstheme="minorBidi" w:hint="eastAsia"/>
+              <w:rFonts w:asciiTheme="minorHAnsi" w:eastAsiaTheme="minorEastAsia" w:hAnsiTheme="minorHAnsi" w:cstheme="minorBidi"/>
               <w:noProof/>
               <w:snapToGrid/>
               <w:kern w:val="2"/>
@@ -16226,7 +16226,7 @@
           <w:pPr>
             <w:pStyle w:val="TOC1"/>
             <w:rPr>
-              <w:rFonts w:asciiTheme="minorHAnsi" w:eastAsiaTheme="minorEastAsia" w:hAnsiTheme="minorHAnsi" w:cstheme="minorBidi" w:hint="eastAsia"/>
+              <w:rFonts w:asciiTheme="minorHAnsi" w:eastAsiaTheme="minorEastAsia" w:hAnsiTheme="minorHAnsi" w:cstheme="minorBidi"/>
               <w:noProof/>
               <w:snapToGrid/>
               <w:kern w:val="2"/>
@@ -16317,7 +16317,7 @@
             <w:pStyle w:val="TOC2"/>
             <w:ind w:left="480"/>
             <w:rPr>
-              <w:rFonts w:asciiTheme="minorHAnsi" w:eastAsiaTheme="minorEastAsia" w:hAnsiTheme="minorHAnsi" w:cstheme="minorBidi" w:hint="eastAsia"/>
+              <w:rFonts w:asciiTheme="minorHAnsi" w:eastAsiaTheme="minorEastAsia" w:hAnsiTheme="minorHAnsi" w:cstheme="minorBidi"/>
               <w:noProof/>
               <w:snapToGrid/>
               <w:kern w:val="2"/>
@@ -16408,7 +16408,7 @@
             <w:pStyle w:val="TOC2"/>
             <w:ind w:left="480"/>
             <w:rPr>
-              <w:rFonts w:asciiTheme="minorHAnsi" w:eastAsiaTheme="minorEastAsia" w:hAnsiTheme="minorHAnsi" w:cstheme="minorBidi" w:hint="eastAsia"/>
+              <w:rFonts w:asciiTheme="minorHAnsi" w:eastAsiaTheme="minorEastAsia" w:hAnsiTheme="minorHAnsi" w:cstheme="minorBidi"/>
               <w:noProof/>
               <w:snapToGrid/>
               <w:kern w:val="2"/>
@@ -16498,7 +16498,7 @@
           <w:pPr>
             <w:pStyle w:val="TOC1"/>
             <w:rPr>
-              <w:rFonts w:asciiTheme="minorHAnsi" w:eastAsiaTheme="minorEastAsia" w:hAnsiTheme="minorHAnsi" w:cstheme="minorBidi" w:hint="eastAsia"/>
+              <w:rFonts w:asciiTheme="minorHAnsi" w:eastAsiaTheme="minorEastAsia" w:hAnsiTheme="minorHAnsi" w:cstheme="minorBidi"/>
               <w:noProof/>
               <w:snapToGrid/>
               <w:kern w:val="2"/>
@@ -16622,23 +16622,17 @@
         <w:pStyle w:val="1"/>
       </w:pPr>
       <w:bookmarkStart w:id="6" w:name="_Toc233164877"/>
-      <w:bookmarkStart w:id="7" w:name="_Toc13637"/>
-      <w:bookmarkStart w:id="8" w:name="_Toc233189583"/>
+      <w:bookmarkStart w:id="7" w:name="_Toc233189583"/>
+      <w:bookmarkStart w:id="8" w:name="_Toc13637"/>
       <w:r>
         <w:rPr>
           <w:rFonts w:hint="eastAsia"/>
         </w:rPr>
         <w:lastRenderedPageBreak/>
-        <w:t xml:space="preserve">1  </w:t>
-      </w:r>
-      <w:r>
-        <w:rPr>
-          <w:rFonts w:hint="eastAsia"/>
-        </w:rPr>
         <w:t>绪论</w:t>
       </w:r>
       <w:bookmarkEnd w:id="6"/>
-      <w:bookmarkEnd w:id="8"/>
+      <w:bookmarkEnd w:id="7"/>
     </w:p>
     <w:p>
       <w:pPr>
@@ -17925,12 +17919,12 @@
         <w:rPr>
           <w:vertAlign w:val="superscript"/>
         </w:rPr>
+        <w:instrText xml:space="preserve"> \* MERGEFORMAT </w:instrText>
       </w:r>
       <w:r>
         <w:rPr>
           <w:vertAlign w:val="superscript"/>
         </w:rPr>
-        <w:instrText xml:space="preserve"> \* MERGEFORMAT </w:instrText>
       </w:r>
       <w:r>
         <w:rPr>
@@ -19000,12 +18994,6 @@
           <w:rFonts w:hint="eastAsia"/>
         </w:rPr>
         <w:lastRenderedPageBreak/>
-        <w:t xml:space="preserve">2. </w:t>
-      </w:r>
-      <w:r>
-        <w:rPr>
-          <w:rFonts w:hint="eastAsia"/>
-        </w:rPr>
         <w:t>相关技术</w:t>
       </w:r>
       <w:bookmarkEnd w:id="17"/>
@@ -19520,6 +19508,560 @@
         </w:rPr>
         <w:t>上的拓域曲线，目前使用最多的曲线为素域曲线，本文使用的算法也是基于素域曲线上的运算。素域曲线方程定义如下：</w:t>
       </w:r>
+    </w:p>
+    <w:tbl>
+      <w:tblPr>
+        <w:tblStyle w:val="ac"/>
+        <w:tblW w:w="0" w:type="auto"/>
+        <w:tblBorders>
+          <w:top w:val="none" w:sz="0" w:space="0" w:color="auto"/>
+          <w:left w:val="none" w:sz="0" w:space="0" w:color="auto"/>
+          <w:bottom w:val="none" w:sz="0" w:space="0" w:color="auto"/>
+          <w:right w:val="none" w:sz="0" w:space="0" w:color="auto"/>
+          <w:insideH w:val="none" w:sz="0" w:space="0" w:color="auto"/>
+          <w:insideV w:val="none" w:sz="0" w:space="0" w:color="auto"/>
+        </w:tblBorders>
+        <w:tblLook w:val="04A0" w:firstRow="1" w:lastRow="0" w:firstColumn="1" w:lastColumn="0" w:noHBand="0" w:noVBand="1"/>
+      </w:tblPr>
+      <w:tblGrid>
+        <w:gridCol w:w="7157"/>
+        <w:gridCol w:w="1426"/>
+      </w:tblGrid>
+      <w:tr>
+        <w:tc>
+          <w:tcPr>
+            <w:tcW w:w="7366" w:type="dxa"/>
+            <w:tcBorders>
+              <w:top w:val="single" w:sz="4" w:space="0" w:color="auto"/>
+              <w:left w:val="single" w:sz="4" w:space="0" w:color="auto"/>
+              <w:bottom w:val="single" w:sz="4" w:space="0" w:color="auto"/>
+              <w:right w:val="single" w:sz="4" w:space="0" w:color="auto"/>
+            </w:tcBorders>
+            <w:vAlign w:val="center"/>
+          </w:tcPr>
+          <w:p>
+            <w:pPr>
+              <w:ind w:firstLineChars="0" w:firstLine="0"/>
+              <w:jc w:val="center"/>
+            </w:pPr>
+            <m:oMathPara>
+              <m:oMath>
+                <m:r>
+                  <w:rPr>
+                    <w:rFonts w:ascii="Cambria Math" w:hAnsi="Cambria Math"/>
+                  </w:rPr>
+                  <m:t>MK</m:t>
+                </m:r>
+                <m:r>
+                  <m:rPr>
+                    <m:sty m:val="p"/>
+                  </m:rPr>
+                  <w:rPr>
+                    <w:rFonts w:ascii="Cambria Math" w:hAnsi="Cambria Math"/>
+                  </w:rPr>
+                  <m:t>=(</m:t>
+                </m:r>
+                <m:r>
+                  <w:rPr>
+                    <w:rFonts w:ascii="Cambria Math" w:hAnsi="Cambria Math"/>
+                  </w:rPr>
+                  <m:t>M</m:t>
+                </m:r>
+                <m:sSub>
+                  <m:sSubPr>
+                    <m:ctrlPr>
+                      <w:rPr>
+                        <w:rFonts w:ascii="Cambria Math" w:hAnsi="Cambria Math"/>
+                      </w:rPr>
+                    </m:ctrlPr>
+                  </m:sSubPr>
+                  <m:e>
+                    <m:r>
+                      <w:rPr>
+                        <w:rFonts w:ascii="Cambria Math" w:hAnsi="Cambria Math"/>
+                      </w:rPr>
+                      <m:t>K</m:t>
+                    </m:r>
+                  </m:e>
+                  <m:sub>
+                    <m:r>
+                      <m:rPr>
+                        <m:sty m:val="p"/>
+                      </m:rPr>
+                      <w:rPr>
+                        <w:rFonts w:ascii="Cambria Math" w:hAnsi="Cambria Math"/>
+                      </w:rPr>
+                      <m:t>0</m:t>
+                    </m:r>
+                  </m:sub>
+                </m:sSub>
+                <m:r>
+                  <m:rPr>
+                    <m:sty m:val="p"/>
+                  </m:rPr>
+                  <w:rPr>
+                    <w:rFonts w:ascii="Cambria Math" w:hAnsi="Cambria Math"/>
+                  </w:rPr>
+                  <m:t>,</m:t>
+                </m:r>
+                <m:r>
+                  <w:rPr>
+                    <w:rFonts w:ascii="Cambria Math" w:hAnsi="Cambria Math"/>
+                  </w:rPr>
+                  <m:t>M</m:t>
+                </m:r>
+                <m:sSub>
+                  <m:sSubPr>
+                    <m:ctrlPr>
+                      <w:rPr>
+                        <w:rFonts w:ascii="Cambria Math" w:hAnsi="Cambria Math"/>
+                      </w:rPr>
+                    </m:ctrlPr>
+                  </m:sSubPr>
+                  <m:e>
+                    <m:r>
+                      <w:rPr>
+                        <w:rFonts w:ascii="Cambria Math" w:hAnsi="Cambria Math"/>
+                      </w:rPr>
+                      <m:t>K</m:t>
+                    </m:r>
+                  </m:e>
+                  <m:sub>
+                    <m:r>
+                      <m:rPr>
+                        <m:sty m:val="p"/>
+                      </m:rPr>
+                      <w:rPr>
+                        <w:rFonts w:ascii="Cambria Math" w:hAnsi="Cambria Math"/>
+                      </w:rPr>
+                      <m:t>1</m:t>
+                    </m:r>
+                  </m:sub>
+                </m:sSub>
+                <m:r>
+                  <m:rPr>
+                    <m:sty m:val="p"/>
+                  </m:rPr>
+                  <w:rPr>
+                    <w:rFonts w:ascii="Cambria Math" w:hAnsi="Cambria Math"/>
+                  </w:rPr>
+                  <m:t>,</m:t>
+                </m:r>
+                <m:r>
+                  <w:rPr>
+                    <w:rFonts w:ascii="Cambria Math" w:hAnsi="Cambria Math"/>
+                  </w:rPr>
+                  <m:t>M</m:t>
+                </m:r>
+                <m:sSub>
+                  <m:sSubPr>
+                    <m:ctrlPr>
+                      <w:rPr>
+                        <w:rFonts w:ascii="Cambria Math" w:hAnsi="Cambria Math"/>
+                      </w:rPr>
+                    </m:ctrlPr>
+                  </m:sSubPr>
+                  <m:e>
+                    <m:r>
+                      <w:rPr>
+                        <w:rFonts w:ascii="Cambria Math" w:hAnsi="Cambria Math"/>
+                      </w:rPr>
+                      <m:t>K</m:t>
+                    </m:r>
+                  </m:e>
+                  <m:sub>
+                    <m:r>
+                      <m:rPr>
+                        <m:sty m:val="p"/>
+                      </m:rPr>
+                      <w:rPr>
+                        <w:rFonts w:ascii="Cambria Math" w:hAnsi="Cambria Math"/>
+                      </w:rPr>
+                      <m:t>2</m:t>
+                    </m:r>
+                  </m:sub>
+                </m:sSub>
+                <m:r>
+                  <m:rPr>
+                    <m:sty m:val="p"/>
+                  </m:rPr>
+                  <w:rPr>
+                    <w:rFonts w:ascii="Cambria Math" w:hAnsi="Cambria Math"/>
+                  </w:rPr>
+                  <m:t>,</m:t>
+                </m:r>
+                <m:r>
+                  <w:rPr>
+                    <w:rFonts w:ascii="Cambria Math" w:hAnsi="Cambria Math"/>
+                  </w:rPr>
+                  <m:t>M</m:t>
+                </m:r>
+                <m:sSub>
+                  <m:sSubPr>
+                    <m:ctrlPr>
+                      <w:rPr>
+                        <w:rFonts w:ascii="Cambria Math" w:hAnsi="Cambria Math"/>
+                      </w:rPr>
+                    </m:ctrlPr>
+                  </m:sSubPr>
+                  <m:e>
+                    <m:r>
+                      <w:rPr>
+                        <w:rFonts w:ascii="Cambria Math" w:hAnsi="Cambria Math"/>
+                      </w:rPr>
+                      <m:t>K</m:t>
+                    </m:r>
+                  </m:e>
+                  <m:sub>
+                    <m:r>
+                      <m:rPr>
+                        <m:sty m:val="p"/>
+                      </m:rPr>
+                      <w:rPr>
+                        <w:rFonts w:ascii="Cambria Math" w:hAnsi="Cambria Math"/>
+                      </w:rPr>
+                      <m:t>3</m:t>
+                    </m:r>
+                  </m:sub>
+                </m:sSub>
+                <m:r>
+                  <m:rPr>
+                    <m:sty m:val="p"/>
+                  </m:rPr>
+                  <w:rPr>
+                    <w:rFonts w:ascii="Cambria Math" w:hAnsi="Cambria Math"/>
+                  </w:rPr>
+                  <m:t>)</m:t>
+                </m:r>
+              </m:oMath>
+            </m:oMathPara>
+          </w:p>
+        </w:tc>
+        <w:tc>
+          <w:tcPr>
+            <w:tcW w:w="1468" w:type="dxa"/>
+            <w:tcBorders>
+              <w:top w:val="single" w:sz="4" w:space="0" w:color="auto"/>
+              <w:left w:val="single" w:sz="4" w:space="0" w:color="auto"/>
+              <w:bottom w:val="single" w:sz="4" w:space="0" w:color="auto"/>
+              <w:right w:val="single" w:sz="4" w:space="0" w:color="auto"/>
+            </w:tcBorders>
+            <w:vAlign w:val="center"/>
+          </w:tcPr>
+          <w:p>
+            <w:pPr>
+              <w:ind w:firstLineChars="0" w:firstLine="0"/>
+            </w:pPr>
+            <w:r>
+              <w:t>(</w:t>
+            </w:r>
+            <w:r>
+              <w:t>公式</w:t>
+            </w:r>
+            <w:r>
+              <w:t xml:space="preserve"> </w:t>
+            </w:r>
+            <w:r>
+              <w:fldChar w:fldCharType="begin"/>
+            </w:r>
+            <w:r>
+              <w:instrText xml:space="preserve"> </w:instrText>
+            </w:r>
+            <w:r>
+              <w:instrText>STYLEREF 1 \s</w:instrText>
+            </w:r>
+            <w:r>
+              <w:instrText xml:space="preserve"> </w:instrText>
+            </w:r>
+            <w:r>
+              <w:fldChar w:fldCharType="separate"/>
+            </w:r>
+            <w:r>
+              <w:rPr>
+                <w:noProof/>
+              </w:rPr>
+              <w:t>2</w:t>
+            </w:r>
+            <w:r>
+              <w:fldChar w:fldCharType="end"/>
+            </w:r>
+            <w:r>
+              <w:rPr>
+                <w:rFonts w:hint="eastAsia"/>
+              </w:rPr>
+              <w:t>.</w:t>
+            </w:r>
+            <w:r>
+              <w:fldChar w:fldCharType="begin"/>
+            </w:r>
+            <w:r>
+              <w:instrText xml:space="preserve"> </w:instrText>
+            </w:r>
+            <w:r>
+              <w:instrText xml:space="preserve">SEQ </w:instrText>
+            </w:r>
+            <w:r>
+              <w:instrText>公式</w:instrText>
+            </w:r>
+            <w:r>
+              <w:instrText xml:space="preserve"> \* ARABIC \s 1</w:instrText>
+            </w:r>
+            <w:r>
+              <w:instrText xml:space="preserve"> </w:instrText>
+            </w:r>
+            <w:r>
+              <w:fldChar w:fldCharType="separate"/>
+            </w:r>
+            <w:r>
+              <w:rPr>
+                <w:noProof/>
+              </w:rPr>
+              <w:t>1</w:t>
+            </w:r>
+            <w:r>
+              <w:fldChar w:fldCharType="end"/>
+            </w:r>
+            <w:r>
+              <w:t>)</w:t>
+            </w:r>
+          </w:p>
+        </w:tc>
+      </w:tr>
+    </w:tbl>
+    <w:p/>
+    <w:tbl>
+      <w:tblPr>
+        <w:tblStyle w:val="ac"/>
+        <w:tblW w:w="0" w:type="auto"/>
+        <w:tblBorders>
+          <w:top w:val="none" w:sz="0" w:space="0" w:color="auto"/>
+          <w:left w:val="none" w:sz="0" w:space="0" w:color="auto"/>
+          <w:bottom w:val="none" w:sz="0" w:space="0" w:color="auto"/>
+          <w:right w:val="none" w:sz="0" w:space="0" w:color="auto"/>
+          <w:insideH w:val="none" w:sz="0" w:space="0" w:color="auto"/>
+          <w:insideV w:val="none" w:sz="0" w:space="0" w:color="auto"/>
+        </w:tblBorders>
+        <w:tblLook w:val="04A0" w:firstRow="1" w:lastRow="0" w:firstColumn="1" w:lastColumn="0" w:noHBand="0" w:noVBand="1"/>
+      </w:tblPr>
+      <w:tblGrid>
+        <w:gridCol w:w="7146"/>
+        <w:gridCol w:w="1437"/>
+      </w:tblGrid>
+      <w:tr>
+        <w:tc>
+          <w:tcPr>
+            <w:tcW w:w="7366" w:type="dxa"/>
+            <w:tcBorders>
+              <w:top w:val="single" w:sz="4" w:space="0" w:color="auto"/>
+              <w:left w:val="single" w:sz="4" w:space="0" w:color="auto"/>
+              <w:bottom w:val="single" w:sz="4" w:space="0" w:color="auto"/>
+              <w:right w:val="single" w:sz="4" w:space="0" w:color="auto"/>
+            </w:tcBorders>
+            <w:vAlign w:val="center"/>
+          </w:tcPr>
+          <w:p>
+            <w:pPr>
+              <w:ind w:firstLineChars="0" w:firstLine="0"/>
+              <w:jc w:val="center"/>
+            </w:pPr>
+            <m:oMathPara>
+              <m:oMath>
+                <m:sSup>
+                  <m:sSupPr>
+                    <m:ctrlPr>
+                      <w:rPr>
+                        <w:rFonts w:ascii="Cambria Math" w:hAnsi="Cambria Math"/>
+                      </w:rPr>
+                    </m:ctrlPr>
+                  </m:sSupPr>
+                  <m:e>
+                    <m:r>
+                      <w:rPr>
+                        <w:rFonts w:ascii="Cambria Math" w:hAnsi="Cambria Math"/>
+                      </w:rPr>
+                      <m:t>y</m:t>
+                    </m:r>
+                  </m:e>
+                  <m:sup>
+                    <m:r>
+                      <m:rPr>
+                        <m:sty m:val="p"/>
+                      </m:rPr>
+                      <w:rPr>
+                        <w:rFonts w:ascii="Cambria Math" w:hAnsi="Cambria Math"/>
+                      </w:rPr>
+                      <m:t>2</m:t>
+                    </m:r>
+                  </m:sup>
+                </m:sSup>
+                <m:r>
+                  <m:rPr>
+                    <m:sty m:val="p"/>
+                  </m:rPr>
+                  <w:rPr>
+                    <w:rFonts w:ascii="Cambria Math" w:hAnsi="Cambria Math"/>
+                  </w:rPr>
+                  <m:t>=</m:t>
+                </m:r>
+                <m:sSup>
+                  <m:sSupPr>
+                    <m:ctrlPr>
+                      <w:rPr>
+                        <w:rFonts w:ascii="Cambria Math" w:hAnsi="Cambria Math"/>
+                      </w:rPr>
+                    </m:ctrlPr>
+                  </m:sSupPr>
+                  <m:e>
+                    <m:r>
+                      <w:rPr>
+                        <w:rFonts w:ascii="Cambria Math" w:hAnsi="Cambria Math"/>
+                      </w:rPr>
+                      <m:t>x</m:t>
+                    </m:r>
+                  </m:e>
+                  <m:sup>
+                    <m:r>
+                      <m:rPr>
+                        <m:sty m:val="p"/>
+                      </m:rPr>
+                      <w:rPr>
+                        <w:rFonts w:ascii="Cambria Math" w:hAnsi="Cambria Math"/>
+                      </w:rPr>
+                      <m:t>3</m:t>
+                    </m:r>
+                  </m:sup>
+                </m:sSup>
+                <m:r>
+                  <m:rPr>
+                    <m:sty m:val="p"/>
+                  </m:rPr>
+                  <w:rPr>
+                    <w:rFonts w:ascii="Cambria Math" w:hAnsi="Cambria Math"/>
+                  </w:rPr>
+                  <m:t xml:space="preserve"> +</m:t>
+                </m:r>
+                <m:r>
+                  <w:rPr>
+                    <w:rFonts w:ascii="Cambria Math" w:hAnsi="Cambria Math"/>
+                  </w:rPr>
+                  <m:t>ax</m:t>
+                </m:r>
+                <m:r>
+                  <m:rPr>
+                    <m:sty m:val="p"/>
+                  </m:rPr>
+                  <w:rPr>
+                    <w:rFonts w:ascii="Cambria Math" w:hAnsi="Cambria Math"/>
+                  </w:rPr>
+                  <m:t>+</m:t>
+                </m:r>
+                <m:r>
+                  <w:rPr>
+                    <w:rFonts w:ascii="Cambria Math" w:hAnsi="Cambria Math"/>
+                  </w:rPr>
+                  <m:t>b</m:t>
+                </m:r>
+              </m:oMath>
+            </m:oMathPara>
+          </w:p>
+        </w:tc>
+        <w:tc>
+          <w:tcPr>
+            <w:tcW w:w="1468" w:type="dxa"/>
+            <w:tcBorders>
+              <w:top w:val="single" w:sz="4" w:space="0" w:color="auto"/>
+              <w:left w:val="single" w:sz="4" w:space="0" w:color="auto"/>
+              <w:bottom w:val="single" w:sz="4" w:space="0" w:color="auto"/>
+              <w:right w:val="single" w:sz="4" w:space="0" w:color="auto"/>
+            </w:tcBorders>
+            <w:vAlign w:val="center"/>
+          </w:tcPr>
+          <w:p>
+            <w:pPr>
+              <w:ind w:firstLineChars="0" w:firstLine="0"/>
+            </w:pPr>
+            <w:r>
+              <w:t>(</w:t>
+            </w:r>
+            <w:r>
+              <w:t>公式</w:t>
+            </w:r>
+            <w:r>
+              <w:t xml:space="preserve"> </w:t>
+            </w:r>
+            <w:r>
+              <w:fldChar w:fldCharType="begin"/>
+            </w:r>
+            <w:r>
+              <w:instrText xml:space="preserve"> </w:instrText>
+            </w:r>
+            <w:r>
+              <w:instrText>STYLEREF 1 \s</w:instrText>
+            </w:r>
+            <w:r>
+              <w:instrText xml:space="preserve"> </w:instrText>
+            </w:r>
+            <w:r>
+              <w:fldChar w:fldCharType="separate"/>
+            </w:r>
+            <w:r>
+              <w:rPr>
+                <w:noProof/>
+              </w:rPr>
+              <w:t>2</w:t>
+            </w:r>
+            <w:r>
+              <w:fldChar w:fldCharType="end"/>
+            </w:r>
+            <w:r>
+              <w:rPr>
+                <w:rFonts w:hint="eastAsia"/>
+              </w:rPr>
+              <w:t>.</w:t>
+            </w:r>
+            <w:r>
+              <w:fldChar w:fldCharType="begin"/>
+            </w:r>
+            <w:r>
+              <w:instrText xml:space="preserve"> </w:instrText>
+            </w:r>
+            <w:r>
+              <w:instrText xml:space="preserve">SEQ </w:instrText>
+            </w:r>
+            <w:r>
+              <w:instrText>公式</w:instrText>
+            </w:r>
+            <w:r>
+              <w:instrText xml:space="preserve"> \* ARABIC \s 1</w:instrText>
+            </w:r>
+            <w:r>
+              <w:instrText xml:space="preserve"> </w:instrText>
+            </w:r>
+            <w:r>
+              <w:fldChar w:fldCharType="separate"/>
+            </w:r>
+            <w:r>
+              <w:rPr>
+                <w:noProof/>
+              </w:rPr>
+              <w:t>2</w:t>
+            </w:r>
+            <w:r>
+              <w:fldChar w:fldCharType="end"/>
+            </w:r>
+            <w:r>
+              <w:t>)</w:t>
+            </w:r>
+          </w:p>
+        </w:tc>
+      </w:tr>
+    </w:tbl>
+    <w:p>
+      <w:pPr>
+        <w:rPr>
+          <w:rFonts w:hint="eastAsia"/>
+        </w:rPr>
+      </w:pPr>
     </w:p>
     <w:p>
       <w:pPr>
@@ -20230,6 +20772,7 @@
         <w:rPr>
           <w:rFonts w:hint="eastAsia"/>
         </w:rPr>
+        <w:lastRenderedPageBreak/>
         <w:t>2.1.3 SM2</w:t>
       </w:r>
       <w:r>
@@ -20353,7 +20896,6 @@
         <w:rPr>
           <w:rFonts w:hint="eastAsia"/>
         </w:rPr>
-        <w:lastRenderedPageBreak/>
         <w:t xml:space="preserve">2.1.4 </w:t>
       </w:r>
       <w:r>
@@ -21085,6 +21627,7 @@
         <w:t>CF</w:t>
       </w:r>
       <w:r>
+        <w:lastRenderedPageBreak/>
         <w:t>表示，</w:t>
       </w:r>
       <m:oMath>
@@ -21254,7 +21797,7 @@
             <v:imagedata r:id="rId19" o:title=""/>
             <o:lock v:ext="edit" aspectratio="f"/>
           </v:shape>
-          <o:OLEObject Type="Embed" ProgID="Visio.Drawing.15" ShapeID="_x0000_i1025" DrawAspect="Content" ObjectID="_1843802346" r:id="rId20"/>
+          <o:OLEObject Type="Embed" ProgID="Visio.Drawing.15" ShapeID="_x0000_i1025" DrawAspect="Content" ObjectID="_1843804974" r:id="rId20"/>
         </w:object>
       </w:r>
       <w:r>
@@ -21267,7 +21810,7 @@
             <v:imagedata r:id="rId21" o:title=""/>
             <o:lock v:ext="edit" aspectratio="f"/>
           </v:shape>
-          <o:OLEObject Type="Embed" ProgID="Visio.Drawing.15" ShapeID="_x0000_i1026" DrawAspect="Content" ObjectID="_1843802347" r:id="rId22"/>
+          <o:OLEObject Type="Embed" ProgID="Visio.Drawing.15" ShapeID="_x0000_i1026" DrawAspect="Content" ObjectID="_1843804975" r:id="rId22"/>
         </w:object>
       </w:r>
     </w:p>
@@ -21646,6 +22189,11 @@
       </w:r>
     </w:p>
     <w:p>
+      <w:pPr>
+        <w:rPr>
+          <w:rFonts w:hint="eastAsia"/>
+        </w:rPr>
+      </w:pPr>
       <w:r>
         <w:t>SM4</w:t>
       </w:r>
@@ -21653,203 +22201,325 @@
         <w:t>算法是一种固定分组固定密钥的对称加密算法。加密密钥一般表示为</w:t>
       </w:r>
     </w:p>
-    <w:p>
-      <w:pPr>
-        <w:jc w:val="center"/>
-      </w:pPr>
-      <m:oMath>
-        <m:r>
-          <w:rPr>
-            <w:rFonts w:ascii="Cambria Math" w:hAnsi="Cambria Math"/>
-          </w:rPr>
-          <m:t>MK</m:t>
-        </m:r>
-        <m:r>
-          <m:rPr>
-            <m:sty m:val="p"/>
-          </m:rPr>
-          <w:rPr>
-            <w:rFonts w:ascii="Cambria Math" w:hAnsi="Cambria Math"/>
-          </w:rPr>
-          <m:t>=(</m:t>
-        </m:r>
-        <m:r>
-          <w:rPr>
-            <w:rFonts w:ascii="Cambria Math" w:hAnsi="Cambria Math"/>
-          </w:rPr>
-          <m:t>M</m:t>
-        </m:r>
-        <m:sSub>
-          <m:sSubPr>
-            <m:ctrlPr>
-              <w:rPr>
-                <w:rFonts w:ascii="Cambria Math" w:hAnsi="Cambria Math"/>
-              </w:rPr>
-            </m:ctrlPr>
-          </m:sSubPr>
-          <m:e>
-            <m:r>
-              <w:rPr>
-                <w:rFonts w:ascii="Cambria Math" w:hAnsi="Cambria Math"/>
-              </w:rPr>
-              <m:t>K</m:t>
-            </m:r>
-          </m:e>
-          <m:sub>
-            <m:r>
-              <m:rPr>
-                <m:sty m:val="p"/>
-              </m:rPr>
-              <w:rPr>
-                <w:rFonts w:ascii="Cambria Math" w:hAnsi="Cambria Math"/>
-              </w:rPr>
-              <m:t>0</m:t>
-            </m:r>
-          </m:sub>
-        </m:sSub>
-        <m:r>
-          <m:rPr>
-            <m:sty m:val="p"/>
-          </m:rPr>
-          <w:rPr>
-            <w:rFonts w:ascii="Cambria Math" w:hAnsi="Cambria Math"/>
-          </w:rPr>
-          <m:t>,</m:t>
-        </m:r>
-        <m:r>
-          <w:rPr>
-            <w:rFonts w:ascii="Cambria Math" w:hAnsi="Cambria Math"/>
-          </w:rPr>
-          <m:t>M</m:t>
-        </m:r>
-        <m:sSub>
-          <m:sSubPr>
-            <m:ctrlPr>
-              <w:rPr>
-                <w:rFonts w:ascii="Cambria Math" w:hAnsi="Cambria Math"/>
-              </w:rPr>
-            </m:ctrlPr>
-          </m:sSubPr>
-          <m:e>
-            <m:r>
-              <w:rPr>
-                <w:rFonts w:ascii="Cambria Math" w:hAnsi="Cambria Math"/>
-              </w:rPr>
-              <m:t>K</m:t>
-            </m:r>
-          </m:e>
-          <m:sub>
-            <m:r>
-              <m:rPr>
-                <m:sty m:val="p"/>
-              </m:rPr>
-              <w:rPr>
-                <w:rFonts w:ascii="Cambria Math" w:hAnsi="Cambria Math"/>
-              </w:rPr>
-              <m:t>1</m:t>
-            </m:r>
-          </m:sub>
-        </m:sSub>
-        <m:r>
-          <m:rPr>
-            <m:sty m:val="p"/>
-          </m:rPr>
-          <w:rPr>
-            <w:rFonts w:ascii="Cambria Math" w:hAnsi="Cambria Math"/>
-          </w:rPr>
-          <m:t>,</m:t>
-        </m:r>
-        <m:r>
-          <w:rPr>
-            <w:rFonts w:ascii="Cambria Math" w:hAnsi="Cambria Math"/>
-          </w:rPr>
-          <m:t>M</m:t>
-        </m:r>
-        <m:sSub>
-          <m:sSubPr>
-            <m:ctrlPr>
-              <w:rPr>
-                <w:rFonts w:ascii="Cambria Math" w:hAnsi="Cambria Math"/>
-              </w:rPr>
-            </m:ctrlPr>
-          </m:sSubPr>
-          <m:e>
-            <m:r>
-              <w:rPr>
-                <w:rFonts w:ascii="Cambria Math" w:hAnsi="Cambria Math"/>
-              </w:rPr>
-              <m:t>K</m:t>
-            </m:r>
-          </m:e>
-          <m:sub>
-            <m:r>
-              <m:rPr>
-                <m:sty m:val="p"/>
-              </m:rPr>
-              <w:rPr>
-                <w:rFonts w:ascii="Cambria Math" w:hAnsi="Cambria Math"/>
-              </w:rPr>
-              <m:t>2</m:t>
-            </m:r>
-          </m:sub>
-        </m:sSub>
-        <m:r>
-          <m:rPr>
-            <m:sty m:val="p"/>
-          </m:rPr>
-          <w:rPr>
-            <w:rFonts w:ascii="Cambria Math" w:hAnsi="Cambria Math"/>
-          </w:rPr>
-          <m:t>,</m:t>
-        </m:r>
-        <m:r>
-          <w:rPr>
-            <w:rFonts w:ascii="Cambria Math" w:hAnsi="Cambria Math"/>
-          </w:rPr>
-          <m:t>M</m:t>
-        </m:r>
-        <m:sSub>
-          <m:sSubPr>
-            <m:ctrlPr>
-              <w:rPr>
-                <w:rFonts w:ascii="Cambria Math" w:hAnsi="Cambria Math"/>
-              </w:rPr>
-            </m:ctrlPr>
-          </m:sSubPr>
-          <m:e>
-            <m:r>
-              <w:rPr>
-                <w:rFonts w:ascii="Cambria Math" w:hAnsi="Cambria Math"/>
-              </w:rPr>
-              <m:t>K</m:t>
-            </m:r>
-          </m:e>
-          <m:sub>
-            <m:r>
-              <m:rPr>
-                <m:sty m:val="p"/>
-              </m:rPr>
-              <w:rPr>
-                <w:rFonts w:ascii="Cambria Math" w:hAnsi="Cambria Math"/>
-              </w:rPr>
-              <m:t>3</m:t>
-            </m:r>
-          </m:sub>
-        </m:sSub>
-        <m:r>
-          <m:rPr>
-            <m:sty m:val="p"/>
-          </m:rPr>
-          <w:rPr>
-            <w:rFonts w:ascii="Cambria Math" w:hAnsi="Cambria Math"/>
-          </w:rPr>
-          <m:t>)</m:t>
-        </m:r>
-      </m:oMath>
-      <w:r>
-        <w:t>，</w:t>
-      </w:r>
-    </w:p>
+    <w:tbl>
+      <w:tblPr>
+        <w:tblStyle w:val="ac"/>
+        <w:tblW w:w="0" w:type="auto"/>
+        <w:tblBorders>
+          <w:top w:val="none" w:sz="0" w:space="0" w:color="auto"/>
+          <w:left w:val="none" w:sz="0" w:space="0" w:color="auto"/>
+          <w:bottom w:val="none" w:sz="0" w:space="0" w:color="auto"/>
+          <w:right w:val="none" w:sz="0" w:space="0" w:color="auto"/>
+          <w:insideH w:val="none" w:sz="0" w:space="0" w:color="auto"/>
+          <w:insideV w:val="none" w:sz="0" w:space="0" w:color="auto"/>
+        </w:tblBorders>
+        <w:tblLook w:val="04A0" w:firstRow="1" w:lastRow="0" w:firstColumn="1" w:lastColumn="0" w:noHBand="0" w:noVBand="1"/>
+      </w:tblPr>
+      <w:tblGrid>
+        <w:gridCol w:w="7157"/>
+        <w:gridCol w:w="1426"/>
+      </w:tblGrid>
+      <w:tr>
+        <w:tc>
+          <w:tcPr>
+            <w:tcW w:w="7366" w:type="dxa"/>
+            <w:tcBorders>
+              <w:top w:val="single" w:sz="4" w:space="0" w:color="auto"/>
+              <w:left w:val="single" w:sz="4" w:space="0" w:color="auto"/>
+              <w:bottom w:val="single" w:sz="4" w:space="0" w:color="auto"/>
+              <w:right w:val="single" w:sz="4" w:space="0" w:color="auto"/>
+            </w:tcBorders>
+            <w:vAlign w:val="center"/>
+          </w:tcPr>
+          <w:p>
+            <w:pPr>
+              <w:ind w:firstLineChars="0" w:firstLine="0"/>
+              <w:jc w:val="center"/>
+            </w:pPr>
+            <m:oMathPara>
+              <m:oMath>
+                <m:r>
+                  <w:rPr>
+                    <w:rFonts w:ascii="Cambria Math" w:hAnsi="Cambria Math"/>
+                  </w:rPr>
+                  <m:t>MK</m:t>
+                </m:r>
+                <m:r>
+                  <m:rPr>
+                    <m:sty m:val="p"/>
+                  </m:rPr>
+                  <w:rPr>
+                    <w:rFonts w:ascii="Cambria Math" w:hAnsi="Cambria Math"/>
+                  </w:rPr>
+                  <m:t>=(</m:t>
+                </m:r>
+                <m:r>
+                  <w:rPr>
+                    <w:rFonts w:ascii="Cambria Math" w:hAnsi="Cambria Math"/>
+                  </w:rPr>
+                  <m:t>M</m:t>
+                </m:r>
+                <m:sSub>
+                  <m:sSubPr>
+                    <m:ctrlPr>
+                      <w:rPr>
+                        <w:rFonts w:ascii="Cambria Math" w:hAnsi="Cambria Math"/>
+                      </w:rPr>
+                    </m:ctrlPr>
+                  </m:sSubPr>
+                  <m:e>
+                    <m:r>
+                      <w:rPr>
+                        <w:rFonts w:ascii="Cambria Math" w:hAnsi="Cambria Math"/>
+                      </w:rPr>
+                      <m:t>K</m:t>
+                    </m:r>
+                  </m:e>
+                  <m:sub>
+                    <m:r>
+                      <m:rPr>
+                        <m:sty m:val="p"/>
+                      </m:rPr>
+                      <w:rPr>
+                        <w:rFonts w:ascii="Cambria Math" w:hAnsi="Cambria Math"/>
+                      </w:rPr>
+                      <m:t>0</m:t>
+                    </m:r>
+                  </m:sub>
+                </m:sSub>
+                <m:r>
+                  <m:rPr>
+                    <m:sty m:val="p"/>
+                  </m:rPr>
+                  <w:rPr>
+                    <w:rFonts w:ascii="Cambria Math" w:hAnsi="Cambria Math"/>
+                  </w:rPr>
+                  <m:t>,</m:t>
+                </m:r>
+                <m:r>
+                  <w:rPr>
+                    <w:rFonts w:ascii="Cambria Math" w:hAnsi="Cambria Math"/>
+                  </w:rPr>
+                  <m:t>M</m:t>
+                </m:r>
+                <m:sSub>
+                  <m:sSubPr>
+                    <m:ctrlPr>
+                      <w:rPr>
+                        <w:rFonts w:ascii="Cambria Math" w:hAnsi="Cambria Math"/>
+                      </w:rPr>
+                    </m:ctrlPr>
+                  </m:sSubPr>
+                  <m:e>
+                    <m:r>
+                      <w:rPr>
+                        <w:rFonts w:ascii="Cambria Math" w:hAnsi="Cambria Math"/>
+                      </w:rPr>
+                      <m:t>K</m:t>
+                    </m:r>
+                  </m:e>
+                  <m:sub>
+                    <m:r>
+                      <m:rPr>
+                        <m:sty m:val="p"/>
+                      </m:rPr>
+                      <w:rPr>
+                        <w:rFonts w:ascii="Cambria Math" w:hAnsi="Cambria Math"/>
+                      </w:rPr>
+                      <m:t>1</m:t>
+                    </m:r>
+                  </m:sub>
+                </m:sSub>
+                <m:r>
+                  <m:rPr>
+                    <m:sty m:val="p"/>
+                  </m:rPr>
+                  <w:rPr>
+                    <w:rFonts w:ascii="Cambria Math" w:hAnsi="Cambria Math"/>
+                  </w:rPr>
+                  <m:t>,</m:t>
+                </m:r>
+                <m:r>
+                  <w:rPr>
+                    <w:rFonts w:ascii="Cambria Math" w:hAnsi="Cambria Math"/>
+                  </w:rPr>
+                  <m:t>M</m:t>
+                </m:r>
+                <m:sSub>
+                  <m:sSubPr>
+                    <m:ctrlPr>
+                      <w:rPr>
+                        <w:rFonts w:ascii="Cambria Math" w:hAnsi="Cambria Math"/>
+                      </w:rPr>
+                    </m:ctrlPr>
+                  </m:sSubPr>
+                  <m:e>
+                    <m:r>
+                      <w:rPr>
+                        <w:rFonts w:ascii="Cambria Math" w:hAnsi="Cambria Math"/>
+                      </w:rPr>
+                      <m:t>K</m:t>
+                    </m:r>
+                  </m:e>
+                  <m:sub>
+                    <m:r>
+                      <m:rPr>
+                        <m:sty m:val="p"/>
+                      </m:rPr>
+                      <w:rPr>
+                        <w:rFonts w:ascii="Cambria Math" w:hAnsi="Cambria Math"/>
+                      </w:rPr>
+                      <m:t>2</m:t>
+                    </m:r>
+                  </m:sub>
+                </m:sSub>
+                <m:r>
+                  <m:rPr>
+                    <m:sty m:val="p"/>
+                  </m:rPr>
+                  <w:rPr>
+                    <w:rFonts w:ascii="Cambria Math" w:hAnsi="Cambria Math"/>
+                  </w:rPr>
+                  <m:t>,</m:t>
+                </m:r>
+                <m:r>
+                  <w:rPr>
+                    <w:rFonts w:ascii="Cambria Math" w:hAnsi="Cambria Math"/>
+                  </w:rPr>
+                  <m:t>M</m:t>
+                </m:r>
+                <m:sSub>
+                  <m:sSubPr>
+                    <m:ctrlPr>
+                      <w:rPr>
+                        <w:rFonts w:ascii="Cambria Math" w:hAnsi="Cambria Math"/>
+                      </w:rPr>
+                    </m:ctrlPr>
+                  </m:sSubPr>
+                  <m:e>
+                    <m:r>
+                      <w:rPr>
+                        <w:rFonts w:ascii="Cambria Math" w:hAnsi="Cambria Math"/>
+                      </w:rPr>
+                      <m:t>K</m:t>
+                    </m:r>
+                  </m:e>
+                  <m:sub>
+                    <m:r>
+                      <m:rPr>
+                        <m:sty m:val="p"/>
+                      </m:rPr>
+                      <w:rPr>
+                        <w:rFonts w:ascii="Cambria Math" w:hAnsi="Cambria Math"/>
+                      </w:rPr>
+                      <m:t>3</m:t>
+                    </m:r>
+                  </m:sub>
+                </m:sSub>
+                <m:r>
+                  <m:rPr>
+                    <m:sty m:val="p"/>
+                  </m:rPr>
+                  <w:rPr>
+                    <w:rFonts w:ascii="Cambria Math" w:hAnsi="Cambria Math"/>
+                  </w:rPr>
+                  <m:t>)</m:t>
+                </m:r>
+              </m:oMath>
+            </m:oMathPara>
+          </w:p>
+        </w:tc>
+        <w:tc>
+          <w:tcPr>
+            <w:tcW w:w="1468" w:type="dxa"/>
+            <w:tcBorders>
+              <w:top w:val="single" w:sz="4" w:space="0" w:color="auto"/>
+              <w:left w:val="single" w:sz="4" w:space="0" w:color="auto"/>
+              <w:bottom w:val="single" w:sz="4" w:space="0" w:color="auto"/>
+              <w:right w:val="single" w:sz="4" w:space="0" w:color="auto"/>
+            </w:tcBorders>
+            <w:vAlign w:val="center"/>
+          </w:tcPr>
+          <w:p>
+            <w:pPr>
+              <w:ind w:firstLineChars="0" w:firstLine="0"/>
+            </w:pPr>
+            <w:r>
+              <w:t>(</w:t>
+            </w:r>
+            <w:r>
+              <w:t>公式</w:t>
+            </w:r>
+            <w:r>
+              <w:t xml:space="preserve"> </w:t>
+            </w:r>
+            <w:r>
+              <w:fldChar w:fldCharType="begin"/>
+            </w:r>
+            <w:r>
+              <w:instrText xml:space="preserve"> </w:instrText>
+            </w:r>
+            <w:r>
+              <w:instrText>STYLEREF 1 \s</w:instrText>
+            </w:r>
+            <w:r>
+              <w:instrText xml:space="preserve"> </w:instrText>
+            </w:r>
+            <w:r>
+              <w:fldChar w:fldCharType="separate"/>
+            </w:r>
+            <w:r>
+              <w:rPr>
+                <w:noProof/>
+              </w:rPr>
+              <w:t>0</w:t>
+            </w:r>
+            <w:r>
+              <w:fldChar w:fldCharType="end"/>
+            </w:r>
+            <w:r>
+              <w:rPr>
+                <w:rFonts w:hint="eastAsia"/>
+              </w:rPr>
+              <w:t>.</w:t>
+            </w:r>
+            <w:r>
+              <w:fldChar w:fldCharType="begin"/>
+            </w:r>
+            <w:r>
+              <w:instrText xml:space="preserve"> </w:instrText>
+            </w:r>
+            <w:r>
+              <w:instrText xml:space="preserve">SEQ </w:instrText>
+            </w:r>
+            <w:r>
+              <w:instrText>公式</w:instrText>
+            </w:r>
+            <w:r>
+              <w:instrText xml:space="preserve"> \* ARABIC \s 1</w:instrText>
+            </w:r>
+            <w:r>
+              <w:instrText xml:space="preserve"> </w:instrText>
+            </w:r>
+            <w:r>
+              <w:fldChar w:fldCharType="separate"/>
+            </w:r>
+            <w:r>
+              <w:rPr>
+                <w:noProof/>
+              </w:rPr>
+              <w:t>1</w:t>
+            </w:r>
+            <w:r>
+              <w:fldChar w:fldCharType="end"/>
+            </w:r>
+            <w:r>
+              <w:t>)</w:t>
+            </w:r>
+          </w:p>
+        </w:tc>
+      </w:tr>
+    </w:tbl>
     <w:p>
       <w:r>
         <w:t>其中</w:t>
@@ -35801,12 +36471,6 @@
         <w:rPr>
           <w:rFonts w:hint="eastAsia"/>
         </w:rPr>
-        <w:t xml:space="preserve">3  </w:t>
-      </w:r>
-      <w:r>
-        <w:rPr>
-          <w:rFonts w:hint="eastAsia"/>
-        </w:rPr>
         <w:t>系统设计分析</w:t>
       </w:r>
       <w:bookmarkEnd w:id="48"/>
@@ -36141,6 +36805,11 @@
       </w:r>
     </w:p>
     <w:p>
+      <w:pPr>
+        <w:rPr>
+          <w:rFonts w:hint="eastAsia"/>
+        </w:rPr>
+      </w:pPr>
       <w:r>
         <w:t>第六，系统应具备环境检查、性能测试和回归测试能力。环境检查用于确认</w:t>
       </w:r>
@@ -36191,377 +36860,1189 @@
       </w:r>
       <w:r>
         <w:t>全流程的正确性。</w:t>
+      </w:r>
+    </w:p>
+    <w:p>
+      <w:pPr>
+        <w:pStyle w:val="2"/>
+      </w:pPr>
+      <w:bookmarkStart w:id="56" w:name="_Toc233164898"/>
+      <w:bookmarkStart w:id="57" w:name="_Toc233189606"/>
+      <w:r>
+        <w:rPr>
+          <w:rFonts w:hint="eastAsia"/>
+        </w:rPr>
+        <w:t xml:space="preserve">3.2 </w:t>
+      </w:r>
+      <w:r>
+        <w:rPr>
+          <w:rFonts w:hint="eastAsia"/>
+        </w:rPr>
+        <w:t>可行性分析</w:t>
+      </w:r>
+      <w:bookmarkEnd w:id="56"/>
+      <w:bookmarkEnd w:id="57"/>
+      <w:r>
+        <w:rPr>
+          <w:rFonts w:hint="eastAsia"/>
+        </w:rPr>
+        <w:t xml:space="preserve"> </w:t>
       </w:r>
     </w:p>
     <w:p>
       <w:pPr>
         <w:pStyle w:val="3"/>
       </w:pPr>
-      <w:bookmarkStart w:id="56" w:name="_Toc233164897"/>
-      <w:bookmarkStart w:id="57" w:name="_Toc233189605"/>
-      <w:r>
-        <w:rPr>
-          <w:rFonts w:hint="eastAsia"/>
-        </w:rPr>
-        <w:t xml:space="preserve">3.1.3 </w:t>
-      </w:r>
-      <w:r>
-        <w:rPr>
-          <w:rFonts w:hint="eastAsia"/>
-        </w:rPr>
-        <w:t>非功能性需求</w:t>
-      </w:r>
-      <w:bookmarkEnd w:id="56"/>
-      <w:bookmarkEnd w:id="57"/>
+      <w:bookmarkStart w:id="58" w:name="_Toc233164899"/>
+      <w:bookmarkStart w:id="59" w:name="_Toc233189607"/>
+      <w:r>
+        <w:rPr>
+          <w:rFonts w:hint="eastAsia"/>
+        </w:rPr>
+        <w:t xml:space="preserve">3.2.1 </w:t>
+      </w:r>
+      <w:r>
+        <w:rPr>
+          <w:rFonts w:hint="eastAsia"/>
+        </w:rPr>
+        <w:t>技术可行性分析</w:t>
+      </w:r>
+      <w:bookmarkEnd w:id="58"/>
+      <w:bookmarkEnd w:id="59"/>
+      <w:r>
+        <w:rPr>
+          <w:rFonts w:hint="eastAsia"/>
+        </w:rPr>
+        <w:t xml:space="preserve"> </w:t>
+      </w:r>
+    </w:p>
+    <w:p>
+      <w:r>
+        <w:t>系统采用</w:t>
+      </w:r>
+      <w:r>
+        <w:t xml:space="preserve"> Python </w:t>
+      </w:r>
+      <w:r>
+        <w:t>作为主要开发语言，结合</w:t>
+      </w:r>
+      <w:r>
+        <w:t xml:space="preserve"> gmssl</w:t>
+      </w:r>
+      <w:r>
+        <w:t>、</w:t>
+      </w:r>
+      <w:r>
+        <w:t>gmssl-python</w:t>
+      </w:r>
+      <w:r>
+        <w:t>、</w:t>
+      </w:r>
+      <w:r>
+        <w:t xml:space="preserve">PyCryptodome </w:t>
+      </w:r>
+      <w:r>
+        <w:t>和</w:t>
+      </w:r>
+      <w:r>
+        <w:t xml:space="preserve"> PySide6 </w:t>
+      </w:r>
+      <w:r>
+        <w:t>等库完成密码算法调用与界面构建。</w:t>
+      </w:r>
+      <w:r>
+        <w:t xml:space="preserve">Python </w:t>
+      </w:r>
+      <w:r>
+        <w:t>具有开发效率高、库生态完善、测试工具成熟等特点，适合毕业设计中对协议流程进行快速实现和反复验证。项目已将密码算法封装在</w:t>
+      </w:r>
+      <w:r>
+        <w:t xml:space="preserve"> crypto </w:t>
+      </w:r>
+      <w:r>
+        <w:t>目录，将发送、接收、工作流和性能测试放在</w:t>
+      </w:r>
+      <w:r>
+        <w:t xml:space="preserve"> core </w:t>
+      </w:r>
+      <w:r>
+        <w:t>目录，技术结构清晰，便于定位问题和扩展功能。</w:t>
+      </w:r>
+    </w:p>
+    <w:p>
+      <w:r>
+        <w:t>在密码算法实现方面，</w:t>
+      </w:r>
+      <w:r>
+        <w:t xml:space="preserve">SM2 </w:t>
+      </w:r>
+      <w:r>
+        <w:t>用于会话秘密封装，</w:t>
+      </w:r>
+      <w:r>
+        <w:t xml:space="preserve">HKDF-SM3 </w:t>
+      </w:r>
+      <w:r>
+        <w:t>用于派生</w:t>
+      </w:r>
+      <w:r>
+        <w:t xml:space="preserve"> SM4 </w:t>
+      </w:r>
+      <w:r>
+        <w:t>密钥、</w:t>
+      </w:r>
+      <w:r>
+        <w:t>SM4 IV</w:t>
+      </w:r>
+      <w:r>
+        <w:t>、</w:t>
+      </w:r>
+      <w:r>
+        <w:t xml:space="preserve">ZUC </w:t>
+      </w:r>
+      <w:r>
+        <w:t>密钥、</w:t>
+      </w:r>
+      <w:r>
+        <w:t xml:space="preserve">ZUC IV </w:t>
+      </w:r>
+      <w:r>
+        <w:t>和完整性密钥，</w:t>
+      </w:r>
+      <w:r>
+        <w:t xml:space="preserve">SM4 </w:t>
+      </w:r>
+      <w:r>
+        <w:t>与</w:t>
+      </w:r>
+      <w:r>
+        <w:t xml:space="preserve"> ZUC </w:t>
+      </w:r>
+      <w:r>
+        <w:t>用于数据加密，</w:t>
+      </w:r>
+      <w:r>
+        <w:t xml:space="preserve">HMAC-SM3 </w:t>
+      </w:r>
+      <w:r>
+        <w:t>或</w:t>
+      </w:r>
+      <w:r>
+        <w:t xml:space="preserve"> GCM Tag </w:t>
+      </w:r>
+      <w:r>
+        <w:t>用于完整性保护，</w:t>
+      </w:r>
+      <w:r>
+        <w:t xml:space="preserve">SM9 </w:t>
+      </w:r>
+      <w:r>
+        <w:t>用于对完整</w:t>
+      </w:r>
+      <w:r>
+        <w:t xml:space="preserve"> tran</w:t>
+      </w:r>
+      <w:r>
+        <w:lastRenderedPageBreak/>
+        <w:t xml:space="preserve">script </w:t>
+      </w:r>
+      <w:r>
+        <w:t>签名。上述算法均已有明确的模块入口和测试覆盖，技术路线具有可实现性。</w:t>
+      </w:r>
+    </w:p>
+    <w:p>
+      <w:r>
+        <w:t>在界面实现方面，</w:t>
+      </w:r>
+      <w:r>
+        <w:t xml:space="preserve">PySide6 </w:t>
+      </w:r>
+      <w:r>
+        <w:t>能够满足桌面端图形化展示需求。系统已设计主窗口、时间线视图、接收端窗口、日志组件、环境检测页面、主题切换和后台工作线程，能够避免耗时加密流程阻塞界面交互。因此，从算法调用、协议组织、界面展示和自动化验证四个角度看，系统具备较好的技术可行性。</w:t>
+      </w:r>
+    </w:p>
+    <w:p>
+      <w:pPr>
+        <w:pStyle w:val="3"/>
+      </w:pPr>
+      <w:bookmarkStart w:id="60" w:name="_Toc233164900"/>
+      <w:bookmarkStart w:id="61" w:name="_Toc233189608"/>
+      <w:r>
+        <w:rPr>
+          <w:rFonts w:hint="eastAsia"/>
+        </w:rPr>
+        <w:t xml:space="preserve">3.2.2 </w:t>
+      </w:r>
+      <w:r>
+        <w:rPr>
+          <w:rFonts w:hint="eastAsia"/>
+        </w:rPr>
+        <w:t>操作</w:t>
+      </w:r>
+      <w:r>
+        <w:rPr>
+          <w:rFonts w:hint="eastAsia"/>
+        </w:rPr>
+        <w:t>可行性分析</w:t>
+      </w:r>
+      <w:bookmarkEnd w:id="60"/>
+      <w:bookmarkEnd w:id="61"/>
+      <w:r>
+        <w:t xml:space="preserve"> </w:t>
+      </w:r>
+    </w:p>
+    <w:p>
+      <w:r>
+        <w:t>系统同时提供</w:t>
+      </w:r>
+      <w:r>
+        <w:t xml:space="preserve"> GUI </w:t>
+      </w:r>
+      <w:r>
+        <w:t>和</w:t>
+      </w:r>
+      <w:r>
+        <w:t xml:space="preserve"> CLI </w:t>
+      </w:r>
+      <w:r>
+        <w:t>两类入口。</w:t>
+      </w:r>
+      <w:r>
+        <w:t xml:space="preserve">GUI </w:t>
+      </w:r>
+      <w:r>
+        <w:t>适合演示和答辩展示，用户通过选择算法、选择明文文件并点击启动演示即可观察发送端和接收端流程；</w:t>
+      </w:r>
+      <w:r>
+        <w:t xml:space="preserve">CLI </w:t>
+      </w:r>
+      <w:r>
+        <w:t>适合调试和测试，用户可以通过简单命令完成环境检查、加密演示、性能测试和回归测试。两类入口的共存降低了使用门槛，也提高了系统在不同场景下的可操作性。</w:t>
+      </w:r>
+    </w:p>
+    <w:p/>
+    <w:p>
+      <w:pPr>
+        <w:pStyle w:val="3"/>
+      </w:pPr>
+      <w:bookmarkStart w:id="62" w:name="_Toc233164901"/>
+      <w:bookmarkStart w:id="63" w:name="_Toc233189609"/>
+      <w:r>
+        <w:rPr>
+          <w:rFonts w:hint="eastAsia"/>
+        </w:rPr>
+        <w:t xml:space="preserve">3.2.3 </w:t>
+      </w:r>
+      <w:r>
+        <w:rPr>
+          <w:rFonts w:hint="eastAsia"/>
+        </w:rPr>
+        <w:t>安全</w:t>
+      </w:r>
+      <w:r>
+        <w:rPr>
+          <w:rFonts w:hint="eastAsia"/>
+        </w:rPr>
+        <w:t>可行性分析</w:t>
+      </w:r>
+      <w:bookmarkEnd w:id="62"/>
+      <w:bookmarkEnd w:id="63"/>
+      <w:r>
+        <w:t xml:space="preserve"> </w:t>
+      </w:r>
+    </w:p>
+    <w:p>
+      <w:r>
+        <w:t>系统围绕国密算法构建安全传输演示流程，能够体现机密性、完整性和身份认证三类核心安全目标。由于本系统主要面向教学演示，不直接承担生产环境数据传输任务，因此可以将重点放在协议结构正确性、字段认证边界和验证流程可解释性上。后续若需要扩展为真实通信系统，可在现有</w:t>
+      </w:r>
+      <w:r>
+        <w:t xml:space="preserve"> envelope </w:t>
+      </w:r>
+      <w:r>
+        <w:t>协议基础上增加网络传输、证书或身份管理、密钥生命周期管理和审计记录等功能。</w:t>
+      </w:r>
+    </w:p>
+    <w:p>
+      <w:pPr>
+        <w:pStyle w:val="3"/>
+      </w:pPr>
+      <w:bookmarkStart w:id="64" w:name="_Toc233164902"/>
+      <w:bookmarkStart w:id="65" w:name="_Toc233189610"/>
+      <w:r>
+        <w:rPr>
+          <w:rFonts w:hint="eastAsia"/>
+        </w:rPr>
+        <w:t xml:space="preserve">3.2.4 </w:t>
+      </w:r>
+      <w:r>
+        <w:rPr>
+          <w:rFonts w:hint="eastAsia"/>
+        </w:rPr>
+        <w:t>维护可行性分析</w:t>
+      </w:r>
+      <w:bookmarkEnd w:id="64"/>
+      <w:bookmarkEnd w:id="65"/>
+    </w:p>
+    <w:p>
+      <w:r>
+        <w:t>维护方面，系统采用模块化设计，核心算法适配层、协议流程层和界面展示层相对独立。测试目录中包含加解密、完整性验证和篡改失败等回归用例，能够在修改算法适配或界面逻辑后快速发现行为回归。因此，该系统具备继续维护和扩展的基础。</w:t>
+      </w:r>
     </w:p>
     <w:p>
       <w:pPr>
         <w:pStyle w:val="2"/>
       </w:pPr>
-      <w:bookmarkStart w:id="58" w:name="_Toc233164898"/>
-      <w:bookmarkStart w:id="59" w:name="_Toc233189606"/>
-      <w:r>
-        <w:rPr>
-          <w:rFonts w:hint="eastAsia"/>
-        </w:rPr>
-        <w:t xml:space="preserve">3.2 </w:t>
-      </w:r>
-      <w:r>
-        <w:rPr>
-          <w:rFonts w:hint="eastAsia"/>
-        </w:rPr>
-        <w:t>可行性分析</w:t>
-      </w:r>
-      <w:bookmarkEnd w:id="58"/>
-      <w:bookmarkEnd w:id="59"/>
-      <w:r>
-        <w:rPr>
-          <w:rFonts w:hint="eastAsia"/>
-        </w:rPr>
-        <w:t xml:space="preserve"> </w:t>
-      </w:r>
+      <w:bookmarkStart w:id="66" w:name="_Toc233189611"/>
+      <w:r>
+        <w:rPr>
+          <w:rFonts w:hint="eastAsia"/>
+        </w:rPr>
+        <w:lastRenderedPageBreak/>
+        <w:t>3.3</w:t>
+      </w:r>
+      <w:r>
+        <w:t>系统功能模块分析</w:t>
+      </w:r>
+      <w:bookmarkEnd w:id="66"/>
     </w:p>
     <w:p>
       <w:pPr>
         <w:pStyle w:val="3"/>
       </w:pPr>
-      <w:bookmarkStart w:id="60" w:name="_Toc233164899"/>
-      <w:bookmarkStart w:id="61" w:name="_Toc233189607"/>
-      <w:r>
-        <w:rPr>
-          <w:rFonts w:hint="eastAsia"/>
-        </w:rPr>
-        <w:t xml:space="preserve">3.2.1 </w:t>
-      </w:r>
-      <w:r>
-        <w:rPr>
-          <w:rFonts w:hint="eastAsia"/>
-        </w:rPr>
-        <w:t>技术可行性分析</w:t>
-      </w:r>
-      <w:bookmarkEnd w:id="60"/>
-      <w:bookmarkEnd w:id="61"/>
-      <w:r>
-        <w:rPr>
-          <w:rFonts w:hint="eastAsia"/>
+      <w:bookmarkStart w:id="67" w:name="_Toc233189612"/>
+      <w:r>
+        <w:t>3.3.</w:t>
+      </w:r>
+      <w:r>
+        <w:rPr>
+          <w:rFonts w:hint="eastAsia"/>
+        </w:rPr>
+        <w:t>1</w:t>
+      </w:r>
+      <w:r>
+        <w:rPr>
+          <w:rFonts w:ascii="Calibri" w:hAnsi="Calibri" w:cs="Calibri"/>
         </w:rPr>
         <w:t xml:space="preserve"> </w:t>
       </w:r>
-    </w:p>
-    <w:p>
-      <w:r>
-        <w:t>系统采用</w:t>
-      </w:r>
-      <w:r>
-        <w:t xml:space="preserve"> Python </w:t>
-      </w:r>
-      <w:r>
-        <w:t>作为主要开发语言，结合</w:t>
-      </w:r>
-      <w:r>
-        <w:t xml:space="preserve"> gmssl</w:t>
+      <w:r>
+        <w:t>发送端功能模块</w:t>
+      </w:r>
+      <w:bookmarkEnd w:id="67"/>
+    </w:p>
+    <w:p>
+      <w:r>
+        <w:t>发送端模块是系统安全报文生成的核心。其输入包括明文文件路径、接收方</w:t>
+      </w:r>
+      <w:r>
+        <w:t xml:space="preserve"> SM2 </w:t>
+      </w:r>
+      <w:r>
+        <w:t>公钥、</w:t>
+      </w:r>
+      <w:r>
+        <w:t xml:space="preserve">SM9 </w:t>
+      </w:r>
+      <w:r>
+        <w:t>主密钥对象、发送方身份、接收方身份、加密算法和输出目录。发送端首先读取明文并生成</w:t>
+      </w:r>
+      <w:r>
+        <w:t xml:space="preserve"> 16 </w:t>
+      </w:r>
+      <w:r>
+        <w:t>字节随机会话秘密，然后创建</w:t>
+      </w:r>
+      <w:r>
+        <w:t xml:space="preserve"> session_id</w:t>
       </w:r>
       <w:r>
         <w:t>、</w:t>
       </w:r>
       <w:r>
-        <w:t>gmssl-python</w:t>
+        <w:t>timestamp</w:t>
       </w:r>
       <w:r>
         <w:t>、</w:t>
       </w:r>
       <w:r>
-        <w:t xml:space="preserve">PyCryptodome </w:t>
+        <w:t xml:space="preserve">seq </w:t>
       </w:r>
       <w:r>
         <w:t>和</w:t>
       </w:r>
       <w:r>
-        <w:t xml:space="preserve"> PySide6 </w:t>
-      </w:r>
-      <w:r>
-        <w:t>等库完成密码算法调用与界面构建。</w:t>
-      </w:r>
-      <w:r>
-        <w:t xml:space="preserve">Python </w:t>
-      </w:r>
-      <w:r>
-        <w:t>具有开发效率高、库生态完善、测试工具成熟等特点，适合毕业设计中对协议流程进行快速实现和反复验证。项目已将密码算法封装在</w:t>
-      </w:r>
-      <w:r>
-        <w:t xml:space="preserve"> crypto </w:t>
-      </w:r>
-      <w:r>
-        <w:t>目录，将发送、接收、工作流和性能测试放在</w:t>
-      </w:r>
-      <w:r>
-        <w:t xml:space="preserve"> core </w:t>
-      </w:r>
-      <w:r>
-        <w:t>目录，技术结构清晰，便于定位问题和扩展功能。</w:t>
-      </w:r>
-    </w:p>
-    <w:p>
-      <w:r>
-        <w:t>在密码算法实现方面，</w:t>
-      </w:r>
-      <w:r>
-        <w:t xml:space="preserve">SM2 </w:t>
-      </w:r>
-      <w:r>
-        <w:t>用于会话秘密封装，</w:t>
-      </w:r>
-      <w:r>
-        <w:t xml:space="preserve">HKDF-SM3 </w:t>
-      </w:r>
-      <w:r>
-        <w:t>用于派生</w:t>
-      </w:r>
-      <w:r>
-        <w:t xml:space="preserve"> SM4 </w:t>
-      </w:r>
-      <w:r>
-        <w:t>密钥、</w:t>
-      </w:r>
-      <w:r>
-        <w:t>SM4 IV</w:t>
+        <w:t xml:space="preserve"> suite_id </w:t>
+      </w:r>
+      <w:r>
+        <w:t>等协议头信息。</w:t>
+      </w:r>
+    </w:p>
+    <w:p>
+      <w:r>
+        <w:t>在密钥处理阶段，发送端使用接收方</w:t>
+      </w:r>
+      <w:r>
+        <w:t xml:space="preserve"> SM2 </w:t>
+      </w:r>
+      <w:r>
+        <w:t>公钥封装会话秘密，并以</w:t>
+      </w:r>
+      <w:r>
+        <w:t xml:space="preserve"> session_id</w:t>
       </w:r>
       <w:r>
         <w:t>、</w:t>
       </w:r>
       <w:r>
-        <w:t xml:space="preserve">ZUC </w:t>
-      </w:r>
-      <w:r>
-        <w:t>密钥、</w:t>
-      </w:r>
-      <w:r>
-        <w:t xml:space="preserve">ZUC IV </w:t>
-      </w:r>
-      <w:r>
-        <w:t>和完整性密钥，</w:t>
-      </w:r>
-      <w:r>
-        <w:t xml:space="preserve">SM4 </w:t>
-      </w:r>
-      <w:r>
-        <w:t>与</w:t>
-      </w:r>
-      <w:r>
-        <w:t xml:space="preserve"> ZUC </w:t>
-      </w:r>
-      <w:r>
-        <w:t>用于数据加密，</w:t>
-      </w:r>
-      <w:r>
-        <w:t xml:space="preserve">HMAC-SM3 </w:t>
-      </w:r>
-      <w:r>
+        <w:t>sender_id</w:t>
+      </w:r>
+      <w:r>
+        <w:t>、</w:t>
+      </w:r>
+      <w:r>
+        <w:t xml:space="preserve">receiver_id </w:t>
+      </w:r>
+      <w:r>
+        <w:t>和</w:t>
+      </w:r>
+      <w:r>
+        <w:t xml:space="preserve"> suite_id </w:t>
+      </w:r>
+      <w:r>
+        <w:t>拼接形成的上下文作为</w:t>
+      </w:r>
+      <w:r>
+        <w:t xml:space="preserve"> HKDF-SM3 </w:t>
+      </w:r>
+      <w:r>
+        <w:t>输入，派生出不同用途的业务密钥。这样的设计使加密密钥、初始化向量和完整性密钥具有明确用途，降低密钥混用风险。</w:t>
+      </w:r>
+    </w:p>
+    <w:p>
+      <w:r>
+        <w:rPr>
+          <w:rFonts w:ascii="宋体" w:hAnsi="宋体" w:cs="宋体"/>
+        </w:rPr>
+        <w:t>在加密与认证阶段，发送端根据用户选择执行</w:t>
+      </w:r>
+      <w:r>
+        <w:t xml:space="preserve"> SM4-CBC</w:t>
+      </w:r>
+      <w:r>
+        <w:rPr>
+          <w:rFonts w:ascii="宋体" w:hAnsi="宋体" w:cs="宋体"/>
+        </w:rPr>
+        <w:t>、</w:t>
+      </w:r>
+      <w:r>
+        <w:t>SM4-CTR</w:t>
+      </w:r>
+      <w:r>
+        <w:rPr>
+          <w:rFonts w:ascii="宋体" w:hAnsi="宋体" w:cs="宋体"/>
+        </w:rPr>
+        <w:t>、</w:t>
+      </w:r>
+      <w:r>
+        <w:t xml:space="preserve">SM4-GCM </w:t>
+      </w:r>
+      <w:r>
+        <w:rPr>
+          <w:rFonts w:ascii="宋体" w:hAnsi="宋体" w:cs="宋体"/>
+        </w:rPr>
         <w:t>或</w:t>
       </w:r>
       <w:r>
-        <w:t xml:space="preserve"> GCM Tag </w:t>
-      </w:r>
-      <w:r>
-        <w:t>用于完整性保护，</w:t>
-      </w:r>
-      <w:r>
-        <w:t xml:space="preserve">SM9 </w:t>
-      </w:r>
-      <w:r>
-        <w:t>用于对完整</w:t>
-      </w:r>
-      <w:r>
-        <w:t xml:space="preserve"> tran</w:t>
-      </w:r>
-      <w:r>
-        <w:lastRenderedPageBreak/>
-        <w:t xml:space="preserve">script </w:t>
-      </w:r>
-      <w:r>
-        <w:t>签名。上述算法均已有明确的模块入口和测试覆盖，技术路线具有可实现性。</w:t>
-      </w:r>
-    </w:p>
-    <w:p>
-      <w:r>
-        <w:t>在界面实现方面，</w:t>
-      </w:r>
-      <w:r>
-        <w:t xml:space="preserve">PySide6 </w:t>
-      </w:r>
-      <w:r>
-        <w:t>能够满足桌面端图形化展示需求。系统已设计主窗口、时间线视图、接收端窗口、日志组件、环境检测页面、主题切换和后台工作线程，能够避免耗时加密流程阻塞界面交互。因此，从算法调用、协议组织、界面展示和自动化验证四个角度看，系统具备较好的技术可行性。</w:t>
+        <w:t xml:space="preserve"> ZUC-128 </w:t>
+      </w:r>
+      <w:r>
+        <w:rPr>
+          <w:rFonts w:ascii="宋体" w:hAnsi="宋体" w:cs="宋体"/>
+        </w:rPr>
+        <w:t>加密。对于</w:t>
+      </w:r>
+      <w:r>
+        <w:t xml:space="preserve"> SM4-GCM</w:t>
+      </w:r>
+      <w:r>
+        <w:rPr>
+          <w:rFonts w:ascii="宋体" w:hAnsi="宋体" w:cs="宋体"/>
+        </w:rPr>
+        <w:t>，系统直接使用</w:t>
+      </w:r>
+      <w:r>
+        <w:t xml:space="preserve"> GCM </w:t>
+      </w:r>
+      <w:r>
+        <w:rPr>
+          <w:rFonts w:ascii="宋体" w:hAnsi="宋体" w:cs="宋体"/>
+        </w:rPr>
+        <w:t>认证标签；对于</w:t>
+      </w:r>
+      <w:r>
+        <w:t xml:space="preserve"> SM4-CBC</w:t>
+      </w:r>
+      <w:r>
+        <w:rPr>
+          <w:rFonts w:ascii="宋体" w:hAnsi="宋体" w:cs="宋体"/>
+        </w:rPr>
+        <w:t>、</w:t>
+      </w:r>
+      <w:r>
+        <w:t xml:space="preserve">SM4-CTR </w:t>
+      </w:r>
+      <w:r>
+        <w:rPr>
+          <w:rFonts w:ascii="宋体" w:hAnsi="宋体" w:cs="宋体"/>
+        </w:rPr>
+        <w:t>和</w:t>
+      </w:r>
+      <w:r>
+        <w:t xml:space="preserve"> ZUC</w:t>
+      </w:r>
+      <w:r>
+        <w:rPr>
+          <w:rFonts w:ascii="宋体" w:hAnsi="宋体" w:cs="宋体"/>
+        </w:rPr>
+        <w:t>，系统通过</w:t>
+      </w:r>
+      <w:r>
+        <w:t xml:space="preserve"> HMAC-SM3 </w:t>
+      </w:r>
+      <w:r>
+        <w:rPr>
+          <w:rFonts w:ascii="宋体" w:hAnsi="宋体" w:cs="宋体"/>
+        </w:rPr>
+        <w:t>对</w:t>
+      </w:r>
+      <w:r>
+        <w:t xml:space="preserve"> header</w:t>
+      </w:r>
+      <w:r>
+        <w:rPr>
+          <w:rFonts w:ascii="宋体" w:hAnsi="宋体" w:cs="宋体"/>
+        </w:rPr>
+        <w:t>、</w:t>
+      </w:r>
+      <w:r>
+        <w:t>wrapped_secret</w:t>
+      </w:r>
+      <w:r>
+        <w:rPr>
+          <w:rFonts w:ascii="宋体" w:hAnsi="宋体" w:cs="宋体"/>
+        </w:rPr>
+        <w:t>、</w:t>
+      </w:r>
+      <w:r>
+        <w:t xml:space="preserve">nonce_or_iv </w:t>
+      </w:r>
+      <w:r>
+        <w:rPr>
+          <w:rFonts w:ascii="宋体" w:hAnsi="宋体" w:cs="宋体"/>
+        </w:rPr>
+        <w:t>和</w:t>
+      </w:r>
+      <w:r>
+        <w:t xml:space="preserve"> ciphertext </w:t>
+      </w:r>
+      <w:r>
+        <w:rPr>
+          <w:rFonts w:ascii="宋体" w:hAnsi="宋体" w:cs="宋体"/>
+        </w:rPr>
+        <w:t>的长度前缀编码结果进行完整性保护。最后，发送端将</w:t>
+      </w:r>
+      <w:r>
+        <w:t xml:space="preserve"> header</w:t>
+      </w:r>
+      <w:r>
+        <w:rPr>
+          <w:rFonts w:ascii="宋体" w:hAnsi="宋体" w:cs="宋体"/>
+        </w:rPr>
+        <w:t>、</w:t>
+      </w:r>
+      <w:r>
+        <w:t>wrapped_secret</w:t>
+      </w:r>
+      <w:r>
+        <w:rPr>
+          <w:rFonts w:ascii="宋体" w:hAnsi="宋体" w:cs="宋体"/>
+        </w:rPr>
+        <w:t>、</w:t>
+      </w:r>
+      <w:r>
+        <w:t>nonce_or_iv</w:t>
+      </w:r>
+      <w:r>
+        <w:rPr>
+          <w:rFonts w:ascii="宋体" w:hAnsi="宋体" w:cs="宋体"/>
+        </w:rPr>
+        <w:t>、</w:t>
+      </w:r>
+      <w:r>
+        <w:t xml:space="preserve">ciphertext </w:t>
+      </w:r>
+      <w:r>
+        <w:rPr>
+          <w:rFonts w:ascii="宋体" w:hAnsi="宋体" w:cs="宋体"/>
+        </w:rPr>
+        <w:t>和</w:t>
+      </w:r>
+      <w:r>
+        <w:t xml:space="preserve"> auth_tag </w:t>
+      </w:r>
+      <w:r>
+        <w:rPr>
+          <w:rFonts w:ascii="宋体" w:hAnsi="宋体" w:cs="宋体"/>
+        </w:rPr>
+        <w:t>组成完整</w:t>
+      </w:r>
+      <w:r>
+        <w:t xml:space="preserve"> transcript</w:t>
+      </w:r>
+      <w:r>
+        <w:rPr>
+          <w:rFonts w:ascii="宋体" w:hAnsi="宋体" w:cs="宋体"/>
+        </w:rPr>
+        <w:t>，并使用发送方</w:t>
+      </w:r>
+      <w:r>
+        <w:t xml:space="preserve"> SM9 </w:t>
+      </w:r>
+      <w:r>
+        <w:rPr>
+          <w:rFonts w:ascii="宋体" w:hAnsi="宋体" w:cs="宋体"/>
+        </w:rPr>
+        <w:t>私钥对其签名，形成最终</w:t>
+      </w:r>
+      <w:r>
+        <w:t xml:space="preserve"> message.json</w:t>
+      </w:r>
+      <w:r>
+        <w:rPr>
+          <w:rFonts w:ascii="宋体" w:hAnsi="宋体" w:cs="宋体"/>
+        </w:rPr>
+        <w:t>。</w:t>
       </w:r>
     </w:p>
     <w:p>
       <w:pPr>
         <w:pStyle w:val="3"/>
       </w:pPr>
-      <w:bookmarkStart w:id="62" w:name="_Toc233164900"/>
-      <w:bookmarkStart w:id="63" w:name="_Toc233189608"/>
-      <w:r>
-        <w:rPr>
-          <w:rFonts w:hint="eastAsia"/>
-        </w:rPr>
-        <w:t xml:space="preserve">3.2.2 </w:t>
-      </w:r>
-      <w:r>
-        <w:rPr>
-          <w:rFonts w:hint="eastAsia"/>
-        </w:rPr>
-        <w:t>操作</w:t>
-      </w:r>
-      <w:r>
-        <w:rPr>
-          <w:rFonts w:hint="eastAsia"/>
-        </w:rPr>
-        <w:t>可行性分析</w:t>
-      </w:r>
-      <w:bookmarkEnd w:id="62"/>
-      <w:bookmarkEnd w:id="63"/>
-      <w:r>
-        <w:t xml:space="preserve"> </w:t>
-      </w:r>
-    </w:p>
-    <w:p>
-      <w:r>
-        <w:t>系统同时提供</w:t>
-      </w:r>
-      <w:r>
-        <w:t xml:space="preserve"> GUI </w:t>
+      <w:bookmarkStart w:id="68" w:name="_Toc233164903"/>
+      <w:bookmarkStart w:id="69" w:name="_Toc233189613"/>
+      <w:r>
+        <w:t xml:space="preserve">3.3.2 </w:t>
+      </w:r>
+      <w:r>
+        <w:t>接收端功能模块</w:t>
+      </w:r>
+      <w:bookmarkEnd w:id="68"/>
+      <w:bookmarkEnd w:id="69"/>
+    </w:p>
+    <w:p>
+      <w:r>
+        <w:t>接收端模块负责对</w:t>
+      </w:r>
+      <w:r>
+        <w:t xml:space="preserve"> envelope </w:t>
+      </w:r>
+      <w:r>
+        <w:t>进行安全验证和明文恢复。接收端读取</w:t>
+      </w:r>
+      <w:r>
+        <w:t xml:space="preserve"> message.json </w:t>
+      </w:r>
+      <w:r>
+        <w:t>后，首先解析</w:t>
+      </w:r>
+      <w:r>
+        <w:t xml:space="preserve"> header</w:t>
+      </w:r>
+      <w:r>
+        <w:t>、算法元数据、封装密钥、</w:t>
+      </w:r>
+      <w:r>
+        <w:t xml:space="preserve">IV </w:t>
+      </w:r>
+      <w:r>
+        <w:t>或</w:t>
+      </w:r>
+      <w:r>
+        <w:t xml:space="preserve"> Nonce</w:t>
+      </w:r>
+      <w:r>
+        <w:t>、密文、认证标签和签名字段。随后，接收端使用</w:t>
+      </w:r>
+      <w:r>
+        <w:t xml:space="preserve"> SM2 </w:t>
+      </w:r>
+      <w:r>
+        <w:t>私钥解封装会话秘密，并根据</w:t>
+      </w:r>
+      <w:r>
+        <w:t xml:space="preserve"> header </w:t>
+      </w:r>
+      <w:r>
+        <w:t>中的</w:t>
+      </w:r>
+      <w:r>
+        <w:t xml:space="preserve"> session_id</w:t>
+      </w:r>
+      <w:r>
+        <w:t>、</w:t>
+      </w:r>
+      <w:r>
+        <w:t>sender_id</w:t>
+      </w:r>
+      <w:r>
+        <w:t>、</w:t>
+      </w:r>
+      <w:r>
+        <w:t xml:space="preserve">receiver_id </w:t>
       </w:r>
       <w:r>
         <w:t>和</w:t>
       </w:r>
       <w:r>
-        <w:t xml:space="preserve"> CLI </w:t>
-      </w:r>
-      <w:r>
-        <w:t>两类入口。</w:t>
-      </w:r>
-      <w:r>
-        <w:t xml:space="preserve">GUI </w:t>
-      </w:r>
-      <w:r>
-        <w:t>适合演示和答辩展示，用户通过选择算法、选择明文文件并点击启动演示即可观察发送端和接收端流程；</w:t>
-      </w:r>
-      <w:r>
-        <w:t xml:space="preserve">CLI </w:t>
-      </w:r>
-      <w:r>
-        <w:t>适合调试和测试，用户可以通过简单命令完成环境检查、加密演示、性能测试和回归测试。两类入口的共存降低了使用门槛，也提高了系统在不同场景下的可操作性。</w:t>
-      </w:r>
-    </w:p>
-    <w:p/>
+        <w:t xml:space="preserve"> suite_id </w:t>
+      </w:r>
+      <w:r>
+        <w:t>重建</w:t>
+      </w:r>
+      <w:r>
+        <w:t xml:space="preserve"> HKDF-SM3 </w:t>
+      </w:r>
+      <w:r>
+        <w:t>上下文，派生与发送端一致的业务密钥。</w:t>
+      </w:r>
+    </w:p>
+    <w:p>
+      <w:r>
+        <w:t>验证阶段中，接收端重建</w:t>
+      </w:r>
+      <w:r>
+        <w:t xml:space="preserve"> transcript </w:t>
+      </w:r>
+      <w:r>
+        <w:t>并使用</w:t>
+      </w:r>
+      <w:r>
+        <w:t xml:space="preserve"> SM9 </w:t>
+      </w:r>
+      <w:r>
+        <w:t>主公钥和发送方身份进行验签，以确认报文来源和关键字段未脱离签名边界。对于非</w:t>
+      </w:r>
+      <w:r>
+        <w:t xml:space="preserve"> GCM </w:t>
+      </w:r>
+      <w:r>
+        <w:t>模式，接收端重新计算</w:t>
+      </w:r>
+      <w:r>
+        <w:t xml:space="preserve"> HMAC-SM3 </w:t>
+      </w:r>
+      <w:r>
+        <w:t>并与</w:t>
+      </w:r>
+      <w:r>
+        <w:t xml:space="preserve"> auth_tag </w:t>
+      </w:r>
+      <w:r>
+        <w:t>进行常量时间比较；对于</w:t>
+      </w:r>
+      <w:r>
+        <w:t xml:space="preserve"> GCM </w:t>
+      </w:r>
+      <w:r>
+        <w:t>模式，接收端在解密时验证认证标签。只有签名和完整性验证均通过时，系统才进行解密，并将解密后的明文</w:t>
+      </w:r>
+      <w:r>
+        <w:t xml:space="preserve"> SM3 </w:t>
+      </w:r>
+      <w:r>
+        <w:t>摘要与</w:t>
+      </w:r>
+      <w:r>
+        <w:t xml:space="preserve"> envelope </w:t>
+      </w:r>
+      <w:r>
+        <w:t>中记录的</w:t>
+      </w:r>
+      <w:r>
+        <w:t xml:space="preserve"> plain_digest_hex </w:t>
+      </w:r>
+      <w:r>
+        <w:t>比对。</w:t>
+      </w:r>
+    </w:p>
+    <w:p>
+      <w:r>
+        <w:lastRenderedPageBreak/>
+        <w:t>接收端的最终输出包括</w:t>
+      </w:r>
+      <w:r>
+        <w:t xml:space="preserve"> integrity_ok</w:t>
+      </w:r>
+      <w:r>
+        <w:t>、</w:t>
+      </w:r>
+      <w:r>
+        <w:t>signature_ok</w:t>
+      </w:r>
+      <w:r>
+        <w:t>、</w:t>
+      </w:r>
+      <w:r>
+        <w:t xml:space="preserve">digest_ok </w:t>
+      </w:r>
+      <w:r>
+        <w:t>和</w:t>
+      </w:r>
+      <w:r>
+        <w:t xml:space="preserve"> success </w:t>
+      </w:r>
+      <w:r>
+        <w:t>等状态字段。当任一校验失败时，系统不会输出成功结论；当全部校验通过时，系统将恢复明文写入</w:t>
+      </w:r>
+      <w:r>
+        <w:t xml:space="preserve"> recovered.txt</w:t>
+      </w:r>
+      <w:r>
+        <w:t>。该流程能够清晰体现来源认证、传输完整性和解密正确性之间的关系。</w:t>
+      </w:r>
+    </w:p>
     <w:p>
       <w:pPr>
         <w:pStyle w:val="3"/>
       </w:pPr>
-      <w:bookmarkStart w:id="64" w:name="_Toc233164901"/>
-      <w:bookmarkStart w:id="65" w:name="_Toc233189609"/>
-      <w:r>
-        <w:rPr>
-          <w:rFonts w:hint="eastAsia"/>
-        </w:rPr>
-        <w:t xml:space="preserve">3.2.3 </w:t>
-      </w:r>
-      <w:r>
-        <w:rPr>
-          <w:rFonts w:hint="eastAsia"/>
-        </w:rPr>
-        <w:t>安全</w:t>
-      </w:r>
-      <w:r>
-        <w:rPr>
-          <w:rFonts w:hint="eastAsia"/>
-        </w:rPr>
-        <w:t>可行性分析</w:t>
-      </w:r>
-      <w:bookmarkEnd w:id="64"/>
-      <w:bookmarkEnd w:id="65"/>
-      <w:r>
-        <w:t xml:space="preserve"> </w:t>
-      </w:r>
-    </w:p>
-    <w:p>
-      <w:r>
-        <w:t>系统围绕国密算法构建安全传输演示流程，能够体现机密性、完整性和身份认证三类核心安全目标。由于本系统主要面向教学演示，不直接承担生产环境数据传输任务，因此可以将重点放在协议结构正确性、字段认证边界和验证流程可解释性上。后续若需要扩展为真实通信系统，可在现有</w:t>
+      <w:bookmarkStart w:id="70" w:name="_Toc233164904"/>
+      <w:bookmarkStart w:id="71" w:name="_Toc233189614"/>
+      <w:r>
+        <w:t xml:space="preserve">3.3.3 </w:t>
+      </w:r>
+      <w:r>
+        <w:t>协议报文与数据管理模块</w:t>
+      </w:r>
+      <w:bookmarkEnd w:id="70"/>
+      <w:bookmarkEnd w:id="71"/>
+    </w:p>
+    <w:p>
+      <w:r>
+        <w:rPr>
+          <w:rFonts w:ascii="宋体" w:hAnsi="宋体" w:cs="宋体"/>
+        </w:rPr>
+        <w:t>系统采用单一</w:t>
       </w:r>
       <w:r>
         <w:t xml:space="preserve"> envelope </w:t>
       </w:r>
       <w:r>
-        <w:t>协议基础上增加网络传输、证书或身份管理、密钥生命周期管理和审计记录等功能。</w:t>
+        <w:rPr>
+          <w:rFonts w:ascii="宋体" w:hAnsi="宋体" w:cs="宋体"/>
+        </w:rPr>
+        <w:t>报文结构承载协议数据，输出文件为</w:t>
+      </w:r>
+      <w:r>
+        <w:t xml:space="preserve"> artifacts/message.json</w:t>
+      </w:r>
+      <w:r>
+        <w:rPr>
+          <w:rFonts w:ascii="宋体" w:hAnsi="宋体" w:cs="宋体"/>
+        </w:rPr>
+        <w:t>。该报文由</w:t>
+      </w:r>
+      <w:r>
+        <w:t xml:space="preserve"> header</w:t>
+      </w:r>
+      <w:r>
+        <w:rPr>
+          <w:rFonts w:ascii="宋体" w:hAnsi="宋体" w:cs="宋体"/>
+        </w:rPr>
+        <w:t>、</w:t>
+      </w:r>
+      <w:r>
+        <w:t>algo_meta</w:t>
+      </w:r>
+      <w:r>
+        <w:rPr>
+          <w:rFonts w:ascii="宋体" w:hAnsi="宋体" w:cs="宋体"/>
+        </w:rPr>
+        <w:t>、</w:t>
+      </w:r>
+      <w:r>
+        <w:t>wrapped_secret_b64</w:t>
+      </w:r>
+      <w:r>
+        <w:rPr>
+          <w:rFonts w:ascii="宋体" w:hAnsi="宋体" w:cs="宋体"/>
+        </w:rPr>
+        <w:t>、</w:t>
+      </w:r>
+      <w:r>
+        <w:t>nonce_or_iv_b64</w:t>
+      </w:r>
+      <w:r>
+        <w:rPr>
+          <w:rFonts w:ascii="宋体" w:hAnsi="宋体" w:cs="宋体"/>
+        </w:rPr>
+        <w:t>、</w:t>
+      </w:r>
+      <w:r>
+        <w:t>ciphertext_b64</w:t>
+      </w:r>
+      <w:r>
+        <w:rPr>
+          <w:rFonts w:ascii="宋体" w:hAnsi="宋体" w:cs="宋体"/>
+        </w:rPr>
+        <w:t>、</w:t>
+      </w:r>
+      <w:r>
+        <w:t xml:space="preserve">auth_tag_b64 </w:t>
+      </w:r>
+      <w:r>
+        <w:rPr>
+          <w:rFonts w:ascii="宋体" w:hAnsi="宋体" w:cs="宋体"/>
+        </w:rPr>
+        <w:t>和</w:t>
+      </w:r>
+      <w:r>
+        <w:t xml:space="preserve"> signature_b64 </w:t>
+      </w:r>
+      <w:r>
+        <w:rPr>
+          <w:rFonts w:ascii="宋体" w:hAnsi="宋体" w:cs="宋体"/>
+        </w:rPr>
+        <w:t>组成。</w:t>
+      </w:r>
+      <w:r>
+        <w:t xml:space="preserve">header </w:t>
+      </w:r>
+      <w:r>
+        <w:rPr>
+          <w:rFonts w:ascii="宋体" w:hAnsi="宋体" w:cs="宋体"/>
+        </w:rPr>
+        <w:t>中包含</w:t>
+      </w:r>
+      <w:r>
+        <w:t xml:space="preserve"> version</w:t>
+      </w:r>
+      <w:r>
+        <w:rPr>
+          <w:rFonts w:ascii="宋体" w:hAnsi="宋体" w:cs="宋体"/>
+        </w:rPr>
+        <w:t>、</w:t>
+      </w:r>
+      <w:r>
+        <w:t>suite_id</w:t>
+      </w:r>
+      <w:r>
+        <w:rPr>
+          <w:rFonts w:ascii="宋体" w:hAnsi="宋体" w:cs="宋体"/>
+        </w:rPr>
+        <w:t>、</w:t>
+      </w:r>
+      <w:r>
+        <w:t>cipher</w:t>
+      </w:r>
+      <w:r>
+        <w:rPr>
+          <w:rFonts w:ascii="宋体" w:hAnsi="宋体" w:cs="宋体"/>
+        </w:rPr>
+        <w:t>、</w:t>
+      </w:r>
+      <w:r>
+        <w:t>mode</w:t>
+      </w:r>
+      <w:r>
+        <w:rPr>
+          <w:rFonts w:ascii="宋体" w:hAnsi="宋体" w:cs="宋体"/>
+        </w:rPr>
+        <w:t>、</w:t>
+      </w:r>
+      <w:r>
+        <w:t>kex_mode</w:t>
+      </w:r>
+      <w:r>
+        <w:rPr>
+          <w:rFonts w:ascii="宋体" w:hAnsi="宋体" w:cs="宋体"/>
+        </w:rPr>
+        <w:t>、</w:t>
+      </w:r>
+      <w:r>
+        <w:t>sender_id</w:t>
+      </w:r>
+      <w:r>
+        <w:rPr>
+          <w:rFonts w:ascii="宋体" w:hAnsi="宋体" w:cs="宋体"/>
+        </w:rPr>
+        <w:t>、</w:t>
+      </w:r>
+      <w:r>
+        <w:t>receiver_id</w:t>
+      </w:r>
+      <w:r>
+        <w:rPr>
+          <w:rFonts w:ascii="宋体" w:hAnsi="宋体" w:cs="宋体"/>
+        </w:rPr>
+        <w:t>、</w:t>
+      </w:r>
+      <w:r>
+        <w:t>session_id</w:t>
+      </w:r>
+      <w:r>
+        <w:rPr>
+          <w:rFonts w:ascii="宋体" w:hAnsi="宋体" w:cs="宋体"/>
+        </w:rPr>
+        <w:t>、</w:t>
+      </w:r>
+      <w:r>
+        <w:t>timestamp</w:t>
+      </w:r>
+      <w:r>
+        <w:rPr>
+          <w:rFonts w:ascii="宋体" w:hAnsi="宋体" w:cs="宋体"/>
+        </w:rPr>
+        <w:t>、</w:t>
+      </w:r>
+      <w:r>
+        <w:t xml:space="preserve">seq </w:t>
+      </w:r>
+      <w:r>
+        <w:rPr>
+          <w:rFonts w:ascii="宋体" w:hAnsi="宋体" w:cs="宋体"/>
+        </w:rPr>
+        <w:t>和</w:t>
+      </w:r>
+      <w:r>
+        <w:t xml:space="preserve"> integrity_algo </w:t>
+      </w:r>
+      <w:r>
+        <w:rPr>
+          <w:rFonts w:ascii="宋体" w:hAnsi="宋体" w:cs="宋体"/>
+        </w:rPr>
+        <w:t>等字段，用于描述协议版本、算法套件和通信上下文。</w:t>
+      </w:r>
+    </w:p>
+    <w:p>
+      <w:r>
+        <w:t>相较于分散保存多个中间文件的方式，单</w:t>
+      </w:r>
+      <w:r>
+        <w:t xml:space="preserve"> envelope </w:t>
+      </w:r>
+      <w:r>
+        <w:t>结构更便于接收端统一解析，也便于对完整</w:t>
+      </w:r>
+      <w:r>
+        <w:t xml:space="preserve"> transcript </w:t>
+      </w:r>
+      <w:r>
+        <w:t>建立认证边界。系统在</w:t>
+      </w:r>
+      <w:r>
+        <w:t xml:space="preserve"> metadata_utils.py </w:t>
+      </w:r>
+      <w:r>
+        <w:t>中提供</w:t>
+      </w:r>
+      <w:r>
+        <w:t xml:space="preserve"> header </w:t>
+      </w:r>
+      <w:r>
+        <w:t>序列化、</w:t>
+      </w:r>
+      <w:r>
+        <w:t xml:space="preserve">envelope </w:t>
+      </w:r>
+      <w:r>
+        <w:t>构造、</w:t>
+      </w:r>
+      <w:r>
+        <w:t xml:space="preserve">Base64 </w:t>
+      </w:r>
+      <w:r>
+        <w:t>编解码和</w:t>
+      </w:r>
+      <w:r>
+        <w:t xml:space="preserve"> JSON </w:t>
+      </w:r>
+      <w:r>
+        <w:t>读写函数，使报文管理逻辑与密码算法逻辑分离。</w:t>
       </w:r>
     </w:p>
     <w:p>
       <w:pPr>
         <w:pStyle w:val="3"/>
       </w:pPr>
-      <w:bookmarkStart w:id="66" w:name="_Toc233164902"/>
-      <w:bookmarkStart w:id="67" w:name="_Toc233189610"/>
-      <w:r>
-        <w:rPr>
-          <w:rFonts w:hint="eastAsia"/>
-        </w:rPr>
-        <w:t xml:space="preserve">3.2.4 </w:t>
-      </w:r>
-      <w:r>
-        <w:rPr>
-          <w:rFonts w:hint="eastAsia"/>
-        </w:rPr>
-        <w:t>维护可行性分析</w:t>
-      </w:r>
-      <w:bookmarkEnd w:id="66"/>
-      <w:bookmarkEnd w:id="67"/>
-    </w:p>
-    <w:p>
-      <w:r>
-        <w:t>维护方面，系统采用模块化设计，核心算法适配层、协议流程层和界面展示层相对独立。测试目录中包含加解密、完整性验证和篡改失败等回归用例，能够在修改算法适配或界面逻辑后快速发现行为回归。因此，该系统具备继续维护和扩展的基础。</w:t>
-      </w:r>
-    </w:p>
-    <w:p>
-      <w:pPr>
-        <w:pStyle w:val="2"/>
-      </w:pPr>
-      <w:bookmarkStart w:id="68" w:name="_Toc233189611"/>
-      <w:r>
-        <w:rPr>
-          <w:rFonts w:hint="eastAsia"/>
-        </w:rPr>
-        <w:lastRenderedPageBreak/>
-        <w:t>3.3</w:t>
-      </w:r>
-      <w:r>
-        <w:t>系统功能模块分析</w:t>
-      </w:r>
-      <w:bookmarkEnd w:id="68"/>
+      <w:bookmarkStart w:id="72" w:name="_Toc233164905"/>
+      <w:bookmarkStart w:id="73" w:name="_Toc233189615"/>
+      <w:r>
+        <w:t xml:space="preserve">3.3.4 </w:t>
+      </w:r>
+      <w:r>
+        <w:t>图形界面与演示模块</w:t>
+      </w:r>
+      <w:bookmarkEnd w:id="72"/>
+      <w:bookmarkEnd w:id="73"/>
+    </w:p>
+    <w:p>
+      <w:r>
+        <w:t>图形界面模块基于</w:t>
+      </w:r>
+      <w:r>
+        <w:t xml:space="preserve"> PySide6 </w:t>
+      </w:r>
+      <w:r>
+        <w:t>构建，主要包含主窗口、时间线视图、接收端窗口、日志组件、数据展示组件、环境检测页面、主题选择器和后台工作线程。用户在主窗口选择算法、攻击模拟类型和明文文件后，系统通过</w:t>
+      </w:r>
+      <w:r>
+        <w:t xml:space="preserve"> WorkflowWorker </w:t>
+      </w:r>
+      <w:r>
+        <w:t>在后台执行完整流程，并将关键步骤以时间线卡片形式展示。</w:t>
+      </w:r>
+    </w:p>
+    <w:p>
+      <w:r>
+        <w:t>界面模块的重点不是替代密码协议本身，而是提高协议流程的可解释性。发送端窗口展示会话秘密生成、</w:t>
+      </w:r>
+      <w:r>
+        <w:t xml:space="preserve">SM2 </w:t>
+      </w:r>
+      <w:r>
+        <w:t>封装、</w:t>
+      </w:r>
+      <w:r>
+        <w:t xml:space="preserve">HKDF-SM3 </w:t>
+      </w:r>
+      <w:r>
+        <w:t>派生、加密、完整性标签和</w:t>
+      </w:r>
+      <w:r>
+        <w:t xml:space="preserve"> SM9 </w:t>
+      </w:r>
+      <w:r>
+        <w:t>签名等步骤；接收端窗口展示</w:t>
+      </w:r>
+      <w:r>
+        <w:t xml:space="preserve"> envelope </w:t>
+      </w:r>
+      <w:r>
+        <w:t>加载、</w:t>
+      </w:r>
+      <w:r>
+        <w:t xml:space="preserve">SM2 </w:t>
+      </w:r>
+      <w:r>
+        <w:t>解封装、密钥派生、验签、完整性校验、解密和摘要比对等步骤。日志窗口则持续输出执行状态，便于定位依赖缺失或校验失败原因。</w:t>
+      </w:r>
     </w:p>
     <w:p>
       <w:pPr>
         <w:pStyle w:val="3"/>
       </w:pPr>
-      <w:bookmarkStart w:id="69" w:name="_Toc233189612"/>
+      <w:bookmarkStart w:id="74" w:name="_Toc233164906"/>
+      <w:bookmarkStart w:id="75" w:name="_Toc233189616"/>
       <w:r>
         <w:t>3.3.</w:t>
       </w:r>
@@ -36569,7 +38050,7 @@
         <w:rPr>
           <w:rFonts w:hint="eastAsia"/>
         </w:rPr>
-        <w:t>1</w:t>
+        <w:t>5</w:t>
       </w:r>
       <w:r>
         <w:rPr>
@@ -36578,823 +38059,85 @@
         <w:t xml:space="preserve"> </w:t>
       </w:r>
       <w:r>
-        <w:t>发送端功能模块</w:t>
-      </w:r>
-      <w:bookmarkEnd w:id="69"/>
-    </w:p>
-    <w:p>
-      <w:r>
-        <w:t>发送端模块是系统安全报文生成的核心。其输入包括明文文件路径、接收方</w:t>
-      </w:r>
-      <w:r>
-        <w:t xml:space="preserve"> SM2 </w:t>
-      </w:r>
-      <w:r>
-        <w:t>公钥、</w:t>
-      </w:r>
-      <w:r>
-        <w:t xml:space="preserve">SM9 </w:t>
-      </w:r>
-      <w:r>
-        <w:t>主密钥对象、发送方身份、接收方身份、加密算法和输出目录。发送端首先读取明文并生成</w:t>
-      </w:r>
-      <w:r>
-        <w:t xml:space="preserve"> 16 </w:t>
-      </w:r>
-      <w:r>
-        <w:t>字节随机会话秘密，然后创建</w:t>
-      </w:r>
-      <w:r>
-        <w:t xml:space="preserve"> session_id</w:t>
-      </w:r>
-      <w:r>
-        <w:t>、</w:t>
-      </w:r>
-      <w:r>
-        <w:t>timestamp</w:t>
-      </w:r>
-      <w:r>
-        <w:t>、</w:t>
-      </w:r>
-      <w:r>
-        <w:t xml:space="preserve">seq </w:t>
-      </w:r>
-      <w:r>
-        <w:t>和</w:t>
-      </w:r>
-      <w:r>
-        <w:t xml:space="preserve"> suite_id </w:t>
-      </w:r>
-      <w:r>
-        <w:t>等协议头信息。</w:t>
-      </w:r>
-    </w:p>
-    <w:p>
-      <w:r>
-        <w:t>在密钥处理阶段，发送端使用接收方</w:t>
-      </w:r>
-      <w:r>
-        <w:t xml:space="preserve"> SM2 </w:t>
-      </w:r>
-      <w:r>
-        <w:t>公钥封装会话秘密，并以</w:t>
-      </w:r>
-      <w:r>
-        <w:t xml:space="preserve"> session_id</w:t>
-      </w:r>
-      <w:r>
-        <w:t>、</w:t>
-      </w:r>
-      <w:r>
-        <w:t>sender_id</w:t>
-      </w:r>
-      <w:r>
-        <w:t>、</w:t>
-      </w:r>
-      <w:r>
-        <w:t xml:space="preserve">receiver_id </w:t>
-      </w:r>
-      <w:r>
-        <w:t>和</w:t>
-      </w:r>
-      <w:r>
-        <w:t xml:space="preserve"> suite_id </w:t>
-      </w:r>
-      <w:r>
-        <w:t>拼接形成的上下文作为</w:t>
-      </w:r>
-      <w:r>
-        <w:t xml:space="preserve"> HKDF-SM3 </w:t>
-      </w:r>
-      <w:r>
-        <w:t>输入，派生出不同用途的业务密钥。这样的设计使加密密钥、初始化向量和完整性密钥具有明确用途，降低密钥混用风险。</w:t>
-      </w:r>
-    </w:p>
-    <w:p>
-      <w:r>
-        <w:rPr>
-          <w:rFonts w:ascii="宋体" w:hAnsi="宋体" w:cs="宋体"/>
-        </w:rPr>
-        <w:t>在加密与认证阶段，发送端根据用户选择执行</w:t>
-      </w:r>
-      <w:r>
-        <w:t xml:space="preserve"> SM4-CBC</w:t>
-      </w:r>
-      <w:r>
-        <w:rPr>
-          <w:rFonts w:ascii="宋体" w:hAnsi="宋体" w:cs="宋体"/>
-        </w:rPr>
-        <w:t>、</w:t>
-      </w:r>
-      <w:r>
-        <w:t>SM4-CTR</w:t>
-      </w:r>
-      <w:r>
-        <w:rPr>
-          <w:rFonts w:ascii="宋体" w:hAnsi="宋体" w:cs="宋体"/>
-        </w:rPr>
-        <w:t>、</w:t>
-      </w:r>
-      <w:r>
-        <w:t xml:space="preserve">SM4-GCM </w:t>
-      </w:r>
-      <w:r>
-        <w:rPr>
-          <w:rFonts w:ascii="宋体" w:hAnsi="宋体" w:cs="宋体"/>
-        </w:rPr>
-        <w:t>或</w:t>
-      </w:r>
-      <w:r>
-        <w:t xml:space="preserve"> ZUC-128 </w:t>
-      </w:r>
-      <w:r>
-        <w:rPr>
-          <w:rFonts w:ascii="宋体" w:hAnsi="宋体" w:cs="宋体"/>
-        </w:rPr>
-        <w:t>加密。对于</w:t>
-      </w:r>
-      <w:r>
-        <w:t xml:space="preserve"> SM4-GCM</w:t>
-      </w:r>
-      <w:r>
-        <w:rPr>
-          <w:rFonts w:ascii="宋体" w:hAnsi="宋体" w:cs="宋体"/>
-        </w:rPr>
-        <w:t>，系统直接使用</w:t>
-      </w:r>
-      <w:r>
-        <w:t xml:space="preserve"> GCM </w:t>
-      </w:r>
-      <w:r>
-        <w:rPr>
-          <w:rFonts w:ascii="宋体" w:hAnsi="宋体" w:cs="宋体"/>
-        </w:rPr>
-        <w:t>认证标签；对于</w:t>
-      </w:r>
-      <w:r>
-        <w:t xml:space="preserve"> SM4-CBC</w:t>
-      </w:r>
-      <w:r>
-        <w:rPr>
-          <w:rFonts w:ascii="宋体" w:hAnsi="宋体" w:cs="宋体"/>
-        </w:rPr>
-        <w:t>、</w:t>
-      </w:r>
-      <w:r>
-        <w:t xml:space="preserve">SM4-CTR </w:t>
-      </w:r>
-      <w:r>
-        <w:rPr>
-          <w:rFonts w:ascii="宋体" w:hAnsi="宋体" w:cs="宋体"/>
-        </w:rPr>
-        <w:t>和</w:t>
-      </w:r>
-      <w:r>
-        <w:t xml:space="preserve"> ZUC</w:t>
-      </w:r>
-      <w:r>
-        <w:rPr>
-          <w:rFonts w:ascii="宋体" w:hAnsi="宋体" w:cs="宋体"/>
-        </w:rPr>
-        <w:t>，系统通过</w:t>
-      </w:r>
-      <w:r>
-        <w:t xml:space="preserve"> HMAC-SM3 </w:t>
-      </w:r>
-      <w:r>
-        <w:rPr>
-          <w:rFonts w:ascii="宋体" w:hAnsi="宋体" w:cs="宋体"/>
-        </w:rPr>
-        <w:t>对</w:t>
-      </w:r>
-      <w:r>
-        <w:t xml:space="preserve"> header</w:t>
-      </w:r>
-      <w:r>
-        <w:rPr>
-          <w:rFonts w:ascii="宋体" w:hAnsi="宋体" w:cs="宋体"/>
-        </w:rPr>
-        <w:t>、</w:t>
-      </w:r>
-      <w:r>
-        <w:t>wrapped_secret</w:t>
-      </w:r>
-      <w:r>
-        <w:rPr>
-          <w:rFonts w:ascii="宋体" w:hAnsi="宋体" w:cs="宋体"/>
-        </w:rPr>
-        <w:t>、</w:t>
-      </w:r>
-      <w:r>
-        <w:t xml:space="preserve">nonce_or_iv </w:t>
-      </w:r>
-      <w:r>
-        <w:rPr>
-          <w:rFonts w:ascii="宋体" w:hAnsi="宋体" w:cs="宋体"/>
-        </w:rPr>
-        <w:t>和</w:t>
-      </w:r>
-      <w:r>
-        <w:t xml:space="preserve"> ciphertext </w:t>
-      </w:r>
-      <w:r>
-        <w:rPr>
-          <w:rFonts w:ascii="宋体" w:hAnsi="宋体" w:cs="宋体"/>
-        </w:rPr>
-        <w:t>的长度前缀编码结果进行完整性保护。最后，发送端将</w:t>
-      </w:r>
-      <w:r>
-        <w:t xml:space="preserve"> header</w:t>
-      </w:r>
-      <w:r>
-        <w:rPr>
-          <w:rFonts w:ascii="宋体" w:hAnsi="宋体" w:cs="宋体"/>
-        </w:rPr>
-        <w:t>、</w:t>
-      </w:r>
-      <w:r>
-        <w:t>wrapped_secret</w:t>
-      </w:r>
-      <w:r>
-        <w:rPr>
-          <w:rFonts w:ascii="宋体" w:hAnsi="宋体" w:cs="宋体"/>
-        </w:rPr>
-        <w:t>、</w:t>
-      </w:r>
-      <w:r>
-        <w:t>nonce_or_iv</w:t>
-      </w:r>
-      <w:r>
-        <w:rPr>
-          <w:rFonts w:ascii="宋体" w:hAnsi="宋体" w:cs="宋体"/>
-        </w:rPr>
-        <w:t>、</w:t>
-      </w:r>
-      <w:r>
-        <w:t xml:space="preserve">ciphertext </w:t>
-      </w:r>
-      <w:r>
-        <w:rPr>
-          <w:rFonts w:ascii="宋体" w:hAnsi="宋体" w:cs="宋体"/>
-        </w:rPr>
-        <w:t>和</w:t>
-      </w:r>
-      <w:r>
-        <w:t xml:space="preserve"> auth_tag </w:t>
-      </w:r>
-      <w:r>
-        <w:rPr>
-          <w:rFonts w:ascii="宋体" w:hAnsi="宋体" w:cs="宋体"/>
-        </w:rPr>
-        <w:t>组成完整</w:t>
-      </w:r>
-      <w:r>
-        <w:t xml:space="preserve"> transcript</w:t>
-      </w:r>
-      <w:r>
-        <w:rPr>
-          <w:rFonts w:ascii="宋体" w:hAnsi="宋体" w:cs="宋体"/>
-        </w:rPr>
-        <w:t>，并使用发送方</w:t>
+        <w:t>攻击模拟与验证模块</w:t>
+      </w:r>
+      <w:bookmarkEnd w:id="74"/>
+      <w:bookmarkEnd w:id="75"/>
+    </w:p>
+    <w:p>
+      <w:r>
+        <w:t>攻击模拟模块用于验证系统认证边界设计是否有效。系统支持正常传输、篡改密文、篡改</w:t>
+      </w:r>
+      <w:r>
+        <w:t xml:space="preserve"> IV/Nonce</w:t>
+      </w:r>
+      <w:r>
+        <w:t>、伪造接收方</w:t>
+      </w:r>
+      <w:r>
+        <w:t xml:space="preserve"> ID </w:t>
+      </w:r>
+      <w:r>
+        <w:t>和伪造</w:t>
       </w:r>
       <w:r>
         <w:t xml:space="preserve"> SM9 </w:t>
       </w:r>
       <w:r>
-        <w:rPr>
-          <w:rFonts w:ascii="宋体" w:hAnsi="宋体" w:cs="宋体"/>
-        </w:rPr>
-        <w:t>私钥对其签名，形成最终</w:t>
-      </w:r>
-      <w:r>
-        <w:t xml:space="preserve"> message.json</w:t>
-      </w:r>
-      <w:r>
-        <w:rPr>
-          <w:rFonts w:ascii="宋体" w:hAnsi="宋体" w:cs="宋体"/>
-        </w:rPr>
-        <w:t>。</w:t>
+        <w:t>签名等场景。攻击发</w:t>
+      </w:r>
+      <w:r>
+        <w:lastRenderedPageBreak/>
+        <w:t>生在发送端写出</w:t>
+      </w:r>
+      <w:r>
+        <w:t xml:space="preserve"> envelope </w:t>
+      </w:r>
+      <w:r>
+        <w:t>之后、接收端读取</w:t>
+      </w:r>
+      <w:r>
+        <w:t xml:space="preserve"> envelope </w:t>
+      </w:r>
+      <w:r>
+        <w:t>之前，因此接收端执行的仍然是真实密码学验证流程，验证失败并非界面伪造结果。</w:t>
+      </w:r>
+    </w:p>
+    <w:p>
+      <w:r>
+        <w:t>当密文、</w:t>
+      </w:r>
+      <w:r>
+        <w:t xml:space="preserve">IV/Nonce </w:t>
+      </w:r>
+      <w:r>
+        <w:t>或接收方</w:t>
+      </w:r>
+      <w:r>
+        <w:t xml:space="preserve"> ID </w:t>
+      </w:r>
+      <w:r>
+        <w:t>被篡改时，</w:t>
+      </w:r>
+      <w:r>
+        <w:t xml:space="preserve">SM9 transcript </w:t>
+      </w:r>
+      <w:r>
+        <w:t>签名和完整性校验通常都会失败；当仅伪造</w:t>
+      </w:r>
+      <w:r>
+        <w:t xml:space="preserve"> SM9 </w:t>
+      </w:r>
+      <w:r>
+        <w:t>签名时，数据完整性可能仍能通过，但来源认证会失败。该设计能够说明完整性保护和身份认证是两个相互关联但不能互相替代的安全属性。</w:t>
       </w:r>
     </w:p>
     <w:p>
       <w:pPr>
         <w:pStyle w:val="3"/>
       </w:pPr>
-      <w:bookmarkStart w:id="70" w:name="_Toc233164903"/>
-      <w:bookmarkStart w:id="71" w:name="_Toc233189613"/>
-      <w:r>
-        <w:t xml:space="preserve">3.3.2 </w:t>
-      </w:r>
-      <w:r>
-        <w:t>接收端功能模块</w:t>
-      </w:r>
-      <w:bookmarkEnd w:id="70"/>
-      <w:bookmarkEnd w:id="71"/>
-    </w:p>
-    <w:p>
-      <w:r>
-        <w:t>接收端模块负责对</w:t>
-      </w:r>
-      <w:r>
-        <w:t xml:space="preserve"> envelope </w:t>
-      </w:r>
-      <w:r>
-        <w:t>进行安全验证和明文恢复。接收端读取</w:t>
-      </w:r>
-      <w:r>
-        <w:t xml:space="preserve"> message.json </w:t>
-      </w:r>
-      <w:r>
-        <w:t>后，首先解析</w:t>
-      </w:r>
-      <w:r>
-        <w:t xml:space="preserve"> header</w:t>
-      </w:r>
-      <w:r>
-        <w:t>、算法元数据、封装密钥、</w:t>
-      </w:r>
-      <w:r>
-        <w:t xml:space="preserve">IV </w:t>
-      </w:r>
-      <w:r>
-        <w:t>或</w:t>
-      </w:r>
-      <w:r>
-        <w:t xml:space="preserve"> Nonce</w:t>
-      </w:r>
-      <w:r>
-        <w:t>、密文、认证标签和签名字段。随后，接收端使用</w:t>
-      </w:r>
-      <w:r>
-        <w:t xml:space="preserve"> SM2 </w:t>
-      </w:r>
-      <w:r>
-        <w:t>私钥解封装会话秘密，并根据</w:t>
-      </w:r>
-      <w:r>
-        <w:t xml:space="preserve"> header </w:t>
-      </w:r>
-      <w:r>
-        <w:t>中的</w:t>
-      </w:r>
-      <w:r>
-        <w:t xml:space="preserve"> session_id</w:t>
-      </w:r>
-      <w:r>
-        <w:t>、</w:t>
-      </w:r>
-      <w:r>
-        <w:t>sender_id</w:t>
-      </w:r>
-      <w:r>
-        <w:t>、</w:t>
-      </w:r>
-      <w:r>
-        <w:t xml:space="preserve">receiver_id </w:t>
-      </w:r>
-      <w:r>
-        <w:t>和</w:t>
-      </w:r>
-      <w:r>
-        <w:t xml:space="preserve"> suite_id </w:t>
-      </w:r>
-      <w:r>
-        <w:t>重建</w:t>
-      </w:r>
-      <w:r>
-        <w:t xml:space="preserve"> HKDF-SM3 </w:t>
-      </w:r>
-      <w:r>
-        <w:t>上下文，派生与发送端一致的业务密钥。</w:t>
-      </w:r>
-    </w:p>
-    <w:p>
-      <w:r>
-        <w:t>验证阶段中，接收端重建</w:t>
-      </w:r>
-      <w:r>
-        <w:t xml:space="preserve"> transcript </w:t>
-      </w:r>
-      <w:r>
-        <w:t>并使用</w:t>
-      </w:r>
-      <w:r>
-        <w:t xml:space="preserve"> SM9 </w:t>
-      </w:r>
-      <w:r>
-        <w:t>主公钥和发送方身份进行验签，以确认报文来源和关键字段未脱离签名边界。对于非</w:t>
-      </w:r>
-      <w:r>
-        <w:t xml:space="preserve"> GCM </w:t>
-      </w:r>
-      <w:r>
-        <w:t>模式，接收端重新计算</w:t>
-      </w:r>
-      <w:r>
-        <w:t xml:space="preserve"> HMAC-SM3 </w:t>
-      </w:r>
-      <w:r>
-        <w:t>并与</w:t>
-      </w:r>
-      <w:r>
-        <w:t xml:space="preserve"> auth_tag </w:t>
-      </w:r>
-      <w:r>
-        <w:t>进行常量时间比较；对于</w:t>
-      </w:r>
-      <w:r>
-        <w:t xml:space="preserve"> GCM </w:t>
-      </w:r>
-      <w:r>
-        <w:t>模式，接收端在解密时验证认证标签。只有签名和完整性验证均通过时，系统才进行解密，并将解密后的明文</w:t>
-      </w:r>
-      <w:r>
-        <w:t xml:space="preserve"> SM3 </w:t>
-      </w:r>
-      <w:r>
-        <w:t>摘要与</w:t>
-      </w:r>
-      <w:r>
-        <w:t xml:space="preserve"> envelope </w:t>
-      </w:r>
-      <w:r>
-        <w:t>中记录的</w:t>
-      </w:r>
-      <w:r>
-        <w:t xml:space="preserve"> plain_digest_hex </w:t>
-      </w:r>
-      <w:r>
-        <w:t>比对。</w:t>
-      </w:r>
-    </w:p>
-    <w:p>
-      <w:r>
-        <w:lastRenderedPageBreak/>
-        <w:t>接收端的最终输出包括</w:t>
-      </w:r>
-      <w:r>
-        <w:t xml:space="preserve"> integrity_ok</w:t>
-      </w:r>
-      <w:r>
-        <w:t>、</w:t>
-      </w:r>
-      <w:r>
-        <w:t>signature_ok</w:t>
-      </w:r>
-      <w:r>
-        <w:t>、</w:t>
-      </w:r>
-      <w:r>
-        <w:t xml:space="preserve">digest_ok </w:t>
-      </w:r>
-      <w:r>
-        <w:t>和</w:t>
-      </w:r>
-      <w:r>
-        <w:t xml:space="preserve"> success </w:t>
-      </w:r>
-      <w:r>
-        <w:t>等状态字段。当任一校验失败时，系统不会输出成功结论；当全部校验通过时，系统将恢复明文写入</w:t>
-      </w:r>
-      <w:r>
-        <w:t xml:space="preserve"> recovered.txt</w:t>
-      </w:r>
-      <w:r>
-        <w:t>。该流程能够清晰体现来源认证、传输完整性和解密正确性之间的关系。</w:t>
-      </w:r>
-    </w:p>
-    <w:p>
-      <w:pPr>
-        <w:pStyle w:val="3"/>
-      </w:pPr>
-      <w:bookmarkStart w:id="72" w:name="_Toc233164904"/>
-      <w:bookmarkStart w:id="73" w:name="_Toc233189614"/>
-      <w:r>
-        <w:t xml:space="preserve">3.3.3 </w:t>
-      </w:r>
-      <w:r>
-        <w:t>协议报文与数据管理模块</w:t>
-      </w:r>
-      <w:bookmarkEnd w:id="72"/>
-      <w:bookmarkEnd w:id="73"/>
-    </w:p>
-    <w:p>
-      <w:r>
-        <w:rPr>
-          <w:rFonts w:ascii="宋体" w:hAnsi="宋体" w:cs="宋体"/>
-        </w:rPr>
-        <w:t>系统采用单一</w:t>
-      </w:r>
-      <w:r>
-        <w:t xml:space="preserve"> envelope </w:t>
-      </w:r>
-      <w:r>
-        <w:rPr>
-          <w:rFonts w:ascii="宋体" w:hAnsi="宋体" w:cs="宋体"/>
-        </w:rPr>
-        <w:t>报文结构承载协议数据，输出文件为</w:t>
-      </w:r>
-      <w:r>
-        <w:t xml:space="preserve"> artifacts/message.json</w:t>
-      </w:r>
-      <w:r>
-        <w:rPr>
-          <w:rFonts w:ascii="宋体" w:hAnsi="宋体" w:cs="宋体"/>
-        </w:rPr>
-        <w:t>。该报文由</w:t>
-      </w:r>
-      <w:r>
-        <w:t xml:space="preserve"> header</w:t>
-      </w:r>
-      <w:r>
-        <w:rPr>
-          <w:rFonts w:ascii="宋体" w:hAnsi="宋体" w:cs="宋体"/>
-        </w:rPr>
-        <w:t>、</w:t>
-      </w:r>
-      <w:r>
-        <w:t>algo_meta</w:t>
-      </w:r>
-      <w:r>
-        <w:rPr>
-          <w:rFonts w:ascii="宋体" w:hAnsi="宋体" w:cs="宋体"/>
-        </w:rPr>
-        <w:t>、</w:t>
-      </w:r>
-      <w:r>
-        <w:t>wrapped_secret_b64</w:t>
-      </w:r>
-      <w:r>
-        <w:rPr>
-          <w:rFonts w:ascii="宋体" w:hAnsi="宋体" w:cs="宋体"/>
-        </w:rPr>
-        <w:t>、</w:t>
-      </w:r>
-      <w:r>
-        <w:t>nonce_or_iv_b64</w:t>
-      </w:r>
-      <w:r>
-        <w:rPr>
-          <w:rFonts w:ascii="宋体" w:hAnsi="宋体" w:cs="宋体"/>
-        </w:rPr>
-        <w:t>、</w:t>
-      </w:r>
-      <w:r>
-        <w:t>ciphertext_b64</w:t>
-      </w:r>
-      <w:r>
-        <w:rPr>
-          <w:rFonts w:ascii="宋体" w:hAnsi="宋体" w:cs="宋体"/>
-        </w:rPr>
-        <w:t>、</w:t>
-      </w:r>
-      <w:r>
-        <w:t xml:space="preserve">auth_tag_b64 </w:t>
-      </w:r>
-      <w:r>
-        <w:rPr>
-          <w:rFonts w:ascii="宋体" w:hAnsi="宋体" w:cs="宋体"/>
-        </w:rPr>
-        <w:t>和</w:t>
-      </w:r>
-      <w:r>
-        <w:t xml:space="preserve"> signature_b64 </w:t>
-      </w:r>
-      <w:r>
-        <w:rPr>
-          <w:rFonts w:ascii="宋体" w:hAnsi="宋体" w:cs="宋体"/>
-        </w:rPr>
-        <w:t>组成。</w:t>
-      </w:r>
-      <w:r>
-        <w:t xml:space="preserve">header </w:t>
-      </w:r>
-      <w:r>
-        <w:rPr>
-          <w:rFonts w:ascii="宋体" w:hAnsi="宋体" w:cs="宋体"/>
-        </w:rPr>
-        <w:t>中包含</w:t>
-      </w:r>
-      <w:r>
-        <w:t xml:space="preserve"> version</w:t>
-      </w:r>
-      <w:r>
-        <w:rPr>
-          <w:rFonts w:ascii="宋体" w:hAnsi="宋体" w:cs="宋体"/>
-        </w:rPr>
-        <w:t>、</w:t>
-      </w:r>
-      <w:r>
-        <w:t>suite_id</w:t>
-      </w:r>
-      <w:r>
-        <w:rPr>
-          <w:rFonts w:ascii="宋体" w:hAnsi="宋体" w:cs="宋体"/>
-        </w:rPr>
-        <w:t>、</w:t>
-      </w:r>
-      <w:r>
-        <w:t>cipher</w:t>
-      </w:r>
-      <w:r>
-        <w:rPr>
-          <w:rFonts w:ascii="宋体" w:hAnsi="宋体" w:cs="宋体"/>
-        </w:rPr>
-        <w:t>、</w:t>
-      </w:r>
-      <w:r>
-        <w:t>mode</w:t>
-      </w:r>
-      <w:r>
-        <w:rPr>
-          <w:rFonts w:ascii="宋体" w:hAnsi="宋体" w:cs="宋体"/>
-        </w:rPr>
-        <w:t>、</w:t>
-      </w:r>
-      <w:r>
-        <w:t>kex_mode</w:t>
-      </w:r>
-      <w:r>
-        <w:rPr>
-          <w:rFonts w:ascii="宋体" w:hAnsi="宋体" w:cs="宋体"/>
-        </w:rPr>
-        <w:t>、</w:t>
-      </w:r>
-      <w:r>
-        <w:t>sender_id</w:t>
-      </w:r>
-      <w:r>
-        <w:rPr>
-          <w:rFonts w:ascii="宋体" w:hAnsi="宋体" w:cs="宋体"/>
-        </w:rPr>
-        <w:t>、</w:t>
-      </w:r>
-      <w:r>
-        <w:t>receiver_id</w:t>
-      </w:r>
-      <w:r>
-        <w:rPr>
-          <w:rFonts w:ascii="宋体" w:hAnsi="宋体" w:cs="宋体"/>
-        </w:rPr>
-        <w:t>、</w:t>
-      </w:r>
-      <w:r>
-        <w:t>session_id</w:t>
-      </w:r>
-      <w:r>
-        <w:rPr>
-          <w:rFonts w:ascii="宋体" w:hAnsi="宋体" w:cs="宋体"/>
-        </w:rPr>
-        <w:t>、</w:t>
-      </w:r>
-      <w:r>
-        <w:t>timestamp</w:t>
-      </w:r>
-      <w:r>
-        <w:rPr>
-          <w:rFonts w:ascii="宋体" w:hAnsi="宋体" w:cs="宋体"/>
-        </w:rPr>
-        <w:t>、</w:t>
-      </w:r>
-      <w:r>
-        <w:t xml:space="preserve">seq </w:t>
-      </w:r>
-      <w:r>
-        <w:rPr>
-          <w:rFonts w:ascii="宋体" w:hAnsi="宋体" w:cs="宋体"/>
-        </w:rPr>
-        <w:t>和</w:t>
-      </w:r>
-      <w:r>
-        <w:t xml:space="preserve"> integrity_algo </w:t>
-      </w:r>
-      <w:r>
-        <w:rPr>
-          <w:rFonts w:ascii="宋体" w:hAnsi="宋体" w:cs="宋体"/>
-        </w:rPr>
-        <w:t>等字段，用于描述协议版本、算法套件和通信上下文。</w:t>
-      </w:r>
-    </w:p>
-    <w:p>
-      <w:r>
-        <w:t>相较于分散保存多个中间文件的方式，单</w:t>
-      </w:r>
-      <w:r>
-        <w:t xml:space="preserve"> envelope </w:t>
-      </w:r>
-      <w:r>
-        <w:t>结构更便于接收端统一解析，也便于对完整</w:t>
-      </w:r>
-      <w:r>
-        <w:t xml:space="preserve"> transcript </w:t>
-      </w:r>
-      <w:r>
-        <w:t>建立认证边界。系统在</w:t>
-      </w:r>
-      <w:r>
-        <w:t xml:space="preserve"> metadata_utils.py </w:t>
-      </w:r>
-      <w:r>
-        <w:t>中提供</w:t>
-      </w:r>
-      <w:r>
-        <w:t xml:space="preserve"> header </w:t>
-      </w:r>
-      <w:r>
-        <w:t>序列化、</w:t>
-      </w:r>
-      <w:r>
-        <w:t xml:space="preserve">envelope </w:t>
-      </w:r>
-      <w:r>
-        <w:t>构造、</w:t>
-      </w:r>
-      <w:r>
-        <w:t xml:space="preserve">Base64 </w:t>
-      </w:r>
-      <w:r>
-        <w:t>编解码和</w:t>
-      </w:r>
-      <w:r>
-        <w:t xml:space="preserve"> JSON </w:t>
-      </w:r>
-      <w:r>
-        <w:t>读写函数，使报文管理逻辑与密码算法逻辑分离。</w:t>
-      </w:r>
-    </w:p>
-    <w:p>
-      <w:pPr>
-        <w:pStyle w:val="3"/>
-      </w:pPr>
-      <w:bookmarkStart w:id="74" w:name="_Toc233164905"/>
-      <w:bookmarkStart w:id="75" w:name="_Toc233189615"/>
-      <w:r>
-        <w:t xml:space="preserve">3.3.4 </w:t>
-      </w:r>
-      <w:r>
-        <w:t>图形界面与演示模块</w:t>
-      </w:r>
-      <w:bookmarkEnd w:id="74"/>
-      <w:bookmarkEnd w:id="75"/>
-    </w:p>
-    <w:p>
-      <w:r>
-        <w:t>图形界面模块基于</w:t>
-      </w:r>
-      <w:r>
-        <w:t xml:space="preserve"> PySide6 </w:t>
-      </w:r>
-      <w:r>
-        <w:t>构建，主要包含主窗口、时间线视图、接收端窗口、日志组件、数据展示组件、环境检测页面、主题选择器和后台工作线程。用户在主窗口选择算法、攻击模拟类型和明文文件后，系统通过</w:t>
-      </w:r>
-      <w:r>
-        <w:t xml:space="preserve"> WorkflowWorker </w:t>
-      </w:r>
-      <w:r>
-        <w:t>在后台执行完整流程，并将关键步骤以时间线卡片形式展示。</w:t>
-      </w:r>
-    </w:p>
-    <w:p>
-      <w:r>
-        <w:t>界面模块的重点不是替代密码协议本身，而是提高协议流程的可解释性。发送端窗口展示会话秘密生成、</w:t>
-      </w:r>
-      <w:r>
-        <w:t xml:space="preserve">SM2 </w:t>
-      </w:r>
-      <w:r>
-        <w:t>封装、</w:t>
-      </w:r>
-      <w:r>
-        <w:t xml:space="preserve">HKDF-SM3 </w:t>
-      </w:r>
-      <w:r>
-        <w:t>派生、加密、完整性标签和</w:t>
-      </w:r>
-      <w:r>
-        <w:t xml:space="preserve"> SM9 </w:t>
-      </w:r>
-      <w:r>
-        <w:t>签名等步骤；接收端窗口展示</w:t>
-      </w:r>
-      <w:r>
-        <w:t xml:space="preserve"> envelope </w:t>
-      </w:r>
-      <w:r>
-        <w:t>加载、</w:t>
-      </w:r>
-      <w:r>
-        <w:t xml:space="preserve">SM2 </w:t>
-      </w:r>
-      <w:r>
-        <w:t>解封装、密钥派生、验签、完整性校验、解密和摘要比对等步骤。日志窗口则持续输出执行状态，便于定位依赖缺失或校验失败原因。</w:t>
-      </w:r>
-    </w:p>
-    <w:p>
-      <w:pPr>
-        <w:pStyle w:val="3"/>
-      </w:pPr>
-      <w:bookmarkStart w:id="76" w:name="_Toc233164906"/>
-      <w:bookmarkStart w:id="77" w:name="_Toc233189616"/>
+      <w:bookmarkStart w:id="76" w:name="_Toc233164907"/>
+      <w:bookmarkStart w:id="77" w:name="_Toc233189617"/>
       <w:r>
         <w:t>3.3.</w:t>
       </w:r>
@@ -37402,111 +38145,16 @@
         <w:rPr>
           <w:rFonts w:hint="eastAsia"/>
         </w:rPr>
-        <w:t>5</w:t>
-      </w:r>
-      <w:r>
-        <w:rPr>
-          <w:rFonts w:ascii="Calibri" w:hAnsi="Calibri" w:cs="Calibri"/>
-        </w:rPr>
+        <w:t>6</w:t>
+      </w:r>
+      <w:r>
         <w:t xml:space="preserve"> </w:t>
       </w:r>
       <w:r>
-        <w:t>攻击模拟与验证模块</w:t>
+        <w:t>测试与性能评估模块</w:t>
       </w:r>
       <w:bookmarkEnd w:id="76"/>
       <w:bookmarkEnd w:id="77"/>
-    </w:p>
-    <w:p>
-      <w:r>
-        <w:t>攻击模拟模块用于验证系统认证边界设计是否有效。系统支持正常传输、篡改密文、篡改</w:t>
-      </w:r>
-      <w:r>
-        <w:t xml:space="preserve"> IV/Nonce</w:t>
-      </w:r>
-      <w:r>
-        <w:t>、伪造接收方</w:t>
-      </w:r>
-      <w:r>
-        <w:t xml:space="preserve"> ID </w:t>
-      </w:r>
-      <w:r>
-        <w:t>和伪造</w:t>
-      </w:r>
-      <w:r>
-        <w:t xml:space="preserve"> SM9 </w:t>
-      </w:r>
-      <w:r>
-        <w:t>签名等场景。攻击发</w:t>
-      </w:r>
-      <w:r>
-        <w:lastRenderedPageBreak/>
-        <w:t>生在发送端写出</w:t>
-      </w:r>
-      <w:r>
-        <w:t xml:space="preserve"> envelope </w:t>
-      </w:r>
-      <w:r>
-        <w:t>之后、接收端读取</w:t>
-      </w:r>
-      <w:r>
-        <w:t xml:space="preserve"> envelope </w:t>
-      </w:r>
-      <w:r>
-        <w:t>之前，因此接收端执行的仍然是真实密码学验证流程，验证失败并非界面伪造结果。</w:t>
-      </w:r>
-    </w:p>
-    <w:p>
-      <w:r>
-        <w:t>当密文、</w:t>
-      </w:r>
-      <w:r>
-        <w:t xml:space="preserve">IV/Nonce </w:t>
-      </w:r>
-      <w:r>
-        <w:t>或接收方</w:t>
-      </w:r>
-      <w:r>
-        <w:t xml:space="preserve"> ID </w:t>
-      </w:r>
-      <w:r>
-        <w:t>被篡改时，</w:t>
-      </w:r>
-      <w:r>
-        <w:t xml:space="preserve">SM9 transcript </w:t>
-      </w:r>
-      <w:r>
-        <w:t>签名和完整性校验通常都会失败；当仅伪造</w:t>
-      </w:r>
-      <w:r>
-        <w:t xml:space="preserve"> SM9 </w:t>
-      </w:r>
-      <w:r>
-        <w:t>签名时，数据完整性可能仍能通过，但来源认证会失败。该设计能够说明完整性保护和身份认证是两个相互关联但不能互相替代的安全属性。</w:t>
-      </w:r>
-    </w:p>
-    <w:p>
-      <w:pPr>
-        <w:pStyle w:val="3"/>
-      </w:pPr>
-      <w:bookmarkStart w:id="78" w:name="_Toc233164907"/>
-      <w:bookmarkStart w:id="79" w:name="_Toc233189617"/>
-      <w:r>
-        <w:t>3.3.</w:t>
-      </w:r>
-      <w:r>
-        <w:rPr>
-          <w:rFonts w:hint="eastAsia"/>
-        </w:rPr>
-        <w:t>6</w:t>
-      </w:r>
-      <w:r>
-        <w:t xml:space="preserve"> </w:t>
-      </w:r>
-      <w:r>
-        <w:t>测试与性能评估模块</w:t>
-      </w:r>
-      <w:bookmarkEnd w:id="78"/>
-      <w:bookmarkEnd w:id="79"/>
     </w:p>
     <w:p>
       <w:r>
@@ -37653,7 +38301,7 @@
           <w:b/>
         </w:rPr>
       </w:pPr>
-      <w:bookmarkStart w:id="80" w:name="_Toc233164908"/>
+      <w:bookmarkStart w:id="78" w:name="_Toc233164908"/>
       <w:r>
         <w:br w:type="page"/>
       </w:r>
@@ -37662,37 +38310,31 @@
       <w:pPr>
         <w:pStyle w:val="1"/>
       </w:pPr>
-      <w:bookmarkStart w:id="81" w:name="_Toc233189618"/>
+      <w:bookmarkStart w:id="79" w:name="_Toc233189618"/>
       <w:r>
         <w:rPr>
           <w:rFonts w:hint="eastAsia"/>
         </w:rPr>
         <w:lastRenderedPageBreak/>
-        <w:t xml:space="preserve">4 </w:t>
-      </w:r>
-      <w:r>
-        <w:rPr>
-          <w:rFonts w:hint="eastAsia"/>
-        </w:rPr>
         <w:t>总体设计</w:t>
       </w:r>
-      <w:bookmarkEnd w:id="80"/>
-      <w:bookmarkEnd w:id="81"/>
+      <w:bookmarkEnd w:id="78"/>
+      <w:bookmarkEnd w:id="79"/>
     </w:p>
     <w:p>
       <w:pPr>
         <w:pStyle w:val="2"/>
       </w:pPr>
-      <w:bookmarkStart w:id="82" w:name="_Toc233164909"/>
-      <w:bookmarkStart w:id="83" w:name="_Toc233189619"/>
+      <w:bookmarkStart w:id="80" w:name="_Toc233164909"/>
+      <w:bookmarkStart w:id="81" w:name="_Toc233189619"/>
       <w:r>
         <w:t xml:space="preserve">4.1 </w:t>
       </w:r>
       <w:r>
         <w:t>系统层次设计</w:t>
       </w:r>
-      <w:bookmarkEnd w:id="82"/>
-      <w:bookmarkEnd w:id="83"/>
+      <w:bookmarkEnd w:id="80"/>
+      <w:bookmarkEnd w:id="81"/>
     </w:p>
     <w:p>
       <w:r>
@@ -37771,16 +38413,16 @@
       <w:pPr>
         <w:pStyle w:val="3"/>
       </w:pPr>
-      <w:bookmarkStart w:id="84" w:name="_Toc233164910"/>
-      <w:bookmarkStart w:id="85" w:name="_Toc233189620"/>
+      <w:bookmarkStart w:id="82" w:name="_Toc233164910"/>
+      <w:bookmarkStart w:id="83" w:name="_Toc233189620"/>
       <w:r>
         <w:t xml:space="preserve">4.1.1 </w:t>
       </w:r>
       <w:r>
         <w:t>用户交互层</w:t>
       </w:r>
-      <w:bookmarkEnd w:id="84"/>
-      <w:bookmarkEnd w:id="85"/>
+      <w:bookmarkEnd w:id="82"/>
+      <w:bookmarkEnd w:id="83"/>
     </w:p>
     <w:p>
       <w:r>
@@ -37800,16 +38442,16 @@
       <w:pPr>
         <w:pStyle w:val="3"/>
       </w:pPr>
-      <w:bookmarkStart w:id="86" w:name="_Toc233164911"/>
-      <w:bookmarkStart w:id="87" w:name="_Toc233189621"/>
+      <w:bookmarkStart w:id="84" w:name="_Toc233164911"/>
+      <w:bookmarkStart w:id="85" w:name="_Toc233189621"/>
       <w:r>
         <w:t xml:space="preserve">4.1.2 </w:t>
       </w:r>
       <w:r>
         <w:t>业务流程层</w:t>
       </w:r>
-      <w:bookmarkEnd w:id="86"/>
-      <w:bookmarkEnd w:id="87"/>
+      <w:bookmarkEnd w:id="84"/>
+      <w:bookmarkEnd w:id="85"/>
     </w:p>
     <w:p>
       <w:r>
@@ -37849,16 +38491,16 @@
       <w:pPr>
         <w:pStyle w:val="3"/>
       </w:pPr>
-      <w:bookmarkStart w:id="88" w:name="_Toc233164912"/>
-      <w:bookmarkStart w:id="89" w:name="_Toc233189622"/>
+      <w:bookmarkStart w:id="86" w:name="_Toc233164912"/>
+      <w:bookmarkStart w:id="87" w:name="_Toc233189622"/>
       <w:r>
         <w:t xml:space="preserve">4.1.3 </w:t>
       </w:r>
       <w:r>
         <w:t>协议报文层</w:t>
       </w:r>
-      <w:bookmarkEnd w:id="88"/>
-      <w:bookmarkEnd w:id="89"/>
+      <w:bookmarkEnd w:id="86"/>
+      <w:bookmarkEnd w:id="87"/>
     </w:p>
     <w:p>
       <w:r>
@@ -37874,16 +38516,16 @@
       <w:pPr>
         <w:pStyle w:val="3"/>
       </w:pPr>
-      <w:bookmarkStart w:id="90" w:name="_Toc233164913"/>
-      <w:bookmarkStart w:id="91" w:name="_Toc233189623"/>
+      <w:bookmarkStart w:id="88" w:name="_Toc233164913"/>
+      <w:bookmarkStart w:id="89" w:name="_Toc233189623"/>
       <w:r>
         <w:t xml:space="preserve">4.1.4 </w:t>
       </w:r>
       <w:r>
         <w:t>密码算法服务层</w:t>
       </w:r>
-      <w:bookmarkEnd w:id="90"/>
-      <w:bookmarkEnd w:id="91"/>
+      <w:bookmarkEnd w:id="88"/>
+      <w:bookmarkEnd w:id="89"/>
     </w:p>
     <w:p>
       <w:r>
@@ -37947,8 +38589,8 @@
       <w:pPr>
         <w:pStyle w:val="3"/>
       </w:pPr>
-      <w:bookmarkStart w:id="92" w:name="_Toc233164914"/>
-      <w:bookmarkStart w:id="93" w:name="_Toc233189624"/>
+      <w:bookmarkStart w:id="90" w:name="_Toc233164914"/>
+      <w:bookmarkStart w:id="91" w:name="_Toc233189624"/>
       <w:r>
         <w:lastRenderedPageBreak/>
         <w:t xml:space="preserve">4.1.5 </w:t>
@@ -37956,8 +38598,8 @@
       <w:r>
         <w:t>文件与环境支撑层</w:t>
       </w:r>
-      <w:bookmarkEnd w:id="92"/>
-      <w:bookmarkEnd w:id="93"/>
+      <w:bookmarkEnd w:id="90"/>
+      <w:bookmarkEnd w:id="91"/>
     </w:p>
     <w:p>
       <w:r>
@@ -37997,16 +38639,16 @@
       <w:pPr>
         <w:pStyle w:val="2"/>
       </w:pPr>
-      <w:bookmarkStart w:id="94" w:name="_Toc233164915"/>
-      <w:bookmarkStart w:id="95" w:name="_Toc233189625"/>
+      <w:bookmarkStart w:id="92" w:name="_Toc233164915"/>
+      <w:bookmarkStart w:id="93" w:name="_Toc233189625"/>
       <w:r>
         <w:t xml:space="preserve">4.2 </w:t>
       </w:r>
       <w:r>
         <w:t>系统流程</w:t>
       </w:r>
-      <w:bookmarkEnd w:id="94"/>
-      <w:bookmarkEnd w:id="95"/>
+      <w:bookmarkEnd w:id="92"/>
+      <w:bookmarkEnd w:id="93"/>
     </w:p>
     <w:p>
       <w:r>
@@ -38091,16 +38733,16 @@
       <w:pPr>
         <w:pStyle w:val="3"/>
       </w:pPr>
-      <w:bookmarkStart w:id="96" w:name="_Toc233164916"/>
-      <w:bookmarkStart w:id="97" w:name="_Toc233189626"/>
+      <w:bookmarkStart w:id="94" w:name="_Toc233164916"/>
+      <w:bookmarkStart w:id="95" w:name="_Toc233189626"/>
       <w:r>
         <w:t xml:space="preserve">4.2.1 </w:t>
       </w:r>
       <w:r>
         <w:t>发送端初始化流程</w:t>
       </w:r>
-      <w:bookmarkEnd w:id="96"/>
-      <w:bookmarkEnd w:id="97"/>
+      <w:bookmarkEnd w:id="94"/>
+      <w:bookmarkEnd w:id="95"/>
     </w:p>
     <w:p>
       <w:r>
@@ -38141,16 +38783,16 @@
       <w:pPr>
         <w:pStyle w:val="3"/>
       </w:pPr>
-      <w:bookmarkStart w:id="98" w:name="_Toc233164917"/>
-      <w:bookmarkStart w:id="99" w:name="_Toc233189627"/>
+      <w:bookmarkStart w:id="96" w:name="_Toc233164917"/>
+      <w:bookmarkStart w:id="97" w:name="_Toc233189627"/>
       <w:r>
         <w:t xml:space="preserve">4.2.2 </w:t>
       </w:r>
       <w:r>
         <w:t>会话秘密封装与密钥派生流程</w:t>
       </w:r>
-      <w:bookmarkEnd w:id="98"/>
-      <w:bookmarkEnd w:id="99"/>
+      <w:bookmarkEnd w:id="96"/>
+      <w:bookmarkEnd w:id="97"/>
     </w:p>
     <w:p>
       <w:r>
@@ -38494,16 +39136,16 @@
       <w:pPr>
         <w:pStyle w:val="3"/>
       </w:pPr>
-      <w:bookmarkStart w:id="100" w:name="_Toc233164918"/>
-      <w:bookmarkStart w:id="101" w:name="_Toc233189628"/>
+      <w:bookmarkStart w:id="98" w:name="_Toc233164918"/>
+      <w:bookmarkStart w:id="99" w:name="_Toc233189628"/>
       <w:r>
         <w:t xml:space="preserve">4.2.4 Envelope </w:t>
       </w:r>
       <w:r>
         <w:t>生成与接收端验证流程</w:t>
       </w:r>
-      <w:bookmarkEnd w:id="100"/>
-      <w:bookmarkEnd w:id="101"/>
+      <w:bookmarkEnd w:id="98"/>
+      <w:bookmarkEnd w:id="99"/>
     </w:p>
     <w:p>
       <w:r>
@@ -38531,8 +39173,8 @@
       <w:pPr>
         <w:pStyle w:val="3"/>
       </w:pPr>
-      <w:bookmarkStart w:id="102" w:name="_Toc233164919"/>
-      <w:bookmarkStart w:id="103" w:name="_Toc233189629"/>
+      <w:bookmarkStart w:id="100" w:name="_Toc233164919"/>
+      <w:bookmarkStart w:id="101" w:name="_Toc233189629"/>
       <w:r>
         <w:lastRenderedPageBreak/>
         <w:t xml:space="preserve">4.2.5 </w:t>
@@ -38540,8 +39182,8 @@
       <w:r>
         <w:t>解密、摘要比对与结果输出流程</w:t>
       </w:r>
-      <w:bookmarkEnd w:id="102"/>
-      <w:bookmarkEnd w:id="103"/>
+      <w:bookmarkEnd w:id="100"/>
+      <w:bookmarkEnd w:id="101"/>
     </w:p>
     <w:p>
       <w:r>
@@ -38563,16 +39205,16 @@
       <w:pPr>
         <w:pStyle w:val="3"/>
       </w:pPr>
-      <w:bookmarkStart w:id="104" w:name="_Toc233164920"/>
-      <w:bookmarkStart w:id="105" w:name="_Toc233189630"/>
+      <w:bookmarkStart w:id="102" w:name="_Toc233164920"/>
+      <w:bookmarkStart w:id="103" w:name="_Toc233189630"/>
       <w:r>
         <w:t xml:space="preserve">4.2.6 </w:t>
       </w:r>
       <w:r>
         <w:t>攻击模拟流程</w:t>
       </w:r>
-      <w:bookmarkEnd w:id="104"/>
-      <w:bookmarkEnd w:id="105"/>
+      <w:bookmarkEnd w:id="102"/>
+      <w:bookmarkEnd w:id="103"/>
     </w:p>
     <w:p>
       <w:r>
@@ -38618,16 +39260,16 @@
       <w:pPr>
         <w:pStyle w:val="2"/>
       </w:pPr>
-      <w:bookmarkStart w:id="106" w:name="_Toc233164921"/>
-      <w:bookmarkStart w:id="107" w:name="_Toc233189631"/>
+      <w:bookmarkStart w:id="104" w:name="_Toc233164921"/>
+      <w:bookmarkStart w:id="105" w:name="_Toc233189631"/>
       <w:r>
         <w:t xml:space="preserve">4.3 </w:t>
       </w:r>
       <w:r>
         <w:t>关键技术与算法</w:t>
       </w:r>
-      <w:bookmarkEnd w:id="106"/>
-      <w:bookmarkEnd w:id="107"/>
+      <w:bookmarkEnd w:id="104"/>
+      <w:bookmarkEnd w:id="105"/>
     </w:p>
     <w:p>
       <w:r>
@@ -38650,16 +39292,16 @@
       <w:pPr>
         <w:pStyle w:val="3"/>
       </w:pPr>
-      <w:bookmarkStart w:id="108" w:name="_Toc233164922"/>
-      <w:bookmarkStart w:id="109" w:name="_Toc233189632"/>
+      <w:bookmarkStart w:id="106" w:name="_Toc233164922"/>
+      <w:bookmarkStart w:id="107" w:name="_Toc233189632"/>
       <w:r>
         <w:t xml:space="preserve">4.3.1 SM2 </w:t>
       </w:r>
       <w:r>
         <w:t>会话秘密封装</w:t>
       </w:r>
-      <w:bookmarkEnd w:id="108"/>
-      <w:bookmarkEnd w:id="109"/>
+      <w:bookmarkEnd w:id="106"/>
+      <w:bookmarkEnd w:id="107"/>
     </w:p>
     <w:p>
       <w:r>
@@ -38699,16 +39341,16 @@
       <w:pPr>
         <w:pStyle w:val="3"/>
       </w:pPr>
-      <w:bookmarkStart w:id="110" w:name="_Toc233164923"/>
-      <w:bookmarkStart w:id="111" w:name="_Toc233189633"/>
+      <w:bookmarkStart w:id="108" w:name="_Toc233164923"/>
+      <w:bookmarkStart w:id="109" w:name="_Toc233189633"/>
       <w:r>
         <w:t xml:space="preserve">4.3.2 HKDF-SM3 </w:t>
       </w:r>
       <w:r>
         <w:t>上下文绑定密钥派生</w:t>
       </w:r>
-      <w:bookmarkEnd w:id="110"/>
-      <w:bookmarkEnd w:id="111"/>
+      <w:bookmarkEnd w:id="108"/>
+      <w:bookmarkEnd w:id="109"/>
     </w:p>
     <w:p>
       <w:r>
@@ -38728,8 +39370,8 @@
       <w:pPr>
         <w:pStyle w:val="3"/>
       </w:pPr>
-      <w:bookmarkStart w:id="112" w:name="_Toc233164924"/>
-      <w:bookmarkStart w:id="113" w:name="_Toc233189634"/>
+      <w:bookmarkStart w:id="110" w:name="_Toc233164924"/>
+      <w:bookmarkStart w:id="111" w:name="_Toc233189634"/>
       <w:r>
         <w:t xml:space="preserve">4.3.3 SM4 </w:t>
       </w:r>
@@ -38742,8 +39384,8 @@
       <w:r>
         <w:t>数据加密</w:t>
       </w:r>
-      <w:bookmarkEnd w:id="112"/>
-      <w:bookmarkEnd w:id="113"/>
+      <w:bookmarkEnd w:id="110"/>
+      <w:bookmarkEnd w:id="111"/>
     </w:p>
     <w:p>
       <w:r>
@@ -38816,8 +39458,8 @@
       <w:pPr>
         <w:pStyle w:val="3"/>
       </w:pPr>
-      <w:bookmarkStart w:id="114" w:name="_Toc233164925"/>
-      <w:bookmarkStart w:id="115" w:name="_Toc233189635"/>
+      <w:bookmarkStart w:id="112" w:name="_Toc233164925"/>
+      <w:bookmarkStart w:id="113" w:name="_Toc233189635"/>
       <w:r>
         <w:t xml:space="preserve">4.3.4 HMAC-SM3 </w:t>
       </w:r>
@@ -38830,8 +39472,8 @@
       <w:r>
         <w:t>完整性保护</w:t>
       </w:r>
-      <w:bookmarkEnd w:id="114"/>
-      <w:bookmarkEnd w:id="115"/>
+      <w:bookmarkEnd w:id="112"/>
+      <w:bookmarkEnd w:id="113"/>
     </w:p>
     <w:p>
       <w:r>
@@ -38877,8 +39519,8 @@
       <w:pPr>
         <w:pStyle w:val="3"/>
       </w:pPr>
-      <w:bookmarkStart w:id="116" w:name="_Toc233164926"/>
-      <w:bookmarkStart w:id="117" w:name="_Toc233189636"/>
+      <w:bookmarkStart w:id="114" w:name="_Toc233164926"/>
+      <w:bookmarkStart w:id="115" w:name="_Toc233189636"/>
       <w:r>
         <w:t xml:space="preserve">4.3.5 SM9 </w:t>
       </w:r>
@@ -38891,8 +39533,8 @@
       <w:r>
         <w:t>认证边界</w:t>
       </w:r>
-      <w:bookmarkEnd w:id="116"/>
-      <w:bookmarkEnd w:id="117"/>
+      <w:bookmarkEnd w:id="114"/>
+      <w:bookmarkEnd w:id="115"/>
     </w:p>
     <w:p>
       <w:r>
@@ -38917,8 +39559,8 @@
       <w:pPr>
         <w:pStyle w:val="3"/>
       </w:pPr>
-      <w:bookmarkStart w:id="118" w:name="_Toc233164927"/>
-      <w:bookmarkStart w:id="119" w:name="_Toc233189637"/>
+      <w:bookmarkStart w:id="116" w:name="_Toc233164927"/>
+      <w:bookmarkStart w:id="117" w:name="_Toc233189637"/>
       <w:r>
         <w:lastRenderedPageBreak/>
         <w:t xml:space="preserve">4.3.6 SM3 </w:t>
@@ -38926,8 +39568,8 @@
       <w:r>
         <w:t>摘要比对与结果确认</w:t>
       </w:r>
-      <w:bookmarkEnd w:id="118"/>
-      <w:bookmarkEnd w:id="119"/>
+      <w:bookmarkEnd w:id="116"/>
+      <w:bookmarkEnd w:id="117"/>
     </w:p>
     <w:p>
       <w:r>
@@ -38946,8 +39588,8 @@
       <w:pPr>
         <w:pStyle w:val="3"/>
       </w:pPr>
-      <w:bookmarkStart w:id="120" w:name="_Toc233164928"/>
-      <w:bookmarkStart w:id="121" w:name="_Toc233189638"/>
+      <w:bookmarkStart w:id="118" w:name="_Toc233164928"/>
+      <w:bookmarkStart w:id="119" w:name="_Toc233189638"/>
       <w:r>
         <w:t xml:space="preserve">4.3.7 </w:t>
       </w:r>
@@ -38960,8 +39602,8 @@
       <w:r>
         <w:t>报文封装技术</w:t>
       </w:r>
-      <w:bookmarkEnd w:id="120"/>
-      <w:bookmarkEnd w:id="121"/>
+      <w:bookmarkEnd w:id="118"/>
+      <w:bookmarkEnd w:id="119"/>
     </w:p>
     <w:p>
       <w:r>
@@ -38985,16 +39627,16 @@
       <w:pPr>
         <w:pStyle w:val="2"/>
       </w:pPr>
-      <w:bookmarkStart w:id="122" w:name="_Toc233164929"/>
-      <w:bookmarkStart w:id="123" w:name="_Toc233189639"/>
+      <w:bookmarkStart w:id="120" w:name="_Toc233164929"/>
+      <w:bookmarkStart w:id="121" w:name="_Toc233189639"/>
       <w:r>
         <w:t xml:space="preserve">4.4 </w:t>
       </w:r>
       <w:r>
         <w:t>运行环境</w:t>
       </w:r>
-      <w:bookmarkEnd w:id="122"/>
-      <w:bookmarkEnd w:id="123"/>
+      <w:bookmarkEnd w:id="120"/>
+      <w:bookmarkEnd w:id="121"/>
     </w:p>
     <w:p>
       <w:r>
@@ -39041,8 +39683,8 @@
       <w:pPr>
         <w:pStyle w:val="3"/>
       </w:pPr>
-      <w:bookmarkStart w:id="124" w:name="_Toc233164930"/>
-      <w:bookmarkStart w:id="125" w:name="_Toc233189640"/>
+      <w:bookmarkStart w:id="122" w:name="_Toc233164930"/>
+      <w:bookmarkStart w:id="123" w:name="_Toc233189640"/>
       <w:r>
         <w:t xml:space="preserve">4.4.1 </w:t>
       </w:r>
@@ -39055,8 +39697,8 @@
       <w:r>
         <w:t>环境</w:t>
       </w:r>
-      <w:bookmarkEnd w:id="124"/>
-      <w:bookmarkEnd w:id="125"/>
+      <w:bookmarkEnd w:id="122"/>
+      <w:bookmarkEnd w:id="123"/>
     </w:p>
     <w:p>
       <w:r>
@@ -39124,16 +39766,16 @@
       <w:pPr>
         <w:pStyle w:val="3"/>
       </w:pPr>
-      <w:bookmarkStart w:id="126" w:name="_Toc233164931"/>
-      <w:bookmarkStart w:id="127" w:name="_Toc233189641"/>
+      <w:bookmarkStart w:id="124" w:name="_Toc233164931"/>
+      <w:bookmarkStart w:id="125" w:name="_Toc233189641"/>
       <w:r>
         <w:t xml:space="preserve">4.4.2 Python </w:t>
       </w:r>
       <w:r>
         <w:t>依赖环境</w:t>
       </w:r>
-      <w:bookmarkEnd w:id="126"/>
-      <w:bookmarkEnd w:id="127"/>
+      <w:bookmarkEnd w:id="124"/>
+      <w:bookmarkEnd w:id="125"/>
     </w:p>
     <w:p>
       <w:r>
@@ -39192,16 +39834,16 @@
       <w:pPr>
         <w:pStyle w:val="3"/>
       </w:pPr>
-      <w:bookmarkStart w:id="128" w:name="_Toc233164932"/>
-      <w:bookmarkStart w:id="129" w:name="_Toc233189642"/>
+      <w:bookmarkStart w:id="126" w:name="_Toc233164932"/>
+      <w:bookmarkStart w:id="127" w:name="_Toc233189642"/>
       <w:r>
         <w:t xml:space="preserve">4.4.3 GmSSL </w:t>
       </w:r>
       <w:r>
         <w:t>原生动态库环境</w:t>
       </w:r>
-      <w:bookmarkEnd w:id="128"/>
-      <w:bookmarkEnd w:id="129"/>
+      <w:bookmarkEnd w:id="126"/>
+      <w:bookmarkEnd w:id="127"/>
     </w:p>
     <w:p>
       <w:r>
@@ -39250,16 +39892,16 @@
       <w:pPr>
         <w:pStyle w:val="3"/>
       </w:pPr>
-      <w:bookmarkStart w:id="130" w:name="_Toc233164933"/>
-      <w:bookmarkStart w:id="131" w:name="_Toc233189643"/>
+      <w:bookmarkStart w:id="128" w:name="_Toc233164933"/>
+      <w:bookmarkStart w:id="129" w:name="_Toc233189643"/>
       <w:r>
         <w:t xml:space="preserve">4.4.4 </w:t>
       </w:r>
       <w:r>
         <w:t>输入输出与运行入口</w:t>
       </w:r>
-      <w:bookmarkEnd w:id="130"/>
-      <w:bookmarkEnd w:id="131"/>
+      <w:bookmarkEnd w:id="128"/>
+      <w:bookmarkEnd w:id="129"/>
     </w:p>
     <w:p>
       <w:r>
@@ -39284,7 +39926,7 @@
           <w:b/>
         </w:rPr>
       </w:pPr>
-      <w:bookmarkStart w:id="132" w:name="_Toc233164934"/>
+      <w:bookmarkStart w:id="130" w:name="_Toc233164934"/>
       <w:r>
         <w:br w:type="page"/>
       </w:r>
@@ -39293,52 +39935,46 @@
       <w:pPr>
         <w:pStyle w:val="1"/>
       </w:pPr>
-      <w:bookmarkStart w:id="133" w:name="_Toc233189644"/>
+      <w:bookmarkStart w:id="131" w:name="_Toc233189644"/>
       <w:r>
         <w:rPr>
           <w:rFonts w:hint="eastAsia"/>
         </w:rPr>
         <w:lastRenderedPageBreak/>
-        <w:t xml:space="preserve">5 </w:t>
-      </w:r>
-      <w:r>
-        <w:rPr>
-          <w:rFonts w:hint="eastAsia"/>
-        </w:rPr>
         <w:t>具体实现</w:t>
       </w:r>
-      <w:bookmarkEnd w:id="132"/>
-      <w:bookmarkEnd w:id="133"/>
+      <w:bookmarkEnd w:id="130"/>
+      <w:bookmarkEnd w:id="131"/>
     </w:p>
     <w:p>
       <w:pPr>
         <w:pStyle w:val="2"/>
       </w:pPr>
-      <w:bookmarkStart w:id="134" w:name="_Toc233164935"/>
-      <w:bookmarkStart w:id="135" w:name="_Toc233189645"/>
+      <w:bookmarkStart w:id="132" w:name="_Toc233164935"/>
+      <w:bookmarkStart w:id="133" w:name="_Toc233189645"/>
       <w:r>
         <w:t xml:space="preserve">5.1 </w:t>
       </w:r>
       <w:r>
         <w:t>工程结构与模块划分</w:t>
       </w:r>
-      <w:bookmarkEnd w:id="134"/>
-      <w:bookmarkEnd w:id="135"/>
+      <w:bookmarkEnd w:id="132"/>
+      <w:bookmarkEnd w:id="133"/>
     </w:p>
     <w:p>
       <w:pPr>
         <w:pStyle w:val="3"/>
       </w:pPr>
-      <w:bookmarkStart w:id="136" w:name="_Toc233164936"/>
-      <w:bookmarkStart w:id="137" w:name="_Toc233189646"/>
+      <w:bookmarkStart w:id="134" w:name="_Toc233164936"/>
+      <w:bookmarkStart w:id="135" w:name="_Toc233189646"/>
       <w:r>
         <w:t xml:space="preserve">5.1.1 </w:t>
       </w:r>
       <w:r>
         <w:t>核心业务模块</w:t>
       </w:r>
-      <w:bookmarkEnd w:id="136"/>
-      <w:bookmarkEnd w:id="137"/>
+      <w:bookmarkEnd w:id="134"/>
+      <w:bookmarkEnd w:id="135"/>
     </w:p>
     <w:p>
       <w:r>
@@ -39456,16 +40092,16 @@
       <w:pPr>
         <w:pStyle w:val="3"/>
       </w:pPr>
-      <w:bookmarkStart w:id="138" w:name="_Toc233164937"/>
-      <w:bookmarkStart w:id="139" w:name="_Toc233189647"/>
+      <w:bookmarkStart w:id="136" w:name="_Toc233164937"/>
+      <w:bookmarkStart w:id="137" w:name="_Toc233189647"/>
       <w:r>
         <w:t xml:space="preserve">5.1.2 </w:t>
       </w:r>
       <w:r>
         <w:t>密码算法模块</w:t>
       </w:r>
-      <w:bookmarkEnd w:id="138"/>
-      <w:bookmarkEnd w:id="139"/>
+      <w:bookmarkEnd w:id="136"/>
+      <w:bookmarkEnd w:id="137"/>
     </w:p>
     <w:p>
       <w:r>
@@ -39637,8 +40273,8 @@
       <w:pPr>
         <w:pStyle w:val="3"/>
       </w:pPr>
-      <w:bookmarkStart w:id="140" w:name="_Toc233164938"/>
-      <w:bookmarkStart w:id="141" w:name="_Toc233189648"/>
+      <w:bookmarkStart w:id="138" w:name="_Toc233164938"/>
+      <w:bookmarkStart w:id="139" w:name="_Toc233189648"/>
       <w:r>
         <w:lastRenderedPageBreak/>
         <w:t xml:space="preserve">5.1.3 </w:t>
@@ -39646,8 +40282,8 @@
       <w:r>
         <w:t>用户交互模块</w:t>
       </w:r>
-      <w:bookmarkEnd w:id="140"/>
-      <w:bookmarkEnd w:id="141"/>
+      <w:bookmarkEnd w:id="138"/>
+      <w:bookmarkEnd w:id="139"/>
     </w:p>
     <w:p>
       <w:r>
@@ -39714,31 +40350,31 @@
       <w:pPr>
         <w:pStyle w:val="2"/>
       </w:pPr>
-      <w:bookmarkStart w:id="142" w:name="_Toc233164939"/>
-      <w:bookmarkStart w:id="143" w:name="_Toc233189649"/>
+      <w:bookmarkStart w:id="140" w:name="_Toc233164939"/>
+      <w:bookmarkStart w:id="141" w:name="_Toc233189649"/>
       <w:r>
         <w:t xml:space="preserve">5.2 </w:t>
       </w:r>
       <w:r>
         <w:t>协议常量与算法套件实现</w:t>
       </w:r>
-      <w:bookmarkEnd w:id="142"/>
-      <w:bookmarkEnd w:id="143"/>
+      <w:bookmarkEnd w:id="140"/>
+      <w:bookmarkEnd w:id="141"/>
     </w:p>
     <w:p>
       <w:pPr>
         <w:pStyle w:val="3"/>
       </w:pPr>
-      <w:bookmarkStart w:id="144" w:name="_Toc233164940"/>
-      <w:bookmarkStart w:id="145" w:name="_Toc233189650"/>
+      <w:bookmarkStart w:id="142" w:name="_Toc233164940"/>
+      <w:bookmarkStart w:id="143" w:name="_Toc233189650"/>
       <w:r>
         <w:t xml:space="preserve">5.2.1 </w:t>
       </w:r>
       <w:r>
         <w:t>协议常量定义</w:t>
       </w:r>
-      <w:bookmarkEnd w:id="144"/>
-      <w:bookmarkEnd w:id="145"/>
+      <w:bookmarkEnd w:id="142"/>
+      <w:bookmarkEnd w:id="143"/>
     </w:p>
     <w:p>
       <w:r>
@@ -39802,16 +40438,16 @@
       <w:pPr>
         <w:pStyle w:val="3"/>
       </w:pPr>
-      <w:bookmarkStart w:id="146" w:name="_Toc233164941"/>
-      <w:bookmarkStart w:id="147" w:name="_Toc233189651"/>
+      <w:bookmarkStart w:id="144" w:name="_Toc233164941"/>
+      <w:bookmarkStart w:id="145" w:name="_Toc233189651"/>
       <w:r>
         <w:t xml:space="preserve">5.2.2 </w:t>
       </w:r>
       <w:r>
         <w:t>算法套件标识实现</w:t>
       </w:r>
-      <w:bookmarkEnd w:id="146"/>
-      <w:bookmarkEnd w:id="147"/>
+      <w:bookmarkEnd w:id="144"/>
+      <w:bookmarkEnd w:id="145"/>
     </w:p>
     <w:p>
       <w:r>
@@ -39933,16 +40569,16 @@
       <w:pPr>
         <w:pStyle w:val="3"/>
       </w:pPr>
-      <w:bookmarkStart w:id="148" w:name="_Toc233164942"/>
-      <w:bookmarkStart w:id="149" w:name="_Toc233189652"/>
+      <w:bookmarkStart w:id="146" w:name="_Toc233164942"/>
+      <w:bookmarkStart w:id="147" w:name="_Toc233189652"/>
       <w:r>
         <w:t xml:space="preserve">5.2.3 </w:t>
       </w:r>
       <w:r>
         <w:t>上下文绑定实现</w:t>
       </w:r>
-      <w:bookmarkEnd w:id="148"/>
-      <w:bookmarkEnd w:id="149"/>
+      <w:bookmarkEnd w:id="146"/>
+      <w:bookmarkEnd w:id="147"/>
     </w:p>
     <w:p>
       <w:r>
@@ -39989,31 +40625,31 @@
       <w:pPr>
         <w:pStyle w:val="2"/>
       </w:pPr>
-      <w:bookmarkStart w:id="150" w:name="_Toc233164943"/>
-      <w:bookmarkStart w:id="151" w:name="_Toc233189653"/>
+      <w:bookmarkStart w:id="148" w:name="_Toc233164943"/>
+      <w:bookmarkStart w:id="149" w:name="_Toc233189653"/>
       <w:r>
         <w:t xml:space="preserve">5.3 Envelope </w:t>
       </w:r>
       <w:r>
         <w:t>报文实现</w:t>
       </w:r>
-      <w:bookmarkEnd w:id="150"/>
-      <w:bookmarkEnd w:id="151"/>
+      <w:bookmarkEnd w:id="148"/>
+      <w:bookmarkEnd w:id="149"/>
     </w:p>
     <w:p>
       <w:pPr>
         <w:pStyle w:val="3"/>
       </w:pPr>
-      <w:bookmarkStart w:id="152" w:name="_Toc233164944"/>
-      <w:bookmarkStart w:id="153" w:name="_Toc233189654"/>
+      <w:bookmarkStart w:id="150" w:name="_Toc233164944"/>
+      <w:bookmarkStart w:id="151" w:name="_Toc233189654"/>
       <w:r>
         <w:t xml:space="preserve">5.3.1 Header </w:t>
       </w:r>
       <w:r>
         <w:t>构建实现</w:t>
       </w:r>
-      <w:bookmarkEnd w:id="152"/>
-      <w:bookmarkEnd w:id="153"/>
+      <w:bookmarkEnd w:id="150"/>
+      <w:bookmarkEnd w:id="151"/>
     </w:p>
     <w:p>
       <w:r>
@@ -40086,16 +40722,16 @@
       <w:pPr>
         <w:pStyle w:val="3"/>
       </w:pPr>
-      <w:bookmarkStart w:id="154" w:name="_Toc233164945"/>
-      <w:bookmarkStart w:id="155" w:name="_Toc233189655"/>
+      <w:bookmarkStart w:id="152" w:name="_Toc233164945"/>
+      <w:bookmarkStart w:id="153" w:name="_Toc233189655"/>
       <w:r>
         <w:t xml:space="preserve">5.3.2 Header </w:t>
       </w:r>
       <w:r>
         <w:t>序列化实现</w:t>
       </w:r>
-      <w:bookmarkEnd w:id="154"/>
-      <w:bookmarkEnd w:id="155"/>
+      <w:bookmarkEnd w:id="152"/>
+      <w:bookmarkEnd w:id="153"/>
     </w:p>
     <w:p>
       <w:r>
@@ -40147,8 +40783,8 @@
       <w:pPr>
         <w:pStyle w:val="3"/>
       </w:pPr>
-      <w:bookmarkStart w:id="156" w:name="_Toc233164946"/>
-      <w:bookmarkStart w:id="157" w:name="_Toc233189656"/>
+      <w:bookmarkStart w:id="154" w:name="_Toc233164946"/>
+      <w:bookmarkStart w:id="155" w:name="_Toc233189656"/>
       <w:r>
         <w:lastRenderedPageBreak/>
         <w:t xml:space="preserve">5.3.3 Envelope </w:t>
@@ -40156,8 +40792,8 @@
       <w:r>
         <w:t>字段编码实现</w:t>
       </w:r>
-      <w:bookmarkEnd w:id="156"/>
-      <w:bookmarkEnd w:id="157"/>
+      <w:bookmarkEnd w:id="154"/>
+      <w:bookmarkEnd w:id="155"/>
     </w:p>
     <w:p>
       <w:r>
@@ -40284,31 +40920,31 @@
         </w:rPr>
         <w:tab/>
       </w:r>
-      <w:bookmarkStart w:id="158" w:name="_Toc233164947"/>
-      <w:bookmarkStart w:id="159" w:name="_Toc233189657"/>
+      <w:bookmarkStart w:id="156" w:name="_Toc233164947"/>
+      <w:bookmarkStart w:id="157" w:name="_Toc233189657"/>
       <w:r>
         <w:t xml:space="preserve">5.4 </w:t>
       </w:r>
       <w:r>
         <w:t>发送端流程实现</w:t>
       </w:r>
-      <w:bookmarkEnd w:id="158"/>
-      <w:bookmarkEnd w:id="159"/>
+      <w:bookmarkEnd w:id="156"/>
+      <w:bookmarkEnd w:id="157"/>
     </w:p>
     <w:p>
       <w:pPr>
         <w:pStyle w:val="3"/>
       </w:pPr>
-      <w:bookmarkStart w:id="160" w:name="_Toc233164948"/>
-      <w:bookmarkStart w:id="161" w:name="_Toc233189658"/>
+      <w:bookmarkStart w:id="158" w:name="_Toc233164948"/>
+      <w:bookmarkStart w:id="159" w:name="_Toc233189658"/>
       <w:r>
         <w:t xml:space="preserve">5.4.1 </w:t>
       </w:r>
       <w:r>
         <w:t>明文读取与会话初始化</w:t>
       </w:r>
-      <w:bookmarkEnd w:id="160"/>
-      <w:bookmarkEnd w:id="161"/>
+      <w:bookmarkEnd w:id="158"/>
+      <w:bookmarkEnd w:id="159"/>
     </w:p>
     <w:p>
       <w:r>
@@ -40378,16 +41014,16 @@
       <w:pPr>
         <w:pStyle w:val="3"/>
       </w:pPr>
-      <w:bookmarkStart w:id="162" w:name="_Toc233164949"/>
-      <w:bookmarkStart w:id="163" w:name="_Toc233189659"/>
+      <w:bookmarkStart w:id="160" w:name="_Toc233164949"/>
+      <w:bookmarkStart w:id="161" w:name="_Toc233189659"/>
       <w:r>
         <w:t xml:space="preserve">5.4.2 </w:t>
       </w:r>
       <w:r>
         <w:t>会话秘密封装实现</w:t>
       </w:r>
-      <w:bookmarkEnd w:id="162"/>
-      <w:bookmarkEnd w:id="163"/>
+      <w:bookmarkEnd w:id="160"/>
+      <w:bookmarkEnd w:id="161"/>
     </w:p>
     <w:p>
       <w:r>
@@ -40463,8 +41099,8 @@
       <w:pPr>
         <w:pStyle w:val="3"/>
       </w:pPr>
-      <w:bookmarkStart w:id="164" w:name="_Toc233164950"/>
-      <w:bookmarkStart w:id="165" w:name="_Toc233189660"/>
+      <w:bookmarkStart w:id="162" w:name="_Toc233164950"/>
+      <w:bookmarkStart w:id="163" w:name="_Toc233189660"/>
       <w:r>
         <w:lastRenderedPageBreak/>
         <w:t xml:space="preserve">5.4.3 </w:t>
@@ -40472,8 +41108,8 @@
       <w:r>
         <w:t>密钥派生实现</w:t>
       </w:r>
-      <w:bookmarkEnd w:id="164"/>
-      <w:bookmarkEnd w:id="165"/>
+      <w:bookmarkEnd w:id="162"/>
+      <w:bookmarkEnd w:id="163"/>
     </w:p>
     <w:p>
       <w:r>
@@ -40549,16 +41185,16 @@
       <w:pPr>
         <w:pStyle w:val="3"/>
       </w:pPr>
-      <w:bookmarkStart w:id="166" w:name="_Toc233164951"/>
-      <w:bookmarkStart w:id="167" w:name="_Toc233189661"/>
+      <w:bookmarkStart w:id="164" w:name="_Toc233164951"/>
+      <w:bookmarkStart w:id="165" w:name="_Toc233189661"/>
       <w:r>
         <w:t xml:space="preserve">5.4.4 </w:t>
       </w:r>
       <w:r>
         <w:t>数据加密实现</w:t>
       </w:r>
-      <w:bookmarkEnd w:id="166"/>
-      <w:bookmarkEnd w:id="167"/>
+      <w:bookmarkEnd w:id="164"/>
+      <w:bookmarkEnd w:id="165"/>
     </w:p>
     <w:p>
       <w:r>
@@ -40700,8 +41336,8 @@
       <w:pPr>
         <w:pStyle w:val="3"/>
       </w:pPr>
-      <w:bookmarkStart w:id="168" w:name="_Toc233164952"/>
-      <w:bookmarkStart w:id="169" w:name="_Toc233189662"/>
+      <w:bookmarkStart w:id="166" w:name="_Toc233164952"/>
+      <w:bookmarkStart w:id="167" w:name="_Toc233189662"/>
       <w:r>
         <w:t xml:space="preserve">5.4.5 </w:t>
       </w:r>
@@ -40714,8 +41350,8 @@
       <w:r>
         <w:t>签名实现</w:t>
       </w:r>
-      <w:bookmarkEnd w:id="168"/>
-      <w:bookmarkEnd w:id="169"/>
+      <w:bookmarkEnd w:id="166"/>
+      <w:bookmarkEnd w:id="167"/>
     </w:p>
     <w:p>
       <w:r>
@@ -40858,31 +41494,31 @@
         <w:lastRenderedPageBreak/>
         <w:tab/>
       </w:r>
-      <w:bookmarkStart w:id="170" w:name="_Toc233164953"/>
-      <w:bookmarkStart w:id="171" w:name="_Toc233189663"/>
+      <w:bookmarkStart w:id="168" w:name="_Toc233164953"/>
+      <w:bookmarkStart w:id="169" w:name="_Toc233189663"/>
       <w:r>
         <w:t xml:space="preserve">5.5 </w:t>
       </w:r>
       <w:r>
         <w:t>接收端流程实现</w:t>
       </w:r>
-      <w:bookmarkEnd w:id="170"/>
-      <w:bookmarkEnd w:id="171"/>
+      <w:bookmarkEnd w:id="168"/>
+      <w:bookmarkEnd w:id="169"/>
     </w:p>
     <w:p>
       <w:pPr>
         <w:pStyle w:val="3"/>
       </w:pPr>
-      <w:bookmarkStart w:id="172" w:name="_Toc233164954"/>
-      <w:bookmarkStart w:id="173" w:name="_Toc233189664"/>
+      <w:bookmarkStart w:id="170" w:name="_Toc233164954"/>
+      <w:bookmarkStart w:id="171" w:name="_Toc233189664"/>
       <w:r>
         <w:t xml:space="preserve">5.5.1 Envelope </w:t>
       </w:r>
       <w:r>
         <w:t>加载与解析</w:t>
       </w:r>
-      <w:bookmarkEnd w:id="172"/>
-      <w:bookmarkEnd w:id="173"/>
+      <w:bookmarkEnd w:id="170"/>
+      <w:bookmarkEnd w:id="171"/>
     </w:p>
     <w:p>
       <w:r>
@@ -40952,16 +41588,16 @@
       <w:pPr>
         <w:pStyle w:val="3"/>
       </w:pPr>
-      <w:bookmarkStart w:id="174" w:name="_Toc233164955"/>
-      <w:bookmarkStart w:id="175" w:name="_Toc233189665"/>
+      <w:bookmarkStart w:id="172" w:name="_Toc233164955"/>
+      <w:bookmarkStart w:id="173" w:name="_Toc233189665"/>
       <w:r>
         <w:t xml:space="preserve">5.5.2 </w:t>
       </w:r>
       <w:r>
         <w:t>会话秘密解封与密钥重派生</w:t>
       </w:r>
-      <w:bookmarkEnd w:id="174"/>
-      <w:bookmarkEnd w:id="175"/>
+      <w:bookmarkEnd w:id="172"/>
+      <w:bookmarkEnd w:id="173"/>
     </w:p>
     <w:p>
       <w:r>
@@ -41031,16 +41667,16 @@
       <w:pPr>
         <w:pStyle w:val="3"/>
       </w:pPr>
-      <w:bookmarkStart w:id="176" w:name="_Toc233164956"/>
-      <w:bookmarkStart w:id="177" w:name="_Toc233189666"/>
+      <w:bookmarkStart w:id="174" w:name="_Toc233164956"/>
+      <w:bookmarkStart w:id="175" w:name="_Toc233189666"/>
       <w:r>
         <w:t xml:space="preserve">5.5.3 SM9 </w:t>
       </w:r>
       <w:r>
         <w:t>签名验证</w:t>
       </w:r>
-      <w:bookmarkEnd w:id="176"/>
-      <w:bookmarkEnd w:id="177"/>
+      <w:bookmarkEnd w:id="174"/>
+      <w:bookmarkEnd w:id="175"/>
     </w:p>
     <w:p>
       <w:r>
@@ -41125,8 +41761,8 @@
       <w:pPr>
         <w:pStyle w:val="3"/>
       </w:pPr>
-      <w:bookmarkStart w:id="178" w:name="_Toc233164957"/>
-      <w:bookmarkStart w:id="179" w:name="_Toc233189667"/>
+      <w:bookmarkStart w:id="176" w:name="_Toc233164957"/>
+      <w:bookmarkStart w:id="177" w:name="_Toc233189667"/>
       <w:r>
         <w:lastRenderedPageBreak/>
         <w:t xml:space="preserve">5.5.4 </w:t>
@@ -41134,8 +41770,8 @@
       <w:r>
         <w:t>完整性校验与解密恢复</w:t>
       </w:r>
-      <w:bookmarkEnd w:id="178"/>
-      <w:bookmarkEnd w:id="179"/>
+      <w:bookmarkEnd w:id="176"/>
+      <w:bookmarkEnd w:id="177"/>
     </w:p>
     <w:p>
       <w:r>
@@ -41217,16 +41853,16 @@
       <w:pPr>
         <w:pStyle w:val="3"/>
       </w:pPr>
-      <w:bookmarkStart w:id="180" w:name="_Toc233164958"/>
-      <w:bookmarkStart w:id="181" w:name="_Toc233189668"/>
+      <w:bookmarkStart w:id="178" w:name="_Toc233164958"/>
+      <w:bookmarkStart w:id="179" w:name="_Toc233189668"/>
       <w:r>
         <w:t xml:space="preserve">5.5.5 </w:t>
       </w:r>
       <w:r>
         <w:t>摘要比对与结果输出</w:t>
       </w:r>
-      <w:bookmarkEnd w:id="180"/>
-      <w:bookmarkEnd w:id="181"/>
+      <w:bookmarkEnd w:id="178"/>
+      <w:bookmarkEnd w:id="179"/>
     </w:p>
     <w:p>
       <w:r>
@@ -41326,31 +41962,31 @@
       <w:pPr>
         <w:pStyle w:val="2"/>
       </w:pPr>
-      <w:bookmarkStart w:id="182" w:name="_Toc233164959"/>
-      <w:bookmarkStart w:id="183" w:name="_Toc233189669"/>
+      <w:bookmarkStart w:id="180" w:name="_Toc233164959"/>
+      <w:bookmarkStart w:id="181" w:name="_Toc233189669"/>
       <w:r>
         <w:t xml:space="preserve">5.6 SM9 </w:t>
       </w:r>
       <w:r>
         <w:t>身份签名实现</w:t>
       </w:r>
-      <w:bookmarkEnd w:id="182"/>
-      <w:bookmarkEnd w:id="183"/>
+      <w:bookmarkEnd w:id="180"/>
+      <w:bookmarkEnd w:id="181"/>
     </w:p>
     <w:p>
       <w:pPr>
         <w:pStyle w:val="3"/>
       </w:pPr>
-      <w:bookmarkStart w:id="184" w:name="_Toc233164960"/>
-      <w:bookmarkStart w:id="185" w:name="_Toc233189670"/>
+      <w:bookmarkStart w:id="182" w:name="_Toc233164960"/>
+      <w:bookmarkStart w:id="183" w:name="_Toc233189670"/>
       <w:r>
         <w:t xml:space="preserve">5.6.1 </w:t>
       </w:r>
       <w:r>
         <w:t>主密钥生成与用户密钥提取</w:t>
       </w:r>
-      <w:bookmarkEnd w:id="184"/>
-      <w:bookmarkEnd w:id="185"/>
+      <w:bookmarkEnd w:id="182"/>
+      <w:bookmarkEnd w:id="183"/>
     </w:p>
     <w:p>
       <w:r>
@@ -41399,8 +42035,8 @@
       <w:pPr>
         <w:pStyle w:val="3"/>
       </w:pPr>
-      <w:bookmarkStart w:id="186" w:name="_Toc233164961"/>
-      <w:bookmarkStart w:id="187" w:name="_Toc233189671"/>
+      <w:bookmarkStart w:id="184" w:name="_Toc233164961"/>
+      <w:bookmarkStart w:id="185" w:name="_Toc233189671"/>
       <w:r>
         <w:lastRenderedPageBreak/>
         <w:t xml:space="preserve">5.6.2 </w:t>
@@ -41408,8 +42044,8 @@
       <w:r>
         <w:t>签名与验签过程</w:t>
       </w:r>
-      <w:bookmarkEnd w:id="186"/>
-      <w:bookmarkEnd w:id="187"/>
+      <w:bookmarkEnd w:id="184"/>
+      <w:bookmarkEnd w:id="185"/>
     </w:p>
     <w:p>
       <w:r>
@@ -41491,16 +42127,16 @@
       <w:pPr>
         <w:pStyle w:val="3"/>
       </w:pPr>
-      <w:bookmarkStart w:id="188" w:name="_Toc233164962"/>
-      <w:bookmarkStart w:id="189" w:name="_Toc233189672"/>
+      <w:bookmarkStart w:id="186" w:name="_Toc233164962"/>
+      <w:bookmarkStart w:id="187" w:name="_Toc233189672"/>
       <w:r>
         <w:t xml:space="preserve">5.6.3 Windows </w:t>
       </w:r>
       <w:r>
         <w:t>环境兼容处理</w:t>
       </w:r>
-      <w:bookmarkEnd w:id="188"/>
-      <w:bookmarkEnd w:id="189"/>
+      <w:bookmarkEnd w:id="186"/>
+      <w:bookmarkEnd w:id="187"/>
     </w:p>
     <w:p>
       <w:r>
@@ -41576,31 +42212,31 @@
       <w:pPr>
         <w:pStyle w:val="2"/>
       </w:pPr>
-      <w:bookmarkStart w:id="190" w:name="_Toc233164963"/>
-      <w:bookmarkStart w:id="191" w:name="_Toc233189673"/>
+      <w:bookmarkStart w:id="188" w:name="_Toc233164963"/>
+      <w:bookmarkStart w:id="189" w:name="_Toc233189673"/>
       <w:r>
         <w:t xml:space="preserve">5.7 </w:t>
       </w:r>
       <w:r>
         <w:t>完整性保护与摘要确认实现</w:t>
       </w:r>
-      <w:bookmarkEnd w:id="190"/>
-      <w:bookmarkEnd w:id="191"/>
+      <w:bookmarkEnd w:id="188"/>
+      <w:bookmarkEnd w:id="189"/>
     </w:p>
     <w:p>
       <w:pPr>
         <w:pStyle w:val="3"/>
       </w:pPr>
-      <w:bookmarkStart w:id="192" w:name="_Toc233164964"/>
-      <w:bookmarkStart w:id="193" w:name="_Toc233189674"/>
+      <w:bookmarkStart w:id="190" w:name="_Toc233164964"/>
+      <w:bookmarkStart w:id="191" w:name="_Toc233189674"/>
       <w:r>
         <w:t xml:space="preserve">5.7.1 HMAC-SM3 </w:t>
       </w:r>
       <w:r>
         <w:t>实现</w:t>
       </w:r>
-      <w:bookmarkEnd w:id="192"/>
-      <w:bookmarkEnd w:id="193"/>
+      <w:bookmarkEnd w:id="190"/>
+      <w:bookmarkEnd w:id="191"/>
     </w:p>
     <w:p>
       <w:r>
@@ -41673,16 +42309,16 @@
       <w:pPr>
         <w:pStyle w:val="3"/>
       </w:pPr>
-      <w:bookmarkStart w:id="194" w:name="_Toc233164965"/>
-      <w:bookmarkStart w:id="195" w:name="_Toc233189675"/>
+      <w:bookmarkStart w:id="192" w:name="_Toc233164965"/>
+      <w:bookmarkStart w:id="193" w:name="_Toc233189675"/>
       <w:r>
         <w:t xml:space="preserve">5.7.2 </w:t>
       </w:r>
       <w:r>
         <w:t>长度前缀拼接实现</w:t>
       </w:r>
-      <w:bookmarkEnd w:id="194"/>
-      <w:bookmarkEnd w:id="195"/>
+      <w:bookmarkEnd w:id="192"/>
+      <w:bookmarkEnd w:id="193"/>
     </w:p>
     <w:p>
       <w:r>
@@ -41735,16 +42371,16 @@
       <w:pPr>
         <w:pStyle w:val="3"/>
       </w:pPr>
-      <w:bookmarkStart w:id="196" w:name="_Toc233164966"/>
-      <w:bookmarkStart w:id="197" w:name="_Toc233189676"/>
+      <w:bookmarkStart w:id="194" w:name="_Toc233164966"/>
+      <w:bookmarkStart w:id="195" w:name="_Toc233189676"/>
       <w:r>
         <w:t xml:space="preserve">5.7.3 SM3 </w:t>
       </w:r>
       <w:r>
         <w:t>明文摘要确认</w:t>
       </w:r>
-      <w:bookmarkEnd w:id="196"/>
-      <w:bookmarkEnd w:id="197"/>
+      <w:bookmarkEnd w:id="194"/>
+      <w:bookmarkEnd w:id="195"/>
     </w:p>
     <w:p>
       <w:r>
@@ -41796,31 +42432,31 @@
         </w:rPr>
         <w:tab/>
       </w:r>
-      <w:bookmarkStart w:id="198" w:name="_Toc233164967"/>
-      <w:bookmarkStart w:id="199" w:name="_Toc233189677"/>
+      <w:bookmarkStart w:id="196" w:name="_Toc233164967"/>
+      <w:bookmarkStart w:id="197" w:name="_Toc233189677"/>
       <w:r>
         <w:t xml:space="preserve">5.8 </w:t>
       </w:r>
       <w:r>
         <w:t>文件恢复与类型识别实现</w:t>
       </w:r>
-      <w:bookmarkEnd w:id="198"/>
-      <w:bookmarkEnd w:id="199"/>
+      <w:bookmarkEnd w:id="196"/>
+      <w:bookmarkEnd w:id="197"/>
     </w:p>
     <w:p>
       <w:pPr>
         <w:pStyle w:val="3"/>
       </w:pPr>
-      <w:bookmarkStart w:id="200" w:name="_Toc233164968"/>
-      <w:bookmarkStart w:id="201" w:name="_Toc233189678"/>
+      <w:bookmarkStart w:id="198" w:name="_Toc233164968"/>
+      <w:bookmarkStart w:id="199" w:name="_Toc233189678"/>
       <w:r>
         <w:t xml:space="preserve">5.8.1 </w:t>
       </w:r>
       <w:r>
         <w:t>二进制文件恢复实现</w:t>
       </w:r>
-      <w:bookmarkEnd w:id="200"/>
-      <w:bookmarkEnd w:id="201"/>
+      <w:bookmarkEnd w:id="198"/>
+      <w:bookmarkEnd w:id="199"/>
     </w:p>
     <w:p>
       <w:r>
@@ -41860,16 +42496,16 @@
       <w:pPr>
         <w:pStyle w:val="3"/>
       </w:pPr>
-      <w:bookmarkStart w:id="202" w:name="_Toc233164969"/>
-      <w:bookmarkStart w:id="203" w:name="_Toc233189679"/>
+      <w:bookmarkStart w:id="200" w:name="_Toc233164969"/>
+      <w:bookmarkStart w:id="201" w:name="_Toc233189679"/>
       <w:r>
         <w:t xml:space="preserve">5.8.2 </w:t>
       </w:r>
       <w:r>
         <w:t>文件类型嗅探实现</w:t>
       </w:r>
-      <w:bookmarkEnd w:id="202"/>
-      <w:bookmarkEnd w:id="203"/>
+      <w:bookmarkEnd w:id="200"/>
+      <w:bookmarkEnd w:id="201"/>
     </w:p>
     <w:p>
       <w:r>
@@ -42023,8 +42659,8 @@
       <w:pPr>
         <w:pStyle w:val="3"/>
       </w:pPr>
-      <w:bookmarkStart w:id="204" w:name="_Toc233164970"/>
-      <w:bookmarkStart w:id="205" w:name="_Toc233189680"/>
+      <w:bookmarkStart w:id="202" w:name="_Toc233164970"/>
+      <w:bookmarkStart w:id="203" w:name="_Toc233189680"/>
       <w:r>
         <w:lastRenderedPageBreak/>
         <w:t xml:space="preserve">5.8.3 </w:t>
@@ -42032,8 +42668,8 @@
       <w:r>
         <w:t>类型一致性结果展示</w:t>
       </w:r>
-      <w:bookmarkEnd w:id="204"/>
-      <w:bookmarkEnd w:id="205"/>
+      <w:bookmarkEnd w:id="202"/>
+      <w:bookmarkEnd w:id="203"/>
     </w:p>
     <w:p>
       <w:r>
@@ -42079,31 +42715,31 @@
       <w:pPr>
         <w:pStyle w:val="2"/>
       </w:pPr>
-      <w:bookmarkStart w:id="206" w:name="_Toc233164971"/>
-      <w:bookmarkStart w:id="207" w:name="_Toc233189681"/>
+      <w:bookmarkStart w:id="204" w:name="_Toc233164971"/>
+      <w:bookmarkStart w:id="205" w:name="_Toc233189681"/>
       <w:r>
         <w:t xml:space="preserve">5.9 CLI </w:t>
       </w:r>
       <w:r>
         <w:t>与完整工作流实现</w:t>
       </w:r>
-      <w:bookmarkEnd w:id="206"/>
-      <w:bookmarkEnd w:id="207"/>
+      <w:bookmarkEnd w:id="204"/>
+      <w:bookmarkEnd w:id="205"/>
     </w:p>
     <w:p>
       <w:pPr>
         <w:pStyle w:val="3"/>
       </w:pPr>
-      <w:bookmarkStart w:id="208" w:name="_Toc233164972"/>
-      <w:bookmarkStart w:id="209" w:name="_Toc233189682"/>
+      <w:bookmarkStart w:id="206" w:name="_Toc233164972"/>
+      <w:bookmarkStart w:id="207" w:name="_Toc233189682"/>
       <w:r>
         <w:t xml:space="preserve">5.9.1 </w:t>
       </w:r>
       <w:r>
         <w:t>完整工作流实现</w:t>
       </w:r>
-      <w:bookmarkEnd w:id="208"/>
-      <w:bookmarkEnd w:id="209"/>
+      <w:bookmarkEnd w:id="206"/>
+      <w:bookmarkEnd w:id="207"/>
     </w:p>
     <w:p>
       <w:r>
@@ -42179,16 +42815,16 @@
       <w:pPr>
         <w:pStyle w:val="3"/>
       </w:pPr>
-      <w:bookmarkStart w:id="210" w:name="_Toc233164973"/>
-      <w:bookmarkStart w:id="211" w:name="_Toc233189683"/>
+      <w:bookmarkStart w:id="208" w:name="_Toc233164973"/>
+      <w:bookmarkStart w:id="209" w:name="_Toc233189683"/>
       <w:r>
         <w:t xml:space="preserve">5.9.2 </w:t>
       </w:r>
       <w:r>
         <w:t>命令行子命令实现</w:t>
       </w:r>
-      <w:bookmarkEnd w:id="210"/>
-      <w:bookmarkEnd w:id="211"/>
+      <w:bookmarkEnd w:id="208"/>
+      <w:bookmarkEnd w:id="209"/>
     </w:p>
     <w:p>
       <w:r>
@@ -42303,16 +42939,16 @@
       <w:pPr>
         <w:pStyle w:val="3"/>
       </w:pPr>
-      <w:bookmarkStart w:id="212" w:name="_Toc233164974"/>
-      <w:bookmarkStart w:id="213" w:name="_Toc233189684"/>
+      <w:bookmarkStart w:id="210" w:name="_Toc233164974"/>
+      <w:bookmarkStart w:id="211" w:name="_Toc233189684"/>
       <w:r>
         <w:t xml:space="preserve">5.9.3 </w:t>
       </w:r>
       <w:r>
         <w:t>输出文件管理实现</w:t>
       </w:r>
-      <w:bookmarkEnd w:id="212"/>
-      <w:bookmarkEnd w:id="213"/>
+      <w:bookmarkEnd w:id="210"/>
+      <w:bookmarkEnd w:id="211"/>
     </w:p>
     <w:p>
       <w:r>
@@ -42353,31 +42989,31 @@
       <w:pPr>
         <w:pStyle w:val="2"/>
       </w:pPr>
-      <w:bookmarkStart w:id="214" w:name="_Toc233164975"/>
-      <w:bookmarkStart w:id="215" w:name="_Toc233189685"/>
+      <w:bookmarkStart w:id="212" w:name="_Toc233164975"/>
+      <w:bookmarkStart w:id="213" w:name="_Toc233189685"/>
       <w:r>
         <w:t xml:space="preserve">5.10 </w:t>
       </w:r>
       <w:r>
         <w:t>图形界面实现</w:t>
       </w:r>
-      <w:bookmarkEnd w:id="214"/>
-      <w:bookmarkEnd w:id="215"/>
+      <w:bookmarkEnd w:id="212"/>
+      <w:bookmarkEnd w:id="213"/>
     </w:p>
     <w:p>
       <w:pPr>
         <w:pStyle w:val="3"/>
       </w:pPr>
-      <w:bookmarkStart w:id="216" w:name="_Toc233164976"/>
-      <w:bookmarkStart w:id="217" w:name="_Toc233189686"/>
+      <w:bookmarkStart w:id="214" w:name="_Toc233164976"/>
+      <w:bookmarkStart w:id="215" w:name="_Toc233189686"/>
       <w:r>
         <w:t xml:space="preserve">5.10.1 </w:t>
       </w:r>
       <w:r>
         <w:t>发送端窗口实现</w:t>
       </w:r>
-      <w:bookmarkEnd w:id="216"/>
-      <w:bookmarkEnd w:id="217"/>
+      <w:bookmarkEnd w:id="214"/>
+      <w:bookmarkEnd w:id="215"/>
     </w:p>
     <w:p>
       <w:r>
@@ -42417,16 +43053,16 @@
       <w:pPr>
         <w:pStyle w:val="3"/>
       </w:pPr>
-      <w:bookmarkStart w:id="218" w:name="_Toc233164977"/>
-      <w:bookmarkStart w:id="219" w:name="_Toc233189687"/>
+      <w:bookmarkStart w:id="216" w:name="_Toc233164977"/>
+      <w:bookmarkStart w:id="217" w:name="_Toc233189687"/>
       <w:r>
         <w:t xml:space="preserve">5.10.2 </w:t>
       </w:r>
       <w:r>
         <w:t>接收端窗口实现</w:t>
       </w:r>
-      <w:bookmarkEnd w:id="218"/>
-      <w:bookmarkEnd w:id="219"/>
+      <w:bookmarkEnd w:id="216"/>
+      <w:bookmarkEnd w:id="217"/>
     </w:p>
     <w:p>
       <w:r>
@@ -42484,16 +43120,16 @@
       <w:pPr>
         <w:pStyle w:val="3"/>
       </w:pPr>
-      <w:bookmarkStart w:id="220" w:name="_Toc233164978"/>
-      <w:bookmarkStart w:id="221" w:name="_Toc233189688"/>
+      <w:bookmarkStart w:id="218" w:name="_Toc233164978"/>
+      <w:bookmarkStart w:id="219" w:name="_Toc233189688"/>
       <w:r>
         <w:t xml:space="preserve">5.10.3 </w:t>
       </w:r>
       <w:r>
         <w:t>后台线程与信号机制实现</w:t>
       </w:r>
-      <w:bookmarkEnd w:id="220"/>
-      <w:bookmarkEnd w:id="221"/>
+      <w:bookmarkEnd w:id="218"/>
+      <w:bookmarkEnd w:id="219"/>
     </w:p>
     <w:p>
       <w:r>
@@ -42566,8 +43202,8 @@
       <w:pPr>
         <w:pStyle w:val="2"/>
       </w:pPr>
-      <w:bookmarkStart w:id="222" w:name="_Toc233164979"/>
-      <w:bookmarkStart w:id="223" w:name="_Toc233189689"/>
+      <w:bookmarkStart w:id="220" w:name="_Toc233164979"/>
+      <w:bookmarkStart w:id="221" w:name="_Toc233189689"/>
       <w:r>
         <w:lastRenderedPageBreak/>
         <w:t xml:space="preserve">5.11 </w:t>
@@ -42575,23 +43211,23 @@
       <w:r>
         <w:t>攻击模拟实现</w:t>
       </w:r>
-      <w:bookmarkEnd w:id="222"/>
-      <w:bookmarkEnd w:id="223"/>
+      <w:bookmarkEnd w:id="220"/>
+      <w:bookmarkEnd w:id="221"/>
     </w:p>
     <w:p>
       <w:pPr>
         <w:pStyle w:val="3"/>
       </w:pPr>
-      <w:bookmarkStart w:id="224" w:name="_Toc233164980"/>
-      <w:bookmarkStart w:id="225" w:name="_Toc233189690"/>
+      <w:bookmarkStart w:id="222" w:name="_Toc233164980"/>
+      <w:bookmarkStart w:id="223" w:name="_Toc233189690"/>
       <w:r>
         <w:t xml:space="preserve">5.11.1 </w:t>
       </w:r>
       <w:r>
         <w:t>攻击模拟入口</w:t>
       </w:r>
-      <w:bookmarkEnd w:id="224"/>
-      <w:bookmarkEnd w:id="225"/>
+      <w:bookmarkEnd w:id="222"/>
+      <w:bookmarkEnd w:id="223"/>
     </w:p>
     <w:p>
       <w:r>
@@ -42637,16 +43273,16 @@
       <w:pPr>
         <w:pStyle w:val="3"/>
       </w:pPr>
-      <w:bookmarkStart w:id="226" w:name="_Toc233164981"/>
-      <w:bookmarkStart w:id="227" w:name="_Toc233189691"/>
+      <w:bookmarkStart w:id="224" w:name="_Toc233164981"/>
+      <w:bookmarkStart w:id="225" w:name="_Toc233189691"/>
       <w:r>
         <w:t xml:space="preserve">5.11.2 </w:t>
       </w:r>
       <w:r>
         <w:t>报文字段篡改实现</w:t>
       </w:r>
-      <w:bookmarkEnd w:id="226"/>
-      <w:bookmarkEnd w:id="227"/>
+      <w:bookmarkEnd w:id="224"/>
+      <w:bookmarkEnd w:id="225"/>
     </w:p>
     <w:p>
       <w:r>
@@ -42728,16 +43364,16 @@
       <w:pPr>
         <w:pStyle w:val="3"/>
       </w:pPr>
-      <w:bookmarkStart w:id="228" w:name="_Toc233164982"/>
-      <w:bookmarkStart w:id="229" w:name="_Toc233189692"/>
+      <w:bookmarkStart w:id="226" w:name="_Toc233164982"/>
+      <w:bookmarkStart w:id="227" w:name="_Toc233189692"/>
       <w:r>
         <w:t xml:space="preserve">5.11.3 </w:t>
       </w:r>
       <w:r>
         <w:t>攻击结果展示</w:t>
       </w:r>
-      <w:bookmarkEnd w:id="228"/>
-      <w:bookmarkEnd w:id="229"/>
+      <w:bookmarkEnd w:id="226"/>
+      <w:bookmarkEnd w:id="227"/>
     </w:p>
     <w:p>
       <w:r>
@@ -42783,31 +43419,31 @@
       <w:pPr>
         <w:pStyle w:val="2"/>
       </w:pPr>
-      <w:bookmarkStart w:id="230" w:name="_Toc233164983"/>
-      <w:bookmarkStart w:id="231" w:name="_Toc233189693"/>
+      <w:bookmarkStart w:id="228" w:name="_Toc233164983"/>
+      <w:bookmarkStart w:id="229" w:name="_Toc233189693"/>
       <w:r>
         <w:t xml:space="preserve">5.12 </w:t>
       </w:r>
       <w:r>
         <w:t>本章小结</w:t>
       </w:r>
-      <w:bookmarkEnd w:id="230"/>
-      <w:bookmarkEnd w:id="231"/>
+      <w:bookmarkEnd w:id="228"/>
+      <w:bookmarkEnd w:id="229"/>
     </w:p>
     <w:p>
       <w:pPr>
         <w:pStyle w:val="3"/>
       </w:pPr>
-      <w:bookmarkStart w:id="232" w:name="_Toc233164984"/>
-      <w:bookmarkStart w:id="233" w:name="_Toc233189694"/>
+      <w:bookmarkStart w:id="230" w:name="_Toc233164984"/>
+      <w:bookmarkStart w:id="231" w:name="_Toc233189694"/>
       <w:r>
         <w:t xml:space="preserve">5.12.1 </w:t>
       </w:r>
       <w:r>
         <w:t>实现特点总结</w:t>
       </w:r>
-      <w:bookmarkEnd w:id="232"/>
-      <w:bookmarkEnd w:id="233"/>
+      <w:bookmarkEnd w:id="230"/>
+      <w:bookmarkEnd w:id="231"/>
     </w:p>
     <w:p>
       <w:r>
@@ -42858,16 +43494,16 @@
       <w:pPr>
         <w:pStyle w:val="3"/>
       </w:pPr>
-      <w:bookmarkStart w:id="234" w:name="_Toc233164985"/>
-      <w:bookmarkStart w:id="235" w:name="_Toc233189695"/>
+      <w:bookmarkStart w:id="232" w:name="_Toc233164985"/>
+      <w:bookmarkStart w:id="233" w:name="_Toc233189695"/>
       <w:r>
         <w:t xml:space="preserve">5.12.2 </w:t>
       </w:r>
       <w:r>
         <w:t>模块协作总结</w:t>
       </w:r>
-      <w:bookmarkEnd w:id="234"/>
-      <w:bookmarkEnd w:id="235"/>
+      <w:bookmarkEnd w:id="232"/>
+      <w:bookmarkEnd w:id="233"/>
     </w:p>
     <w:p>
       <w:r>
@@ -42902,16 +43538,16 @@
       <w:pPr>
         <w:pStyle w:val="3"/>
       </w:pPr>
-      <w:bookmarkStart w:id="236" w:name="_Toc233164986"/>
-      <w:bookmarkStart w:id="237" w:name="_Toc233189696"/>
+      <w:bookmarkStart w:id="234" w:name="_Toc233164986"/>
+      <w:bookmarkStart w:id="235" w:name="_Toc233189696"/>
       <w:r>
         <w:t xml:space="preserve">5.12.3 </w:t>
       </w:r>
       <w:r>
         <w:t>安全流程总结</w:t>
       </w:r>
-      <w:bookmarkEnd w:id="236"/>
-      <w:bookmarkEnd w:id="237"/>
+      <w:bookmarkEnd w:id="234"/>
+      <w:bookmarkEnd w:id="235"/>
     </w:p>
     <w:p>
       <w:r>
@@ -42997,7 +43633,7 @@
           <w:b/>
         </w:rPr>
       </w:pPr>
-      <w:bookmarkStart w:id="238" w:name="_Toc233164987"/>
+      <w:bookmarkStart w:id="236" w:name="_Toc233164987"/>
       <w:r>
         <w:br w:type="page"/>
       </w:r>
@@ -43006,22 +43642,16 @@
       <w:pPr>
         <w:pStyle w:val="1"/>
       </w:pPr>
-      <w:bookmarkStart w:id="239" w:name="_Toc233189697"/>
+      <w:bookmarkStart w:id="237" w:name="_Toc233189697"/>
       <w:r>
         <w:rPr>
           <w:rFonts w:hint="eastAsia"/>
         </w:rPr>
         <w:lastRenderedPageBreak/>
-        <w:t xml:space="preserve">6 </w:t>
-      </w:r>
-      <w:r>
-        <w:rPr>
-          <w:rFonts w:hint="eastAsia"/>
-        </w:rPr>
         <w:t>软件测试</w:t>
       </w:r>
-      <w:bookmarkEnd w:id="238"/>
-      <w:bookmarkEnd w:id="239"/>
+      <w:bookmarkEnd w:id="236"/>
+      <w:bookmarkEnd w:id="237"/>
     </w:p>
     <w:p>
       <w:r>
@@ -43068,23 +43698,23 @@
       <w:pPr>
         <w:pStyle w:val="2"/>
       </w:pPr>
-      <w:bookmarkStart w:id="240" w:name="_Toc233164988"/>
-      <w:bookmarkStart w:id="241" w:name="_Toc233189698"/>
+      <w:bookmarkStart w:id="238" w:name="_Toc233164988"/>
+      <w:bookmarkStart w:id="239" w:name="_Toc233189698"/>
       <w:r>
         <w:t xml:space="preserve">6.1 </w:t>
       </w:r>
       <w:r>
         <w:t>测试环境</w:t>
       </w:r>
+      <w:bookmarkEnd w:id="238"/>
+      <w:bookmarkEnd w:id="239"/>
+    </w:p>
+    <w:p>
+      <w:bookmarkStart w:id="240" w:name="_Toc233164989"/>
+      <w:r>
+        <w:t>测试所用软硬件环境如下表所示。</w:t>
+      </w:r>
       <w:bookmarkEnd w:id="240"/>
-      <w:bookmarkEnd w:id="241"/>
-    </w:p>
-    <w:p>
-      <w:bookmarkStart w:id="242" w:name="_Toc233164989"/>
-      <w:r>
-        <w:t>测试所用软硬件环境如下表所示。</w:t>
-      </w:r>
-      <w:bookmarkEnd w:id="242"/>
     </w:p>
     <w:p/>
     <w:tbl>
@@ -43686,8 +44316,8 @@
       <w:pPr>
         <w:pStyle w:val="2"/>
       </w:pPr>
-      <w:bookmarkStart w:id="243" w:name="_Toc233164990"/>
-      <w:bookmarkStart w:id="244" w:name="_Toc233189699"/>
+      <w:bookmarkStart w:id="241" w:name="_Toc233164990"/>
+      <w:bookmarkStart w:id="242" w:name="_Toc233189699"/>
       <w:r>
         <w:rPr>
           <w:rFonts w:eastAsia="Open Sans"/>
@@ -43703,8 +44333,8 @@
       <w:r>
         <w:t>自动回归测试</w:t>
       </w:r>
-      <w:bookmarkEnd w:id="243"/>
-      <w:bookmarkEnd w:id="244"/>
+      <w:bookmarkEnd w:id="241"/>
+      <w:bookmarkEnd w:id="242"/>
     </w:p>
     <w:p>
       <w:r>
@@ -43807,8 +44437,8 @@
       <w:pPr>
         <w:pStyle w:val="3"/>
       </w:pPr>
-      <w:bookmarkStart w:id="245" w:name="_Toc233164991"/>
-      <w:bookmarkStart w:id="246" w:name="_Toc233189700"/>
+      <w:bookmarkStart w:id="243" w:name="_Toc233164991"/>
+      <w:bookmarkStart w:id="244" w:name="_Toc233189700"/>
       <w:r>
         <w:rPr>
           <w:rFonts w:eastAsia="Open Sans"/>
@@ -43824,8 +44454,8 @@
       <w:r>
         <w:t>算法层回归测试</w:t>
       </w:r>
-      <w:bookmarkEnd w:id="245"/>
-      <w:bookmarkEnd w:id="246"/>
+      <w:bookmarkEnd w:id="243"/>
+      <w:bookmarkEnd w:id="244"/>
     </w:p>
     <w:p>
       <w:r>
@@ -44288,8 +44918,8 @@
       <w:pPr>
         <w:pStyle w:val="3"/>
       </w:pPr>
-      <w:bookmarkStart w:id="247" w:name="_Toc233164992"/>
-      <w:bookmarkStart w:id="248" w:name="_Toc233189701"/>
+      <w:bookmarkStart w:id="245" w:name="_Toc233164992"/>
+      <w:bookmarkStart w:id="246" w:name="_Toc233189701"/>
       <w:r>
         <w:rPr>
           <w:rFonts w:eastAsia="Open Sans"/>
@@ -44305,8 +44935,8 @@
       <w:r>
         <w:t>信封工作流集成测试</w:t>
       </w:r>
-      <w:bookmarkEnd w:id="247"/>
-      <w:bookmarkEnd w:id="248"/>
+      <w:bookmarkEnd w:id="245"/>
+      <w:bookmarkEnd w:id="246"/>
     </w:p>
     <w:p>
       <w:r>
@@ -44549,8 +45179,8 @@
       <w:pPr>
         <w:pStyle w:val="3"/>
       </w:pPr>
-      <w:bookmarkStart w:id="249" w:name="_Toc233164993"/>
-      <w:bookmarkStart w:id="250" w:name="_Toc233189702"/>
+      <w:bookmarkStart w:id="247" w:name="_Toc233164993"/>
+      <w:bookmarkStart w:id="248" w:name="_Toc233189702"/>
       <w:r>
         <w:rPr>
           <w:rFonts w:eastAsia="Open Sans"/>
@@ -44565,6 +45195,144 @@
       </w:r>
       <w:r>
         <w:t>文件类型嗅探测试</w:t>
+      </w:r>
+      <w:bookmarkEnd w:id="247"/>
+      <w:bookmarkEnd w:id="248"/>
+    </w:p>
+    <w:p>
+      <w:r>
+        <w:rPr>
+          <w:shd w:val="clear" w:color="auto" w:fill="F3F4F4"/>
+        </w:rPr>
+        <w:t>tests/test_filetype_sniffer.py</w:t>
+      </w:r>
+      <w:r>
+        <w:t xml:space="preserve"> </w:t>
+      </w:r>
+      <w:r>
+        <w:t>覆盖</w:t>
+      </w:r>
+      <w:r>
+        <w:t xml:space="preserve"> </w:t>
+      </w:r>
+      <w:r>
+        <w:rPr>
+          <w:shd w:val="clear" w:color="auto" w:fill="F3F4F4"/>
+        </w:rPr>
+        <w:t>crypto/filetype_sniffer.py</w:t>
+      </w:r>
+      <w:r>
+        <w:t xml:space="preserve"> </w:t>
+      </w:r>
+      <w:r>
+        <w:t>中的文件类型识别和一致性检查功能。</w:t>
+      </w:r>
+      <w:r>
+        <w:rPr>
+          <w:shd w:val="clear" w:color="auto" w:fill="F3F4F4"/>
+        </w:rPr>
+        <w:t>TestSniffType</w:t>
+      </w:r>
+      <w:r>
+        <w:t xml:space="preserve"> </w:t>
+      </w:r>
+      <w:r>
+        <w:t>类验证</w:t>
+      </w:r>
+      <w:r>
+        <w:t xml:space="preserve"> PNG </w:t>
+      </w:r>
+      <w:r>
+        <w:t>图像、</w:t>
+      </w:r>
+      <w:r>
+        <w:t xml:space="preserve">PDF </w:t>
+      </w:r>
+      <w:r>
+        <w:t>文档、</w:t>
+      </w:r>
+      <w:r>
+        <w:t xml:space="preserve">ZIP </w:t>
+      </w:r>
+      <w:r>
+        <w:t>压缩</w:t>
+      </w:r>
+      <w:r>
+        <w:lastRenderedPageBreak/>
+        <w:t>包、</w:t>
+      </w:r>
+      <w:r>
+        <w:t xml:space="preserve">UTF-8 </w:t>
+      </w:r>
+      <w:r>
+        <w:t>文本、</w:t>
+      </w:r>
+      <w:r>
+        <w:t xml:space="preserve">JSON </w:t>
+      </w:r>
+      <w:r>
+        <w:t>文本、二进制数据和空文件七类输入的</w:t>
+      </w:r>
+      <w:r>
+        <w:t xml:space="preserve"> magic bytes </w:t>
+      </w:r>
+      <w:r>
+        <w:t>识别结果。</w:t>
+      </w:r>
+      <w:r>
+        <w:rPr>
+          <w:shd w:val="clear" w:color="auto" w:fill="F3F4F4"/>
+        </w:rPr>
+        <w:t>TestCheckConsistency</w:t>
+      </w:r>
+      <w:r>
+        <w:t xml:space="preserve"> </w:t>
+      </w:r>
+      <w:r>
+        <w:t>类验证文件名扩展名与内容检测类型一致、不一致、未知扩展名、无扩展名和空文件名五种场景下的一致性判断逻辑。其中未知扩展名（如</w:t>
+      </w:r>
+      <w:r>
+        <w:t xml:space="preserve"> .xyz</w:t>
+      </w:r>
+      <w:r>
+        <w:t>）和无扩展名的情况按设计返回</w:t>
+      </w:r>
+      <w:r>
+        <w:t>"</w:t>
+      </w:r>
+      <w:r>
+        <w:t>无法判定</w:t>
+      </w:r>
+      <w:r>
+        <w:t>"</w:t>
+      </w:r>
+      <w:r>
+        <w:t>的一致结果，避免因缺乏参照而误报。</w:t>
+      </w:r>
+    </w:p>
+    <w:p>
+      <w:pPr>
+        <w:pStyle w:val="3"/>
+        <w:rPr>
+          <w:rFonts w:ascii="宋体" w:eastAsia="宋体" w:hAnsi="宋体" w:cs="宋体" w:hint="eastAsia"/>
+        </w:rPr>
+      </w:pPr>
+      <w:bookmarkStart w:id="249" w:name="_Toc233164994"/>
+      <w:bookmarkStart w:id="250" w:name="_Toc233189703"/>
+      <w:r>
+        <w:t>6.2.4</w:t>
+      </w:r>
+      <w:r>
+        <w:rPr>
+          <w:rFonts w:ascii="Open Sans" w:hAnsi="Open Sans" w:cs="Open Sans"/>
+        </w:rPr>
+        <w:t xml:space="preserve"> </w:t>
+      </w:r>
+      <w:r>
+        <w:rPr>
+          <w:rFonts w:ascii="宋体" w:eastAsia="宋体" w:hAnsi="宋体" w:cs="宋体"/>
+        </w:rPr>
+        <w:t>辅助测试</w:t>
       </w:r>
       <w:bookmarkEnd w:id="249"/>
       <w:bookmarkEnd w:id="250"/>
@@ -44574,13 +45342,19 @@
         <w:rPr>
           <w:shd w:val="clear" w:color="auto" w:fill="F3F4F4"/>
         </w:rPr>
-        <w:t>tests/test_filetype_sniffer.py</w:t>
+        <w:t>tests/test_build_spec.py</w:t>
       </w:r>
       <w:r>
         <w:t xml:space="preserve"> </w:t>
       </w:r>
       <w:r>
-        <w:t>覆盖</w:t>
+        <w:t>守护</w:t>
+      </w:r>
+      <w:r>
+        <w:t xml:space="preserve"> PyInstaller </w:t>
+      </w:r>
+      <w:r>
+        <w:t>打包配置，确保</w:t>
       </w:r>
       <w:r>
         <w:t xml:space="preserve"> </w:t>
@@ -44589,95 +45363,130 @@
         <w:rPr>
           <w:shd w:val="clear" w:color="auto" w:fill="F3F4F4"/>
         </w:rPr>
-        <w:t>crypto/filetype_sniffer.py</w:t>
+        <w:t>build.spec</w:t>
       </w:r>
       <w:r>
         <w:t xml:space="preserve"> </w:t>
       </w:r>
       <w:r>
-        <w:t>中的文件类型识别和一致性检查功能。</w:t>
+        <w:t>中收录了</w:t>
+      </w:r>
+      <w:r>
+        <w:t xml:space="preserve"> </w:t>
       </w:r>
       <w:r>
         <w:rPr>
           <w:shd w:val="clear" w:color="auto" w:fill="F3F4F4"/>
         </w:rPr>
-        <w:t>TestSniffType</w:t>
+        <w:t>gui.receiver_window</w:t>
+      </w:r>
+      <w:r>
+        <w:t>、</w:t>
+      </w:r>
+      <w:r>
+        <w:rPr>
+          <w:shd w:val="clear" w:color="auto" w:fill="F3F4F4"/>
+        </w:rPr>
+        <w:t>gui.elided_label</w:t>
       </w:r>
       <w:r>
         <w:t xml:space="preserve"> </w:t>
       </w:r>
       <w:r>
-        <w:t>类验证</w:t>
-      </w:r>
-      <w:r>
-        <w:t xml:space="preserve"> PNG </w:t>
-      </w:r>
-      <w:r>
-        <w:t>图像、</w:t>
-      </w:r>
-      <w:r>
-        <w:t xml:space="preserve">PDF </w:t>
-      </w:r>
-      <w:r>
-        <w:t>文档、</w:t>
-      </w:r>
-      <w:r>
-        <w:t xml:space="preserve">ZIP </w:t>
-      </w:r>
-      <w:r>
-        <w:t>压缩</w:t>
-      </w:r>
-      <w:r>
-        <w:lastRenderedPageBreak/>
-        <w:t>包、</w:t>
-      </w:r>
-      <w:r>
-        <w:t xml:space="preserve">UTF-8 </w:t>
-      </w:r>
-      <w:r>
-        <w:t>文本、</w:t>
-      </w:r>
-      <w:r>
-        <w:t xml:space="preserve">JSON </w:t>
-      </w:r>
-      <w:r>
-        <w:t>文本、二进制数据和空文件七类输入的</w:t>
-      </w:r>
-      <w:r>
-        <w:t xml:space="preserve"> magic bytes </w:t>
-      </w:r>
-      <w:r>
-        <w:t>识别结果。</w:t>
+        <w:t>和</w:t>
+      </w:r>
+      <w:r>
+        <w:t xml:space="preserve"> </w:t>
       </w:r>
       <w:r>
         <w:rPr>
           <w:shd w:val="clear" w:color="auto" w:fill="F3F4F4"/>
         </w:rPr>
-        <w:t>TestCheckConsistency</w:t>
+        <w:t>gui.frameless_resize</w:t>
       </w:r>
       <w:r>
         <w:t xml:space="preserve"> </w:t>
       </w:r>
       <w:r>
-        <w:t>类验证文件名扩展名与内容检测类型一致、不一致、未知扩展名、无扩展名和空文件名五种场景下的一致性判断逻辑。其中未知扩展名（如</w:t>
-      </w:r>
-      <w:r>
-        <w:t xml:space="preserve"> .xyz</w:t>
-      </w:r>
-      <w:r>
-        <w:t>）和无扩展名的情况按设计返回</w:t>
-      </w:r>
-      <w:r>
-        <w:t>"</w:t>
-      </w:r>
-      <w:r>
-        <w:t>无法判定</w:t>
-      </w:r>
-      <w:r>
-        <w:t>"</w:t>
-      </w:r>
-      <w:r>
-        <w:t>的一致结果，避免因缺乏参照而误报。</w:t>
+        <w:t>三个新增</w:t>
+      </w:r>
+      <w:r>
+        <w:t xml:space="preserve"> GUI </w:t>
+      </w:r>
+      <w:r>
+        <w:t>模块的</w:t>
+      </w:r>
+      <w:r>
+        <w:t xml:space="preserve"> hiddenimports </w:t>
+      </w:r>
+      <w:r>
+        <w:t>声明，并验证</w:t>
+      </w:r>
+      <w:r>
+        <w:t xml:space="preserve"> shiboken6 </w:t>
+      </w:r>
+      <w:r>
+        <w:t>运行库被正确配置到</w:t>
+      </w:r>
+      <w:r>
+        <w:t xml:space="preserve"> PySide6 </w:t>
+      </w:r>
+      <w:r>
+        <w:t>扩展模块同级目录。</w:t>
+      </w:r>
+      <w:r>
+        <w:rPr>
+          <w:shd w:val="clear" w:color="auto" w:fill="F3F4F4"/>
+        </w:rPr>
+        <w:t>tests/test_frameless_resize.py</w:t>
+      </w:r>
+      <w:r>
+        <w:t>、</w:t>
+      </w:r>
+      <w:r>
+        <w:rPr>
+          <w:shd w:val="clear" w:color="auto" w:fill="F3F4F4"/>
+        </w:rPr>
+        <w:t>tests/test_log_widget_styles.py</w:t>
+      </w:r>
+      <w:r>
+        <w:t>、</w:t>
+      </w:r>
+      <w:r>
+        <w:rPr>
+          <w:shd w:val="clear" w:color="auto" w:fill="F3F4F4"/>
+        </w:rPr>
+        <w:t>tests/test_navigation.py</w:t>
+      </w:r>
+      <w:r>
+        <w:t>、</w:t>
+      </w:r>
+      <w:r>
+        <w:rPr>
+          <w:shd w:val="clear" w:color="auto" w:fill="F3F4F4"/>
+        </w:rPr>
+        <w:t>tests/test_project_naming.py</w:t>
+      </w:r>
+      <w:r>
+        <w:t xml:space="preserve"> </w:t>
+      </w:r>
+      <w:r>
+        <w:t>和</w:t>
+      </w:r>
+      <w:r>
+        <w:t xml:space="preserve"> </w:t>
+      </w:r>
+      <w:r>
+        <w:rPr>
+          <w:shd w:val="clear" w:color="auto" w:fill="F3F4F4"/>
+        </w:rPr>
+        <w:t>tests/test_receiver_window_presentation.py</w:t>
+      </w:r>
+      <w:r>
+        <w:t xml:space="preserve"> </w:t>
+      </w:r>
+      <w:r>
+        <w:t>分别守护无边框缩放逻辑、日志组件分类高亮、导航切换、文件命名规范和接收端窗口组件的正确性。</w:t>
       </w:r>
     </w:p>
     <w:p>
@@ -44687,10 +45496,10 @@
           <w:rFonts w:ascii="宋体" w:eastAsia="宋体" w:hAnsi="宋体" w:cs="宋体" w:hint="eastAsia"/>
         </w:rPr>
       </w:pPr>
-      <w:bookmarkStart w:id="251" w:name="_Toc233164994"/>
-      <w:bookmarkStart w:id="252" w:name="_Toc233189703"/>
-      <w:r>
-        <w:t>6.2.4</w:t>
+      <w:bookmarkStart w:id="251" w:name="_Toc233164995"/>
+      <w:bookmarkStart w:id="252" w:name="_Toc233189704"/>
+      <w:r>
+        <w:t>6.2.5</w:t>
       </w:r>
       <w:r>
         <w:rPr>
@@ -44702,189 +45511,10 @@
         <w:rPr>
           <w:rFonts w:ascii="宋体" w:eastAsia="宋体" w:hAnsi="宋体" w:cs="宋体"/>
         </w:rPr>
-        <w:t>辅助测试</w:t>
+        <w:t>测试结果</w:t>
       </w:r>
       <w:bookmarkEnd w:id="251"/>
       <w:bookmarkEnd w:id="252"/>
-    </w:p>
-    <w:p>
-      <w:r>
-        <w:rPr>
-          <w:shd w:val="clear" w:color="auto" w:fill="F3F4F4"/>
-        </w:rPr>
-        <w:t>tests/test_build_spec.py</w:t>
-      </w:r>
-      <w:r>
-        <w:t xml:space="preserve"> </w:t>
-      </w:r>
-      <w:r>
-        <w:t>守护</w:t>
-      </w:r>
-      <w:r>
-        <w:t xml:space="preserve"> PyInstaller </w:t>
-      </w:r>
-      <w:r>
-        <w:t>打包配置，确保</w:t>
-      </w:r>
-      <w:r>
-        <w:t xml:space="preserve"> </w:t>
-      </w:r>
-      <w:r>
-        <w:rPr>
-          <w:shd w:val="clear" w:color="auto" w:fill="F3F4F4"/>
-        </w:rPr>
-        <w:t>build.spec</w:t>
-      </w:r>
-      <w:r>
-        <w:t xml:space="preserve"> </w:t>
-      </w:r>
-      <w:r>
-        <w:t>中收录了</w:t>
-      </w:r>
-      <w:r>
-        <w:t xml:space="preserve"> </w:t>
-      </w:r>
-      <w:r>
-        <w:rPr>
-          <w:shd w:val="clear" w:color="auto" w:fill="F3F4F4"/>
-        </w:rPr>
-        <w:t>gui.receiver_window</w:t>
-      </w:r>
-      <w:r>
-        <w:t>、</w:t>
-      </w:r>
-      <w:r>
-        <w:rPr>
-          <w:shd w:val="clear" w:color="auto" w:fill="F3F4F4"/>
-        </w:rPr>
-        <w:t>gui.elided_label</w:t>
-      </w:r>
-      <w:r>
-        <w:t xml:space="preserve"> </w:t>
-      </w:r>
-      <w:r>
-        <w:t>和</w:t>
-      </w:r>
-      <w:r>
-        <w:t xml:space="preserve"> </w:t>
-      </w:r>
-      <w:r>
-        <w:rPr>
-          <w:shd w:val="clear" w:color="auto" w:fill="F3F4F4"/>
-        </w:rPr>
-        <w:t>gui.frameless_resize</w:t>
-      </w:r>
-      <w:r>
-        <w:t xml:space="preserve"> </w:t>
-      </w:r>
-      <w:r>
-        <w:t>三个新增</w:t>
-      </w:r>
-      <w:r>
-        <w:t xml:space="preserve"> GUI </w:t>
-      </w:r>
-      <w:r>
-        <w:t>模块的</w:t>
-      </w:r>
-      <w:r>
-        <w:t xml:space="preserve"> hiddenimports </w:t>
-      </w:r>
-      <w:r>
-        <w:t>声明，并验证</w:t>
-      </w:r>
-      <w:r>
-        <w:t xml:space="preserve"> shiboken6 </w:t>
-      </w:r>
-      <w:r>
-        <w:t>运行库被正确配置到</w:t>
-      </w:r>
-      <w:r>
-        <w:t xml:space="preserve"> PySide6 </w:t>
-      </w:r>
-      <w:r>
-        <w:t>扩展模块同级目录。</w:t>
-      </w:r>
-      <w:r>
-        <w:rPr>
-          <w:shd w:val="clear" w:color="auto" w:fill="F3F4F4"/>
-        </w:rPr>
-        <w:t>tests/test_frameless_resize.py</w:t>
-      </w:r>
-      <w:r>
-        <w:t>、</w:t>
-      </w:r>
-      <w:r>
-        <w:rPr>
-          <w:shd w:val="clear" w:color="auto" w:fill="F3F4F4"/>
-        </w:rPr>
-        <w:t>tests/test_log_widget_styles.py</w:t>
-      </w:r>
-      <w:r>
-        <w:t>、</w:t>
-      </w:r>
-      <w:r>
-        <w:rPr>
-          <w:shd w:val="clear" w:color="auto" w:fill="F3F4F4"/>
-        </w:rPr>
-        <w:t>tests/test_navigation.py</w:t>
-      </w:r>
-      <w:r>
-        <w:t>、</w:t>
-      </w:r>
-      <w:r>
-        <w:rPr>
-          <w:shd w:val="clear" w:color="auto" w:fill="F3F4F4"/>
-        </w:rPr>
-        <w:t>tests/test_project_naming.py</w:t>
-      </w:r>
-      <w:r>
-        <w:t xml:space="preserve"> </w:t>
-      </w:r>
-      <w:r>
-        <w:t>和</w:t>
-      </w:r>
-      <w:r>
-        <w:t xml:space="preserve"> </w:t>
-      </w:r>
-      <w:r>
-        <w:rPr>
-          <w:shd w:val="clear" w:color="auto" w:fill="F3F4F4"/>
-        </w:rPr>
-        <w:t>tests/test_receiver_window_presentation.py</w:t>
-      </w:r>
-      <w:r>
-        <w:t xml:space="preserve"> </w:t>
-      </w:r>
-      <w:r>
-        <w:t>分别守护无边框缩放逻辑、日志组件分类高亮、导航切换、文件命名规范和接收端窗口组件的正确性。</w:t>
-      </w:r>
-    </w:p>
-    <w:p>
-      <w:pPr>
-        <w:pStyle w:val="3"/>
-        <w:rPr>
-          <w:rFonts w:ascii="宋体" w:eastAsia="宋体" w:hAnsi="宋体" w:cs="宋体" w:hint="eastAsia"/>
-        </w:rPr>
-      </w:pPr>
-      <w:bookmarkStart w:id="253" w:name="_Toc233164995"/>
-      <w:bookmarkStart w:id="254" w:name="_Toc233189704"/>
-      <w:r>
-        <w:t>6.2.5</w:t>
-      </w:r>
-      <w:r>
-        <w:rPr>
-          <w:rFonts w:ascii="Open Sans" w:hAnsi="Open Sans" w:cs="Open Sans"/>
-        </w:rPr>
-        <w:t xml:space="preserve"> </w:t>
-      </w:r>
-      <w:r>
-        <w:rPr>
-          <w:rFonts w:ascii="宋体" w:eastAsia="宋体" w:hAnsi="宋体" w:cs="宋体"/>
-        </w:rPr>
-        <w:t>测试结果</w:t>
-      </w:r>
-      <w:bookmarkEnd w:id="253"/>
-      <w:bookmarkEnd w:id="254"/>
     </w:p>
     <w:p>
       <w:r>
@@ -44967,8 +45597,8 @@
           <w:rFonts w:ascii="宋体" w:eastAsia="宋体" w:hAnsi="宋体" w:cs="宋体" w:hint="eastAsia"/>
         </w:rPr>
       </w:pPr>
-      <w:bookmarkStart w:id="255" w:name="_Toc233164996"/>
-      <w:bookmarkStart w:id="256" w:name="_Toc233189705"/>
+      <w:bookmarkStart w:id="253" w:name="_Toc233164996"/>
+      <w:bookmarkStart w:id="254" w:name="_Toc233189705"/>
       <w:r>
         <w:lastRenderedPageBreak/>
         <w:t xml:space="preserve">6.3 </w:t>
@@ -44988,8 +45618,8 @@
         </w:rPr>
         <w:t>命令行功能测试</w:t>
       </w:r>
-      <w:bookmarkEnd w:id="255"/>
-      <w:bookmarkEnd w:id="256"/>
+      <w:bookmarkEnd w:id="253"/>
+      <w:bookmarkEnd w:id="254"/>
     </w:p>
     <w:p>
       <w:r>
@@ -45066,8 +45696,8 @@
       <w:pPr>
         <w:pStyle w:val="3"/>
       </w:pPr>
-      <w:bookmarkStart w:id="257" w:name="_Toc233164997"/>
-      <w:bookmarkStart w:id="258" w:name="_Toc233189706"/>
+      <w:bookmarkStart w:id="255" w:name="_Toc233164997"/>
+      <w:bookmarkStart w:id="256" w:name="_Toc233189706"/>
       <w:r>
         <w:t>6.3.1</w:t>
       </w:r>
@@ -45083,8 +45713,8 @@
         </w:rPr>
         <w:t>环境检测</w:t>
       </w:r>
-      <w:bookmarkEnd w:id="257"/>
-      <w:bookmarkEnd w:id="258"/>
+      <w:bookmarkEnd w:id="255"/>
+      <w:bookmarkEnd w:id="256"/>
     </w:p>
     <w:p>
       <w:r>
@@ -45224,8 +45854,8 @@
       <w:pPr>
         <w:pStyle w:val="3"/>
       </w:pPr>
-      <w:bookmarkStart w:id="259" w:name="_Toc233164998"/>
-      <w:bookmarkStart w:id="260" w:name="_Toc233189707"/>
+      <w:bookmarkStart w:id="257" w:name="_Toc233164998"/>
+      <w:bookmarkStart w:id="258" w:name="_Toc233189707"/>
       <w:r>
         <w:rPr>
           <w:rFonts w:eastAsia="Open Sans"/>
@@ -45247,8 +45877,8 @@
       <w:r>
         <w:t>密钥对</w:t>
       </w:r>
-      <w:bookmarkEnd w:id="259"/>
-      <w:bookmarkEnd w:id="260"/>
+      <w:bookmarkEnd w:id="257"/>
+      <w:bookmarkEnd w:id="258"/>
     </w:p>
     <w:p>
       <w:r>
@@ -45373,8 +46003,8 @@
       <w:pPr>
         <w:pStyle w:val="3"/>
       </w:pPr>
-      <w:bookmarkStart w:id="261" w:name="_Toc233164999"/>
-      <w:bookmarkStart w:id="262" w:name="_Toc233189708"/>
+      <w:bookmarkStart w:id="259" w:name="_Toc233164999"/>
+      <w:bookmarkStart w:id="260" w:name="_Toc233189708"/>
       <w:r>
         <w:t>6.3.3</w:t>
       </w:r>
@@ -45390,8 +46020,8 @@
         </w:rPr>
         <w:t>完整演示流程</w:t>
       </w:r>
-      <w:bookmarkEnd w:id="261"/>
-      <w:bookmarkEnd w:id="262"/>
+      <w:bookmarkEnd w:id="259"/>
+      <w:bookmarkEnd w:id="260"/>
     </w:p>
     <w:p>
       <w:r>
@@ -46292,8 +46922,8 @@
       <w:pPr>
         <w:pStyle w:val="3"/>
       </w:pPr>
-      <w:bookmarkStart w:id="263" w:name="_Toc233165000"/>
-      <w:bookmarkStart w:id="264" w:name="_Toc233189709"/>
+      <w:bookmarkStart w:id="261" w:name="_Toc233165000"/>
+      <w:bookmarkStart w:id="262" w:name="_Toc233189709"/>
       <w:r>
         <w:rPr>
           <w:rFonts w:eastAsia="Open Sans"/>
@@ -46309,8 +46939,8 @@
       <w:r>
         <w:t>发送端独立运行</w:t>
       </w:r>
-      <w:bookmarkEnd w:id="263"/>
-      <w:bookmarkEnd w:id="264"/>
+      <w:bookmarkEnd w:id="261"/>
+      <w:bookmarkEnd w:id="262"/>
     </w:p>
     <w:p>
       <w:r>
@@ -46462,8 +47092,8 @@
       <w:pPr>
         <w:pStyle w:val="3"/>
       </w:pPr>
-      <w:bookmarkStart w:id="265" w:name="_Toc233165001"/>
-      <w:bookmarkStart w:id="266" w:name="_Toc233189710"/>
+      <w:bookmarkStart w:id="263" w:name="_Toc233165001"/>
+      <w:bookmarkStart w:id="264" w:name="_Toc233189710"/>
       <w:r>
         <w:t>6.3.5</w:t>
       </w:r>
@@ -46482,8 +47112,8 @@
       <w:r>
         <w:t>功能限制说明</w:t>
       </w:r>
-      <w:bookmarkEnd w:id="265"/>
-      <w:bookmarkEnd w:id="266"/>
+      <w:bookmarkEnd w:id="263"/>
+      <w:bookmarkEnd w:id="264"/>
     </w:p>
     <w:p>
       <w:r>
@@ -46553,8 +47183,8 @@
       <w:pPr>
         <w:pStyle w:val="2"/>
       </w:pPr>
-      <w:bookmarkStart w:id="267" w:name="_Toc233165002"/>
-      <w:bookmarkStart w:id="268" w:name="_Toc233189711"/>
+      <w:bookmarkStart w:id="265" w:name="_Toc233165002"/>
+      <w:bookmarkStart w:id="266" w:name="_Toc233189711"/>
       <w:r>
         <w:rPr>
           <w:rFonts w:eastAsia="Open Sans"/>
@@ -46569,56 +47199,56 @@
       </w:r>
       <w:r>
         <w:t>图形界面功能测试</w:t>
+      </w:r>
+      <w:bookmarkEnd w:id="265"/>
+      <w:bookmarkEnd w:id="266"/>
+    </w:p>
+    <w:p>
+      <w:r>
+        <w:t xml:space="preserve">GUI </w:t>
+      </w:r>
+      <w:r>
+        <w:t>入口为</w:t>
+      </w:r>
+      <w:r>
+        <w:t xml:space="preserve"> </w:t>
+      </w:r>
+      <w:r>
+        <w:rPr>
+          <w:shd w:val="clear" w:color="auto" w:fill="F3F4F4"/>
+        </w:rPr>
+        <w:t>python gui/run.py</w:t>
+      </w:r>
+      <w:r>
+        <w:t>，启动后展示发送端主窗口。主窗口采用顶栏（标题、算法选择、攻击模拟选择、文件选择、启动按钮和主题切换按钮）、左侧导航栏（演示和环境两个页面）、中央时间线视图和右侧日志面板的四区布局。以下按功能逐项测试。</w:t>
+      </w:r>
+    </w:p>
+    <w:p>
+      <w:pPr>
+        <w:pStyle w:val="3"/>
+        <w:rPr>
+          <w:rFonts w:ascii="宋体" w:eastAsia="宋体" w:hAnsi="宋体" w:cs="宋体" w:hint="eastAsia"/>
+        </w:rPr>
+      </w:pPr>
+      <w:bookmarkStart w:id="267" w:name="_Toc233165003"/>
+      <w:bookmarkStart w:id="268" w:name="_Toc233189712"/>
+      <w:r>
+        <w:t>6.4.1</w:t>
+      </w:r>
+      <w:r>
+        <w:rPr>
+          <w:rFonts w:ascii="Open Sans" w:hAnsi="Open Sans" w:cs="Open Sans"/>
+        </w:rPr>
+        <w:t xml:space="preserve"> </w:t>
+      </w:r>
+      <w:r>
+        <w:rPr>
+          <w:rFonts w:ascii="宋体" w:eastAsia="宋体" w:hAnsi="宋体" w:cs="宋体"/>
+        </w:rPr>
+        <w:t>主题切换</w:t>
       </w:r>
       <w:bookmarkEnd w:id="267"/>
       <w:bookmarkEnd w:id="268"/>
-    </w:p>
-    <w:p>
-      <w:r>
-        <w:t xml:space="preserve">GUI </w:t>
-      </w:r>
-      <w:r>
-        <w:t>入口为</w:t>
-      </w:r>
-      <w:r>
-        <w:t xml:space="preserve"> </w:t>
-      </w:r>
-      <w:r>
-        <w:rPr>
-          <w:shd w:val="clear" w:color="auto" w:fill="F3F4F4"/>
-        </w:rPr>
-        <w:t>python gui/run.py</w:t>
-      </w:r>
-      <w:r>
-        <w:t>，启动后展示发送端主窗口。主窗口采用顶栏（标题、算法选择、攻击模拟选择、文件选择、启动按钮和主题切换按钮）、左侧导航栏（演示和环境两个页面）、中央时间线视图和右侧日志面板的四区布局。以下按功能逐项测试。</w:t>
-      </w:r>
-    </w:p>
-    <w:p>
-      <w:pPr>
-        <w:pStyle w:val="3"/>
-        <w:rPr>
-          <w:rFonts w:ascii="宋体" w:eastAsia="宋体" w:hAnsi="宋体" w:cs="宋体" w:hint="eastAsia"/>
-        </w:rPr>
-      </w:pPr>
-      <w:bookmarkStart w:id="269" w:name="_Toc233165003"/>
-      <w:bookmarkStart w:id="270" w:name="_Toc233189712"/>
-      <w:r>
-        <w:t>6.4.1</w:t>
-      </w:r>
-      <w:r>
-        <w:rPr>
-          <w:rFonts w:ascii="Open Sans" w:hAnsi="Open Sans" w:cs="Open Sans"/>
-        </w:rPr>
-        <w:t xml:space="preserve"> </w:t>
-      </w:r>
-      <w:r>
-        <w:rPr>
-          <w:rFonts w:ascii="宋体" w:eastAsia="宋体" w:hAnsi="宋体" w:cs="宋体"/>
-        </w:rPr>
-        <w:t>主题切换</w:t>
-      </w:r>
-      <w:bookmarkEnd w:id="269"/>
-      <w:bookmarkEnd w:id="270"/>
     </w:p>
     <w:p>
       <w:r>
@@ -46846,8 +47476,8 @@
       <w:pPr>
         <w:pStyle w:val="3"/>
       </w:pPr>
-      <w:bookmarkStart w:id="271" w:name="_Toc233165004"/>
-      <w:bookmarkStart w:id="272" w:name="_Toc233189713"/>
+      <w:bookmarkStart w:id="269" w:name="_Toc233165004"/>
+      <w:bookmarkStart w:id="270" w:name="_Toc233189713"/>
       <w:r>
         <w:rPr>
           <w:rFonts w:eastAsia="Open Sans"/>
@@ -46863,8 +47493,8 @@
       <w:r>
         <w:t>正常传输演示</w:t>
       </w:r>
-      <w:bookmarkEnd w:id="271"/>
-      <w:bookmarkEnd w:id="272"/>
+      <w:bookmarkEnd w:id="269"/>
+      <w:bookmarkEnd w:id="270"/>
     </w:p>
     <w:p>
       <w:r>
@@ -47631,7 +48261,7 @@
           <w:noProof/>
         </w:rPr>
         <w:drawing>
-          <wp:inline distT="0" distB="0" distL="0" distR="0" wp14:anchorId="6C0E203E" wp14:editId="3A8F54DE">
+          <wp:inline distT="0" distB="0" distL="0" distR="0" wp14:anchorId="6C0E203E" wp14:editId="2891CA21">
             <wp:extent cx="5189517" cy="4548249"/>
             <wp:effectExtent l="0" t="0" r="0" b="5080"/>
             <wp:docPr id="50" name="picture" descr="descript"/>
@@ -47942,8 +48572,8 @@
       <w:pPr>
         <w:pStyle w:val="3"/>
       </w:pPr>
-      <w:bookmarkStart w:id="273" w:name="_Toc233165005"/>
-      <w:bookmarkStart w:id="274" w:name="_Toc233189714"/>
+      <w:bookmarkStart w:id="271" w:name="_Toc233165005"/>
+      <w:bookmarkStart w:id="272" w:name="_Toc233189714"/>
       <w:r>
         <w:rPr>
           <w:rFonts w:eastAsia="Open Sans"/>
@@ -47959,8 +48589,8 @@
       <w:r>
         <w:t>攻击模拟测试</w:t>
       </w:r>
-      <w:bookmarkEnd w:id="273"/>
-      <w:bookmarkEnd w:id="274"/>
+      <w:bookmarkEnd w:id="271"/>
+      <w:bookmarkEnd w:id="272"/>
     </w:p>
     <w:p>
       <w:r>
@@ -49288,8 +49918,8 @@
       <w:pPr>
         <w:pStyle w:val="3"/>
       </w:pPr>
-      <w:bookmarkStart w:id="275" w:name="_Toc233165006"/>
-      <w:bookmarkStart w:id="276" w:name="_Toc233189715"/>
+      <w:bookmarkStart w:id="273" w:name="_Toc233165006"/>
+      <w:bookmarkStart w:id="274" w:name="_Toc233189715"/>
       <w:r>
         <w:t>6.4.4</w:t>
       </w:r>
@@ -49305,8 +49935,8 @@
         </w:rPr>
         <w:t>窗口交互</w:t>
       </w:r>
-      <w:bookmarkEnd w:id="275"/>
-      <w:bookmarkEnd w:id="276"/>
+      <w:bookmarkEnd w:id="273"/>
+      <w:bookmarkEnd w:id="274"/>
     </w:p>
     <w:p>
       <w:r>
@@ -49674,8 +50304,8 @@
       <w:pPr>
         <w:pStyle w:val="2"/>
       </w:pPr>
-      <w:bookmarkStart w:id="277" w:name="_Toc233165007"/>
-      <w:bookmarkStart w:id="278" w:name="_Toc233189716"/>
+      <w:bookmarkStart w:id="275" w:name="_Toc233165007"/>
+      <w:bookmarkStart w:id="276" w:name="_Toc233189716"/>
       <w:r>
         <w:rPr>
           <w:rFonts w:eastAsia="Open Sans"/>
@@ -49691,8 +50321,8 @@
       <w:r>
         <w:t>性能基准测试</w:t>
       </w:r>
-      <w:bookmarkEnd w:id="277"/>
-      <w:bookmarkEnd w:id="278"/>
+      <w:bookmarkEnd w:id="275"/>
+      <w:bookmarkEnd w:id="276"/>
     </w:p>
     <w:p>
       <w:r>
@@ -49965,8 +50595,8 @@
       <w:pPr>
         <w:pStyle w:val="2"/>
       </w:pPr>
-      <w:bookmarkStart w:id="279" w:name="_Toc233165008"/>
-      <w:bookmarkStart w:id="280" w:name="_Toc233189717"/>
+      <w:bookmarkStart w:id="277" w:name="_Toc233165008"/>
+      <w:bookmarkStart w:id="278" w:name="_Toc233189717"/>
       <w:r>
         <w:rPr>
           <w:rFonts w:eastAsia="Open Sans"/>
@@ -49982,8 +50612,8 @@
       <w:r>
         <w:t>辅助测试脚本</w:t>
       </w:r>
-      <w:bookmarkEnd w:id="279"/>
-      <w:bookmarkEnd w:id="280"/>
+      <w:bookmarkEnd w:id="277"/>
+      <w:bookmarkEnd w:id="278"/>
     </w:p>
     <w:p>
       <w:r>
@@ -50122,8 +50752,8 @@
       <w:pPr>
         <w:pStyle w:val="2"/>
       </w:pPr>
-      <w:bookmarkStart w:id="281" w:name="_Toc233165009"/>
-      <w:bookmarkStart w:id="282" w:name="_Toc233189718"/>
+      <w:bookmarkStart w:id="279" w:name="_Toc233165009"/>
+      <w:bookmarkStart w:id="280" w:name="_Toc233189718"/>
       <w:r>
         <w:rPr>
           <w:rFonts w:eastAsia="Open Sans"/>
@@ -50139,8 +50769,8 @@
       <w:r>
         <w:t>测试结论</w:t>
       </w:r>
-      <w:bookmarkEnd w:id="281"/>
-      <w:bookmarkEnd w:id="282"/>
+      <w:bookmarkEnd w:id="279"/>
+      <w:bookmarkEnd w:id="280"/>
     </w:p>
     <w:p>
       <w:r>
@@ -50501,8 +51131,8 @@
       <w:pPr>
         <w:pStyle w:val="1"/>
       </w:pPr>
-      <w:bookmarkStart w:id="283" w:name="_Toc233165010"/>
-      <w:bookmarkStart w:id="284" w:name="_Toc233189719"/>
+      <w:bookmarkStart w:id="281" w:name="_Toc233165010"/>
+      <w:bookmarkStart w:id="282" w:name="_Toc233189719"/>
       <w:r>
         <w:rPr>
           <w:rFonts w:hint="eastAsia"/>
@@ -50516,15 +51146,15 @@
         </w:rPr>
         <w:t>总结与展望</w:t>
       </w:r>
-      <w:bookmarkEnd w:id="283"/>
-      <w:bookmarkEnd w:id="284"/>
+      <w:bookmarkEnd w:id="281"/>
+      <w:bookmarkEnd w:id="282"/>
     </w:p>
     <w:p>
       <w:pPr>
         <w:pStyle w:val="2"/>
       </w:pPr>
-      <w:bookmarkStart w:id="285" w:name="_Toc233165011"/>
-      <w:bookmarkStart w:id="286" w:name="_Toc233189720"/>
+      <w:bookmarkStart w:id="283" w:name="_Toc233165011"/>
+      <w:bookmarkStart w:id="284" w:name="_Toc233189720"/>
       <w:r>
         <w:rPr>
           <w:rFonts w:hint="eastAsia"/>
@@ -50537,8 +51167,8 @@
         </w:rPr>
         <w:t>总结</w:t>
       </w:r>
-      <w:bookmarkEnd w:id="285"/>
-      <w:bookmarkEnd w:id="286"/>
+      <w:bookmarkEnd w:id="283"/>
+      <w:bookmarkEnd w:id="284"/>
     </w:p>
     <w:p>
       <w:r>
@@ -50715,7 +51345,7 @@
       <w:pPr>
         <w:pStyle w:val="2"/>
       </w:pPr>
-      <w:bookmarkStart w:id="287" w:name="_Toc233189721"/>
+      <w:bookmarkStart w:id="285" w:name="_Toc233189721"/>
       <w:r>
         <w:rPr>
           <w:rFonts w:hint="eastAsia"/>
@@ -50728,7 +51358,7 @@
         </w:rPr>
         <w:t>展望</w:t>
       </w:r>
-      <w:bookmarkEnd w:id="287"/>
+      <w:bookmarkEnd w:id="285"/>
     </w:p>
     <w:p>
       <w:r>
@@ -50878,7 +51508,7 @@
         <w:t>可增加协议流程说明、关键中间值解释和实验报告导出功能，使系统不仅能够完成安全传输任务，也能更好地服务于国产商用密码算法的展示。</w:t>
       </w:r>
     </w:p>
-    <w:bookmarkEnd w:id="7"/>
+    <w:bookmarkEnd w:id="8"/>
     <w:p>
       <w:pPr>
         <w:ind w:firstLineChars="0" w:firstLine="0"/>
@@ -50894,8 +51524,8 @@
       <w:pPr>
         <w:pStyle w:val="1"/>
       </w:pPr>
-      <w:bookmarkStart w:id="288" w:name="_Toc233165012"/>
-      <w:bookmarkStart w:id="289" w:name="_Toc233189722"/>
+      <w:bookmarkStart w:id="286" w:name="_Toc233165012"/>
+      <w:bookmarkStart w:id="287" w:name="_Toc233189722"/>
       <w:r>
         <w:rPr>
           <w:rFonts w:hint="eastAsia"/>
@@ -50903,8 +51533,8 @@
         <w:lastRenderedPageBreak/>
         <w:t>参考文献</w:t>
       </w:r>
-      <w:bookmarkEnd w:id="288"/>
-      <w:bookmarkEnd w:id="289"/>
+      <w:bookmarkEnd w:id="286"/>
+      <w:bookmarkEnd w:id="287"/>
     </w:p>
     <w:p>
       <w:pPr>
@@ -50914,7 +51544,7 @@
           <w:rFonts w:hint="default"/>
         </w:rPr>
       </w:pPr>
-      <w:bookmarkStart w:id="290" w:name="_Ref233160585"/>
+      <w:bookmarkStart w:id="288" w:name="_Ref233160585"/>
       <w:r>
         <w:t>冯登国</w:t>
       </w:r>
@@ -50945,7 +51575,7 @@
       <w:r>
         <w:t>, 1999.</w:t>
       </w:r>
-      <w:bookmarkEnd w:id="290"/>
+      <w:bookmarkEnd w:id="288"/>
     </w:p>
     <w:p>
       <w:pPr>
@@ -50994,11 +51624,11 @@
           <w:rFonts w:hint="default"/>
         </w:rPr>
       </w:pPr>
-      <w:bookmarkStart w:id="291" w:name="_Ref233160674"/>
+      <w:bookmarkStart w:id="289" w:name="_Ref233160674"/>
       <w:r>
         <w:t>Menezes A J, van Oorschot P C, Vanstone S A. Handbook of Applied Cryptography[M]. Boca Raton: CRC Press, 1996.</w:t>
       </w:r>
-      <w:bookmarkEnd w:id="291"/>
+      <w:bookmarkEnd w:id="289"/>
     </w:p>
     <w:p>
       <w:pPr>
@@ -51008,11 +51638,11 @@
           <w:rFonts w:hint="default"/>
         </w:rPr>
       </w:pPr>
-      <w:bookmarkStart w:id="292" w:name="_Ref233160605"/>
+      <w:bookmarkStart w:id="290" w:name="_Ref233160605"/>
       <w:r>
         <w:t>Stallings W. Cryptography and Network Security: Principles and Practice[M]. 8th ed. Hoboken: Pearson, 2023.</w:t>
       </w:r>
-      <w:bookmarkEnd w:id="292"/>
+      <w:bookmarkEnd w:id="290"/>
     </w:p>
     <w:p>
       <w:pPr>
@@ -51022,11 +51652,11 @@
           <w:rFonts w:hint="default"/>
         </w:rPr>
       </w:pPr>
-      <w:bookmarkStart w:id="293" w:name="_Ref233160707"/>
+      <w:bookmarkStart w:id="291" w:name="_Ref233160707"/>
       <w:r>
         <w:t>Shamir A. Identity-Based Cryptosystems and Signature Schemes[C]//Advances in Cryptology: Proceedings of CRYPTO 1984. Berlin, Heidelberg: Springer, 1985: 47-53.</w:t>
       </w:r>
-      <w:bookmarkEnd w:id="293"/>
+      <w:bookmarkEnd w:id="291"/>
     </w:p>
     <w:p>
       <w:pPr>
@@ -51036,11 +51666,11 @@
           <w:rFonts w:hint="default"/>
         </w:rPr>
       </w:pPr>
-      <w:bookmarkStart w:id="294" w:name="_Ref233160719"/>
+      <w:bookmarkStart w:id="292" w:name="_Ref233160719"/>
       <w:r>
         <w:t>Boneh D, Franklin M. Identity-Based Encryption from the Weil Pairing[C]//Advances in Cryptology: CRYPTO 2001. Berlin, Heidelberg: Springer, 2001: 213-229.</w:t>
       </w:r>
-      <w:bookmarkEnd w:id="294"/>
+      <w:bookmarkEnd w:id="292"/>
     </w:p>
     <w:p>
       <w:pPr>
@@ -51050,7 +51680,7 @@
           <w:rFonts w:hint="default"/>
         </w:rPr>
       </w:pPr>
-      <w:bookmarkStart w:id="295" w:name="_Ref233160741"/>
+      <w:bookmarkStart w:id="293" w:name="_Ref233160741"/>
       <w:r>
         <w:t>赖建昌</w:t>
       </w:r>
@@ -51099,7 +51729,7 @@
       <w:r>
         <w:t>, 2021, 51(11): 1900-1913.</w:t>
       </w:r>
-      <w:bookmarkEnd w:id="295"/>
+      <w:bookmarkEnd w:id="293"/>
     </w:p>
     <w:p>
       <w:pPr>
@@ -51109,7 +51739,7 @@
           <w:rFonts w:hint="default"/>
         </w:rPr>
       </w:pPr>
-      <w:bookmarkStart w:id="296" w:name="_Ref233160746"/>
+      <w:bookmarkStart w:id="294" w:name="_Ref233160746"/>
       <w:r>
         <w:t>李建立</w:t>
       </w:r>
@@ -51164,7 +51794,7 @@
       <w:r>
         <w:t>, 2022.</w:t>
       </w:r>
-      <w:bookmarkEnd w:id="296"/>
+      <w:bookmarkEnd w:id="294"/>
     </w:p>
     <w:p>
       <w:pPr>
@@ -51174,11 +51804,11 @@
           <w:rFonts w:hint="default"/>
         </w:rPr>
       </w:pPr>
-      <w:bookmarkStart w:id="297" w:name="_Ref233161452"/>
+      <w:bookmarkStart w:id="295" w:name="_Ref233161452"/>
       <w:r>
         <w:t>Diffie W, Hellman M. New Directions in Cryptography[J]. IEEE Transactions on Information Theory, 1976, 22(6): 644-654.</w:t>
       </w:r>
-      <w:bookmarkEnd w:id="297"/>
+      <w:bookmarkEnd w:id="295"/>
     </w:p>
     <w:p>
       <w:pPr>
@@ -51188,11 +51818,11 @@
           <w:rFonts w:hint="default"/>
         </w:rPr>
       </w:pPr>
-      <w:bookmarkStart w:id="298" w:name="_Ref233161462"/>
+      <w:bookmarkStart w:id="296" w:name="_Ref233161462"/>
       <w:r>
         <w:t>Rivest R L, Shamir A, Adleman L. A Method for Obtaining Digital Signatures and Public-Key Cryptosystems[J]. Communications of the ACM, 1978, 21(2): 120-126.</w:t>
       </w:r>
-      <w:bookmarkEnd w:id="298"/>
+      <w:bookmarkEnd w:id="296"/>
     </w:p>
     <w:p>
       <w:pPr>
@@ -51205,11 +51835,11 @@
       <w:r>
         <w:t xml:space="preserve"> </w:t>
       </w:r>
-      <w:bookmarkStart w:id="299" w:name="_Ref233161472"/>
+      <w:bookmarkStart w:id="297" w:name="_Ref233161472"/>
       <w:r>
         <w:t>Krawczyk H, Bellare M, Canetti R. HMAC: Keyed-Hashing for Message Authentication[C]//Advances in Cryptology: CRYPTO 1996. Berlin, Heidelberg: Springer, 1996: 1-15.</w:t>
       </w:r>
-      <w:bookmarkEnd w:id="299"/>
+      <w:bookmarkEnd w:id="297"/>
     </w:p>
     <w:p>
       <w:pPr>
@@ -51219,11 +51849,11 @@
           <w:rFonts w:hint="default"/>
         </w:rPr>
       </w:pPr>
-      <w:bookmarkStart w:id="300" w:name="_Ref233161477"/>
+      <w:bookmarkStart w:id="298" w:name="_Ref233161477"/>
       <w:r>
         <w:t>Shamir A. Identity-Based Cryptosystems and Signature Schemes[C]//Advances in Cryptology: Proceedings of CRYPTO 1984. Berlin, Heidelberg: Springer, 1985: 47-53.</w:t>
       </w:r>
-      <w:bookmarkEnd w:id="300"/>
+      <w:bookmarkEnd w:id="298"/>
     </w:p>
     <w:p>
       <w:pPr>
@@ -51233,11 +51863,11 @@
           <w:rFonts w:hint="default"/>
         </w:rPr>
       </w:pPr>
-      <w:bookmarkStart w:id="301" w:name="_Ref233161499"/>
+      <w:bookmarkStart w:id="299" w:name="_Ref233161499"/>
       <w:r>
         <w:t>CRYPTO 2001. Berlin, Heidelberg: Springer, 2001: 213-229.</w:t>
       </w:r>
-      <w:bookmarkEnd w:id="301"/>
+      <w:bookmarkEnd w:id="299"/>
     </w:p>
     <w:p>
       <w:pPr>
@@ -51250,11 +51880,11 @@
       <w:r>
         <w:t xml:space="preserve"> </w:t>
       </w:r>
-      <w:bookmarkStart w:id="302" w:name="_Ref233161515"/>
+      <w:bookmarkStart w:id="300" w:name="_Ref233161515"/>
       <w:r>
         <w:t>Menezes A J, van Oorschot P C, Vanstone S A. Handbook of Applied Cryptography[M]. Boca Raton: CRC Press, 1996.</w:t>
       </w:r>
-      <w:bookmarkEnd w:id="302"/>
+      <w:bookmarkEnd w:id="300"/>
     </w:p>
     <w:p>
       <w:pPr>
@@ -51264,11 +51894,11 @@
           <w:rFonts w:hint="default"/>
         </w:rPr>
       </w:pPr>
-      <w:bookmarkStart w:id="303" w:name="_Ref233161544"/>
+      <w:bookmarkStart w:id="301" w:name="_Ref233161544"/>
       <w:r>
         <w:t>Liu F, Ji W, Hu L, Ding J, Lv S, Pyshkin A, Weinmann R P. Analysis of the SMS4 Block Cipher[C]//Information Security and Privacy: 12th Australasian Conference, ACISP 2007. Berlin, Heidelberg: Springer, 2007: 158-170.</w:t>
       </w:r>
-      <w:bookmarkEnd w:id="303"/>
+      <w:bookmarkEnd w:id="301"/>
     </w:p>
     <w:p>
       <w:pPr>
@@ -51278,7 +51908,7 @@
           <w:rFonts w:hint="default"/>
         </w:rPr>
       </w:pPr>
-      <w:bookmarkStart w:id="304" w:name="_Ref233161558"/>
+      <w:bookmarkStart w:id="302" w:name="_Ref233161558"/>
       <w:r>
         <w:t>郎欢</w:t>
       </w:r>
@@ -51309,7 +51939,7 @@
       <w:r>
         <w:t>, 2018, 35(2): 180-187.</w:t>
       </w:r>
-      <w:bookmarkEnd w:id="304"/>
+      <w:bookmarkEnd w:id="302"/>
     </w:p>
     <w:p>
       <w:pPr>
@@ -51322,7 +51952,7 @@
       <w:r>
         <w:t xml:space="preserve"> </w:t>
       </w:r>
-      <w:bookmarkStart w:id="305" w:name="_Ref233161641"/>
+      <w:bookmarkStart w:id="303" w:name="_Ref233161641"/>
       <w:r>
         <w:t>赖建昌</w:t>
       </w:r>
@@ -51371,7 +52001,7 @@
       <w:r>
         <w:t>, 2021, 51(11): 1900-1913.</w:t>
       </w:r>
-      <w:bookmarkEnd w:id="305"/>
+      <w:bookmarkEnd w:id="303"/>
     </w:p>
     <w:p>
       <w:pPr>
@@ -51381,7 +52011,7 @@
           <w:rFonts w:hint="default"/>
         </w:rPr>
       </w:pPr>
-      <w:bookmarkStart w:id="306" w:name="_Ref233161614"/>
+      <w:bookmarkStart w:id="304" w:name="_Ref233161614"/>
       <w:r>
         <w:t>朱留富</w:t>
       </w:r>
@@ -51430,7 +52060,7 @@
       <w:r>
         <w:t>, 2023, 60(2): 362-370.</w:t>
       </w:r>
-      <w:bookmarkEnd w:id="306"/>
+      <w:bookmarkEnd w:id="304"/>
     </w:p>
     <w:p>
       <w:pPr>
@@ -51440,7 +52070,7 @@
           <w:rFonts w:hint="default"/>
         </w:rPr>
       </w:pPr>
-      <w:bookmarkStart w:id="307" w:name="_Ref233161721"/>
+      <w:bookmarkStart w:id="305" w:name="_Ref233161721"/>
       <w:r>
         <w:lastRenderedPageBreak/>
         <w:t>李兆森</w:t>
@@ -51466,7 +52096,7 @@
       <w:r>
         <w:t>, 2019, 5(10): 924-928.</w:t>
       </w:r>
-      <w:bookmarkEnd w:id="307"/>
+      <w:bookmarkEnd w:id="305"/>
     </w:p>
     <w:p>
       <w:pPr>
@@ -51476,7 +52106,7 @@
           <w:rFonts w:hint="default"/>
         </w:rPr>
       </w:pPr>
-      <w:bookmarkStart w:id="308" w:name="_Ref233163737"/>
+      <w:bookmarkStart w:id="306" w:name="_Ref233163737"/>
       <w:r>
         <w:t>杨龙，韩丹，欧阳维乐</w:t>
       </w:r>
@@ -51513,7 +52143,7 @@
       <w:r>
         <w:t>29-35</w:t>
       </w:r>
-      <w:bookmarkEnd w:id="308"/>
+      <w:bookmarkEnd w:id="306"/>
     </w:p>
     <w:p>
       <w:pPr>
@@ -51523,7 +52153,7 @@
           <w:rFonts w:hint="default"/>
         </w:rPr>
       </w:pPr>
-      <w:bookmarkStart w:id="309" w:name="_Ref233182759"/>
+      <w:bookmarkStart w:id="307" w:name="_Ref233182759"/>
       <w:r>
         <w:t>李雪伟，刘知一</w:t>
       </w:r>
@@ -51566,7 +52196,7 @@
       <w:r>
         <w:t>19-25</w:t>
       </w:r>
-      <w:bookmarkEnd w:id="309"/>
+      <w:bookmarkEnd w:id="307"/>
     </w:p>
     <w:p>
       <w:pPr>
@@ -51576,7 +52206,7 @@
           <w:rFonts w:hint="default"/>
         </w:rPr>
       </w:pPr>
-      <w:bookmarkStart w:id="310" w:name="_Ref233163774"/>
+      <w:bookmarkStart w:id="308" w:name="_Ref233163774"/>
       <w:r>
         <w:t>魏艺杉</w:t>
       </w:r>
@@ -51601,7 +52231,7 @@
       <w:r>
         <w:t>2021</w:t>
       </w:r>
-      <w:bookmarkEnd w:id="310"/>
+      <w:bookmarkEnd w:id="308"/>
     </w:p>
     <w:p>
       <w:pPr>
@@ -51611,7 +52241,7 @@
           <w:rFonts w:hint="default"/>
         </w:rPr>
       </w:pPr>
-      <w:bookmarkStart w:id="311" w:name="_Ref233163788"/>
+      <w:bookmarkStart w:id="309" w:name="_Ref233163788"/>
       <w:r>
         <w:t>纪磊</w:t>
       </w:r>
@@ -51636,7 +52266,7 @@
       <w:r>
         <w:t>2018</w:t>
       </w:r>
-      <w:bookmarkEnd w:id="311"/>
+      <w:bookmarkEnd w:id="309"/>
     </w:p>
     <w:p>
       <w:pPr>
@@ -51646,7 +52276,7 @@
           <w:rFonts w:hint="default"/>
         </w:rPr>
       </w:pPr>
-      <w:bookmarkStart w:id="312" w:name="_Ref233164080"/>
+      <w:bookmarkStart w:id="310" w:name="_Ref233164080"/>
       <w:r>
         <w:t>国家密码管理局</w:t>
       </w:r>
@@ -51677,7 +52307,7 @@
       <w:r>
         <w:t>2014</w:t>
       </w:r>
-      <w:bookmarkEnd w:id="312"/>
+      <w:bookmarkEnd w:id="310"/>
     </w:p>
     <w:p>
       <w:pPr>
@@ -51687,7 +52317,7 @@
           <w:rFonts w:hint="default"/>
         </w:rPr>
       </w:pPr>
-      <w:bookmarkStart w:id="313" w:name="_Ref233164082"/>
+      <w:bookmarkStart w:id="311" w:name="_Ref233164082"/>
       <w:r>
         <w:t>国家密码管理局</w:t>
       </w:r>
@@ -51712,7 +52342,7 @@
       <w:r>
         <w:t>2012</w:t>
       </w:r>
-      <w:bookmarkEnd w:id="313"/>
+      <w:bookmarkEnd w:id="311"/>
     </w:p>
     <w:p>
       <w:pPr>
@@ -51722,7 +52352,7 @@
           <w:rFonts w:hint="default"/>
         </w:rPr>
       </w:pPr>
-      <w:bookmarkStart w:id="314" w:name="_Ref233164123"/>
+      <w:bookmarkStart w:id="312" w:name="_Ref233164123"/>
       <w:r>
         <w:t>孙思维，刘田雨，关志等．基于杂凑函数</w:t>
       </w:r>
@@ -51759,7 +52389,7 @@
       <w:r>
         <w:t>46-60</w:t>
       </w:r>
-      <w:bookmarkEnd w:id="314"/>
+      <w:bookmarkEnd w:id="312"/>
     </w:p>
     <w:p>
       <w:pPr>
@@ -51769,7 +52399,7 @@
           <w:rFonts w:hint="default"/>
         </w:rPr>
       </w:pPr>
-      <w:bookmarkStart w:id="315" w:name="_Ref233164130"/>
+      <w:bookmarkStart w:id="313" w:name="_Ref233164130"/>
       <w:r>
         <w:t>Shuzhuo S, Ruzhang Z, HUTMA</w:t>
       </w:r>
@@ -51809,7 +52439,7 @@
       <w:r>
         <w:t>237-239</w:t>
       </w:r>
-      <w:bookmarkEnd w:id="315"/>
+      <w:bookmarkEnd w:id="313"/>
     </w:p>
     <w:p>
       <w:pPr>
@@ -51831,7 +52461,7 @@
           <w:rFonts w:hint="default"/>
         </w:rPr>
       </w:pPr>
-      <w:bookmarkStart w:id="316" w:name="_Ref233164159"/>
+      <w:bookmarkStart w:id="314" w:name="_Ref233164159"/>
       <w:r>
         <w:t>刘海銮</w:t>
       </w:r>
@@ -51856,7 +52486,7 @@
       <w:r>
         <w:t>,2017.</w:t>
       </w:r>
-      <w:bookmarkEnd w:id="316"/>
+      <w:bookmarkEnd w:id="314"/>
     </w:p>
     <w:p>
       <w:pPr>
@@ -51878,7 +52508,7 @@
           <w:rFonts w:hint="default"/>
         </w:rPr>
       </w:pPr>
-      <w:bookmarkStart w:id="317" w:name="_Ref233164160"/>
+      <w:bookmarkStart w:id="315" w:name="_Ref233164160"/>
       <w:r>
         <w:t>李兆森</w:t>
       </w:r>
@@ -51903,7 +52533,7 @@
       <w:r>
         <w:t>,2019,5(10):924-928.</w:t>
       </w:r>
-      <w:bookmarkEnd w:id="317"/>
+      <w:bookmarkEnd w:id="315"/>
     </w:p>
     <w:p>
       <w:pPr>
@@ -52663,6 +53293,93 @@
       </w:rPr>
     </w:lvl>
   </w:abstractNum>
+  <w:abstractNum w:abstractNumId="4" w15:restartNumberingAfterBreak="0">
+    <w:nsid w:val="7DB307D4"/>
+    <w:multiLevelType w:val="hybridMultilevel"/>
+    <w:tmpl w:val="1B18EAB6"/>
+    <w:lvl w:ilvl="0" w:tplc="C98219EC">
+      <w:start w:val="1"/>
+      <w:numFmt w:val="decimal"/>
+      <w:pStyle w:val="1"/>
+      <w:lvlText w:val="%1."/>
+      <w:lvlJc w:val="left"/>
+      <w:pPr>
+        <w:ind w:left="440" w:hanging="440"/>
+      </w:pPr>
+    </w:lvl>
+    <w:lvl w:ilvl="1" w:tplc="04090019" w:tentative="1">
+      <w:start w:val="1"/>
+      <w:numFmt w:val="lowerLetter"/>
+      <w:lvlText w:val="%2)"/>
+      <w:lvlJc w:val="left"/>
+      <w:pPr>
+        <w:ind w:left="880" w:hanging="440"/>
+      </w:pPr>
+    </w:lvl>
+    <w:lvl w:ilvl="2" w:tplc="0409001B" w:tentative="1">
+      <w:start w:val="1"/>
+      <w:numFmt w:val="lowerRoman"/>
+      <w:lvlText w:val="%3."/>
+      <w:lvlJc w:val="right"/>
+      <w:pPr>
+        <w:ind w:left="1320" w:hanging="440"/>
+      </w:pPr>
+    </w:lvl>
+    <w:lvl w:ilvl="3" w:tplc="0409000F" w:tentative="1">
+      <w:start w:val="1"/>
+      <w:numFmt w:val="decimal"/>
+      <w:lvlText w:val="%4."/>
+      <w:lvlJc w:val="left"/>
+      <w:pPr>
+        <w:ind w:left="1760" w:hanging="440"/>
+      </w:pPr>
+    </w:lvl>
+    <w:lvl w:ilvl="4" w:tplc="04090019" w:tentative="1">
+      <w:start w:val="1"/>
+      <w:numFmt w:val="lowerLetter"/>
+      <w:lvlText w:val="%5)"/>
+      <w:lvlJc w:val="left"/>
+      <w:pPr>
+        <w:ind w:left="2200" w:hanging="440"/>
+      </w:pPr>
+    </w:lvl>
+    <w:lvl w:ilvl="5" w:tplc="0409001B" w:tentative="1">
+      <w:start w:val="1"/>
+      <w:numFmt w:val="lowerRoman"/>
+      <w:lvlText w:val="%6."/>
+      <w:lvlJc w:val="right"/>
+      <w:pPr>
+        <w:ind w:left="2640" w:hanging="440"/>
+      </w:pPr>
+    </w:lvl>
+    <w:lvl w:ilvl="6" w:tplc="0409000F" w:tentative="1">
+      <w:start w:val="1"/>
+      <w:numFmt w:val="decimal"/>
+      <w:lvlText w:val="%7."/>
+      <w:lvlJc w:val="left"/>
+      <w:pPr>
+        <w:ind w:left="3080" w:hanging="440"/>
+      </w:pPr>
+    </w:lvl>
+    <w:lvl w:ilvl="7" w:tplc="04090019" w:tentative="1">
+      <w:start w:val="1"/>
+      <w:numFmt w:val="lowerLetter"/>
+      <w:lvlText w:val="%8)"/>
+      <w:lvlJc w:val="left"/>
+      <w:pPr>
+        <w:ind w:left="3520" w:hanging="440"/>
+      </w:pPr>
+    </w:lvl>
+    <w:lvl w:ilvl="8" w:tplc="0409001B" w:tentative="1">
+      <w:start w:val="1"/>
+      <w:numFmt w:val="lowerRoman"/>
+      <w:lvlText w:val="%9."/>
+      <w:lvlJc w:val="right"/>
+      <w:pPr>
+        <w:ind w:left="3960" w:hanging="440"/>
+      </w:pPr>
+    </w:lvl>
+  </w:abstractNum>
   <w:num w:numId="1" w16cid:durableId="897597267">
     <w:abstractNumId w:val="3"/>
   </w:num>
@@ -52707,6 +53424,9 @@
   </w:num>
   <w:num w:numId="10" w16cid:durableId="1094941370">
     <w:abstractNumId w:val="3"/>
+  </w:num>
+  <w:num w:numId="11" w16cid:durableId="1032002724">
+    <w:abstractNumId w:val="4"/>
   </w:num>
 </w:numbering>
 </file>
@@ -52805,7 +53525,7 @@
     <w:lsdException w:name="Table Web 1" w:semiHidden="1" w:unhideWhenUsed="1"/>
     <w:lsdException w:name="Table Web 2" w:semiHidden="1" w:unhideWhenUsed="1"/>
     <w:lsdException w:name="Table Web 3" w:semiHidden="1" w:unhideWhenUsed="1"/>
-    <w:lsdException w:name="Table Grid" w:uiPriority="99" w:qFormat="1"/>
+    <w:lsdException w:name="Table Grid" w:uiPriority="39" w:qFormat="1"/>
     <w:lsdException w:name="Table Theme" w:semiHidden="1" w:unhideWhenUsed="1"/>
     <w:lsdException w:name="Placeholder Text" w:semiHidden="1" w:uiPriority="99" w:unhideWhenUsed="1"/>
     <w:lsdException w:name="No Spacing" w:semiHidden="1" w:uiPriority="99" w:unhideWhenUsed="1"/>
@@ -53052,8 +53772,11 @@
     <w:next w:val="a1"/>
     <w:link w:val="10"/>
     <w:qFormat/>
-    <w:rsid w:val="00A11CE1"/>
+    <w:rsid w:val="009D3915"/>
     <w:pPr>
+      <w:numPr>
+        <w:numId w:val="11"/>
+      </w:numPr>
       <w:outlineLvl w:val="0"/>
     </w:pPr>
   </w:style>
@@ -53343,7 +54066,7 @@
   <w:style w:type="table" w:styleId="ac">
     <w:name w:val="Table Grid"/>
     <w:basedOn w:val="a3"/>
-    <w:uiPriority w:val="99"/>
+    <w:uiPriority w:val="39"/>
     <w:unhideWhenUsed/>
     <w:qFormat/>
     <w:pPr>
@@ -53579,7 +54302,7 @@
     <w:name w:val="标题 1 字符"/>
     <w:link w:val="1"/>
     <w:qFormat/>
-    <w:rsid w:val="00A11CE1"/>
+    <w:rsid w:val="009D3915"/>
     <w:rPr>
       <w:rFonts w:eastAsia="黑体"/>
       <w:b/>
@@ -54307,6 +55030,10 @@
 </file>
 
 <file path=customXml/item1.xml><?xml version="1.0" encoding="utf-8"?>
+<b:Sources xmlns:b="http://schemas.openxmlformats.org/officeDocument/2006/bibliography" xmlns="http://schemas.openxmlformats.org/officeDocument/2006/bibliography" SelectedStyle="\APASixthEditionOfficeOnline.xsl" StyleName="APA" Version="6"/>
+</file>
+
+<file path=customXml/item2.xml><?xml version="1.0" encoding="utf-8"?>
 <s:customData xmlns="http://www.wps.cn/officeDocument/2013/wpsCustomData" xmlns:s="http://www.wps.cn/officeDocument/2013/wpsCustomData">
   <customSectProps>
     <customSectPr/>
@@ -54321,22 +55048,18 @@
 </s:customData>
 </file>
 
-<file path=customXml/item2.xml><?xml version="1.0" encoding="utf-8"?>
-<b:Sources xmlns:b="http://schemas.openxmlformats.org/officeDocument/2006/bibliography" xmlns="http://schemas.openxmlformats.org/officeDocument/2006/bibliography" SelectedStyle="\APASixthEditionOfficeOnline.xsl" StyleName="APA" Version="6"/>
+<file path=customXml/itemProps1.xml><?xml version="1.0" encoding="utf-8"?>
+<ds:datastoreItem xmlns:ds="http://schemas.openxmlformats.org/officeDocument/2006/customXml" ds:itemID="{71A80284-EA08-4557-B5B5-299D4A145661}">
+  <ds:schemaRefs>
+    <ds:schemaRef ds:uri="http://schemas.openxmlformats.org/officeDocument/2006/bibliography"/>
+  </ds:schemaRefs>
+</ds:datastoreItem>
 </file>
 
-<file path=customXml/itemProps1.xml><?xml version="1.0" encoding="utf-8"?>
+<file path=customXml/itemProps2.xml><?xml version="1.0" encoding="utf-8"?>
 <ds:datastoreItem xmlns:ds="http://schemas.openxmlformats.org/officeDocument/2006/customXml" ds:itemID="{B1977F7D-205B-4081-913C-38D41E755F92}">
   <ds:schemaRefs>
     <ds:schemaRef ds:uri="http://www.wps.cn/officeDocument/2013/wpsCustomData"/>
   </ds:schemaRefs>
 </ds:datastoreItem>
-</file>
-
-<file path=customXml/itemProps2.xml><?xml version="1.0" encoding="utf-8"?>
-<ds:datastoreItem xmlns:ds="http://schemas.openxmlformats.org/officeDocument/2006/customXml" ds:itemID="{71A80284-EA08-4557-B5B5-299D4A145661}">
-  <ds:schemaRefs>
-    <ds:schemaRef ds:uri="http://schemas.openxmlformats.org/officeDocument/2006/bibliography"/>
-  </ds:schemaRefs>
-</ds:datastoreItem>
 </file>